--- a/AI Slop Book 1.docx
+++ b/AI Slop Book 1.docx
@@ -2770,7 +2770,7 @@
         <w:rPr>
           <w:rtl w:val="0"/>
         </w:rPr>
-        <w:t xml:space="preserve">"Festival schedule," Mira said, when he asked. "It rings on the hour from third bell to seventh during harvest. Nobody likes it but my grandmother insists."</w:t>
+        <w:t xml:space="preserve">"Schedule," Mira said, when he asked. "It rings every hour from dawn to last bell. Nobody likes it but my grandmother insists. The schedule shifts in harvest and at festivals, but mostly it's just every hour, all day."</w:t>
       </w:r>
     </w:p>
     <w:p>
@@ -4622,7 +4622,7 @@
           <w:iCs w:val="1"/>
           <w:rtl w:val="0"/>
         </w:rPr>
-        <w:t xml:space="preserve">Bind the soul of a previously bonded animal companion to your service.</w:t>
+        <w:t xml:space="preserve">Pull a previously bonded animal companion across the threshold to join you in this world.</w:t>
       </w:r>
     </w:p>
     <w:p>
@@ -4778,7 +4778,7 @@
         <w:rPr>
           <w:rtl w:val="0"/>
         </w:rPr>
-        <w:t xml:space="preserve">"I had wondered," she said, "why you looked the way you looked when you came in alone. I cannot promise it will work as you hope. The skill is rare, and rarely chosen throughout all timelines so far as I know. But it exists, and it is offered to you, and that is not nothing."</w:t>
+        <w:t xml:space="preserve">"I had wondered," she said, "why you looked the way you looked when you came in alone. He wasn't dead, dear. He was at your side when the lightning came, the system saw the bond, and he came partway and then waited. The skill brings him the rest of the way. I cannot promise it will work the way you hope. The skill is rare, and rarely chosen throughout all timelines so far as I know. But it exists, and it is offered to you, and that is not nothing."</w:t>
       </w:r>
     </w:p>
     <w:p>
@@ -6653,7 +6653,7 @@
         <w:rPr>
           <w:rtl w:val="0"/>
         </w:rPr>
-        <w:t xml:space="preserve">"I'm not jealous, she's ancient and married to her dead wife, she's not on the menu."</w:t>
+        <w:t xml:space="preserve">"I'm not jealous, she's ancient and runs this place and she's not on the menu, Drew, don't even start."</w:t>
       </w:r>
     </w:p>
     <w:p>
@@ -10883,7 +10883,7 @@
         <w:rPr>
           <w:rtl w:val="0"/>
         </w:rPr>
-        <w:t xml:space="preserve">"My dad was a traveler. He was in the picture and then he wasn't. That happens here sometimes. He was nice. I remember him. He brought me a book about birds and then he went home to wherever home was, which I never knew, and my mom was — you know, my mom was busy raising me. We were fine. Granddad was the dad-shape in my life. He died about ninety years ago. I miss him most when I'm trying to fix something that's broken, because he could fix anything. I can fix about three things."</w:t>
+        <w:t xml:space="preserve">"My dad was a protagonist. Not ours — he came through, stayed for a while, fathered me, moved on. That happens here. That happens to all of us, actually. Every girl you've met in this village had a protagonist for a father. That's the rule. He was nice. I remember him. He brought me a book about birds and then he went on, the way some of them do, and my mom was — you know, my mom was busy raising me. We were fine. Granddad was the dad-shape in my life. He was a protagonist too, way back — he came through Mireval before I was born, stayed, fathered my mom. Died about ninety years ago. The protagonist ones don't last the way we do. Something about how they're made. He could fix anything, though. I miss him most when something's broken, because I can fix about three things and he could fix everything."</w:t>
       </w:r>
     </w:p>
     <w:p>
@@ -10961,7 +10961,7 @@
         <w:rPr>
           <w:rtl w:val="0"/>
         </w:rPr>
-        <w:t xml:space="preserve">"Insufferable. I was an insufferable teenager. I read a lot of poetry. I was in love with Branwen for about two years and Branwen was in love with somebody who isn't here anymore, and I cried about it on the dock approximately every other night, and my mom was so patient with me, gods. I wrote things in journals. Bad things. I can't read them now without dying. Hazel can read them, I let Hazel read them sometimes when she's bored, and she just </w:t>
+        <w:t xml:space="preserve">"Insufferable. I was an insufferable teenager. I read a lot of poetry. I was in love with Branwen for about two years and Branwen had no idea, and I cried about it on the dock approximately every other night, and my mom was so patient with me, gods. I wrote things in journals. Bad things. I can't read them now without dying. Hazel can read them, I let Hazel read them sometimes when she's bored, and she just </w:t>
       </w:r>
       <w:r>
         <w:rPr>
@@ -20704,7 +20704,7 @@
         <w:rPr>
           <w:rtl w:val="0"/>
         </w:rPr>
-        <w:t xml:space="preserve">"I'm from a city called Calion," Lyselle said, "in a country that no longer exists, on a continent the maps in your world don't cover. I died in childbirth at twenty-eight and woke up here. My wife's name was Aren. She was the elder of this village before me, and she had been waiting for me, the way Mira is waiting for whoever Mira is going to wait for. We had a good run. She passed two hundred and four years ago, of being elder for too long, which is a thing that can happen to elders. Since then I have been the elder, for longer than is strictly fair to me. That is more answer than I usually give to that question. You may consider it a starting bonus on having asked it sweetly. Question two, when you have one."</w:t>
+        <w:t xml:space="preserve">"I wasn't born here," Lyselle said. "I came up in a village two stops down the river — Coldmere, if you ever see it on a map, which you won't. I lived there until I was a hundred and thirty, which is when their elder passed and the system flagged me to come north and take over here. The elder before me in Mireval was a woman named Aren. She trained me for forty years before she passed of being elder for too long, which is a thing that can happen to elders. Since then I have been the elder, alone, for two hundred and forty years, which is longer than is strictly fair to me. That is more answer than I usually give to that question. You may consider it a starting bonus on having asked it sweetly. Question two, when you have one."</w:t>
       </w:r>
     </w:p>
     <w:p>
@@ -20811,20 +20811,20 @@
         <w:rPr>
           <w:rtl w:val="0"/>
         </w:rPr>
-        <w:t xml:space="preserve">"I'm sorry. About your wife."</w:t>
-      </w:r>
-    </w:p>
-    <w:p>
-      <w:pPr>
-        <w:spacing w:after="240" w:before="240" w:lineRule="auto"/>
-        <w:ind w:firstLine="0"/>
-        <w:rPr/>
-      </w:pPr>
-      <w:r>
-        <w:rPr>
-          <w:rtl w:val="0"/>
-        </w:rPr>
-        <w:t xml:space="preserve">"I have had two centuries to be sad about her. I am, mostly, no longer sad. Don't apologize for asking. Ask the next one."</w:t>
+        <w:t xml:space="preserve">"I'm sorry. About Aren."</w:t>
+      </w:r>
+    </w:p>
+    <w:p>
+      <w:pPr>
+        <w:spacing w:after="240" w:before="240" w:lineRule="auto"/>
+        <w:ind w:firstLine="0"/>
+        <w:rPr/>
+      </w:pPr>
+      <w:r>
+        <w:rPr>
+          <w:rtl w:val="0"/>
+        </w:rPr>
+        <w:t xml:space="preserve">"I have had two centuries to be sad about her. I am, mostly, no longer sad. She was a good teacher and a good elder and I miss her in the small administrative ways more than the large emotional ones, which is, I think, what she would have wanted. Don't apologize for asking. Ask the next one."</w:t>
       </w:r>
     </w:p>
     <w:p>
@@ -21615,21 +21615,7 @@
         <w:rPr>
           <w:rtl w:val="0"/>
         </w:rPr>
-        <w:t xml:space="preserve">"I will tell you what I think and you may take it with the salt of being one elder's opinion in two hundred and forty years of correspondence. I think the point is children. Specifically, your children. Specifically, the children that you, the Anglers, and the other classes of protagonist, have with the women you settle with, in the gardens you settle in. Those children grow. Those children, when they grow, populate other gardens. The gardens are stocked with denizens by the children of protagonists in earlier gardens. The whole thing is a long, slow propagation, and we are one of its middle stages. I was, I am almost certain, the great-great-something-granddaughter of a protagonist somewhere, and I was put into Calion to live a life that ended the way it ended so that I would arrive </w:t>
-      </w:r>
-      <w:r>
-        <w:rPr>
-          <w:i w:val="1"/>
-          <w:iCs w:val="1"/>
-          <w:rtl w:val="0"/>
-        </w:rPr>
-        <w:t xml:space="preserve">here.</w:t>
-      </w:r>
-      <w:r>
-        <w:rPr>
-          <w:rtl w:val="0"/>
-        </w:rPr>
-        <w:t xml:space="preserve"> My wife was the same. Mira is the same. Branwen is the same. Hazel is the same. We were all children, once, in some place, of some protagonist, and now we are denizens, and we are waiting for our protagonists to give us our children. Who will then be denizens of further heavens. The system is, in summary, agricultural. Or pastoral. Or familial. I have not picked the word that I like best for it."</w:t>
+        <w:t xml:space="preserve">"I will tell you what I think and you may take it with the salt of being one elder's opinion in two hundred and forty years of correspondence. I think the point is children. Specifically, your children. Specifically, the children that you, the Anglers, and the other classes of protagonist, have with the women you settle with, in the gardens you settle in. Those children grow. Those children, when they grow, populate other gardens. The gardens are stocked with denizens by the children of protagonists in earlier gardens. The whole thing is a long, slow propagation, and we are one of its middle stages. I am the daughter of a protagonist. Not a grandfather, not a great-great-something. My actual father. He passed through Coldmere before I was born, fathered me on a denizen there, and was gone before I was old enough to remember him. That is the rule, Drew, and I want you to hear it cleanly: every woman in this village had a protagonist for a father. Every single one. Aren did. Mira did. Branwen, Hazel, Pip, Iri, Vesha, the Tessas, Ophelia. Every woman in every village in the ring. We are all, all of us, the daughters of men like you. And now we are denizens, and we are waiting for our own protagonists to give us our own daughters. Who will be denizens of other heavens. The system is, in summary, agricultural. Or pastoral. Or familial. I have not picked the word that I like best for it."</w:t>
       </w:r>
     </w:p>
     <w:p>
@@ -21962,6 +21948,71 @@
           <w:rtl w:val="0"/>
         </w:rPr>
         <w:t xml:space="preserve">, Drew, and the women here have agency, and the matches were drawn up by something other than either of you, but that doesn't mean the matches are wrong or that the people on the other end of them are puppets."</w:t>
+      </w:r>
+    </w:p>
+    <w:p>
+      <w:pPr>
+        <w:spacing w:after="240" w:before="240" w:lineRule="auto"/>
+        <w:ind w:firstLine="0"/>
+        <w:rPr/>
+      </w:pPr>
+      <w:r>
+        <w:rPr>
+          <w:rtl w:val="0"/>
+        </w:rPr>
+        <w:t xml:space="preserve">"Lyselle."</w:t>
+      </w:r>
+    </w:p>
+    <w:p>
+      <w:pPr>
+        <w:spacing w:after="240" w:before="240" w:lineRule="auto"/>
+        <w:ind w:firstLine="0"/>
+        <w:rPr/>
+      </w:pPr>
+      <w:r>
+        <w:rPr>
+          <w:rtl w:val="0"/>
+        </w:rPr>
+        <w:t xml:space="preserve">"Drew, you have spent your three and your banked one and we are now, on a generous accounting, in tomorrow's three."</w:t>
+      </w:r>
+    </w:p>
+    <w:p>
+      <w:pPr>
+        <w:spacing w:after="240" w:before="240" w:lineRule="auto"/>
+        <w:ind w:firstLine="0"/>
+        <w:rPr/>
+      </w:pPr>
+      <w:r>
+        <w:rPr>
+          <w:rtl w:val="0"/>
+        </w:rPr>
+        <w:t xml:space="preserve">"I know."</w:t>
+      </w:r>
+    </w:p>
+    <w:p>
+      <w:pPr>
+        <w:spacing w:after="240" w:before="240" w:lineRule="auto"/>
+        <w:ind w:firstLine="0"/>
+        <w:rPr/>
+      </w:pPr>
+      <w:r>
+        <w:rPr>
+          <w:rtl w:val="0"/>
+        </w:rPr>
+        <w:t xml:space="preserve">"Ask anyway. I'll stop you when I'm done."</w:t>
+      </w:r>
+    </w:p>
+    <w:p>
+      <w:pPr>
+        <w:spacing w:after="240" w:before="240" w:lineRule="auto"/>
+        <w:ind w:firstLine="0"/>
+        <w:rPr/>
+      </w:pPr>
+      <w:r>
+        <w:rPr>
+          <w:rtl w:val="0"/>
+        </w:rPr>
+        <w:t xml:space="preserve">"Okay."</w:t>
       </w:r>
     </w:p>
     <w:p>
@@ -27178,7 +27229,7 @@
         <w:rPr>
           <w:rtl w:val="0"/>
         </w:rPr>
-        <w:t xml:space="preserve">, it came out exactly that bad, but I was prepared for it. The answer is I am open to being courted, but I am, to use a phrase you will appreciate, a slow leveler. Mira and Branwen are sprinters. I am not a sprinter. I would like to be approached as a person who sells things in a shop and reads bookkeeping at night and likes a quiet pace. Bring me chocolates, occasionally. Don't bring me </w:t>
+        <w:t xml:space="preserve">, it came out exactly that bad, but I was prepared for it. The answer is I am open to being courted, but I am, to use a phrase you will appreciate, a slow leveler. Mira and Branwen are sprinters. I am not a sprinter. The thresholds aren't fixed, Drew. Every villager has her own. Mira tiers up at low numbers because Mira is Mira. I tier up at high numbers because I am me. The system reads the person. Don't be discouraged when my numbers don't behave like hers. I would like to be approached as a person who sells things in a shop and reads bookkeeping at night and likes a quiet pace. Bring me chocolates, occasionally. Don't bring me </w:t>
       </w:r>
       <w:r>
         <w:rPr>
@@ -34967,7 +35018,7 @@
         <w:rPr>
           <w:rtl w:val="0"/>
         </w:rPr>
-        <w:t xml:space="preserve">He sold fish. He sold a great many fish. Mira paid him in the small heavy stamped copper of the Mireval mint, which was Lyselle's mother-in-law's profile on one face and a stylized perch on the other, and which Drew kept in a small leather pouch on his hip until the pouch began to drag and Branwen, at the smithy, made him a slim wooden box for his counter that the system happily read as an upgrade and which converted his loose copper into the flat efficient </w:t>
+        <w:t xml:space="preserve">He sold fish. He sold a great many fish. Mira paid him in the small heavy stamped copper of the Mireval mint, which had Aren's profile on one face and a stylized perch on the other, and which Drew kept in a small leather pouch on his hip until the pouch began to drag and Branwen, at the smithy, made him a slim wooden box for his counter that the system happily read as an upgrade and which converted his loose copper into the flat efficient </w:t>
       </w:r>
       <w:r>
         <w:rPr>
@@ -35105,6 +35156,19 @@
         <w:rPr>
           <w:rtl w:val="0"/>
         </w:rPr>
+        <w:t xml:space="preserve">He had asked Mira, at some point in week three, whether his level cap was the same as hers. She had told him she did not know. She had told him no protagonist she had ever heard of had hit the native-born cap of Lv. 9. She had also told him that the elders' correspondence suggested protagonists had different rules — bigger ceilings, different unlocks at higher tiers, abilities that did not exist in the native-born tree at all. He had filed the information. It was, he thought, the kind of thing he would find out about when he found out about it.</w:t>
+      </w:r>
+    </w:p>
+    <w:p>
+      <w:pPr>
+        <w:spacing w:after="240" w:before="240" w:lineRule="auto"/>
+        <w:ind w:firstLine="0"/>
+        <w:rPr/>
+      </w:pPr>
+      <w:r>
+        <w:rPr>
+          <w:rtl w:val="0"/>
+        </w:rPr>
         <w:t xml:space="preserve">He had no immediate use for it. He took it because it was the most unusual option on the list and because there was a pleasing pragmatism to the idea that he could, if he ever needed to, make a particular fish unhide from him. He kept it tucked in the back of his head for later.</w:t>
       </w:r>
     </w:p>
@@ -35118,6 +35182,19 @@
         <w:rPr>
           <w:rtl w:val="0"/>
         </w:rPr>
+        <w:t xml:space="preserve">He picked flowers on his way back from the lake most evenings. The meadow at the south side of Mira's deck never seemed to thin, and Branwen had pointed out a second meadow on the north path that was even better. He kept a steady stock of bouquets in his inventory because he had learned, by week two, that running out of them at the wrong moment was not a thing he wanted to do twice. The slot read, at any given time, somewhere between fifteen and thirty.</w:t>
+      </w:r>
+    </w:p>
+    <w:p>
+      <w:pPr>
+        <w:spacing w:after="240" w:before="240" w:lineRule="auto"/>
+        <w:ind w:firstLine="0"/>
+        <w:rPr/>
+      </w:pPr>
+      <w:r>
+        <w:rPr>
+          <w:rtl w:val="0"/>
+        </w:rPr>
         <w:t xml:space="preserve">He paid Branwen.</w:t>
       </w:r>
     </w:p>
@@ -35753,6 +35830,32 @@
           <w:rtl w:val="0"/>
         </w:rPr>
         <w:t xml:space="preserve">He went back to Iri's three more times. Slowly. With chocolates. With fish. Once with a small wooden carving of a fish that he had made under Mira's eye in the back room, which was the worst carving Mira had ever seen, and which Iri received with the dry, slow, pleased smile of a woman who had been waiting for a man to bring her a thing he had personally made. The number ticked. Not fast. By the end of week four she was at 22 and Tier: Acquaintance, and she had told him exactly twice that she was pleased he was being patient, which he was beginning to understand, in her vocabulary, was high praise.</w:t>
+      </w:r>
+    </w:p>
+    <w:p>
+      <w:pPr>
+        <w:spacing w:after="240" w:before="240" w:lineRule="auto"/>
+        <w:ind w:firstLine="0"/>
+        <w:rPr/>
+      </w:pPr>
+      <w:r>
+        <w:rPr>
+          <w:rtl w:val="0"/>
+        </w:rPr>
+        <w:t xml:space="preserve">He thought once, that month, about his ex-wife.</w:t>
+      </w:r>
+    </w:p>
+    <w:p>
+      <w:pPr>
+        <w:spacing w:after="240" w:before="240" w:lineRule="auto"/>
+        <w:ind w:firstLine="0"/>
+        <w:rPr/>
+      </w:pPr>
+      <w:r>
+        <w:rPr>
+          <w:rtl w:val="0"/>
+        </w:rPr>
+        <w:t xml:space="preserve">He thought about her in the small grudging way of a man who had been carrying a small grudging thought for almost a year and who had not, until this morning, been ready to set it down. She had not been the storm and she had not been the lightning and she had not been the kayak. She had been a person he had not, in the years they were married, paid the kind of attention to that he was now, every day, paying to a half-elf shopkeeper and a 240-year-old elder and a cat-kin carpenter and the names of fish he had never seen before. He was, he thought, sorry about that. He was not in any position to tell her so. He was, if Lyselle was right about the editing, possibly remembering a version of her that the system had smoothed for him. He hoped she was, wherever she was, okay. He let the thought go. The lake was bright. Banjo was asleep. The country station, somewhere on a different planet, was still playing in a truck he was never going to drive again.</w:t>
       </w:r>
     </w:p>
     <w:p>
@@ -36809,6 +36912,19 @@
           <w:rtl w:val="0"/>
         </w:rPr>
         <w:t xml:space="preserve"> popular dance partner in the village, that he was being passed around the dance floor in the arms of women who had clearly been planning this since he had been on the dock with Mira, and that he had won, at some point, a small wreath of woven grass that Branwen had crowned him with.</w:t>
+      </w:r>
+    </w:p>
+    <w:p>
+      <w:pPr>
+        <w:spacing w:after="240" w:before="240" w:lineRule="auto"/>
+        <w:ind w:firstLine="0"/>
+        <w:rPr/>
+      </w:pPr>
+      <w:r>
+        <w:rPr>
+          <w:rtl w:val="0"/>
+        </w:rPr>
+        <w:t xml:space="preserve">At some point during the party, Vesha bet Drew a copper that his dog couldn't fetch a coin off the bottom of the creek. Drew took the bet. Banjo took the assignment with the quiet professional dignity he applied to all assignments involving water, vanished off the end of the dock, and returned forty seconds later with the copper between his teeth and an expression that suggested he had been somewhat insulted by the implied doubt. Vesha paid. Branwen paid out a side bet. The party clapped for the dog. Banjo, who had been clapped for in many configurations by this point in his life, was tolerant of it.</w:t>
       </w:r>
     </w:p>
     <w:p>

--- a/AI Slop Book 1.docx
+++ b/AI Slop Book 1.docx
@@ -7759,6 +7759,19 @@
         <w:rPr>
           <w:rtl w:val="0"/>
         </w:rPr>
+        <w:t xml:space="preserve">"Travelers come and go, sometimes. People who pass through and leave. The Main slot is for the one who arrives and stays and tends the lake. That one's been empty. That's the slot you walked into."</w:t>
+      </w:r>
+    </w:p>
+    <w:p>
+      <w:pPr>
+        <w:spacing w:after="240" w:before="240" w:lineRule="auto"/>
+        <w:ind w:firstLine="0"/>
+        <w:rPr/>
+      </w:pPr>
+      <w:r>
+        <w:rPr>
+          <w:rtl w:val="0"/>
+        </w:rPr>
         <w:t xml:space="preserve">"Mira."</w:t>
       </w:r>
     </w:p>
@@ -10883,7 +10896,7 @@
         <w:rPr>
           <w:rtl w:val="0"/>
         </w:rPr>
-        <w:t xml:space="preserve">"My dad was a protagonist. Not ours — he came through, stayed for a while, fathered me, moved on. That happens here. That happens to all of us, actually. Every girl you've met in this village had a protagonist for a father. That's the rule. He was nice. I remember him. He brought me a book about birds and then he went on, the way some of them do, and my mom was — you know, my mom was busy raising me. We were fine. Granddad was the dad-shape in my life. He was a protagonist too, way back — he came through Mireval before I was born, stayed, fathered my mom. Died about ninety years ago. The protagonist ones don't last the way we do. Something about how they're made. He could fix anything, though. I miss him most when something's broken, because I can fix about three things and he could fix everything."</w:t>
+        <w:t xml:space="preserve">"My dad was a protagonist. Not ours — he came through, stayed for a while, fathered me, moved on. That happens here. That happens to all of us, actually. Every girl you've met in this village had a protagonist for a father. That's the rule. He was nice. I remember him. He brought me a book about birds and then he went on, the way some of them do, and my mom was — you know, my mom was busy raising me. We were fine. Granddad was the dad-shape in my life. He was a protagonist too, way back — he came through Mireval before I was born, stayed, fathered my mom. Died about ninety years ago. The protagonist ones don't last the way we do. They get a long stretch — longer than your kind back home, by a lot — but they're not frozen, the way denizens are. Something about how they're made. He could fix anything, though. I miss him most when something's broken, because I can fix about three things and he could fix everything."</w:t>
       </w:r>
     </w:p>
     <w:p>
@@ -10936,6 +10949,19 @@
           <w:rtl w:val="0"/>
         </w:rPr>
         <w:t xml:space="preserve">"I know. It's okay. I forget that the math is weird for you. The math is normal for me."</w:t>
+      </w:r>
+    </w:p>
+    <w:p>
+      <w:pPr>
+        <w:spacing w:after="240" w:before="240" w:lineRule="auto"/>
+        <w:ind w:firstLine="0"/>
+        <w:rPr/>
+      </w:pPr>
+      <w:r>
+        <w:rPr>
+          <w:rtl w:val="0"/>
+        </w:rPr>
+        <w:t xml:space="preserve">He thought, briefly, about the too-short trousers. Mira's dad. He filed it.</w:t>
       </w:r>
     </w:p>
     <w:p>
@@ -14780,7 +14806,7 @@
         <w:rPr>
           <w:rtl w:val="0"/>
         </w:rPr>
-        <w:t xml:space="preserve">Lyselle was, Drew thought, the actual point of contact for the part of this place that was deliberate. Lyselle had been running the village for two and a half centuries, by her own count. Lyselle had married a wife, and the wife was dead. Lyselle knew what a smartphone was, or had read enough correspondence to know the concept. Lyselle had told him, calmly, that he was dead and that there was no way home and that the system was physics, and she had told him these things in a register he recognized — it was the register of a person who had given up the same speech enough times that she had pared it down to the load-bearing words. Lyselle was not hiding from him. Lyselle was simply choosing, because of long practice, what to share and what to keep, and the keeping was not personal. He could work with her. He could level her up, in the new and slightly nauseating language he was now obliged to think in, and the higher he leveled her the more she would tell him.</w:t>
+        <w:t xml:space="preserve">Lyselle was, Drew thought, the actual point of contact for the part of this place that was deliberate. Lyselle had been running the village for two and a half centuries, by her own count. Lyselle had been trained by a previous elder named Aren, who had passed of being elder for too long. Lyselle knew what a smartphone was, or had read enough correspondence to know the concept. Lyselle had told him, calmly, that he was dead and that there was no way home and that the system was physics, and she had told him these things in a register he recognized — it was the register of a person who had given up the same speech enough times that she had pared it down to the load-bearing words. Lyselle was not hiding from him. Lyselle was simply choosing, because of long practice, what to share and what to keep, and the keeping was not personal. He could work with her. He could level her up, in the new and slightly nauseating language he was now obliged to think in, and the higher he leveled her the more she would tell him.</w:t>
       </w:r>
     </w:p>
     <w:p>
@@ -15564,7 +15590,7 @@
         <w:rPr>
           <w:rtl w:val="0"/>
         </w:rPr>
-        <w:t xml:space="preserve">"It can be. We have to talk gold. I have to work out a materials list. You have to get me logs. You any good with an axe?"</w:t>
+        <w:t xml:space="preserve">"It can be. There's a stretch of bank between Mira's shop and the deep bend of the creek that's been waiting for one of these — pilings will go through clean, sun's right for a wraparound, the slips can run out into the bend without bothering the chubchirps. I'll claim it for you tomorrow. We have to talk gold. I have to work out a materials list. You have to get me logs. You any good with an axe?"</w:t>
       </w:r>
     </w:p>
     <w:p>
@@ -18462,7 +18488,7 @@
         <w:rPr>
           <w:rtl w:val="0"/>
         </w:rPr>
-        <w:t xml:space="preserve">"Yes. I have everything. Mostly-elf woman of twenty-two who has been twenty-two for a long time. I have not had children, because I can't, not with anyone in this village. The system only allows children with a protagonist. That's the rule. Every villager you've ever met was born to a protagonist somewhere, generations back, and then placed where they were placed. We're a downstream crop, Drew. We grow when somebody upstream plants."</w:t>
+        <w:t xml:space="preserve">"Yes. I have everything. Mostly-elf woman of twenty-two who has been twenty-two for a long time. I have not had children, because I can't, not with anyone in this village. The system only allows children with a protagonist. That's the rule. Every villager you've ever met was born to a protagonist who passed through her village. Not generations back — direct. Her actual father. We're not a downstream crop, Drew. We're the daughters. We grow up where we grow up. We wait."</w:t>
       </w:r>
     </w:p>
     <w:p>
@@ -20364,7 +20390,7 @@
         <w:rPr>
           <w:rtl w:val="0"/>
         </w:rPr>
-        <w:t xml:space="preserve">"You may ask me three questions today, Drew. Not because the system limits you — the system would let you ask me hundreds — but because I am two hundred and forty years old and there are three answers I am willing to give in a single morning, and I would like you to think about which three before you start firing them. The other things you ask me about, I will tell you whether I'll answer. If I will, you'll get those answers as we </w:t>
+        <w:t xml:space="preserve">"You may ask me three questions today, Drew. Not because the system limits you — the system would let you ask me hundreds — but because I have been the elder of this village for two hundred and forty years and there are three answers I am willing to give in a single morning, and I would like you to think about which three before you start firing them. The other things you ask me about, I will tell you whether I'll answer. If I will, you'll get those answers as we </w:t>
       </w:r>
       <w:r>
         <w:rPr>
@@ -20704,7 +20730,7 @@
         <w:rPr>
           <w:rtl w:val="0"/>
         </w:rPr>
-        <w:t xml:space="preserve">"I wasn't born here," Lyselle said. "I came up in a village two stops down the river — Coldmere, if you ever see it on a map, which you won't. I lived there until I was a hundred and thirty, which is when their elder passed and the system flagged me to come north and take over here. The elder before me in Mireval was a woman named Aren. She trained me for forty years before she passed of being elder for too long, which is a thing that can happen to elders. Since then I have been the elder, alone, for two hundred and forty years, which is longer than is strictly fair to me. That is more answer than I usually give to that question. You may consider it a starting bonus on having asked it sweetly. Question two, when you have one."</w:t>
+        <w:t xml:space="preserve">"I wasn't born here," Lyselle said. "I came up in a village three stops down the river — Coldmere, if you ever see it on a map, which you won't. I lived there until I was a hundred and thirty, which is when their elder passed and the system flagged me to come north and take over here. The elder before me in Mireval was a woman named Aren. She trained me for forty years before she passed of being elder for too long, which is a thing that can happen to elders. Since then I have been the elder, alone, for two hundred and forty years, which is longer than is strictly fair to me. That is more answer than I usually give to that question. You may consider it a starting bonus on having asked it sweetly. Question two, when you have one."</w:t>
       </w:r>
     </w:p>
     <w:p>
@@ -22451,7 +22477,7 @@
         <w:rPr>
           <w:rtl w:val="0"/>
         </w:rPr>
-        <w:t xml:space="preserve">He took it, on examination, as the highest compliment a 240-year-old elf had ever paid him.</w:t>
+        <w:t xml:space="preserve">He took it, on examination, as the highest compliment Lyselle Greenwillow had ever paid him.</w:t>
       </w:r>
     </w:p>
     <w:p>
@@ -25884,6 +25910,19 @@
         <w:rPr>
           <w:rtl w:val="0"/>
         </w:rPr>
+        <w:t xml:space="preserve">He noticed, also, that the bonk-and-recover loop Mira had walked him through that first afternoon — the yelp, the crossed arms, the make-up flowers — was no longer the operative mechanic between them. Lover tier had retired the protective hey. Anything on the request list he asked for, she would say yes to; the system had pre-approved every entry on his behalf. The protection, from here on, was him. He was not going to forget that.</w:t>
+      </w:r>
+    </w:p>
+    <w:p>
+      <w:pPr>
+        <w:spacing w:after="240" w:before="240" w:lineRule="auto"/>
+        <w:ind w:firstLine="0"/>
+        <w:rPr/>
+      </w:pPr>
+      <w:r>
+        <w:rPr>
+          <w:rtl w:val="0"/>
+        </w:rPr>
         <w:t xml:space="preserve">Mira slept on. Her </w:t>
       </w:r>
       <w:r>
@@ -26650,7 +26689,7 @@
         <w:rPr>
           <w:rtl w:val="0"/>
         </w:rPr>
-        <w:t xml:space="preserve"> — children for the propagation thing. If I become, what did Lyselle say, a god of this village. What's left after that. You stay. You sit on a porch, presumably. You're elder for two centuries and then you die of being elder for too long, like Lyselle's wife. That's. That's a thing that can happen, apparently. Or you go past where letters can follow you. There are exactly two endings to the curriculum and one of them is </w:t>
+        <w:t xml:space="preserve"> — children for the propagation thing. If I become, what did Lyselle say, a god of this village. What's left after that. You stay. You sit on a porch, presumably. You're elder for two centuries and then you die of being elder for too long, like Aren did. That's. That's a thing that can happen, apparently. Or you go past where letters can follow you. There are exactly two endings to the curriculum and one of them is </w:t>
       </w:r>
       <w:r>
         <w:rPr>
@@ -27988,7 +28027,7 @@
         <w:rPr>
           <w:rtl w:val="0"/>
         </w:rPr>
-        <w:t xml:space="preserve">"Are your memories of Calion real."</w:t>
+        <w:t xml:space="preserve">"Are your memories of Coldmere real."</w:t>
       </w:r>
     </w:p>
     <w:p>
@@ -28092,7 +28131,7 @@
         <w:rPr>
           <w:rtl w:val="0"/>
         </w:rPr>
-        <w:t xml:space="preserve">"In a sense," Lyselle said, "yes. The memories I have of Calion are the memories of a person who lived in Calion. They are coherent. They contain my mother's face, my father's voice, the smell of the bread shop on the corner of my street, the name of the cat I had when I was seven, the small awful boy I was in love with at fifteen. They are, by every metric I can apply to them, real memories."</w:t>
+        <w:t xml:space="preserve">"In a sense," Lyselle said, "yes. The memories I have of Coldmere are the memories of a person who lived in Coldmere. They are coherent. They contain my mother's face, the smell of the bread shop on the corner of my lane, the name of the cat I had when I was seven, the impossible girl I was in love with at fifteen. They are, by every metric I can apply to them, real memories."</w:t>
       </w:r>
     </w:p>
     <w:p>
@@ -28132,7 +28171,7 @@
         <w:rPr>
           <w:rtl w:val="0"/>
         </w:rPr>
-        <w:t xml:space="preserve"> Trimmed. Edited. The Calion I remember is, I think, in important ways, not the Calion that existed. There are gaps. There are continuities I cannot locate. There is a thing I do not remember about my own mother that I am, when I think about it carefully, certain I should remember, and which I do not, and which I have spent two centuries not remembering hard enough to be sure of the absence. I have written to other elders about this. They have, all of them, the same kinds of holes, in their own pre-arrival histories. We compare the holes. The holes have a shape. The shape suggests editing."</w:t>
+        <w:t xml:space="preserve"> Trimmed. Edited. The Coldmere I remember is, I think, in important ways, not the Coldmere that existed. There are gaps. There are continuities I cannot locate. There is a thing I do not remember about my own mother that I am, when I think about it carefully, certain I should remember, and which I do not, and which I have spent two centuries not remembering hard enough to be sure of the absence. I have written to other elders about this. They have, all of them, the same kinds of holes, in their own old histories. We compare the holes. The holes have a shape. The shape suggests editing."</w:t>
       </w:r>
     </w:p>
     <w:p>
@@ -28198,7 +28237,7 @@
         <w:rPr>
           <w:rtl w:val="0"/>
         </w:rPr>
-        <w:t xml:space="preserve"> we are, the ones standing in our gardens with our chocolate weaknesses and our dead wives and our grandchildren, are real now. The history is the staircase. We are at the top of the staircase. The top is still ours."</w:t>
+        <w:t xml:space="preserve"> we are, the ones standing in our gardens with our chocolate weaknesses and our long-gone mentors and our grandchildren, are real now. The history is the staircase. We are at the top of the staircase. The top is still ours."</w:t>
       </w:r>
     </w:p>
     <w:p>
@@ -28993,7 +29032,7 @@
         <w:rPr>
           <w:rtl w:val="0"/>
         </w:rPr>
-        <w:t xml:space="preserve">"I am two hundred and forty years old, dear. I save time where I can."</w:t>
+        <w:t xml:space="preserve">"I have been doing this for two hundred and forty years, dear. I save time where I can."</w:t>
       </w:r>
     </w:p>
     <w:p>
@@ -33986,7 +34025,7 @@
         <w:rPr>
           <w:rtl w:val="0"/>
         </w:rPr>
-        <w:t xml:space="preserve">She was maybe six. Maybe seven. She had Mira's red eyes and the sort of dark hair that Mira's would have been if Mira's hair had been a brown that Drew's hair was, instead, with elf-points coming up through it where it was tucked behind her ears. She had been wearing a yellow shirt with mud at the knee. She had been laughing, the same way Mira had been laughing, a wide unguarded laugh that he had recognized, and Drew, in the dream, had stood up to tell her something — what, he could not remember — and the dream had said her name to him, fully, like a label.</w:t>
+        <w:t xml:space="preserve">She was maybe six. Maybe seven. She had Mira's red eyes and dark brown hair Drew recognized as his own, with elf-points coming up through it where it was tucked behind her ears. She had been wearing a yellow shirt with mud at the knee. She had been laughing, the same way Mira had been laughing, a wide unguarded laugh that he had recognized, and Drew, in the dream, had stood up to tell her something — what, he could not remember — and the dream had said her name to him, fully, like a label.</w:t>
       </w:r>
     </w:p>
     <w:p>
@@ -35855,7 +35894,7 @@
         <w:rPr>
           <w:rtl w:val="0"/>
         </w:rPr>
-        <w:t xml:space="preserve">He thought about her in the small grudging way of a man who had been carrying a small grudging thought for almost a year and who had not, until this morning, been ready to set it down. She had not been the storm and she had not been the lightning and she had not been the kayak. She had been a person he had not, in the years they were married, paid the kind of attention to that he was now, every day, paying to a half-elf shopkeeper and a 240-year-old elder and a cat-kin carpenter and the names of fish he had never seen before. He was, he thought, sorry about that. He was not in any position to tell her so. He was, if Lyselle was right about the editing, possibly remembering a version of her that the system had smoothed for him. He hoped she was, wherever she was, okay. He let the thought go. The lake was bright. Banjo was asleep. The country station, somewhere on a different planet, was still playing in a truck he was never going to drive again.</w:t>
+        <w:t xml:space="preserve">He thought about her in the small grudging way of a man who had been carrying a small grudging thought for almost a year and who had not, until this morning, been ready to set it down. She had not been the storm and she had not been the lightning and she had not been the kayak. She had been a person he had not, in the years they were married, paid the kind of attention to that he was now, every day, paying to a half-elf shopkeeper and a 240-year veteran elder and a cat-kin carpenter and the names of fish he had never seen before. He was, he thought, sorry about that. He was not in any position to tell her so. He was, if Lyselle was right about the editing, possibly remembering a version of her that the system had smoothed for him. He hoped she was, wherever she was, okay. He let the thought go. The lake was bright. Banjo was asleep. The country station, somewhere on a different planet, was still playing in a truck he was never going to drive again.</w:t>
       </w:r>
     </w:p>
     <w:p>
@@ -37333,7 +37372,7 @@
         <w:rPr>
           <w:rtl w:val="0"/>
         </w:rPr>
-        <w:t xml:space="preserve">Lyselle, in the chair, raised her teacup to her mouth, raised one eyebrow at him, and said, over the rim of the cup, with the slow deliberate pleasure of a 240-year-old elder who knew exactly how to pitch the line, "Mira and I were thinking, dear, that you should not, on your first night in this house, sleep alone."</w:t>
+        <w:t xml:space="preserve">Lyselle, in the chair, raised her teacup to her mouth, raised one eyebrow at him, and said, over the rim of the cup, with the slow deliberate pleasure of a 240-year veteran elder who knew exactly how to pitch the line, "Mira and I were thinking, dear, that you should not, on your first night in this house, sleep alone."</w:t>
       </w:r>
     </w:p>
     <w:p>

--- a/AI Slop Book 1.docx
+++ b/AI Slop Book 1.docx
@@ -13602,7 +13602,7 @@
         <w:rPr>
           <w:rtl w:val="0"/>
         </w:rPr>
-        <w:t xml:space="preserve">Mira had piled three quilts and a bolster pillow into a sort of nest in the corner behind the counter, with an oil lamp on a low shelf and Banjo in the curl of Drew's knees, which was charming in concept and a small infrastructure problem in practice. Banjo, having decided that Drew's body was a load-bearing wall in his own personal architecture, had positioned himself such that any movement Drew made was a movement against forty-five pounds of unconscious chocolate lab. Drew's hip went numb sometime around the second bell after midnight. He shifted. Banjo grunted. Drew lay still.</w:t>
+        <w:t xml:space="preserve">Mira had piled three quilts and a bolster pillow into a sort of nest in the corner behind the counter, with an oil lamp on a low shelf and Banjo in the curl of Drew's knees, which was charming in concept and a small infrastructure problem in practice. Banjo, having decided that Drew's body was a load-bearing wall in his own personal architecture, had positioned himself such that any movement Drew made was a movement against forty-five pounds of unconscious chocolate lab. Drew's hip went numb sometime around the second hour after midnight. He shifted. Banjo grunted. Drew lay still.</w:t>
       </w:r>
     </w:p>
     <w:p>
@@ -18488,7 +18488,7 @@
         <w:rPr>
           <w:rtl w:val="0"/>
         </w:rPr>
-        <w:t xml:space="preserve">"Yes. I have everything. Mostly-elf woman of twenty-two who has been twenty-two for a long time. I have not had children, because I can't, not with anyone in this village. The system only allows children with a protagonist. That's the rule. Every villager you've ever met was born to a protagonist who passed through her village. Not generations back — direct. Her actual father. We're not a downstream crop, Drew. We're the daughters. We grow up where we grow up. We wait."</w:t>
+        <w:t xml:space="preserve">"Yes. I have everything. Mostly-elf woman of twenty-two who has been twenty-two for a long time. I have not had children, because I can't, not with anyone in this village. The system only allows children with a protagonist. That's the rule. Every villager you've ever met was born to a protagonist. Not generations back — direct. Her actual father. He passed through, fathered her, moved on, the way mine did. We're not a downstream crop, Drew. We're the daughters. We grow up where we grow up. We wait."</w:t>
       </w:r>
     </w:p>
     <w:p>
@@ -28223,7 +28223,7 @@
         <w:rPr>
           <w:rtl w:val="0"/>
         </w:rPr>
-        <w:t xml:space="preserve">"By whoever runs this place. Yes. I think when we arrive here, Drew, we arrive with the histories the system needed us to have. We are people whose lives had a shape that ended in a way that landed us here, and the shape may have been the actual shape of the life, and may also have been adjusted, after the fact, to fit the slot. I don't know which parts are real and which are not. None of us does. We agree, the elders, that the question is not actually the most useful question, because the </w:t>
+        <w:t xml:space="preserve">"By whoever runs this place. Yes. I think we were given the histories the system needed us to have, Drew. The lives that put us where we are, in the shapes we are, with the people we remember. The shape may have been the actual shape of the life. The shape may also have been laid in afterwards, like a runner on a floor, to give us somewhere to have come from. I do not know which parts are real and which are not. None of us does. The gaps in mine do not, when I look at them carefully, fit the rest of mine. The gaps in the other elders' do not fit theirs. We compare them by letter and we admit, in the way one admits in private, that the holes look more like a thing that was built around than a thing that was worn through. We do not say it loudly. We have noticed. We agree, all the same, that the question is not actually the most useful question, because the </w:t>
       </w:r>
       <w:r>
         <w:rPr>
@@ -28237,7 +28237,7 @@
         <w:rPr>
           <w:rtl w:val="0"/>
         </w:rPr>
-        <w:t xml:space="preserve"> we are, the ones standing in our gardens with our chocolate weaknesses and our long-gone mentors and our grandchildren, are real now. The history is the staircase. We are at the top of the staircase. The top is still ours."</w:t>
+        <w:t xml:space="preserve"> we are — the ones standing in our gardens with our chocolate weaknesses and our long-gone mentors and our grandchildren — those people are real now. The history is the staircase. We are at the top of the staircase. The top is still ours, whatever the staircase actually was."</w:t>
       </w:r>
     </w:p>
     <w:p>
@@ -35021,6 +35021,32 @@
     </w:p>
     <w:p>
       <w:pPr>
+        <w:spacing w:after="240" w:before="240" w:lineRule="auto"/>
+        <w:ind w:firstLine="0"/>
+        <w:rPr/>
+      </w:pPr>
+      <w:r>
+        <w:rPr>
+          <w:rtl w:val="0"/>
+        </w:rPr>
+        <w:t xml:space="preserve">He walked the lane slow.</w:t>
+      </w:r>
+    </w:p>
+    <w:p>
+      <w:pPr>
+        <w:spacing w:after="240" w:before="240" w:lineRule="auto"/>
+        <w:ind w:firstLine="0"/>
+        <w:rPr/>
+      </w:pPr>
+      <w:r>
+        <w:rPr>
+          <w:rtl w:val="0"/>
+        </w:rPr>
+        <w:t xml:space="preserve">He had a thought he was not yet ready to put into a sentence, even in his own head. It was about the figure, and the way it had moved across the meadow toward Lila like a piece of paperwork. It was about what the figure had done. It was that Mira had been a small girl, somewhere, once — red eyes, dark hair, a laugh he would have recognized — and that something had walked across some other meadow toward her in some other place a long time before he had ever met her. He thought it about Lyselle. He thought it about Branwen and Hazel and Pip and the Tessas and Iri and Vesha and Ophelia and even, he thought, Iren. He thought it without letting himself look at it directly. The village he was walking through was, he understood now and would not yet let himself say, a village full of women who had each been a Lila once. He filed it. He kept walking.</w:t>
+      </w:r>
+    </w:p>
+    <w:p>
+      <w:pPr>
         <w:rPr/>
       </w:pPr>
       <w:r>
@@ -35195,7 +35221,7 @@
         <w:rPr>
           <w:rtl w:val="0"/>
         </w:rPr>
-        <w:t xml:space="preserve">He had asked Mira, at some point in week three, whether his level cap was the same as hers. She had told him she did not know. She had told him no protagonist she had ever heard of had hit the native-born cap of Lv. 9. She had also told him that the elders' correspondence suggested protagonists had different rules — bigger ceilings, different unlocks at higher tiers, abilities that did not exist in the native-born tree at all. He had filed the information. It was, he thought, the kind of thing he would find out about when he found out about it.</w:t>
+        <w:t xml:space="preserve">He had asked Mira, at some point in week three, whether his level cap was the same as hers. She had told him she did not know. She had told him no protagonist she had ever heard of had hit the native-born cap of Lv. 9. She had also told him that the elders' correspondence suggested protagonists had different rules — bigger ceilings, different unlocks at higher tiers, multiple skill picks per level at the early tiers, abilities that did not exist in the native-born tree at all. He had noticed the multiple-picks one already on his own panel, where the level-up rolls had been generous and the Angler tree had filled out faster than Mira's level math should have predicted. He had filed the rest. It was, he thought, the kind of thing he would find out about when he found out about it.</w:t>
       </w:r>
     </w:p>
     <w:p>
@@ -35802,7 +35828,7 @@
         <w:rPr>
           <w:rtl w:val="0"/>
         </w:rPr>
-        <w:t xml:space="preserve">He had handed her the ball of yarn. She had taken it without looking at him, set the cat down on his lap, said, "Mind her, she bites, but only ankles," and resumed her knitting, and Drew had sat on Iren Holloway's stoop for half an hour with a tortoiseshell cat purring on his thigh and a forty-year-running grandmother knitting beside him without saying another word, and her panel, which had bloomed in his peripheral vision the moment she said his name, had ticked steadily upward in the quiet.</w:t>
+        <w:t xml:space="preserve">He had handed her the ball of yarn. She had taken it without looking at him, set the cat down on his lap, said, "Mind her, she bites, but only ankles," and resumed her knitting, and Drew had sat on Iren Holloway's stoop for half an hour with a tortoiseshell cat purring on his thigh and Iren knitting beside him without saying another word — Iren, who had been the head of the Holloway line for forty years now, since whatever quiet kind of dying it was that took Mira's mother, and her panel, which had bloomed in his peripheral vision the moment she said his name, had ticked steadily upward in the quiet.</w:t>
       </w:r>
     </w:p>
     <w:p>

--- a/AI Slop Book 1.docx
+++ b/AI Slop Book 1.docx
@@ -13364,21 +13364,20 @@
         <w:rPr>
           <w:rtl w:val="0"/>
         </w:rPr>
-        <w:t xml:space="preserve">"Holy </w:t>
-      </w:r>
-      <w:r>
-        <w:rPr>
-          <w:i w:val="1"/>
-          <w:iCs w:val="1"/>
-          <w:rtl w:val="0"/>
-        </w:rPr>
-        <w:t xml:space="preserve">shit,</w:t>
-      </w:r>
-      <w:r>
-        <w:rPr>
-          <w:rtl w:val="0"/>
-        </w:rPr>
-        <w:t xml:space="preserve"> Mira."</w:t>
+        <w:t xml:space="preserve">"Holy shit, Mira."</w:t>
+      </w:r>
+    </w:p>
+    <w:p>
+      <w:pPr>
+        <w:spacing w:after="240" w:before="240" w:lineRule="auto"/>
+        <w:ind w:firstLine="0"/>
+        <w:rPr/>
+      </w:pPr>
+      <w:r>
+        <w:rPr>
+          <w:rtl w:val="0"/>
+        </w:rPr>
+        <w:t xml:space="preserve">She put her hand briefly between his shoulder blades and took it away again.</w:t>
       </w:r>
     </w:p>
     <w:p>
@@ -14633,6 +14632,19 @@
         <w:rPr>
           <w:rtl w:val="0"/>
         </w:rPr>
+        <w:t xml:space="preserve">She had her thumbs hooked in the pockets of her overalls and was watching him from across the floor of the shop.</w:t>
+      </w:r>
+    </w:p>
+    <w:p>
+      <w:pPr>
+        <w:spacing w:after="240" w:before="240" w:lineRule="auto"/>
+        <w:ind w:firstLine="0"/>
+        <w:rPr/>
+      </w:pPr>
+      <w:r>
+        <w:rPr>
+          <w:rtl w:val="0"/>
+        </w:rPr>
         <w:t xml:space="preserve">"I know."</w:t>
       </w:r>
     </w:p>
@@ -14647,6 +14659,19 @@
           <w:rtl w:val="0"/>
         </w:rPr>
         <w:t xml:space="preserve">"You don't, but I will."</w:t>
+      </w:r>
+    </w:p>
+    <w:p>
+      <w:pPr>
+        <w:spacing w:after="240" w:before="240" w:lineRule="auto"/>
+        <w:ind w:firstLine="0"/>
+        <w:rPr/>
+      </w:pPr>
+      <w:r>
+        <w:rPr>
+          <w:rtl w:val="0"/>
+        </w:rPr>
+        <w:t xml:space="preserve">She bumped his shoulder with hers and held his eye for a half-second longer than was strictly necessary.</w:t>
       </w:r>
     </w:p>
     <w:p>
@@ -21085,6 +21110,19 @@
         <w:rPr>
           <w:rtl w:val="0"/>
         </w:rPr>
+        <w:t xml:space="preserve">He set his teacup down without drinking from it.</w:t>
+      </w:r>
+    </w:p>
+    <w:p>
+      <w:pPr>
+        <w:spacing w:after="240" w:before="240" w:lineRule="auto"/>
+        <w:ind w:firstLine="0"/>
+        <w:rPr/>
+      </w:pPr>
+      <w:r>
+        <w:rPr>
+          <w:rtl w:val="0"/>
+        </w:rPr>
         <w:t xml:space="preserve">"Lyselle."</w:t>
       </w:r>
     </w:p>
@@ -21351,15 +21389,459 @@
         <w:rPr>
           <w:rtl w:val="0"/>
         </w:rPr>
-        <w:t xml:space="preserve">"You said </w:t>
-      </w:r>
-      <w:r>
-        <w:rPr>
-          <w:i w:val="1"/>
-          <w:iCs w:val="1"/>
-          <w:rtl w:val="0"/>
-        </w:rPr>
-        <w:t xml:space="preserve">protagonists.</w:t>
+        <w:t xml:space="preserve">"You said protagonists."</w:t>
+      </w:r>
+    </w:p>
+    <w:p>
+      <w:pPr>
+        <w:spacing w:after="240" w:before="240" w:lineRule="auto"/>
+        <w:ind w:firstLine="0"/>
+        <w:rPr/>
+      </w:pPr>
+      <w:r>
+        <w:rPr>
+          <w:rtl w:val="0"/>
+        </w:rPr>
+        <w:t xml:space="preserve">"Yes."</w:t>
+      </w:r>
+    </w:p>
+    <w:p>
+      <w:pPr>
+        <w:spacing w:after="240" w:before="240" w:lineRule="auto"/>
+        <w:ind w:firstLine="0"/>
+        <w:rPr/>
+      </w:pPr>
+      <w:r>
+        <w:rPr>
+          <w:rtl w:val="0"/>
+        </w:rPr>
+        <w:t xml:space="preserve">"In other villages. That have, you said, gotten one."</w:t>
+      </w:r>
+    </w:p>
+    <w:p>
+      <w:pPr>
+        <w:spacing w:after="240" w:before="240" w:lineRule="auto"/>
+        <w:ind w:firstLine="0"/>
+        <w:rPr/>
+      </w:pPr>
+      <w:r>
+        <w:rPr>
+          <w:rtl w:val="0"/>
+        </w:rPr>
+        <w:t xml:space="preserve">She refolded her hands around her cup. The tea was steaming up between them in a thin ribbon.</w:t>
+      </w:r>
+    </w:p>
+    <w:p>
+      <w:pPr>
+        <w:spacing w:after="240" w:before="240" w:lineRule="auto"/>
+        <w:ind w:firstLine="0"/>
+        <w:rPr/>
+      </w:pPr>
+      <w:r>
+        <w:rPr>
+          <w:rtl w:val="0"/>
+        </w:rPr>
+        <w:t xml:space="preserve">"Yes. I have been writing to elders who have had protagonists, for two hundred years, to ask them what their protagonists found out. None of them has returned with usable knowledge. Most of them are still in their villages, settled, with families, having decided either that the question doesn't matter or that they prefer not to know. A handful, a very small handful, went looking and went past where letters could follow them. Those ones, the elders write to me about, every now and then, when something happens. The something happens rarely. None of it is clear. I am, in summary, telling you what I have spent my correspondence career learning, which is that the question you most want answered cannot be answered from inside this garden by talking to other people inside the garden. That, Drew, is your three. I'm refilling your tea."</w:t>
+      </w:r>
+    </w:p>
+    <w:p>
+      <w:pPr>
+        <w:spacing w:after="240" w:before="240" w:lineRule="auto"/>
+        <w:ind w:firstLine="0"/>
+        <w:rPr/>
+      </w:pPr>
+      <w:r>
+        <w:rPr>
+          <w:rtl w:val="0"/>
+        </w:rPr>
+        <w:t xml:space="preserve">She refilled his tea. He let her.</w:t>
+      </w:r>
+    </w:p>
+    <w:p>
+      <w:pPr>
+        <w:spacing w:after="240" w:before="240" w:lineRule="auto"/>
+        <w:ind w:firstLine="0"/>
+        <w:rPr/>
+      </w:pPr>
+      <w:r>
+        <w:rPr>
+          <w:rtl w:val="0"/>
+        </w:rPr>
+        <w:t xml:space="preserve">The number on her panel had ticked from 31 to 47.</w:t>
+      </w:r>
+    </w:p>
+    <w:p>
+      <w:pPr>
+        <w:spacing w:after="240" w:before="240" w:lineRule="auto"/>
+        <w:ind w:firstLine="0"/>
+        <w:rPr/>
+      </w:pPr>
+      <w:r>
+        <w:rPr>
+          <w:rtl w:val="0"/>
+        </w:rPr>
+        <w:t xml:space="preserve">He sat for a long time with the cup and didn't drink it. Banjo had relocated to the rug in front of the fire and was lying on his side in a posture of complete ideological commitment to comfort. Outside, somewhere up the lane, Pip's bell had rung the third bell.</w:t>
+      </w:r>
+    </w:p>
+    <w:p>
+      <w:pPr>
+        <w:spacing w:after="240" w:before="240" w:lineRule="auto"/>
+        <w:ind w:firstLine="0"/>
+        <w:rPr/>
+      </w:pPr>
+      <w:r>
+        <w:rPr>
+          <w:rtl w:val="0"/>
+        </w:rPr>
+        <w:t xml:space="preserve">"Lyselle."</w:t>
+      </w:r>
+    </w:p>
+    <w:p>
+      <w:pPr>
+        <w:spacing w:after="240" w:before="240" w:lineRule="auto"/>
+        <w:ind w:firstLine="0"/>
+        <w:rPr/>
+      </w:pPr>
+      <w:r>
+        <w:rPr>
+          <w:rtl w:val="0"/>
+        </w:rPr>
+        <w:t xml:space="preserve">"Yes."</w:t>
+      </w:r>
+    </w:p>
+    <w:p>
+      <w:pPr>
+        <w:spacing w:after="240" w:before="240" w:lineRule="auto"/>
+        <w:ind w:firstLine="0"/>
+        <w:rPr/>
+      </w:pPr>
+      <w:r>
+        <w:rPr>
+          <w:rtl w:val="0"/>
+        </w:rPr>
+        <w:t xml:space="preserve">"Question, but a small one, not one of the three. Or, I don't know. Maybe one of tomorrow's three."</w:t>
+      </w:r>
+    </w:p>
+    <w:p>
+      <w:pPr>
+        <w:spacing w:after="240" w:before="240" w:lineRule="auto"/>
+        <w:ind w:firstLine="0"/>
+        <w:rPr/>
+      </w:pPr>
+      <w:r>
+        <w:rPr>
+          <w:rtl w:val="0"/>
+        </w:rPr>
+        <w:t xml:space="preserve">"Banked. Go ahead."</w:t>
+      </w:r>
+    </w:p>
+    <w:p>
+      <w:pPr>
+        <w:spacing w:after="240" w:before="240" w:lineRule="auto"/>
+        <w:ind w:firstLine="0"/>
+        <w:rPr/>
+      </w:pPr>
+      <w:r>
+        <w:rPr>
+          <w:rtl w:val="0"/>
+        </w:rPr>
+        <w:t xml:space="preserve">"You said this is a heaven. </w:t>
+      </w:r>
+      <w:r>
+        <w:rPr>
+          <w:i w:val="1"/>
+          <w:iCs w:val="1"/>
+          <w:rtl w:val="0"/>
+        </w:rPr>
+        <w:t xml:space="preserve">A</w:t>
+      </w:r>
+      <w:r>
+        <w:rPr>
+          <w:rtl w:val="0"/>
+        </w:rPr>
+        <w:t xml:space="preserve"> heaven. With the indefinite article."</w:t>
+      </w:r>
+    </w:p>
+    <w:p>
+      <w:pPr>
+        <w:spacing w:after="240" w:before="240" w:lineRule="auto"/>
+        <w:ind w:firstLine="0"/>
+        <w:rPr/>
+      </w:pPr>
+      <w:r>
+        <w:rPr>
+          <w:rtl w:val="0"/>
+        </w:rPr>
+        <w:t xml:space="preserve">"I did."</w:t>
+      </w:r>
+    </w:p>
+    <w:p>
+      <w:pPr>
+        <w:spacing w:after="240" w:before="240" w:lineRule="auto"/>
+        <w:ind w:firstLine="0"/>
+        <w:rPr/>
+      </w:pPr>
+      <w:r>
+        <w:rPr>
+          <w:rtl w:val="0"/>
+        </w:rPr>
+        <w:t xml:space="preserve">"The point of all this. If somebody designed it. Why."</w:t>
+      </w:r>
+    </w:p>
+    <w:p>
+      <w:pPr>
+        <w:spacing w:after="240" w:before="240" w:lineRule="auto"/>
+        <w:ind w:firstLine="0"/>
+        <w:rPr/>
+      </w:pPr>
+      <w:r>
+        <w:rPr>
+          <w:rtl w:val="0"/>
+        </w:rPr>
+        <w:t xml:space="preserve">"Drew."</w:t>
+      </w:r>
+    </w:p>
+    <w:p>
+      <w:pPr>
+        <w:spacing w:after="240" w:before="240" w:lineRule="auto"/>
+        <w:ind w:firstLine="0"/>
+        <w:rPr/>
+      </w:pPr>
+      <w:r>
+        <w:rPr>
+          <w:rtl w:val="0"/>
+        </w:rPr>
+        <w:t xml:space="preserve">"Yeah."</w:t>
+      </w:r>
+    </w:p>
+    <w:p>
+      <w:pPr>
+        <w:spacing w:after="240" w:before="240" w:lineRule="auto"/>
+        <w:ind w:firstLine="0"/>
+        <w:rPr/>
+      </w:pPr>
+      <w:r>
+        <w:rPr>
+          <w:rtl w:val="0"/>
+        </w:rPr>
+        <w:t xml:space="preserve">"Are you sure you want to spend question four on this."</w:t>
+      </w:r>
+    </w:p>
+    <w:p>
+      <w:pPr>
+        <w:spacing w:after="240" w:before="240" w:lineRule="auto"/>
+        <w:ind w:firstLine="0"/>
+        <w:rPr/>
+      </w:pPr>
+      <w:r>
+        <w:rPr>
+          <w:rtl w:val="0"/>
+        </w:rPr>
+        <w:t xml:space="preserve">"Yes."</w:t>
+      </w:r>
+    </w:p>
+    <w:p>
+      <w:pPr>
+        <w:spacing w:after="240" w:before="240" w:lineRule="auto"/>
+        <w:ind w:firstLine="0"/>
+        <w:rPr/>
+      </w:pPr>
+      <w:r>
+        <w:rPr>
+          <w:rtl w:val="0"/>
+        </w:rPr>
+        <w:t xml:space="preserve">"I will tell you what I think and you may take it with the salt of being one elder's opinion in two hundred and forty years of correspondence. I think the point is children. Specifically, your children. Specifically, the children that you, the Anglers, and the other classes of protagonist, have with the women you settle with, in the gardens you settle in. Those children grow. Those children, when they grow, populate other gardens. The gardens are stocked with denizens by the children of protagonists in earlier gardens. The whole thing is a long, slow propagation, and we are one of its middle stages. I am the daughter of a protagonist. Not a grandfather, not a great-great-something. My actual father. He passed through Coldmere before I was born, fathered me on a denizen there, and was gone before I was old enough to remember him. That is the rule, Drew, and I want you to hear it cleanly: every woman in this village had a protagonist for a father. Every single one. Aren did. Mira did. Branwen, Hazel, Pip, Iri, Vesha, the Tessas, Ophelia. Every woman in every village in the ring. We are all, all of us, the daughters of men like you. And now we are denizens, and we are waiting for our own protagonists to give us our own daughters. Who will be denizens of other heavens. The system is, in summary, agricultural. Or pastoral. Or familial. I have not picked the word that I like best for it."</w:t>
+      </w:r>
+    </w:p>
+    <w:p>
+      <w:pPr>
+        <w:spacing w:after="240" w:before="240" w:lineRule="auto"/>
+        <w:ind w:firstLine="0"/>
+        <w:rPr/>
+      </w:pPr>
+      <w:r>
+        <w:rPr>
+          <w:rtl w:val="0"/>
+        </w:rPr>
+        <w:t xml:space="preserve">He did not say anything for a while.</w:t>
+      </w:r>
+    </w:p>
+    <w:p>
+      <w:pPr>
+        <w:spacing w:after="240" w:before="240" w:lineRule="auto"/>
+        <w:ind w:firstLine="0"/>
+        <w:rPr/>
+      </w:pPr>
+      <w:r>
+        <w:rPr>
+          <w:rtl w:val="0"/>
+        </w:rPr>
+        <w:t xml:space="preserve">He was aware that the number on her panel had ticked from 47 to 53, which was a generous bump for a mostly-quiet response, and which he understood meant she was, on her own metric, glad that he was sitting with the answer rather than throwing it back at her.</w:t>
+      </w:r>
+    </w:p>
+    <w:p>
+      <w:pPr>
+        <w:spacing w:after="240" w:before="240" w:lineRule="auto"/>
+        <w:ind w:firstLine="0"/>
+        <w:rPr/>
+      </w:pPr>
+      <w:r>
+        <w:rPr>
+          <w:rtl w:val="0"/>
+        </w:rPr>
+        <w:t xml:space="preserve">"Lyselle."</w:t>
+      </w:r>
+    </w:p>
+    <w:p>
+      <w:pPr>
+        <w:spacing w:after="240" w:before="240" w:lineRule="auto"/>
+        <w:ind w:firstLine="0"/>
+        <w:rPr/>
+      </w:pPr>
+      <w:r>
+        <w:rPr>
+          <w:rtl w:val="0"/>
+        </w:rPr>
+        <w:t xml:space="preserve">"Yes."</w:t>
+      </w:r>
+    </w:p>
+    <w:p>
+      <w:pPr>
+        <w:spacing w:after="240" w:before="240" w:lineRule="auto"/>
+        <w:ind w:firstLine="0"/>
+        <w:rPr/>
+      </w:pPr>
+      <w:r>
+        <w:rPr>
+          <w:rtl w:val="0"/>
+        </w:rPr>
+        <w:t xml:space="preserve">"That is — I have to say, that is a </w:t>
+      </w:r>
+      <w:r>
+        <w:rPr>
+          <w:i w:val="1"/>
+          <w:iCs w:val="1"/>
+          <w:rtl w:val="0"/>
+        </w:rPr>
+        <w:t xml:space="preserve">wild</w:t>
+      </w:r>
+      <w:r>
+        <w:rPr>
+          <w:rtl w:val="0"/>
+        </w:rPr>
+        <w:t xml:space="preserve"> business model."</w:t>
+      </w:r>
+    </w:p>
+    <w:p>
+      <w:pPr>
+        <w:spacing w:after="240" w:before="240" w:lineRule="auto"/>
+        <w:ind w:firstLine="0"/>
+        <w:rPr/>
+      </w:pPr>
+      <w:r>
+        <w:rPr>
+          <w:rtl w:val="0"/>
+        </w:rPr>
+        <w:t xml:space="preserve">"Mhm."</w:t>
+      </w:r>
+    </w:p>
+    <w:p>
+      <w:pPr>
+        <w:spacing w:after="240" w:before="240" w:lineRule="auto"/>
+        <w:ind w:firstLine="0"/>
+        <w:rPr/>
+      </w:pPr>
+      <w:r>
+        <w:rPr>
+          <w:rtl w:val="0"/>
+        </w:rPr>
+        <w:t xml:space="preserve">"That is something I would have said about the worst of my work clients."</w:t>
+      </w:r>
+    </w:p>
+    <w:p>
+      <w:pPr>
+        <w:spacing w:after="240" w:before="240" w:lineRule="auto"/>
+        <w:ind w:firstLine="0"/>
+        <w:rPr/>
+      </w:pPr>
+      <w:r>
+        <w:rPr>
+          <w:rtl w:val="0"/>
+        </w:rPr>
+        <w:t xml:space="preserve">"I don't know what a work client is, but I am taking that as a compliment from context."</w:t>
+      </w:r>
+    </w:p>
+    <w:p>
+      <w:pPr>
+        <w:spacing w:after="240" w:before="240" w:lineRule="auto"/>
+        <w:ind w:firstLine="0"/>
+        <w:rPr/>
+      </w:pPr>
+      <w:r>
+        <w:rPr>
+          <w:rtl w:val="0"/>
+        </w:rPr>
+        <w:t xml:space="preserve">"It's a compliment."</w:t>
+      </w:r>
+    </w:p>
+    <w:p>
+      <w:pPr>
+        <w:spacing w:after="240" w:before="240" w:lineRule="auto"/>
+        <w:ind w:firstLine="0"/>
+        <w:rPr/>
+      </w:pPr>
+      <w:r>
+        <w:rPr>
+          <w:rtl w:val="0"/>
+        </w:rPr>
+        <w:t xml:space="preserve">"Thank you, dear."</w:t>
+      </w:r>
+    </w:p>
+    <w:p>
+      <w:pPr>
+        <w:spacing w:after="240" w:before="240" w:lineRule="auto"/>
+        <w:ind w:firstLine="0"/>
+        <w:rPr/>
+      </w:pPr>
+      <w:r>
+        <w:rPr>
+          <w:rtl w:val="0"/>
+        </w:rPr>
+        <w:t xml:space="preserve">"And the women."</w:t>
+      </w:r>
+    </w:p>
+    <w:p>
+      <w:pPr>
+        <w:spacing w:after="240" w:before="240" w:lineRule="auto"/>
+        <w:ind w:firstLine="0"/>
+        <w:rPr/>
+      </w:pPr>
+      <w:r>
+        <w:rPr>
+          <w:rtl w:val="0"/>
+        </w:rPr>
+        <w:t xml:space="preserve">"Yes."</w:t>
+      </w:r>
+    </w:p>
+    <w:p>
+      <w:pPr>
+        <w:spacing w:after="240" w:before="240" w:lineRule="auto"/>
+        <w:ind w:firstLine="0"/>
+        <w:rPr/>
+      </w:pPr>
+      <w:r>
+        <w:rPr>
+          <w:rtl w:val="0"/>
+        </w:rPr>
+        <w:t xml:space="preserve">"Mira. Branwen. Hazel. Pip. </w:t>
+      </w:r>
+      <w:r>
+        <w:rPr>
+          <w:i w:val="1"/>
+          <w:iCs w:val="1"/>
+          <w:rtl w:val="0"/>
+        </w:rPr>
+        <w:t xml:space="preserve">You.</w:t>
       </w:r>
       <w:r>
         <w:rPr>
@@ -21391,87 +21873,116 @@
         <w:rPr>
           <w:rtl w:val="0"/>
         </w:rPr>
-        <w:t xml:space="preserve">"In other villages. That have, you said, gotten one."</w:t>
-      </w:r>
-    </w:p>
-    <w:p>
-      <w:pPr>
-        <w:spacing w:after="240" w:before="240" w:lineRule="auto"/>
-        <w:ind w:firstLine="0"/>
-        <w:rPr/>
-      </w:pPr>
-      <w:r>
-        <w:rPr>
-          <w:rtl w:val="0"/>
-        </w:rPr>
-        <w:t xml:space="preserve">"Yes. I have been writing to elders who have had protagonists, for two hundred years, to ask them what their protagonists found out. None of them has returned with usable knowledge. Most of them are still in their villages, settled, with families, having decided either that the question doesn't matter or that they prefer not to know. A handful, a very small handful, went looking and went past where letters could follow them. Those ones, the elders write to me about, every now and then, when something happens. The something happens rarely. None of it is </w:t>
-      </w:r>
-      <w:r>
-        <w:rPr>
-          <w:i w:val="1"/>
-          <w:iCs w:val="1"/>
-          <w:rtl w:val="0"/>
-        </w:rPr>
-        <w:t xml:space="preserve">clear.</w:t>
-      </w:r>
-      <w:r>
-        <w:rPr>
-          <w:rtl w:val="0"/>
-        </w:rPr>
-        <w:t xml:space="preserve"> I am, in summary, telling you what I have spent my correspondence career learning, which is that the question you most want answered cannot be answered from inside this garden by talking to other people inside the garden. </w:t>
-      </w:r>
-      <w:r>
-        <w:rPr>
-          <w:i w:val="1"/>
-          <w:iCs w:val="1"/>
-          <w:rtl w:val="0"/>
-        </w:rPr>
-        <w:t xml:space="preserve">That,</w:t>
-      </w:r>
-      <w:r>
-        <w:rPr>
-          <w:rtl w:val="0"/>
-        </w:rPr>
-        <w:t xml:space="preserve"> Drew, is your three. I'm refilling your tea."</w:t>
-      </w:r>
-    </w:p>
-    <w:p>
-      <w:pPr>
-        <w:spacing w:after="240" w:before="240" w:lineRule="auto"/>
-        <w:ind w:firstLine="0"/>
-        <w:rPr/>
-      </w:pPr>
-      <w:r>
-        <w:rPr>
-          <w:rtl w:val="0"/>
-        </w:rPr>
-        <w:t xml:space="preserve">She refilled his tea. He let her.</w:t>
-      </w:r>
-    </w:p>
-    <w:p>
-      <w:pPr>
-        <w:spacing w:after="240" w:before="240" w:lineRule="auto"/>
-        <w:ind w:firstLine="0"/>
-        <w:rPr/>
-      </w:pPr>
-      <w:r>
-        <w:rPr>
-          <w:rtl w:val="0"/>
-        </w:rPr>
-        <w:t xml:space="preserve">The number on her panel had ticked from 31 to 47.</w:t>
-      </w:r>
-    </w:p>
-    <w:p>
-      <w:pPr>
-        <w:spacing w:after="240" w:before="240" w:lineRule="auto"/>
-        <w:ind w:firstLine="0"/>
-        <w:rPr/>
-      </w:pPr>
-      <w:r>
-        <w:rPr>
-          <w:rtl w:val="0"/>
-        </w:rPr>
-        <w:t xml:space="preserve">He sat for a long time with the cup and didn't drink it. Banjo had relocated to the rug in front of the fire and was lying on his side in a posture of complete ideological commitment to comfort. Outside, somewhere up the lane, Pip's bell had rung the third bell.</w:t>
+        <w:t xml:space="preserve">"They're, in the system's design — they're sort of, they're set out for me. I'm meant to. We're meant to. They're a — they're a </w:t>
+      </w:r>
+      <w:r>
+        <w:rPr>
+          <w:i w:val="1"/>
+          <w:iCs w:val="1"/>
+          <w:rtl w:val="0"/>
+        </w:rPr>
+        <w:t xml:space="preserve">reward,</w:t>
+      </w:r>
+      <w:r>
+        <w:rPr>
+          <w:rtl w:val="0"/>
+        </w:rPr>
+        <w:t xml:space="preserve"> aren't they."</w:t>
+      </w:r>
+    </w:p>
+    <w:p>
+      <w:pPr>
+        <w:spacing w:after="240" w:before="240" w:lineRule="auto"/>
+        <w:ind w:firstLine="0"/>
+        <w:rPr/>
+      </w:pPr>
+      <w:r>
+        <w:rPr>
+          <w:rtl w:val="0"/>
+        </w:rPr>
+        <w:t xml:space="preserve">"You are using the word </w:t>
+      </w:r>
+      <w:r>
+        <w:rPr>
+          <w:i w:val="1"/>
+          <w:iCs w:val="1"/>
+          <w:rtl w:val="0"/>
+        </w:rPr>
+        <w:t xml:space="preserve">reward</w:t>
+      </w:r>
+      <w:r>
+        <w:rPr>
+          <w:rtl w:val="0"/>
+        </w:rPr>
+        <w:t xml:space="preserve"> in a way that is making my eyebrow do something."</w:t>
+      </w:r>
+    </w:p>
+    <w:p>
+      <w:pPr>
+        <w:spacing w:after="240" w:before="240" w:lineRule="auto"/>
+        <w:ind w:firstLine="0"/>
+        <w:rPr/>
+      </w:pPr>
+      <w:r>
+        <w:rPr>
+          <w:rtl w:val="0"/>
+        </w:rPr>
+        <w:t xml:space="preserve">"What do you call it."</w:t>
+      </w:r>
+    </w:p>
+    <w:p>
+      <w:pPr>
+        <w:spacing w:after="240" w:before="240" w:lineRule="auto"/>
+        <w:ind w:firstLine="0"/>
+        <w:rPr/>
+      </w:pPr>
+      <w:r>
+        <w:rPr>
+          <w:rtl w:val="0"/>
+        </w:rPr>
+        <w:t xml:space="preserve">"I call it a </w:t>
+      </w:r>
+      <w:r>
+        <w:rPr>
+          <w:i w:val="1"/>
+          <w:iCs w:val="1"/>
+          <w:rtl w:val="0"/>
+        </w:rPr>
+        <w:t xml:space="preserve">match,</w:t>
+      </w:r>
+      <w:r>
+        <w:rPr>
+          <w:rtl w:val="0"/>
+        </w:rPr>
+        <w:t xml:space="preserve"> Drew. They are, in the system's design, </w:t>
+      </w:r>
+      <w:r>
+        <w:rPr>
+          <w:i w:val="1"/>
+          <w:iCs w:val="1"/>
+          <w:rtl w:val="0"/>
+        </w:rPr>
+        <w:t xml:space="preserve">matches</w:t>
+      </w:r>
+      <w:r>
+        <w:rPr>
+          <w:rtl w:val="0"/>
+        </w:rPr>
+        <w:t xml:space="preserve"> for you. The system has placed people in this village whose tier-up paths are compatible with yours. That is not nothing. Is it also true that the village is a place where you, specifically, will, if you choose to, be very happy. Yes, it is. Is that what you would call a reward. Some men who came through here would. Most, I think, would call it a setup. The honest answer is somewhere in between, and the honest answer is also that you have </w:t>
+      </w:r>
+      <w:r>
+        <w:rPr>
+          <w:i w:val="1"/>
+          <w:iCs w:val="1"/>
+          <w:rtl w:val="0"/>
+        </w:rPr>
+        <w:t xml:space="preserve">agency</w:t>
+      </w:r>
+      <w:r>
+        <w:rPr>
+          <w:rtl w:val="0"/>
+        </w:rPr>
+        <w:t xml:space="preserve">, Drew, and the women here have agency, and the matches were drawn up by something other than either of you, but that doesn't mean the matches are wrong or that the people on the other end of them are puppets."</w:t>
       </w:r>
     </w:p>
     <w:p>
@@ -21497,6 +22008,110 @@
         <w:rPr>
           <w:rtl w:val="0"/>
         </w:rPr>
+        <w:t xml:space="preserve">"Drew, you have spent your three and your banked one and we are now, on a generous accounting, in tomorrow's three."</w:t>
+      </w:r>
+    </w:p>
+    <w:p>
+      <w:pPr>
+        <w:spacing w:after="240" w:before="240" w:lineRule="auto"/>
+        <w:ind w:firstLine="0"/>
+        <w:rPr/>
+      </w:pPr>
+      <w:r>
+        <w:rPr>
+          <w:rtl w:val="0"/>
+        </w:rPr>
+        <w:t xml:space="preserve">"I know."</w:t>
+      </w:r>
+    </w:p>
+    <w:p>
+      <w:pPr>
+        <w:spacing w:after="240" w:before="240" w:lineRule="auto"/>
+        <w:ind w:firstLine="0"/>
+        <w:rPr/>
+      </w:pPr>
+      <w:r>
+        <w:rPr>
+          <w:rtl w:val="0"/>
+        </w:rPr>
+        <w:t xml:space="preserve">"Ask anyway. I'll stop you when I'm done."</w:t>
+      </w:r>
+    </w:p>
+    <w:p>
+      <w:pPr>
+        <w:spacing w:after="240" w:before="240" w:lineRule="auto"/>
+        <w:ind w:firstLine="0"/>
+        <w:rPr/>
+      </w:pPr>
+      <w:r>
+        <w:rPr>
+          <w:rtl w:val="0"/>
+        </w:rPr>
+        <w:t xml:space="preserve">"Okay."</w:t>
+      </w:r>
+    </w:p>
+    <w:p>
+      <w:pPr>
+        <w:spacing w:after="240" w:before="240" w:lineRule="auto"/>
+        <w:ind w:firstLine="0"/>
+        <w:rPr/>
+      </w:pPr>
+      <w:r>
+        <w:rPr>
+          <w:rtl w:val="0"/>
+        </w:rPr>
+        <w:t xml:space="preserve">"How real are they, Lyselle."</w:t>
+      </w:r>
+    </w:p>
+    <w:p>
+      <w:pPr>
+        <w:spacing w:after="240" w:before="240" w:lineRule="auto"/>
+        <w:ind w:firstLine="0"/>
+        <w:rPr/>
+      </w:pPr>
+      <w:r>
+        <w:rPr>
+          <w:rtl w:val="0"/>
+        </w:rPr>
+        <w:t xml:space="preserve">"How real are who."</w:t>
+      </w:r>
+    </w:p>
+    <w:p>
+      <w:pPr>
+        <w:spacing w:after="240" w:before="240" w:lineRule="auto"/>
+        <w:ind w:firstLine="0"/>
+        <w:rPr/>
+      </w:pPr>
+      <w:r>
+        <w:rPr>
+          <w:rtl w:val="0"/>
+        </w:rPr>
+        <w:t xml:space="preserve">"Mira. Branwen. The girls. Are they — when I'm talking to Mira. Is there a Mira."</w:t>
+      </w:r>
+    </w:p>
+    <w:p>
+      <w:pPr>
+        <w:spacing w:after="240" w:before="240" w:lineRule="auto"/>
+        <w:ind w:firstLine="0"/>
+        <w:rPr/>
+      </w:pPr>
+      <w:r>
+        <w:rPr>
+          <w:rtl w:val="0"/>
+        </w:rPr>
+        <w:t xml:space="preserve">"Drew."</w:t>
+      </w:r>
+    </w:p>
+    <w:p>
+      <w:pPr>
+        <w:spacing w:after="240" w:before="240" w:lineRule="auto"/>
+        <w:ind w:firstLine="0"/>
+        <w:rPr/>
+      </w:pPr>
+      <w:r>
+        <w:rPr>
+          <w:rtl w:val="0"/>
+        </w:rPr>
         <w:t xml:space="preserve">"Yes."</w:t>
       </w:r>
     </w:p>
@@ -21510,112 +22125,46 @@
         <w:rPr>
           <w:rtl w:val="0"/>
         </w:rPr>
-        <w:t xml:space="preserve">"Question, but a small one, not one of the three. Or, I don't know. Maybe one of tomorrow's three."</w:t>
-      </w:r>
-    </w:p>
-    <w:p>
-      <w:pPr>
-        <w:spacing w:after="240" w:before="240" w:lineRule="auto"/>
-        <w:ind w:firstLine="0"/>
-        <w:rPr/>
-      </w:pPr>
-      <w:r>
-        <w:rPr>
-          <w:rtl w:val="0"/>
-        </w:rPr>
-        <w:t xml:space="preserve">"Banked. Go ahead."</w:t>
-      </w:r>
-    </w:p>
-    <w:p>
-      <w:pPr>
-        <w:spacing w:after="240" w:before="240" w:lineRule="auto"/>
-        <w:ind w:firstLine="0"/>
-        <w:rPr/>
-      </w:pPr>
-      <w:r>
-        <w:rPr>
-          <w:rtl w:val="0"/>
-        </w:rPr>
-        <w:t xml:space="preserve">"You said this is a heaven. </w:t>
-      </w:r>
-      <w:r>
-        <w:rPr>
-          <w:i w:val="1"/>
-          <w:iCs w:val="1"/>
-          <w:rtl w:val="0"/>
-        </w:rPr>
-        <w:t xml:space="preserve">A</w:t>
-      </w:r>
-      <w:r>
-        <w:rPr>
-          <w:rtl w:val="0"/>
-        </w:rPr>
-        <w:t xml:space="preserve"> heaven. With the indefinite article."</w:t>
-      </w:r>
-    </w:p>
-    <w:p>
-      <w:pPr>
-        <w:spacing w:after="240" w:before="240" w:lineRule="auto"/>
-        <w:ind w:firstLine="0"/>
-        <w:rPr/>
-      </w:pPr>
-      <w:r>
-        <w:rPr>
-          <w:rtl w:val="0"/>
-        </w:rPr>
-        <w:t xml:space="preserve">"I did."</w:t>
-      </w:r>
-    </w:p>
-    <w:p>
-      <w:pPr>
-        <w:spacing w:after="240" w:before="240" w:lineRule="auto"/>
-        <w:ind w:firstLine="0"/>
-        <w:rPr/>
-      </w:pPr>
-      <w:r>
-        <w:rPr>
-          <w:rtl w:val="0"/>
-        </w:rPr>
-        <w:t xml:space="preserve">"The point of all this. If somebody designed it. Why."</w:t>
-      </w:r>
-    </w:p>
-    <w:p>
-      <w:pPr>
-        <w:spacing w:after="240" w:before="240" w:lineRule="auto"/>
-        <w:ind w:firstLine="0"/>
-        <w:rPr/>
-      </w:pPr>
-      <w:r>
-        <w:rPr>
-          <w:rtl w:val="0"/>
-        </w:rPr>
-        <w:t xml:space="preserve">"Drew."</w:t>
-      </w:r>
-    </w:p>
-    <w:p>
-      <w:pPr>
-        <w:spacing w:after="240" w:before="240" w:lineRule="auto"/>
-        <w:ind w:firstLine="0"/>
-        <w:rPr/>
-      </w:pPr>
-      <w:r>
-        <w:rPr>
-          <w:rtl w:val="0"/>
-        </w:rPr>
-        <w:t xml:space="preserve">"Yeah."</w:t>
-      </w:r>
-    </w:p>
-    <w:p>
-      <w:pPr>
-        <w:spacing w:after="240" w:before="240" w:lineRule="auto"/>
-        <w:ind w:firstLine="0"/>
-        <w:rPr/>
-      </w:pPr>
-      <w:r>
-        <w:rPr>
-          <w:rtl w:val="0"/>
-        </w:rPr>
-        <w:t xml:space="preserve">"Are you sure you want to spend question four on this."</w:t>
+        <w:t xml:space="preserve">"They are as real as they seem to be."</w:t>
+      </w:r>
+    </w:p>
+    <w:p>
+      <w:pPr>
+        <w:spacing w:after="240" w:before="240" w:lineRule="auto"/>
+        <w:ind w:firstLine="0"/>
+        <w:rPr/>
+      </w:pPr>
+      <w:r>
+        <w:rPr>
+          <w:rtl w:val="0"/>
+        </w:rPr>
+        <w:t xml:space="preserve">"That is the kind of answer that will frustrate me later."</w:t>
+      </w:r>
+    </w:p>
+    <w:p>
+      <w:pPr>
+        <w:spacing w:after="240" w:before="240" w:lineRule="auto"/>
+        <w:ind w:firstLine="0"/>
+        <w:rPr/>
+      </w:pPr>
+      <w:r>
+        <w:rPr>
+          <w:rtl w:val="0"/>
+        </w:rPr>
+        <w:t xml:space="preserve">"It is also, I'm afraid, the most accurate answer I have."</w:t>
+      </w:r>
+    </w:p>
+    <w:p>
+      <w:pPr>
+        <w:spacing w:after="240" w:before="240" w:lineRule="auto"/>
+        <w:ind w:firstLine="0"/>
+        <w:rPr/>
+      </w:pPr>
+      <w:r>
+        <w:rPr>
+          <w:rtl w:val="0"/>
+        </w:rPr>
+        <w:t xml:space="preserve">"Lyselle."</w:t>
       </w:r>
     </w:p>
     <w:p>
@@ -21641,198 +22190,15 @@
         <w:rPr>
           <w:rtl w:val="0"/>
         </w:rPr>
-        <w:t xml:space="preserve">"I will tell you what I think and you may take it with the salt of being one elder's opinion in two hundred and forty years of correspondence. I think the point is children. Specifically, your children. Specifically, the children that you, the Anglers, and the other classes of protagonist, have with the women you settle with, in the gardens you settle in. Those children grow. Those children, when they grow, populate other gardens. The gardens are stocked with denizens by the children of protagonists in earlier gardens. The whole thing is a long, slow propagation, and we are one of its middle stages. I am the daughter of a protagonist. Not a grandfather, not a great-great-something. My actual father. He passed through Coldmere before I was born, fathered me on a denizen there, and was gone before I was old enough to remember him. That is the rule, Drew, and I want you to hear it cleanly: every woman in this village had a protagonist for a father. Every single one. Aren did. Mira did. Branwen, Hazel, Pip, Iri, Vesha, the Tessas, Ophelia. Every woman in every village in the ring. We are all, all of us, the daughters of men like you. And now we are denizens, and we are waiting for our own protagonists to give us our own daughters. Who will be denizens of other heavens. The system is, in summary, agricultural. Or pastoral. Or familial. I have not picked the word that I like best for it."</w:t>
-      </w:r>
-    </w:p>
-    <w:p>
-      <w:pPr>
-        <w:spacing w:after="240" w:before="240" w:lineRule="auto"/>
-        <w:ind w:firstLine="0"/>
-        <w:rPr/>
-      </w:pPr>
-      <w:r>
-        <w:rPr>
-          <w:rtl w:val="0"/>
-        </w:rPr>
-        <w:t xml:space="preserve">He did not say anything for a while.</w:t>
-      </w:r>
-    </w:p>
-    <w:p>
-      <w:pPr>
-        <w:spacing w:after="240" w:before="240" w:lineRule="auto"/>
-        <w:ind w:firstLine="0"/>
-        <w:rPr/>
-      </w:pPr>
-      <w:r>
-        <w:rPr>
-          <w:rtl w:val="0"/>
-        </w:rPr>
-        <w:t xml:space="preserve">He was aware that the number on her panel had ticked from 47 to 53, which was a generous bump for a mostly-quiet response, and which he understood meant she was, on her own metric, glad that he was sitting with the answer rather than throwing it back at her.</w:t>
-      </w:r>
-    </w:p>
-    <w:p>
-      <w:pPr>
-        <w:spacing w:after="240" w:before="240" w:lineRule="auto"/>
-        <w:ind w:firstLine="0"/>
-        <w:rPr/>
-      </w:pPr>
-      <w:r>
-        <w:rPr>
-          <w:rtl w:val="0"/>
-        </w:rPr>
-        <w:t xml:space="preserve">"Lyselle."</w:t>
-      </w:r>
-    </w:p>
-    <w:p>
-      <w:pPr>
-        <w:spacing w:after="240" w:before="240" w:lineRule="auto"/>
-        <w:ind w:firstLine="0"/>
-        <w:rPr/>
-      </w:pPr>
-      <w:r>
-        <w:rPr>
-          <w:rtl w:val="0"/>
-        </w:rPr>
-        <w:t xml:space="preserve">"Yes."</w:t>
-      </w:r>
-    </w:p>
-    <w:p>
-      <w:pPr>
-        <w:spacing w:after="240" w:before="240" w:lineRule="auto"/>
-        <w:ind w:firstLine="0"/>
-        <w:rPr/>
-      </w:pPr>
-      <w:r>
-        <w:rPr>
-          <w:rtl w:val="0"/>
-        </w:rPr>
-        <w:t xml:space="preserve">"That is — I have to say, that is a </w:t>
-      </w:r>
-      <w:r>
-        <w:rPr>
-          <w:i w:val="1"/>
-          <w:iCs w:val="1"/>
-          <w:rtl w:val="0"/>
-        </w:rPr>
-        <w:t xml:space="preserve">wild</w:t>
-      </w:r>
-      <w:r>
-        <w:rPr>
-          <w:rtl w:val="0"/>
-        </w:rPr>
-        <w:t xml:space="preserve"> business model."</w:t>
-      </w:r>
-    </w:p>
-    <w:p>
-      <w:pPr>
-        <w:spacing w:after="240" w:before="240" w:lineRule="auto"/>
-        <w:ind w:firstLine="0"/>
-        <w:rPr/>
-      </w:pPr>
-      <w:r>
-        <w:rPr>
-          <w:rtl w:val="0"/>
-        </w:rPr>
-        <w:t xml:space="preserve">"Mhm."</w:t>
-      </w:r>
-    </w:p>
-    <w:p>
-      <w:pPr>
-        <w:spacing w:after="240" w:before="240" w:lineRule="auto"/>
-        <w:ind w:firstLine="0"/>
-        <w:rPr/>
-      </w:pPr>
-      <w:r>
-        <w:rPr>
-          <w:rtl w:val="0"/>
-        </w:rPr>
-        <w:t xml:space="preserve">"That is something I would have said about the worst of my work clients."</w:t>
-      </w:r>
-    </w:p>
-    <w:p>
-      <w:pPr>
-        <w:spacing w:after="240" w:before="240" w:lineRule="auto"/>
-        <w:ind w:firstLine="0"/>
-        <w:rPr/>
-      </w:pPr>
-      <w:r>
-        <w:rPr>
-          <w:rtl w:val="0"/>
-        </w:rPr>
-        <w:t xml:space="preserve">"I don't know what a work client is, but I am taking that as a compliment from context."</w:t>
-      </w:r>
-    </w:p>
-    <w:p>
-      <w:pPr>
-        <w:spacing w:after="240" w:before="240" w:lineRule="auto"/>
-        <w:ind w:firstLine="0"/>
-        <w:rPr/>
-      </w:pPr>
-      <w:r>
-        <w:rPr>
-          <w:rtl w:val="0"/>
-        </w:rPr>
-        <w:t xml:space="preserve">"It's a compliment."</w:t>
-      </w:r>
-    </w:p>
-    <w:p>
-      <w:pPr>
-        <w:spacing w:after="240" w:before="240" w:lineRule="auto"/>
-        <w:ind w:firstLine="0"/>
-        <w:rPr/>
-      </w:pPr>
-      <w:r>
-        <w:rPr>
-          <w:rtl w:val="0"/>
-        </w:rPr>
-        <w:t xml:space="preserve">"Thank you, dear."</w:t>
-      </w:r>
-    </w:p>
-    <w:p>
-      <w:pPr>
-        <w:spacing w:after="240" w:before="240" w:lineRule="auto"/>
-        <w:ind w:firstLine="0"/>
-        <w:rPr/>
-      </w:pPr>
-      <w:r>
-        <w:rPr>
-          <w:rtl w:val="0"/>
-        </w:rPr>
-        <w:t xml:space="preserve">"And the women."</w:t>
-      </w:r>
-    </w:p>
-    <w:p>
-      <w:pPr>
-        <w:spacing w:after="240" w:before="240" w:lineRule="auto"/>
-        <w:ind w:firstLine="0"/>
-        <w:rPr/>
-      </w:pPr>
-      <w:r>
-        <w:rPr>
-          <w:rtl w:val="0"/>
-        </w:rPr>
-        <w:t xml:space="preserve">"Yes."</w:t>
-      </w:r>
-    </w:p>
-    <w:p>
-      <w:pPr>
-        <w:spacing w:after="240" w:before="240" w:lineRule="auto"/>
-        <w:ind w:firstLine="0"/>
-        <w:rPr/>
-      </w:pPr>
-      <w:r>
-        <w:rPr>
-          <w:rtl w:val="0"/>
-        </w:rPr>
-        <w:t xml:space="preserve">"Mira. Branwen. Hazel. Pip. </w:t>
-      </w:r>
-      <w:r>
-        <w:rPr>
-          <w:i w:val="1"/>
-          <w:iCs w:val="1"/>
-          <w:rtl w:val="0"/>
-        </w:rPr>
-        <w:t xml:space="preserve">You.</w:t>
+        <w:t xml:space="preserve">"How real are </w:t>
+      </w:r>
+      <w:r>
+        <w:rPr>
+          <w:i w:val="1"/>
+          <w:iCs w:val="1"/>
+          <w:rtl w:val="0"/>
+        </w:rPr>
+        <w:t xml:space="preserve">you.</w:t>
       </w:r>
       <w:r>
         <w:rPr>
@@ -21851,363 +22217,6 @@
         <w:rPr>
           <w:rtl w:val="0"/>
         </w:rPr>
-        <w:t xml:space="preserve">"Yes."</w:t>
-      </w:r>
-    </w:p>
-    <w:p>
-      <w:pPr>
-        <w:spacing w:after="240" w:before="240" w:lineRule="auto"/>
-        <w:ind w:firstLine="0"/>
-        <w:rPr/>
-      </w:pPr>
-      <w:r>
-        <w:rPr>
-          <w:rtl w:val="0"/>
-        </w:rPr>
-        <w:t xml:space="preserve">"They're, in the system's design — they're sort of, they're set out for me. I'm meant to. We're meant to. They're a — they're a </w:t>
-      </w:r>
-      <w:r>
-        <w:rPr>
-          <w:i w:val="1"/>
-          <w:iCs w:val="1"/>
-          <w:rtl w:val="0"/>
-        </w:rPr>
-        <w:t xml:space="preserve">reward,</w:t>
-      </w:r>
-      <w:r>
-        <w:rPr>
-          <w:rtl w:val="0"/>
-        </w:rPr>
-        <w:t xml:space="preserve"> aren't they."</w:t>
-      </w:r>
-    </w:p>
-    <w:p>
-      <w:pPr>
-        <w:spacing w:after="240" w:before="240" w:lineRule="auto"/>
-        <w:ind w:firstLine="0"/>
-        <w:rPr/>
-      </w:pPr>
-      <w:r>
-        <w:rPr>
-          <w:rtl w:val="0"/>
-        </w:rPr>
-        <w:t xml:space="preserve">"You are using the word </w:t>
-      </w:r>
-      <w:r>
-        <w:rPr>
-          <w:i w:val="1"/>
-          <w:iCs w:val="1"/>
-          <w:rtl w:val="0"/>
-        </w:rPr>
-        <w:t xml:space="preserve">reward</w:t>
-      </w:r>
-      <w:r>
-        <w:rPr>
-          <w:rtl w:val="0"/>
-        </w:rPr>
-        <w:t xml:space="preserve"> in a way that is making my eyebrow do something."</w:t>
-      </w:r>
-    </w:p>
-    <w:p>
-      <w:pPr>
-        <w:spacing w:after="240" w:before="240" w:lineRule="auto"/>
-        <w:ind w:firstLine="0"/>
-        <w:rPr/>
-      </w:pPr>
-      <w:r>
-        <w:rPr>
-          <w:rtl w:val="0"/>
-        </w:rPr>
-        <w:t xml:space="preserve">"What do you call it."</w:t>
-      </w:r>
-    </w:p>
-    <w:p>
-      <w:pPr>
-        <w:spacing w:after="240" w:before="240" w:lineRule="auto"/>
-        <w:ind w:firstLine="0"/>
-        <w:rPr/>
-      </w:pPr>
-      <w:r>
-        <w:rPr>
-          <w:rtl w:val="0"/>
-        </w:rPr>
-        <w:t xml:space="preserve">"I call it a </w:t>
-      </w:r>
-      <w:r>
-        <w:rPr>
-          <w:i w:val="1"/>
-          <w:iCs w:val="1"/>
-          <w:rtl w:val="0"/>
-        </w:rPr>
-        <w:t xml:space="preserve">match,</w:t>
-      </w:r>
-      <w:r>
-        <w:rPr>
-          <w:rtl w:val="0"/>
-        </w:rPr>
-        <w:t xml:space="preserve"> Drew. They are, in the system's design, </w:t>
-      </w:r>
-      <w:r>
-        <w:rPr>
-          <w:i w:val="1"/>
-          <w:iCs w:val="1"/>
-          <w:rtl w:val="0"/>
-        </w:rPr>
-        <w:t xml:space="preserve">matches</w:t>
-      </w:r>
-      <w:r>
-        <w:rPr>
-          <w:rtl w:val="0"/>
-        </w:rPr>
-        <w:t xml:space="preserve"> for you. The system has placed people in this village whose tier-up paths are compatible with yours. That is not nothing. Is it also true that the village is a place where you, specifically, will, if you choose to, be very happy. Yes, it is. Is that what you would call a reward. Some men who came through here would. Most, I think, would call it a setup. The honest answer is somewhere in between, and the honest answer is also that you have </w:t>
-      </w:r>
-      <w:r>
-        <w:rPr>
-          <w:i w:val="1"/>
-          <w:iCs w:val="1"/>
-          <w:rtl w:val="0"/>
-        </w:rPr>
-        <w:t xml:space="preserve">agency</w:t>
-      </w:r>
-      <w:r>
-        <w:rPr>
-          <w:rtl w:val="0"/>
-        </w:rPr>
-        <w:t xml:space="preserve">, Drew, and the women here have agency, and the matches were drawn up by something other than either of you, but that doesn't mean the matches are wrong or that the people on the other end of them are puppets."</w:t>
-      </w:r>
-    </w:p>
-    <w:p>
-      <w:pPr>
-        <w:spacing w:after="240" w:before="240" w:lineRule="auto"/>
-        <w:ind w:firstLine="0"/>
-        <w:rPr/>
-      </w:pPr>
-      <w:r>
-        <w:rPr>
-          <w:rtl w:val="0"/>
-        </w:rPr>
-        <w:t xml:space="preserve">"Lyselle."</w:t>
-      </w:r>
-    </w:p>
-    <w:p>
-      <w:pPr>
-        <w:spacing w:after="240" w:before="240" w:lineRule="auto"/>
-        <w:ind w:firstLine="0"/>
-        <w:rPr/>
-      </w:pPr>
-      <w:r>
-        <w:rPr>
-          <w:rtl w:val="0"/>
-        </w:rPr>
-        <w:t xml:space="preserve">"Drew, you have spent your three and your banked one and we are now, on a generous accounting, in tomorrow's three."</w:t>
-      </w:r>
-    </w:p>
-    <w:p>
-      <w:pPr>
-        <w:spacing w:after="240" w:before="240" w:lineRule="auto"/>
-        <w:ind w:firstLine="0"/>
-        <w:rPr/>
-      </w:pPr>
-      <w:r>
-        <w:rPr>
-          <w:rtl w:val="0"/>
-        </w:rPr>
-        <w:t xml:space="preserve">"I know."</w:t>
-      </w:r>
-    </w:p>
-    <w:p>
-      <w:pPr>
-        <w:spacing w:after="240" w:before="240" w:lineRule="auto"/>
-        <w:ind w:firstLine="0"/>
-        <w:rPr/>
-      </w:pPr>
-      <w:r>
-        <w:rPr>
-          <w:rtl w:val="0"/>
-        </w:rPr>
-        <w:t xml:space="preserve">"Ask anyway. I'll stop you when I'm done."</w:t>
-      </w:r>
-    </w:p>
-    <w:p>
-      <w:pPr>
-        <w:spacing w:after="240" w:before="240" w:lineRule="auto"/>
-        <w:ind w:firstLine="0"/>
-        <w:rPr/>
-      </w:pPr>
-      <w:r>
-        <w:rPr>
-          <w:rtl w:val="0"/>
-        </w:rPr>
-        <w:t xml:space="preserve">"Okay."</w:t>
-      </w:r>
-    </w:p>
-    <w:p>
-      <w:pPr>
-        <w:spacing w:after="240" w:before="240" w:lineRule="auto"/>
-        <w:ind w:firstLine="0"/>
-        <w:rPr/>
-      </w:pPr>
-      <w:r>
-        <w:rPr>
-          <w:rtl w:val="0"/>
-        </w:rPr>
-        <w:t xml:space="preserve">"How real are they, Lyselle."</w:t>
-      </w:r>
-    </w:p>
-    <w:p>
-      <w:pPr>
-        <w:spacing w:after="240" w:before="240" w:lineRule="auto"/>
-        <w:ind w:firstLine="0"/>
-        <w:rPr/>
-      </w:pPr>
-      <w:r>
-        <w:rPr>
-          <w:rtl w:val="0"/>
-        </w:rPr>
-        <w:t xml:space="preserve">"How real are who."</w:t>
-      </w:r>
-    </w:p>
-    <w:p>
-      <w:pPr>
-        <w:spacing w:after="240" w:before="240" w:lineRule="auto"/>
-        <w:ind w:firstLine="0"/>
-        <w:rPr/>
-      </w:pPr>
-      <w:r>
-        <w:rPr>
-          <w:rtl w:val="0"/>
-        </w:rPr>
-        <w:t xml:space="preserve">"Mira. Branwen. The girls. Are they — when I'm talking to Mira. Is there a Mira."</w:t>
-      </w:r>
-    </w:p>
-    <w:p>
-      <w:pPr>
-        <w:spacing w:after="240" w:before="240" w:lineRule="auto"/>
-        <w:ind w:firstLine="0"/>
-        <w:rPr/>
-      </w:pPr>
-      <w:r>
-        <w:rPr>
-          <w:rtl w:val="0"/>
-        </w:rPr>
-        <w:t xml:space="preserve">"Drew."</w:t>
-      </w:r>
-    </w:p>
-    <w:p>
-      <w:pPr>
-        <w:spacing w:after="240" w:before="240" w:lineRule="auto"/>
-        <w:ind w:firstLine="0"/>
-        <w:rPr/>
-      </w:pPr>
-      <w:r>
-        <w:rPr>
-          <w:rtl w:val="0"/>
-        </w:rPr>
-        <w:t xml:space="preserve">"Yes."</w:t>
-      </w:r>
-    </w:p>
-    <w:p>
-      <w:pPr>
-        <w:spacing w:after="240" w:before="240" w:lineRule="auto"/>
-        <w:ind w:firstLine="0"/>
-        <w:rPr/>
-      </w:pPr>
-      <w:r>
-        <w:rPr>
-          <w:rtl w:val="0"/>
-        </w:rPr>
-        <w:t xml:space="preserve">"They are as real as they seem to be."</w:t>
-      </w:r>
-    </w:p>
-    <w:p>
-      <w:pPr>
-        <w:spacing w:after="240" w:before="240" w:lineRule="auto"/>
-        <w:ind w:firstLine="0"/>
-        <w:rPr/>
-      </w:pPr>
-      <w:r>
-        <w:rPr>
-          <w:rtl w:val="0"/>
-        </w:rPr>
-        <w:t xml:space="preserve">"That is the kind of answer that will frustrate me later."</w:t>
-      </w:r>
-    </w:p>
-    <w:p>
-      <w:pPr>
-        <w:spacing w:after="240" w:before="240" w:lineRule="auto"/>
-        <w:ind w:firstLine="0"/>
-        <w:rPr/>
-      </w:pPr>
-      <w:r>
-        <w:rPr>
-          <w:rtl w:val="0"/>
-        </w:rPr>
-        <w:t xml:space="preserve">"It is also, I'm afraid, the most accurate answer I have."</w:t>
-      </w:r>
-    </w:p>
-    <w:p>
-      <w:pPr>
-        <w:spacing w:after="240" w:before="240" w:lineRule="auto"/>
-        <w:ind w:firstLine="0"/>
-        <w:rPr/>
-      </w:pPr>
-      <w:r>
-        <w:rPr>
-          <w:rtl w:val="0"/>
-        </w:rPr>
-        <w:t xml:space="preserve">"Lyselle."</w:t>
-      </w:r>
-    </w:p>
-    <w:p>
-      <w:pPr>
-        <w:spacing w:after="240" w:before="240" w:lineRule="auto"/>
-        <w:ind w:firstLine="0"/>
-        <w:rPr/>
-      </w:pPr>
-      <w:r>
-        <w:rPr>
-          <w:rtl w:val="0"/>
-        </w:rPr>
-        <w:t xml:space="preserve">"Yes."</w:t>
-      </w:r>
-    </w:p>
-    <w:p>
-      <w:pPr>
-        <w:spacing w:after="240" w:before="240" w:lineRule="auto"/>
-        <w:ind w:firstLine="0"/>
-        <w:rPr/>
-      </w:pPr>
-      <w:r>
-        <w:rPr>
-          <w:rtl w:val="0"/>
-        </w:rPr>
-        <w:t xml:space="preserve">"How real are </w:t>
-      </w:r>
-      <w:r>
-        <w:rPr>
-          <w:i w:val="1"/>
-          <w:iCs w:val="1"/>
-          <w:rtl w:val="0"/>
-        </w:rPr>
-        <w:t xml:space="preserve">you.</w:t>
-      </w:r>
-      <w:r>
-        <w:rPr>
-          <w:rtl w:val="0"/>
-        </w:rPr>
-        <w:t xml:space="preserve">"</w:t>
-      </w:r>
-    </w:p>
-    <w:p>
-      <w:pPr>
-        <w:spacing w:after="240" w:before="240" w:lineRule="auto"/>
-        <w:ind w:firstLine="0"/>
-        <w:rPr/>
-      </w:pPr>
-      <w:r>
-        <w:rPr>
-          <w:rtl w:val="0"/>
-        </w:rPr>
         <w:t xml:space="preserve">"As real as I seem to be."</w:t>
       </w:r>
     </w:p>
@@ -22247,33 +22256,20 @@
         <w:rPr>
           <w:rtl w:val="0"/>
         </w:rPr>
-        <w:t xml:space="preserve">"Drew."</w:t>
-      </w:r>
-    </w:p>
-    <w:p>
-      <w:pPr>
-        <w:spacing w:after="240" w:before="240" w:lineRule="auto"/>
-        <w:ind w:firstLine="0"/>
-        <w:rPr/>
-      </w:pPr>
-      <w:r>
-        <w:rPr>
-          <w:rtl w:val="0"/>
-        </w:rPr>
-        <w:t xml:space="preserve">"Yeah."</w:t>
-      </w:r>
-    </w:p>
-    <w:p>
-      <w:pPr>
-        <w:spacing w:after="240" w:before="240" w:lineRule="auto"/>
-        <w:ind w:firstLine="0"/>
-        <w:rPr/>
-      </w:pPr>
-      <w:r>
-        <w:rPr>
-          <w:rtl w:val="0"/>
-        </w:rPr>
-        <w:t xml:space="preserve">"Go fish for a while. You need to fish. Your face has gone the color of a man who has eaten more cosmology than his stomach was prepared to handle, and the cure is fish. Bring me a perch back, if you catch one, and I will pickle it for you and you can eat it in fifteen years and tell me whether it was worth waiting."</w:t>
+        <w:t xml:space="preserve">She stood, and smoothed the dark green of her dress, and walked him toward the door.</w:t>
+      </w:r>
+    </w:p>
+    <w:p>
+      <w:pPr>
+        <w:spacing w:after="240" w:before="240" w:lineRule="auto"/>
+        <w:ind w:firstLine="0"/>
+        <w:rPr/>
+      </w:pPr>
+      <w:r>
+        <w:rPr>
+          <w:rtl w:val="0"/>
+        </w:rPr>
+        <w:t xml:space="preserve">"Go fish for a while, Drew. You need to fish. Your face has gone the color of a man who has eaten more cosmology than his stomach was prepared to handle, and the cure is fish. Bring me a perch back, if you catch one, and I will pickle it for you and you can eat it in fifteen years and tell me whether it was worth waiting."</w:t>
       </w:r>
     </w:p>
     <w:p>
@@ -28079,33 +28075,20 @@
         <w:rPr>
           <w:rtl w:val="0"/>
         </w:rPr>
-        <w:t xml:space="preserve">"Drew."</w:t>
-      </w:r>
-    </w:p>
-    <w:p>
-      <w:pPr>
-        <w:spacing w:after="240" w:before="240" w:lineRule="auto"/>
-        <w:ind w:firstLine="0"/>
-        <w:rPr/>
-      </w:pPr>
-      <w:r>
-        <w:rPr>
-          <w:rtl w:val="0"/>
-        </w:rPr>
-        <w:t xml:space="preserve">"Yeah."</w:t>
-      </w:r>
-    </w:p>
-    <w:p>
-      <w:pPr>
-        <w:spacing w:after="240" w:before="240" w:lineRule="auto"/>
-        <w:ind w:firstLine="0"/>
-        <w:rPr/>
-      </w:pPr>
-      <w:r>
-        <w:rPr>
-          <w:rtl w:val="0"/>
-        </w:rPr>
-        <w:t xml:space="preserve">"Walk with me a little further."</w:t>
+        <w:t xml:space="preserve">Lyselle adjusted the shawl on her shoulder. She watched the path ahead for a few steps before she answered.</w:t>
+      </w:r>
+    </w:p>
+    <w:p>
+      <w:pPr>
+        <w:spacing w:after="240" w:before="240" w:lineRule="auto"/>
+        <w:ind w:firstLine="0"/>
+        <w:rPr/>
+      </w:pPr>
+      <w:r>
+        <w:rPr>
+          <w:rtl w:val="0"/>
+        </w:rPr>
+        <w:t xml:space="preserve">"Walk with me a little further, Drew."</w:t>
       </w:r>
     </w:p>
     <w:p>
@@ -28263,33 +28246,20 @@
         <w:rPr>
           <w:rtl w:val="0"/>
         </w:rPr>
-        <w:t xml:space="preserve">"Lyselle."</w:t>
-      </w:r>
-    </w:p>
-    <w:p>
-      <w:pPr>
-        <w:spacing w:after="240" w:before="240" w:lineRule="auto"/>
-        <w:ind w:firstLine="0"/>
-        <w:rPr/>
-      </w:pPr>
-      <w:r>
-        <w:rPr>
-          <w:rtl w:val="0"/>
-        </w:rPr>
-        <w:t xml:space="preserve">"Yes."</w:t>
-      </w:r>
-    </w:p>
-    <w:p>
-      <w:pPr>
-        <w:spacing w:after="240" w:before="240" w:lineRule="auto"/>
-        <w:ind w:firstLine="0"/>
-        <w:rPr/>
-      </w:pPr>
-      <w:r>
-        <w:rPr>
-          <w:rtl w:val="0"/>
-        </w:rPr>
-        <w:t xml:space="preserve">"Mira."</w:t>
+        <w:t xml:space="preserve">They walked another stretch in silence. A handful of leaves came down through the crowns of the trees and caught the sun on the way.</w:t>
+      </w:r>
+    </w:p>
+    <w:p>
+      <w:pPr>
+        <w:spacing w:after="240" w:before="240" w:lineRule="auto"/>
+        <w:ind w:firstLine="0"/>
+        <w:rPr/>
+      </w:pPr>
+      <w:r>
+        <w:rPr>
+          <w:rtl w:val="0"/>
+        </w:rPr>
+        <w:t xml:space="preserve">"Mira," he said.</w:t>
       </w:r>
     </w:p>
     <w:p>
@@ -28369,47 +28339,20 @@
         <w:rPr>
           <w:rtl w:val="0"/>
         </w:rPr>
-        <w:t xml:space="preserve">"Lyselle."</w:t>
-      </w:r>
-    </w:p>
-    <w:p>
-      <w:pPr>
-        <w:spacing w:after="240" w:before="240" w:lineRule="auto"/>
-        <w:ind w:firstLine="0"/>
-        <w:rPr/>
-      </w:pPr>
-      <w:r>
-        <w:rPr>
-          <w:rtl w:val="0"/>
-        </w:rPr>
-        <w:t xml:space="preserve">"Yes."</w:t>
-      </w:r>
-    </w:p>
-    <w:p>
-      <w:pPr>
-        <w:spacing w:after="240" w:before="240" w:lineRule="auto"/>
-        <w:ind w:firstLine="0"/>
-        <w:rPr/>
-      </w:pPr>
-      <w:r>
-        <w:rPr>
-          <w:rtl w:val="0"/>
-        </w:rPr>
-        <w:t xml:space="preserve">"This is — that's a </w:t>
-      </w:r>
-      <w:r>
-        <w:rPr>
-          <w:i w:val="1"/>
-          <w:iCs w:val="1"/>
-          <w:rtl w:val="0"/>
-        </w:rPr>
-        <w:t xml:space="preserve">big</w:t>
-      </w:r>
-      <w:r>
-        <w:rPr>
-          <w:rtl w:val="0"/>
-        </w:rPr>
-        <w:t xml:space="preserve"> one."</w:t>
+        <w:t xml:space="preserve">Drew let a little more of the path go under his boots before he said anything else. The river was running on his right and the trees were making their slow steady noise overhead.</w:t>
+      </w:r>
+    </w:p>
+    <w:p>
+      <w:pPr>
+        <w:spacing w:after="240" w:before="240" w:lineRule="auto"/>
+        <w:ind w:firstLine="0"/>
+        <w:rPr/>
+      </w:pPr>
+      <w:r>
+        <w:rPr>
+          <w:rtl w:val="0"/>
+        </w:rPr>
+        <w:t xml:space="preserve">"This is — that's a big one, Lyselle."</w:t>
       </w:r>
     </w:p>
     <w:p>
@@ -28489,33 +28432,7 @@
         <w:rPr>
           <w:rtl w:val="0"/>
         </w:rPr>
-        <w:t xml:space="preserve">"Lyselle."</w:t>
-      </w:r>
-    </w:p>
-    <w:p>
-      <w:pPr>
-        <w:spacing w:after="240" w:before="240" w:lineRule="auto"/>
-        <w:ind w:firstLine="0"/>
-        <w:rPr/>
-      </w:pPr>
-      <w:r>
-        <w:rPr>
-          <w:rtl w:val="0"/>
-        </w:rPr>
-        <w:t xml:space="preserve">"Yes."</w:t>
-      </w:r>
-    </w:p>
-    <w:p>
-      <w:pPr>
-        <w:spacing w:after="240" w:before="240" w:lineRule="auto"/>
-        <w:ind w:firstLine="0"/>
-        <w:rPr/>
-      </w:pPr>
-      <w:r>
-        <w:rPr>
-          <w:rtl w:val="0"/>
-        </w:rPr>
-        <w:t xml:space="preserve">"You said earlier, on a different walk, that they're as real as they seem to be."</w:t>
+        <w:t xml:space="preserve">"Lyselle, you said earlier, on a different walk, that they're as real as they seem to be."</w:t>
       </w:r>
     </w:p>
     <w:p>
@@ -28703,7 +28620,46 @@
         <w:rPr>
           <w:rtl w:val="0"/>
         </w:rPr>
-        <w:t xml:space="preserve">"Lyselle."</w:t>
+        <w:t xml:space="preserve">He rubbed his jaw and looked at the bench beside her, and at the river bend past it.</w:t>
+      </w:r>
+    </w:p>
+    <w:p>
+      <w:pPr>
+        <w:spacing w:after="240" w:before="240" w:lineRule="auto"/>
+        <w:ind w:firstLine="0"/>
+        <w:rPr/>
+      </w:pPr>
+      <w:r>
+        <w:rPr>
+          <w:rtl w:val="0"/>
+        </w:rPr>
+        <w:t xml:space="preserve">"I should head back, Lyselle."</w:t>
+      </w:r>
+    </w:p>
+    <w:p>
+      <w:pPr>
+        <w:spacing w:after="240" w:before="240" w:lineRule="auto"/>
+        <w:ind w:firstLine="0"/>
+        <w:rPr/>
+      </w:pPr>
+      <w:r>
+        <w:rPr>
+          <w:rtl w:val="0"/>
+        </w:rPr>
+        <w:t xml:space="preserve">"You should, dear."</w:t>
+      </w:r>
+    </w:p>
+    <w:p>
+      <w:pPr>
+        <w:spacing w:after="240" w:before="240" w:lineRule="auto"/>
+        <w:ind w:firstLine="0"/>
+        <w:rPr/>
+      </w:pPr>
+      <w:r>
+        <w:rPr>
+          <w:rtl w:val="0"/>
+        </w:rPr>
+        <w:t xml:space="preserve">"I'm pretty close to leveling Mira up to Lover, but" — he caught the sentence and rerouted — "I mean — she leveled up last night. To Lover. I just realized that's how that went."</w:t>
       </w:r>
     </w:p>
     <w:p>
@@ -28729,58 +28685,6 @@
         <w:rPr>
           <w:rtl w:val="0"/>
         </w:rPr>
-        <w:t xml:space="preserve">"I should head back."</w:t>
-      </w:r>
-    </w:p>
-    <w:p>
-      <w:pPr>
-        <w:spacing w:after="240" w:before="240" w:lineRule="auto"/>
-        <w:ind w:firstLine="0"/>
-        <w:rPr/>
-      </w:pPr>
-      <w:r>
-        <w:rPr>
-          <w:rtl w:val="0"/>
-        </w:rPr>
-        <w:t xml:space="preserve">"You should, dear."</w:t>
-      </w:r>
-    </w:p>
-    <w:p>
-      <w:pPr>
-        <w:spacing w:after="240" w:before="240" w:lineRule="auto"/>
-        <w:ind w:firstLine="0"/>
-        <w:rPr/>
-      </w:pPr>
-      <w:r>
-        <w:rPr>
-          <w:rtl w:val="0"/>
-        </w:rPr>
-        <w:t xml:space="preserve">"I'm pretty close to leveling Mira up to Lover, but" — he caught the sentence and rerouted — "I mean — she leveled up last night. To Lover. I just realized that's how that went."</w:t>
-      </w:r>
-    </w:p>
-    <w:p>
-      <w:pPr>
-        <w:spacing w:after="240" w:before="240" w:lineRule="auto"/>
-        <w:ind w:firstLine="0"/>
-        <w:rPr/>
-      </w:pPr>
-      <w:r>
-        <w:rPr>
-          <w:rtl w:val="0"/>
-        </w:rPr>
-        <w:t xml:space="preserve">"Yes."</w:t>
-      </w:r>
-    </w:p>
-    <w:p>
-      <w:pPr>
-        <w:spacing w:after="240" w:before="240" w:lineRule="auto"/>
-        <w:ind w:firstLine="0"/>
-        <w:rPr/>
-      </w:pPr>
-      <w:r>
-        <w:rPr>
-          <w:rtl w:val="0"/>
-        </w:rPr>
         <w:t xml:space="preserve">"So."</w:t>
       </w:r>
     </w:p>
@@ -28872,89 +28776,20 @@
         <w:rPr>
           <w:rtl w:val="0"/>
         </w:rPr>
-        <w:t xml:space="preserve">"Drew."</w:t>
-      </w:r>
-    </w:p>
-    <w:p>
-      <w:pPr>
-        <w:spacing w:after="240" w:before="240" w:lineRule="auto"/>
-        <w:ind w:firstLine="0"/>
-        <w:rPr/>
-      </w:pPr>
-      <w:r>
-        <w:rPr>
-          <w:rtl w:val="0"/>
-        </w:rPr>
-        <w:t xml:space="preserve">"Yeah."</w:t>
-      </w:r>
-    </w:p>
-    <w:p>
-      <w:pPr>
-        <w:spacing w:after="240" w:before="240" w:lineRule="auto"/>
-        <w:ind w:firstLine="0"/>
-        <w:rPr/>
-      </w:pPr>
-      <w:r>
-        <w:rPr>
-          <w:rtl w:val="0"/>
-        </w:rPr>
-        <w:t xml:space="preserve">"You should know, before you go, that you are doing this approximately twice as well as the median protagonist would, by my correspondents' standards, and that this is not a thing I am saying to be flattering. The reason I am saying it is that the doing-it-well comes with a cost I want you to be aware of. Doing it well means the women here, several of them, are going to fall in love with you. They are going to fall in love with you in a way that is real, by every metric we have agreed counts as real, and they are going to do it in part because the system is </w:t>
-      </w:r>
-      <w:r>
-        <w:rPr>
-          <w:i w:val="1"/>
-          <w:iCs w:val="1"/>
-          <w:rtl w:val="0"/>
-        </w:rPr>
-        <w:t xml:space="preserve">arranging</w:t>
-      </w:r>
-      <w:r>
-        <w:rPr>
-          <w:rtl w:val="0"/>
-        </w:rPr>
-        <w:t xml:space="preserve"> for them to, which is the system, and in part because </w:t>
-      </w:r>
-      <w:r>
-        <w:rPr>
-          <w:i w:val="1"/>
-          <w:iCs w:val="1"/>
-          <w:rtl w:val="0"/>
-        </w:rPr>
-        <w:t xml:space="preserve">you, Drew Halloran,</w:t>
-      </w:r>
-      <w:r>
-        <w:rPr>
-          <w:rtl w:val="0"/>
-        </w:rPr>
-        <w:t xml:space="preserve"> are a person they would have fallen in love with anyway. The system did not </w:t>
-      </w:r>
-      <w:r>
-        <w:rPr>
-          <w:i w:val="1"/>
-          <w:iCs w:val="1"/>
-          <w:rtl w:val="0"/>
-        </w:rPr>
-        <w:t xml:space="preserve">make</w:t>
-      </w:r>
-      <w:r>
-        <w:rPr>
-          <w:rtl w:val="0"/>
-        </w:rPr>
-        <w:t xml:space="preserve"> you the man you are. It chose you because of the man you are. That distinction is going to matter to you, later, when you are wondering whether what they feel is theirs or its. The answer is </w:t>
-      </w:r>
-      <w:r>
-        <w:rPr>
-          <w:i w:val="1"/>
-          <w:iCs w:val="1"/>
-          <w:rtl w:val="0"/>
-        </w:rPr>
-        <w:t xml:space="preserve">both.</w:t>
-      </w:r>
-      <w:r>
-        <w:rPr>
-          <w:rtl w:val="0"/>
-        </w:rPr>
-        <w:t xml:space="preserve"> Don't forget the second half."</w:t>
+        <w:t xml:space="preserve">She turned her face out toward the river for a moment. The chocolate-flush had settled in her cheeks and was starting to thin.</w:t>
+      </w:r>
+    </w:p>
+    <w:p>
+      <w:pPr>
+        <w:spacing w:after="240" w:before="240" w:lineRule="auto"/>
+        <w:ind w:firstLine="0"/>
+        <w:rPr/>
+      </w:pPr>
+      <w:r>
+        <w:rPr>
+          <w:rtl w:val="0"/>
+        </w:rPr>
+        <w:t xml:space="preserve">"And, Drew, before you go — you should know that you are doing this approximately twice as well as the median protagonist would, by my correspondents' standards, and that this is not a thing I am saying to be flattering. The reason I am saying it is that the doing-it-well comes with a cost I want you to be aware of. Doing it well means the women here, several of them, are going to fall in love with you. They are going to fall in love with you in a way that is real, by every metric we have agreed counts as real, and they are going to do it in part because the system is arranging for them to, which is the system, and in part because you, Drew Halloran, are a person they would have fallen in love with anyway. The system did not make you the man you are. It chose you because of the man you are. That distinction is going to matter to you, later, when you are wondering whether what they feel is theirs or its. The answer is both. Don't forget the second half."</w:t>
       </w:r>
     </w:p>
     <w:p>
@@ -28993,33 +28828,7 @@
         <w:rPr>
           <w:rtl w:val="0"/>
         </w:rPr>
-        <w:t xml:space="preserve">"Lyselle."</w:t>
-      </w:r>
-    </w:p>
-    <w:p>
-      <w:pPr>
-        <w:spacing w:after="240" w:before="240" w:lineRule="auto"/>
-        <w:ind w:firstLine="0"/>
-        <w:rPr/>
-      </w:pPr>
-      <w:r>
-        <w:rPr>
-          <w:rtl w:val="0"/>
-        </w:rPr>
-        <w:t xml:space="preserve">"Yes."</w:t>
-      </w:r>
-    </w:p>
-    <w:p>
-      <w:pPr>
-        <w:spacing w:after="240" w:before="240" w:lineRule="auto"/>
-        <w:ind w:firstLine="0"/>
-        <w:rPr/>
-      </w:pPr>
-      <w:r>
-        <w:rPr>
-          <w:rtl w:val="0"/>
-        </w:rPr>
-        <w:t xml:space="preserve">"That was the answer to a question I hadn't quite asked yet."</w:t>
+        <w:t xml:space="preserve">"That was the answer to a question I hadn't quite asked yet, Lyselle."</w:t>
       </w:r>
     </w:p>
     <w:p>
@@ -30231,7 +30040,7 @@
         <w:rPr>
           <w:rtl w:val="0"/>
         </w:rPr>
-        <w:t xml:space="preserve">Lyselle did not interrupt. When he was done, she set her teacup down.</w:t>
+        <w:t xml:space="preserve">Lyselle did not interrupt. When he was done, she set her teacup down. She did not pick it up again.</w:t>
       </w:r>
     </w:p>
     <w:p>
@@ -30270,21 +30079,7 @@
         <w:rPr>
           <w:rtl w:val="0"/>
         </w:rPr>
-        <w:t xml:space="preserve">"What did the figure walk </w:t>
-      </w:r>
-      <w:r>
-        <w:rPr>
-          <w:i w:val="1"/>
-          <w:iCs w:val="1"/>
-          <w:rtl w:val="0"/>
-        </w:rPr>
-        <w:t xml:space="preserve">toward.</w:t>
-      </w:r>
-      <w:r>
-        <w:rPr>
-          <w:rtl w:val="0"/>
-        </w:rPr>
-        <w:t xml:space="preserve">"</w:t>
+        <w:t xml:space="preserve">"What did the figure walk toward."</w:t>
       </w:r>
     </w:p>
     <w:p>
@@ -30520,6 +30315,19 @@
           <w:rtl w:val="0"/>
         </w:rPr>
         <w:t xml:space="preserve">"I think — yeah. Yeah, I think so."</w:t>
+      </w:r>
+    </w:p>
+    <w:p>
+      <w:pPr>
+        <w:spacing w:after="240" w:before="240" w:lineRule="auto"/>
+        <w:ind w:firstLine="0"/>
+        <w:rPr/>
+      </w:pPr>
+      <w:r>
+        <w:rPr>
+          <w:rtl w:val="0"/>
+        </w:rPr>
+        <w:t xml:space="preserve">She watched his face. The portrait at the corner of his vision had gone still in its drawn-on chair, attentive in the way a clerk goes attentive when the file in front of her starts moving on its own.</w:t>
       </w:r>
     </w:p>
     <w:p>
@@ -36932,6 +36740,19 @@
         <w:rPr>
           <w:rtl w:val="0"/>
         </w:rPr>
+        <w:t xml:space="preserve">She kicked the toe of her boot against the porch board, in the way of a woman who has decided to say a thing and is allowing herself one extra second to set it up.</w:t>
+      </w:r>
+    </w:p>
+    <w:p>
+      <w:pPr>
+        <w:spacing w:after="240" w:before="240" w:lineRule="auto"/>
+        <w:ind w:firstLine="0"/>
+        <w:rPr/>
+      </w:pPr>
+      <w:r>
+        <w:rPr>
+          <w:rtl w:val="0"/>
+        </w:rPr>
         <w:t xml:space="preserve">"Halloran."</w:t>
       </w:r>
     </w:p>
@@ -37685,21 +37506,20 @@
         <w:rPr>
           <w:rtl w:val="0"/>
         </w:rPr>
-        <w:t xml:space="preserve">"I am the one who </w:t>
-      </w:r>
-      <w:r>
-        <w:rPr>
-          <w:i w:val="1"/>
-          <w:iCs w:val="1"/>
-          <w:rtl w:val="0"/>
-        </w:rPr>
-        <w:t xml:space="preserve">suggested</w:t>
-      </w:r>
-      <w:r>
-        <w:rPr>
-          <w:rtl w:val="0"/>
-        </w:rPr>
-        <w:t xml:space="preserve"> it."</w:t>
+        <w:t xml:space="preserve">"I am the one who suggested it."</w:t>
+      </w:r>
+    </w:p>
+    <w:p>
+      <w:pPr>
+        <w:spacing w:after="240" w:before="240" w:lineRule="auto"/>
+        <w:ind w:firstLine="0"/>
+        <w:rPr/>
+      </w:pPr>
+      <w:r>
+        <w:rPr>
+          <w:rtl w:val="0"/>
+        </w:rPr>
+        <w:t xml:space="preserve">She set the cup on the rack and turned the water off. She dried her hands on a towel, slowly, in the way of a woman doing one small task to occupy herself while the room finished settling.</w:t>
       </w:r>
     </w:p>
     <w:p>
@@ -37831,7 +37651,7 @@
         <w:rPr>
           <w:rtl w:val="0"/>
         </w:rPr>
-        <w:t xml:space="preserve">"Yeah."</w:t>
+        <w:t xml:space="preserve">He stopped talking. Lyselle raised her teacup an inch in his direction, like a small ceremonial gesture, and lowered it.</w:t>
       </w:r>
     </w:p>
     <w:p>

--- a/AI Slop Book 1.docx
+++ b/AI Slop Book 1.docx
@@ -11515,6 +11515,19 @@
         <w:rPr>
           <w:rtl w:val="0"/>
         </w:rPr>
+        <w:t xml:space="preserve">He sat with the unlock for a half-second longer than was strictly cool. The shop smelled like the soup and the cheese and faintly like the lake under the back door.</w:t>
+      </w:r>
+    </w:p>
+    <w:p>
+      <w:pPr>
+        <w:spacing w:after="240" w:before="240" w:lineRule="auto"/>
+        <w:ind w:firstLine="0"/>
+        <w:rPr/>
+      </w:pPr>
+      <w:r>
+        <w:rPr>
+          <w:rtl w:val="0"/>
+        </w:rPr>
         <w:t xml:space="preserve">"There I — yeah. There I go."</w:t>
       </w:r>
     </w:p>
@@ -16719,6 +16732,19 @@
         <w:rPr>
           <w:rtl w:val="0"/>
         </w:rPr>
+        <w:t xml:space="preserve">She had a clothespin between her teeth and a shirt-shoulder pinched in each hand. She glanced sideways at him over the line.</w:t>
+      </w:r>
+    </w:p>
+    <w:p>
+      <w:pPr>
+        <w:spacing w:after="240" w:before="240" w:lineRule="auto"/>
+        <w:ind w:firstLine="0"/>
+        <w:rPr/>
+      </w:pPr>
+      <w:r>
+        <w:rPr>
+          <w:rtl w:val="0"/>
+        </w:rPr>
         <w:t xml:space="preserve">"Yeah?"</w:t>
       </w:r>
     </w:p>
@@ -16745,20 +16771,7 @@
         <w:rPr>
           <w:rtl w:val="0"/>
         </w:rPr>
-        <w:t xml:space="preserve">"Oh?"</w:t>
-      </w:r>
-    </w:p>
-    <w:p>
-      <w:pPr>
-        <w:spacing w:after="240" w:before="240" w:lineRule="auto"/>
-        <w:ind w:firstLine="0"/>
-        <w:rPr/>
-      </w:pPr>
-      <w:r>
-        <w:rPr>
-          <w:rtl w:val="0"/>
-        </w:rPr>
-        <w:t xml:space="preserve">"Yeah."</w:t>
+        <w:t xml:space="preserve">She pinned the shoulder, and the other shoulder, and pulled the pin from her teeth.</w:t>
       </w:r>
     </w:p>
     <w:p>
@@ -19871,21 +19884,20 @@
         <w:rPr>
           <w:rtl w:val="0"/>
         </w:rPr>
-        <w:t xml:space="preserve">"You should go," Mira said. "Lyselle is patient but she's not, like, </w:t>
-      </w:r>
-      <w:r>
-        <w:rPr>
-          <w:i w:val="1"/>
-          <w:iCs w:val="1"/>
-          <w:rtl w:val="0"/>
-        </w:rPr>
-        <w:t xml:space="preserve">infinitely</w:t>
-      </w:r>
-      <w:r>
-        <w:rPr>
-          <w:rtl w:val="0"/>
-        </w:rPr>
-        <w:t xml:space="preserve"> patient, you know? She'll have set aside a chunk of her morning for you. Take Banjo. Bring her something. She likes pastries from Pip's. Stop by Pip's first. Tell Pip I sent you."</w:t>
+        <w:t xml:space="preserve">"You should go," Mira said. "Lyselle is patient but she's not, like, infinitely patient, you know? She'll have set aside a chunk of her morning for you. Take Banjo. Bring her something. She likes pastries from Pip's. Stop by Pip's first. Tell Pip I sent you."</w:t>
+      </w:r>
+    </w:p>
+    <w:p>
+      <w:pPr>
+        <w:spacing w:after="240" w:before="240" w:lineRule="auto"/>
+        <w:ind w:firstLine="0"/>
+        <w:rPr/>
+      </w:pPr>
+      <w:r>
+        <w:rPr>
+          <w:rtl w:val="0"/>
+        </w:rPr>
+        <w:t xml:space="preserve">He pushed the last bite of bread around his plate and did not pick it up.</w:t>
       </w:r>
     </w:p>
     <w:p>
@@ -19937,20 +19949,33 @@
         <w:rPr>
           <w:rtl w:val="0"/>
         </w:rPr>
-        <w:t xml:space="preserve">"Mhm."</w:t>
-      </w:r>
-    </w:p>
-    <w:p>
-      <w:pPr>
-        <w:spacing w:after="240" w:before="240" w:lineRule="auto"/>
-        <w:ind w:firstLine="0"/>
-        <w:rPr/>
-      </w:pPr>
-      <w:r>
-        <w:rPr>
-          <w:rtl w:val="0"/>
-        </w:rPr>
-        <w:t xml:space="preserve">"And the. Welcome-to-Companion."</w:t>
+        <w:t xml:space="preserve">She reached over and stole the bread off his plate and ate it.</w:t>
+      </w:r>
+    </w:p>
+    <w:p>
+      <w:pPr>
+        <w:spacing w:after="240" w:before="240" w:lineRule="auto"/>
+        <w:ind w:firstLine="0"/>
+        <w:rPr/>
+      </w:pPr>
+      <w:r>
+        <w:rPr>
+          <w:rtl w:val="0"/>
+        </w:rPr>
+        <w:t xml:space="preserve">"Mhm. And the welcome-to-Companion?"</w:t>
+      </w:r>
+    </w:p>
+    <w:p>
+      <w:pPr>
+        <w:spacing w:after="240" w:before="240" w:lineRule="auto"/>
+        <w:ind w:firstLine="0"/>
+        <w:rPr/>
+      </w:pPr>
+      <w:r>
+        <w:rPr>
+          <w:rtl w:val="0"/>
+        </w:rPr>
+        <w:t xml:space="preserve">"That too."</w:t>
       </w:r>
     </w:p>
     <w:p>
@@ -21833,21 +21858,20 @@
         <w:rPr>
           <w:rtl w:val="0"/>
         </w:rPr>
-        <w:t xml:space="preserve">"Mira. Branwen. Hazel. Pip. </w:t>
-      </w:r>
-      <w:r>
-        <w:rPr>
-          <w:i w:val="1"/>
-          <w:iCs w:val="1"/>
-          <w:rtl w:val="0"/>
-        </w:rPr>
-        <w:t xml:space="preserve">You.</w:t>
-      </w:r>
-      <w:r>
-        <w:rPr>
-          <w:rtl w:val="0"/>
-        </w:rPr>
-        <w:t xml:space="preserve">"</w:t>
+        <w:t xml:space="preserve">He let his eye go down the lane in his head — Mira at her shop, Branwen at her bench, Hazel in her garden, Pip at her candles, the woman across from him in this room — and set them out, one at a time, in the air between him and her.</w:t>
+      </w:r>
+    </w:p>
+    <w:p>
+      <w:pPr>
+        <w:spacing w:after="240" w:before="240" w:lineRule="auto"/>
+        <w:ind w:firstLine="0"/>
+        <w:rPr/>
+      </w:pPr>
+      <w:r>
+        <w:rPr>
+          <w:rtl w:val="0"/>
+        </w:rPr>
+        <w:t xml:space="preserve">"Mira. Branwen. Hazel. Pip. You."</w:t>
       </w:r>
     </w:p>
     <w:p>

--- a/AI Slop Book 1.docx
+++ b/AI Slop Book 1.docx
@@ -4726,6 +4726,19 @@
         <w:rPr>
           <w:rtl w:val="0"/>
         </w:rPr>
+        <w:t xml:space="preserve">He could not, for a second, get the next sentence to come out. He looked at the icon. He looked at her.</w:t>
+      </w:r>
+    </w:p>
+    <w:p>
+      <w:pPr>
+        <w:spacing w:after="240" w:before="240" w:lineRule="auto"/>
+        <w:ind w:firstLine="0"/>
+        <w:rPr/>
+      </w:pPr>
+      <w:r>
+        <w:rPr>
+          <w:rtl w:val="0"/>
+        </w:rPr>
         <w:t xml:space="preserve">"Is this what I think it is."</w:t>
       </w:r>
     </w:p>
@@ -11658,6 +11671,19 @@
         <w:rPr>
           <w:rtl w:val="0"/>
         </w:rPr>
+        <w:t xml:space="preserve">He set his spoon down across the rim of his bowl, the way he had been setting spoons down across rims of bowls his entire life, and looked at her.</w:t>
+      </w:r>
+    </w:p>
+    <w:p>
+      <w:pPr>
+        <w:spacing w:after="240" w:before="240" w:lineRule="auto"/>
+        <w:ind w:firstLine="0"/>
+        <w:rPr/>
+      </w:pPr>
+      <w:r>
+        <w:rPr>
+          <w:rtl w:val="0"/>
+        </w:rPr>
         <w:t xml:space="preserve">"Can you teach me anything."</w:t>
       </w:r>
     </w:p>
@@ -35220,6 +35246,19 @@
         <w:rPr>
           <w:rtl w:val="0"/>
         </w:rPr>
+        <w:t xml:space="preserve">She finished the long even pass she was making with the plane, set the plane down at right angles to the bench, and turned to look at him with the chip-toothed grin starting in the corner of her mouth and her ears tipped slightly forward.</w:t>
+      </w:r>
+    </w:p>
+    <w:p>
+      <w:pPr>
+        <w:spacing w:after="240" w:before="240" w:lineRule="auto"/>
+        <w:ind w:firstLine="0"/>
+        <w:rPr/>
+      </w:pPr>
+      <w:r>
+        <w:rPr>
+          <w:rtl w:val="0"/>
+        </w:rPr>
         <w:t xml:space="preserve">"Drew."</w:t>
       </w:r>
     </w:p>
@@ -35246,49 +35285,7 @@
         <w:rPr>
           <w:rtl w:val="0"/>
         </w:rPr>
-        <w:t xml:space="preserve">"When the boathouse is done, you will sleep in it on the first night. I am not, on the first night, going to come over. Mira is going to, possibly. Lyselle, possibly. You and I will, on a different night, after, do our own thing in our own way. </w:t>
-      </w:r>
-      <w:r>
-        <w:rPr>
-          <w:i w:val="1"/>
-          <w:iCs w:val="1"/>
-          <w:rtl w:val="0"/>
-        </w:rPr>
-        <w:t xml:space="preserve">I</w:t>
-      </w:r>
-      <w:r>
-        <w:rPr>
-          <w:rtl w:val="0"/>
-        </w:rPr>
-        <w:t xml:space="preserve"> am not racing. </w:t>
-      </w:r>
-      <w:r>
-        <w:rPr>
-          <w:i w:val="1"/>
-          <w:iCs w:val="1"/>
-          <w:rtl w:val="0"/>
-        </w:rPr>
-        <w:t xml:space="preserve">You</w:t>
-      </w:r>
-      <w:r>
-        <w:rPr>
-          <w:rtl w:val="0"/>
-        </w:rPr>
-        <w:t xml:space="preserve"> are not racing me. The boathouse is the boathouse. Please ask me to come fishing with you sometime in the second week. </w:t>
-      </w:r>
-      <w:r>
-        <w:rPr>
-          <w:i w:val="1"/>
-          <w:iCs w:val="1"/>
-          <w:rtl w:val="0"/>
-        </w:rPr>
-        <w:t xml:space="preserve">That's</w:t>
-      </w:r>
-      <w:r>
-        <w:rPr>
-          <w:rtl w:val="0"/>
-        </w:rPr>
-        <w:t xml:space="preserve"> what I want. Not a competition with the half-elf."</w:t>
+        <w:t xml:space="preserve">"When the boathouse is done, you will sleep in it on the first night. I am not, on the first night, going to come over. Mira is going to, possibly. Lyselle, possibly. You and I will, on a different night, after, do our own thing in our own way. I am not racing. You are not racing me. The boathouse is the boathouse. Please ask me to come fishing with you sometime in the second week. That's what I want. Not a competition with the half-elf."</w:t>
       </w:r>
     </w:p>
     <w:p>
@@ -36422,6 +36419,19 @@
         <w:rPr>
           <w:rtl w:val="0"/>
         </w:rPr>
+        <w:t xml:space="preserve">She had not, Drew noticed, taken her eyes off the small wooden box on the mantel since Iri had set it there.</w:t>
+      </w:r>
+    </w:p>
+    <w:p>
+      <w:pPr>
+        <w:spacing w:after="240" w:before="240" w:lineRule="auto"/>
+        <w:ind w:firstLine="0"/>
+        <w:rPr/>
+      </w:pPr>
+      <w:r>
+        <w:rPr>
+          <w:rtl w:val="0"/>
+        </w:rPr>
         <w:t xml:space="preserve">"You will not be left empty-handed."</w:t>
       </w:r>
     </w:p>
@@ -36448,100 +36458,46 @@
         <w:rPr>
           <w:rtl w:val="0"/>
         </w:rPr>
-        <w:t xml:space="preserve">"Lyselle."</w:t>
-      </w:r>
-    </w:p>
-    <w:p>
-      <w:pPr>
-        <w:spacing w:after="240" w:before="240" w:lineRule="auto"/>
-        <w:ind w:firstLine="0"/>
-        <w:rPr/>
-      </w:pPr>
-      <w:r>
-        <w:rPr>
-          <w:rtl w:val="0"/>
-        </w:rPr>
-        <w:t xml:space="preserve">"Yes."</w:t>
-      </w:r>
-    </w:p>
-    <w:p>
-      <w:pPr>
-        <w:spacing w:after="240" w:before="240" w:lineRule="auto"/>
-        <w:ind w:firstLine="0"/>
-        <w:rPr/>
-      </w:pPr>
-      <w:r>
-        <w:rPr>
-          <w:rtl w:val="0"/>
-        </w:rPr>
-        <w:t xml:space="preserve">"There may be more chocolates in your future today."</w:t>
-      </w:r>
-    </w:p>
-    <w:p>
-      <w:pPr>
-        <w:spacing w:after="240" w:before="240" w:lineRule="auto"/>
-        <w:ind w:firstLine="0"/>
-        <w:rPr/>
-      </w:pPr>
-      <w:r>
-        <w:rPr>
-          <w:rtl w:val="0"/>
-        </w:rPr>
-        <w:t xml:space="preserve">"Drew."</w:t>
-      </w:r>
-    </w:p>
-    <w:p>
-      <w:pPr>
-        <w:spacing w:after="240" w:before="240" w:lineRule="auto"/>
-        <w:ind w:firstLine="0"/>
-        <w:rPr/>
-      </w:pPr>
-      <w:r>
-        <w:rPr>
-          <w:rtl w:val="0"/>
-        </w:rPr>
-        <w:t xml:space="preserve">"Yes."</w:t>
-      </w:r>
-    </w:p>
-    <w:p>
-      <w:pPr>
-        <w:spacing w:after="240" w:before="240" w:lineRule="auto"/>
-        <w:ind w:firstLine="0"/>
-        <w:rPr/>
-      </w:pPr>
-      <w:r>
-        <w:rPr>
-          <w:rtl w:val="0"/>
-        </w:rPr>
-        <w:t xml:space="preserve">"That had better be a </w:t>
-      </w:r>
-      <w:r>
-        <w:rPr>
-          <w:i w:val="1"/>
-          <w:iCs w:val="1"/>
-          <w:rtl w:val="0"/>
-        </w:rPr>
-        <w:t xml:space="preserve">promise</w:t>
-      </w:r>
-      <w:r>
-        <w:rPr>
-          <w:rtl w:val="0"/>
-        </w:rPr>
-        <w:t xml:space="preserve"> and not a </w:t>
-      </w:r>
-      <w:r>
-        <w:rPr>
-          <w:i w:val="1"/>
-          <w:iCs w:val="1"/>
-          <w:rtl w:val="0"/>
-        </w:rPr>
-        <w:t xml:space="preserve">prediction.</w:t>
-      </w:r>
-      <w:r>
-        <w:rPr>
-          <w:rtl w:val="0"/>
-        </w:rPr>
-        <w:t xml:space="preserve">"</w:t>
+        <w:t xml:space="preserve">He took the cup of cold mint thing out of his other hand and set it on a windowsill out of Banjo's reach, and turned back to Lyselle with both hands free.</w:t>
+      </w:r>
+    </w:p>
+    <w:p>
+      <w:pPr>
+        <w:spacing w:after="240" w:before="240" w:lineRule="auto"/>
+        <w:ind w:firstLine="0"/>
+        <w:rPr/>
+      </w:pPr>
+      <w:r>
+        <w:rPr>
+          <w:rtl w:val="0"/>
+        </w:rPr>
+        <w:t xml:space="preserve">"There may be more chocolates in your future today, Lyselle."</w:t>
+      </w:r>
+    </w:p>
+    <w:p>
+      <w:pPr>
+        <w:spacing w:after="240" w:before="240" w:lineRule="auto"/>
+        <w:ind w:firstLine="0"/>
+        <w:rPr/>
+      </w:pPr>
+      <w:r>
+        <w:rPr>
+          <w:rtl w:val="0"/>
+        </w:rPr>
+        <w:t xml:space="preserve">She raised the rim of her teacup half an inch in his direction, in the way one ratifies a contract over tea.</w:t>
+      </w:r>
+    </w:p>
+    <w:p>
+      <w:pPr>
+        <w:spacing w:after="240" w:before="240" w:lineRule="auto"/>
+        <w:ind w:firstLine="0"/>
+        <w:rPr/>
+      </w:pPr>
+      <w:r>
+        <w:rPr>
+          <w:rtl w:val="0"/>
+        </w:rPr>
+        <w:t xml:space="preserve">"Drew. That had better be a promise and not a prediction."</w:t>
       </w:r>
     </w:p>
     <w:p>
@@ -36593,7 +36549,7 @@
         <w:rPr>
           <w:rtl w:val="0"/>
         </w:rPr>
-        <w:t xml:space="preserve">Branwen came up beside him with a cup of the cold mint thing.</w:t>
+        <w:t xml:space="preserve">Branwen came up beside him with a cup of the cold mint thing. She handed it over without ceremony, which was, with Branwen, the ceremony.</w:t>
       </w:r>
     </w:p>
     <w:p>
@@ -36645,21 +36601,20 @@
         <w:rPr>
           <w:rtl w:val="0"/>
         </w:rPr>
-        <w:t xml:space="preserve">"It is a </w:t>
-      </w:r>
-      <w:r>
-        <w:rPr>
-          <w:i w:val="1"/>
-          <w:iCs w:val="1"/>
-          <w:rtl w:val="0"/>
-        </w:rPr>
-        <w:t xml:space="preserve">very</w:t>
-      </w:r>
-      <w:r>
-        <w:rPr>
-          <w:rtl w:val="0"/>
-        </w:rPr>
-        <w:t xml:space="preserve"> good house, Branwen."</w:t>
+        <w:t xml:space="preserve">He looked at the line of the deck, the wraparound porch he had not earned, the spot where she had pulled the hearth-stones out of the river bottom in three pieces and reassembled them. He had spent his career adjacent to people who were very good at things, and he could feel it in the framing under his feet.</w:t>
+      </w:r>
+    </w:p>
+    <w:p>
+      <w:pPr>
+        <w:spacing w:after="240" w:before="240" w:lineRule="auto"/>
+        <w:ind w:firstLine="0"/>
+        <w:rPr/>
+      </w:pPr>
+      <w:r>
+        <w:rPr>
+          <w:rtl w:val="0"/>
+        </w:rPr>
+        <w:t xml:space="preserve">"It is a very good house, Branwen."</w:t>
       </w:r>
     </w:p>
     <w:p>
@@ -36685,21 +36640,7 @@
         <w:rPr>
           <w:rtl w:val="0"/>
         </w:rPr>
-        <w:t xml:space="preserve">"I will keep the door knocker forever, and when I am dying of being-protagonist-for-too-long in two centuries, I will request that the door knocker be buried with me, </w:t>
-      </w:r>
-      <w:r>
-        <w:rPr>
-          <w:i w:val="1"/>
-          <w:iCs w:val="1"/>
-          <w:rtl w:val="0"/>
-        </w:rPr>
-        <w:t xml:space="preserve">Branwen.</w:t>
-      </w:r>
-      <w:r>
-        <w:rPr>
-          <w:rtl w:val="0"/>
-        </w:rPr>
-        <w:t xml:space="preserve">"</w:t>
+        <w:t xml:space="preserve">"I will keep the door knocker forever, and when I am dying of being-protagonist-for-too-long in two centuries, I will request that the door knocker be buried with me, Branwen."</w:t>
       </w:r>
     </w:p>
     <w:p>
@@ -37492,6 +37433,19 @@
           <w:rtl w:val="0"/>
         </w:rPr>
         <w:t xml:space="preserve">"Are you in on this."</w:t>
+      </w:r>
+    </w:p>
+    <w:p>
+      <w:pPr>
+        <w:spacing w:after="240" w:before="240" w:lineRule="auto"/>
+        <w:ind w:firstLine="0"/>
+        <w:rPr/>
+      </w:pPr>
+      <w:r>
+        <w:rPr>
+          <w:rtl w:val="0"/>
+        </w:rPr>
+        <w:t xml:space="preserve">She put down the dishrag and set both palms flat on the edge of the sink, and let one of her ears do its small involuntary tip without turning her head.</w:t>
       </w:r>
     </w:p>
     <w:p>

--- a/AI Slop Book 1.docx
+++ b/AI Slop Book 1.docx
@@ -7785,6 +7785,19 @@
         <w:rPr>
           <w:rtl w:val="0"/>
         </w:rPr>
+        <w:t xml:space="preserve">She had her arms wrapped around her knees on the counter at some point during this part of the conversation. He had not noticed when she had wrapped them.</w:t>
+      </w:r>
+    </w:p>
+    <w:p>
+      <w:pPr>
+        <w:spacing w:after="240" w:before="240" w:lineRule="auto"/>
+        <w:ind w:firstLine="0"/>
+        <w:rPr/>
+      </w:pPr>
+      <w:r>
+        <w:rPr>
+          <w:rtl w:val="0"/>
+        </w:rPr>
         <w:t xml:space="preserve">"Mira."</w:t>
       </w:r>
     </w:p>
@@ -8858,21 +8871,7 @@
         <w:rPr>
           <w:rtl w:val="0"/>
         </w:rPr>
-        <w:t xml:space="preserve">"I can — I can date whoever I want. Multiple. Concurrently. Marry. </w:t>
-      </w:r>
-      <w:r>
-        <w:rPr>
-          <w:i w:val="1"/>
-          <w:iCs w:val="1"/>
-          <w:rtl w:val="0"/>
-        </w:rPr>
-        <w:t xml:space="preserve">Multiple.</w:t>
-      </w:r>
-      <w:r>
-        <w:rPr>
-          <w:rtl w:val="0"/>
-        </w:rPr>
-        <w:t xml:space="preserve">"</w:t>
+        <w:t xml:space="preserve">"I can — I can date whoever I want. Multiple. Concurrently. Marry. Multiple."</w:t>
       </w:r>
     </w:p>
     <w:p>
@@ -8898,6 +8897,19 @@
         <w:rPr>
           <w:rtl w:val="0"/>
         </w:rPr>
+        <w:t xml:space="preserve">He had been standing for the last part of this conversation. He turned now and walked the three steps to the front window of the shop and looked out at the lane, where a girl with green hair he had not yet met was carrying a basket of tomatoes past on her hip, and then turned back.</w:t>
+      </w:r>
+    </w:p>
+    <w:p>
+      <w:pPr>
+        <w:spacing w:after="240" w:before="240" w:lineRule="auto"/>
+        <w:ind w:firstLine="0"/>
+        <w:rPr/>
+      </w:pPr>
+      <w:r>
+        <w:rPr>
+          <w:rtl w:val="0"/>
+        </w:rPr>
         <w:t xml:space="preserve">"And that's just."</w:t>
       </w:r>
     </w:p>
@@ -9448,6 +9460,19 @@
         <w:rPr>
           <w:rtl w:val="0"/>
         </w:rPr>
+        <w:t xml:space="preserve">She held his eye and did not look away.</w:t>
+      </w:r>
+    </w:p>
+    <w:p>
+      <w:pPr>
+        <w:spacing w:after="240" w:before="240" w:lineRule="auto"/>
+        <w:ind w:firstLine="0"/>
+        <w:rPr/>
+      </w:pPr>
+      <w:r>
+        <w:rPr>
+          <w:rtl w:val="0"/>
+        </w:rPr>
         <w:t xml:space="preserve">"Mira."</w:t>
       </w:r>
     </w:p>
@@ -9461,35 +9486,7 @@
         <w:rPr>
           <w:rtl w:val="0"/>
         </w:rPr>
-        <w:t xml:space="preserve">"I'm not being coy. I literally can't. The system doesn't let me hand you a list. You have to </w:t>
-      </w:r>
-      <w:r>
-        <w:rPr>
-          <w:i w:val="1"/>
-          <w:iCs w:val="1"/>
-          <w:rtl w:val="0"/>
-        </w:rPr>
-        <w:t xml:space="preserve">learn</w:t>
-      </w:r>
-      <w:r>
-        <w:rPr>
-          <w:rtl w:val="0"/>
-        </w:rPr>
-        <w:t xml:space="preserve"> me. I have to </w:t>
-      </w:r>
-      <w:r>
-        <w:rPr>
-          <w:i w:val="1"/>
-          <w:iCs w:val="1"/>
-          <w:rtl w:val="0"/>
-        </w:rPr>
-        <w:t xml:space="preserve">like</w:t>
-      </w:r>
-      <w:r>
-        <w:rPr>
-          <w:rtl w:val="0"/>
-        </w:rPr>
-        <w:t xml:space="preserve"> that you learned me. That's how it tells the difference between somebody who cares and somebody who's just gaming the system. The shortcut is the long way around. Do you understand?"</w:t>
+        <w:t xml:space="preserve">"I'm not being coy. I literally can't. The system doesn't let me hand you a list. You have to learn me. I have to like that you learned me. That's how it tells the difference between somebody who cares and somebody who's just gaming the system. The shortcut is the long way around. Do you understand?"</w:t>
       </w:r>
     </w:p>
     <w:p>
@@ -12447,6 +12444,19 @@
         <w:rPr>
           <w:rtl w:val="0"/>
         </w:rPr>
+        <w:t xml:space="preserve">She pulled her knees up to her chest and watched the bobber on his line drift sideways with the slow current.</w:t>
+      </w:r>
+    </w:p>
+    <w:p>
+      <w:pPr>
+        <w:spacing w:after="240" w:before="240" w:lineRule="auto"/>
+        <w:ind w:firstLine="0"/>
+        <w:rPr/>
+      </w:pPr>
+      <w:r>
+        <w:rPr>
+          <w:rtl w:val="0"/>
+        </w:rPr>
         <w:t xml:space="preserve">"It's quality time. We're doing something I love to do, with you, and you're letting it be quiet, and you're not making me carry the conversation. That's quality time. That'll tick up for a while and then it'll cap, eventually, but you can come back to it. I do this with Hazel, sometimes. Just sit. We pull in maybe a hundred points of affection between us in a long afternoon."</w:t>
       </w:r>
     </w:p>
@@ -14515,6 +14525,19 @@
         <w:rPr>
           <w:rtl w:val="0"/>
         </w:rPr>
+        <w:t xml:space="preserve">She set down the spoon she had been gesturing with and pinched the bridge of her nose for a half-second, in the way of a woman who had just been asked to defend a thing she did not personally write.</w:t>
+      </w:r>
+    </w:p>
+    <w:p>
+      <w:pPr>
+        <w:spacing w:after="240" w:before="240" w:lineRule="auto"/>
+        <w:ind w:firstLine="0"/>
+        <w:rPr/>
+      </w:pPr>
+      <w:r>
+        <w:rPr>
+          <w:rtl w:val="0"/>
+        </w:rPr>
         <w:t xml:space="preserve">"Because of the system, Drew, I don't know why, I keep telling you, I don't know who wrote it. The other thing is that the village just — feels better, when the protagonist has his own place. That's what the older travelers say, anyway. They've been to villages where it's already happened. They say the village settles, the day after a protagonist's house gets finished. People relax. It's a confirmation. He's staying. I've never felt it myself, but I want to. Build a house. People will be glad. I'll be glad."</w:t>
       </w:r>
     </w:p>
@@ -19055,6 +19078,19 @@
         <w:rPr>
           <w:rtl w:val="0"/>
         </w:rPr>
+        <w:t xml:space="preserve">He had a piece of bacon in his hand and was working his way along it with the focus of a man who had not eaten anything resembling cured pork in three weeks.</w:t>
+      </w:r>
+    </w:p>
+    <w:p>
+      <w:pPr>
+        <w:spacing w:after="240" w:before="240" w:lineRule="auto"/>
+        <w:ind w:firstLine="0"/>
+        <w:rPr/>
+      </w:pPr>
+      <w:r>
+        <w:rPr>
+          <w:rtl w:val="0"/>
+        </w:rPr>
         <w:t xml:space="preserve">"Mira."</w:t>
       </w:r>
     </w:p>
@@ -21766,21 +21802,7 @@
         <w:rPr>
           <w:rtl w:val="0"/>
         </w:rPr>
-        <w:t xml:space="preserve">"That is — I have to say, that is a </w:t>
-      </w:r>
-      <w:r>
-        <w:rPr>
-          <w:i w:val="1"/>
-          <w:iCs w:val="1"/>
-          <w:rtl w:val="0"/>
-        </w:rPr>
-        <w:t xml:space="preserve">wild</w:t>
-      </w:r>
-      <w:r>
-        <w:rPr>
-          <w:rtl w:val="0"/>
-        </w:rPr>
-        <w:t xml:space="preserve"> business model."</w:t>
+        <w:t xml:space="preserve">"That is — I have to say, that is a wild business model."</w:t>
       </w:r>
     </w:p>
     <w:p>
@@ -21858,6 +21880,19 @@
         <w:rPr>
           <w:rtl w:val="0"/>
         </w:rPr>
+        <w:t xml:space="preserve">He leaned back in his chair. The fire popped in the hearth, and threw a small bright flake of itself at the slate, which Banjo, in his sleep, did not stir for.</w:t>
+      </w:r>
+    </w:p>
+    <w:p>
+      <w:pPr>
+        <w:spacing w:after="240" w:before="240" w:lineRule="auto"/>
+        <w:ind w:firstLine="0"/>
+        <w:rPr/>
+      </w:pPr>
+      <w:r>
+        <w:rPr>
+          <w:rtl w:val="0"/>
+        </w:rPr>
         <w:t xml:space="preserve">"And the women."</w:t>
       </w:r>
     </w:p>
@@ -22137,6 +22172,19 @@
           <w:rtl w:val="0"/>
         </w:rPr>
         <w:t xml:space="preserve">"Mira. Branwen. The girls. Are they — when I'm talking to Mira. Is there a Mira."</w:t>
+      </w:r>
+    </w:p>
+    <w:p>
+      <w:pPr>
+        <w:spacing w:after="240" w:before="240" w:lineRule="auto"/>
+        <w:ind w:firstLine="0"/>
+        <w:rPr/>
+      </w:pPr>
+      <w:r>
+        <w:rPr>
+          <w:rtl w:val="0"/>
+        </w:rPr>
+        <w:t xml:space="preserve">She was no longer holding her teacup. He could not, in retrospect, place when she had set it down.</w:t>
       </w:r>
     </w:p>
     <w:p>
@@ -26976,6 +27024,19 @@
         <w:rPr>
           <w:rtl w:val="0"/>
         </w:rPr>
+        <w:t xml:space="preserve">She did not, he noticed, put down the quill she had been holding when he came in. She made one small mark in the margin of the ledger on her counter, set the quill in its rest, and only then folded her hands.</w:t>
+      </w:r>
+    </w:p>
+    <w:p>
+      <w:pPr>
+        <w:spacing w:after="240" w:before="240" w:lineRule="auto"/>
+        <w:ind w:firstLine="0"/>
+        <w:rPr/>
+      </w:pPr>
+      <w:r>
+        <w:rPr>
+          <w:rtl w:val="0"/>
+        </w:rPr>
         <w:t xml:space="preserve">"Pleased to meet you."</w:t>
       </w:r>
     </w:p>
@@ -28710,6 +28771,19 @@
           <w:rtl w:val="0"/>
         </w:rPr>
         <w:t xml:space="preserve">"I'm pretty close to leveling Mira up to Lover, but" — he caught the sentence and rerouted — "I mean — she leveled up last night. To Lover. I just realized that's how that went."</w:t>
+      </w:r>
+    </w:p>
+    <w:p>
+      <w:pPr>
+        <w:spacing w:after="240" w:before="240" w:lineRule="auto"/>
+        <w:ind w:firstLine="0"/>
+        <w:rPr/>
+      </w:pPr>
+      <w:r>
+        <w:rPr>
+          <w:rtl w:val="0"/>
+        </w:rPr>
+        <w:t xml:space="preserve">Lyselle leaned her head against the back of the bench. The river bend curved past them slow and dark, with a single trout-rising ring spreading out in the middle of it that the trout, having broken the surface, was no longer attached to.</w:t>
       </w:r>
     </w:p>
     <w:p>
@@ -30666,6 +30740,19 @@
         <w:rPr>
           <w:rtl w:val="0"/>
         </w:rPr>
+        <w:t xml:space="preserve">She looked at him with a face that the chocolate-flush of yesterday had not been on for some time, and which the long correspondence career had taught how to compose.</w:t>
+      </w:r>
+    </w:p>
+    <w:p>
+      <w:pPr>
+        <w:spacing w:after="240" w:before="240" w:lineRule="auto"/>
+        <w:ind w:firstLine="0"/>
+        <w:rPr/>
+      </w:pPr>
+      <w:r>
+        <w:rPr>
+          <w:rtl w:val="0"/>
+        </w:rPr>
         <w:t xml:space="preserve">"Drew."</w:t>
       </w:r>
     </w:p>
@@ -30692,21 +30779,7 @@
         <w:rPr>
           <w:rtl w:val="0"/>
         </w:rPr>
-        <w:t xml:space="preserve">"I am going to write to the elders this afternoon. All nine of them. I am going to tell them exactly what you told me. I am going to ask them whether anyone has dreamed a named child. I am going to take the better part of a week to get the responses back. </w:t>
-      </w:r>
-      <w:r>
-        <w:rPr>
-          <w:i w:val="1"/>
-          <w:iCs w:val="1"/>
-          <w:rtl w:val="0"/>
-        </w:rPr>
-        <w:t xml:space="preserve">Then,</w:t>
-      </w:r>
-      <w:r>
-        <w:rPr>
-          <w:rtl w:val="0"/>
-        </w:rPr>
-        <w:t xml:space="preserve"> you and I will sit down with whatever I have heard, and we will work out what to do next. Are we agreed."</w:t>
+        <w:t xml:space="preserve">"I am going to write to the elders this afternoon. All nine of them. I am going to tell them exactly what you told me. I am going to ask them whether anyone has dreamed a named child. I am going to take the better part of a week to get the responses back. Then, you and I will sit down with whatever I have heard, and we will work out what to do next. Are we agreed."</w:t>
       </w:r>
     </w:p>
     <w:p>

--- a/AI Slop Book 1.docx
+++ b/AI Slop Book 1.docx
@@ -5160,33 +5160,7 @@
         <w:rPr>
           <w:rtl w:val="0"/>
         </w:rPr>
-        <w:t xml:space="preserve">"Drew."</w:t>
-      </w:r>
-    </w:p>
-    <w:p>
-      <w:pPr>
-        <w:spacing w:after="240" w:before="240" w:lineRule="auto"/>
-        <w:ind w:firstLine="0"/>
-        <w:rPr/>
-      </w:pPr>
-      <w:r>
-        <w:rPr>
-          <w:rtl w:val="0"/>
-        </w:rPr>
-        <w:t xml:space="preserve">"Yeah."</w:t>
-      </w:r>
-    </w:p>
-    <w:p>
-      <w:pPr>
-        <w:spacing w:after="240" w:before="240" w:lineRule="auto"/>
-        <w:ind w:firstLine="0"/>
-        <w:rPr/>
-      </w:pPr>
-      <w:r>
-        <w:rPr>
-          <w:rtl w:val="0"/>
-        </w:rPr>
-        <w:t xml:space="preserve">"You are going to be all right. You will not believe me when I tell you that, and you don't have to. But you will be."</w:t>
+        <w:t xml:space="preserve">"You are going to be all right, Drew. You will not believe me when I tell you that, and you don't have to. But you will be."</w:t>
       </w:r>
     </w:p>
     <w:p>
@@ -6549,33 +6523,7 @@
         <w:rPr>
           <w:rtl w:val="0"/>
         </w:rPr>
-        <w:t xml:space="preserve">"Mira."</w:t>
-      </w:r>
-    </w:p>
-    <w:p>
-      <w:pPr>
-        <w:spacing w:after="240" w:before="240" w:lineRule="auto"/>
-        <w:ind w:firstLine="0"/>
-        <w:rPr/>
-      </w:pPr>
-      <w:r>
-        <w:rPr>
-          <w:rtl w:val="0"/>
-        </w:rPr>
-        <w:t xml:space="preserve">"Yeah?"</w:t>
-      </w:r>
-    </w:p>
-    <w:p>
-      <w:pPr>
-        <w:spacing w:after="240" w:before="240" w:lineRule="auto"/>
-        <w:ind w:firstLine="0"/>
-        <w:rPr/>
-      </w:pPr>
-      <w:r>
-        <w:rPr>
-          <w:rtl w:val="0"/>
-        </w:rPr>
-        <w:t xml:space="preserve">"Your portrait just waved at me."</w:t>
+        <w:t xml:space="preserve">"Your portrait just waved at me, Mira."</w:t>
       </w:r>
     </w:p>
     <w:p>
@@ -6653,19 +6601,6 @@
         <w:rPr>
           <w:rtl w:val="0"/>
         </w:rPr>
-        <w:t xml:space="preserve">"Mira."</w:t>
-      </w:r>
-    </w:p>
-    <w:p>
-      <w:pPr>
-        <w:spacing w:after="240" w:before="240" w:lineRule="auto"/>
-        <w:ind w:firstLine="0"/>
-        <w:rPr/>
-      </w:pPr>
-      <w:r>
-        <w:rPr>
-          <w:rtl w:val="0"/>
-        </w:rPr>
         <w:t xml:space="preserve">"I'm not jealous, she's ancient and runs this place and she's not on the menu, Drew, don't even start."</w:t>
       </w:r>
     </w:p>
@@ -6966,75 +6901,20 @@
         <w:rPr>
           <w:rtl w:val="0"/>
         </w:rPr>
-        <w:t xml:space="preserve">"I don't know!" She said it brightly, but he was a salesman, and he could hear the part of </w:t>
-      </w:r>
-      <w:r>
-        <w:rPr>
-          <w:i w:val="1"/>
-          <w:iCs w:val="1"/>
-          <w:rtl w:val="0"/>
-        </w:rPr>
-        <w:t xml:space="preserve">I don't know</w:t>
-      </w:r>
-      <w:r>
-        <w:rPr>
-          <w:rtl w:val="0"/>
-        </w:rPr>
-        <w:t xml:space="preserve"> that meant </w:t>
-      </w:r>
-      <w:r>
-        <w:rPr>
-          <w:i w:val="1"/>
-          <w:iCs w:val="1"/>
-          <w:rtl w:val="0"/>
-        </w:rPr>
-        <w:t xml:space="preserve">I have a guess.</w:t>
-      </w:r>
-      <w:r>
-        <w:rPr>
-          <w:rtl w:val="0"/>
-        </w:rPr>
-        <w:t xml:space="preserve"> "Maybe because you're an Angler and I'm an Angler. Maybe because I, um. I helped you up the path. There's a starter bonus for the first villager you meet, sometimes. It varies."</w:t>
-      </w:r>
-    </w:p>
-    <w:p>
-      <w:pPr>
-        <w:spacing w:after="240" w:before="240" w:lineRule="auto"/>
-        <w:ind w:firstLine="0"/>
-        <w:rPr/>
-      </w:pPr>
-      <w:r>
-        <w:rPr>
-          <w:rtl w:val="0"/>
-        </w:rPr>
-        <w:t xml:space="preserve">"Mira."</w:t>
-      </w:r>
-    </w:p>
-    <w:p>
-      <w:pPr>
-        <w:spacing w:after="240" w:before="240" w:lineRule="auto"/>
-        <w:ind w:firstLine="0"/>
-        <w:rPr/>
-      </w:pPr>
-      <w:r>
-        <w:rPr>
-          <w:rtl w:val="0"/>
-        </w:rPr>
-        <w:t xml:space="preserve">"I don't </w:t>
-      </w:r>
-      <w:r>
-        <w:rPr>
-          <w:i w:val="1"/>
-          <w:iCs w:val="1"/>
-          <w:rtl w:val="0"/>
-        </w:rPr>
-        <w:t xml:space="preserve">know,</w:t>
-      </w:r>
-      <w:r>
-        <w:rPr>
-          <w:rtl w:val="0"/>
-        </w:rPr>
-        <w:t xml:space="preserve"> Drew, I really don't, the system doesn't always tell us why."</w:t>
+        <w:t xml:space="preserve">"I don't know!" She said it brightly, but he was a salesman, and he could hear the part of I don't know that meant I have a guess. "Maybe because you're an Angler and I'm an Angler. Maybe because I, um. I helped you up the path. There's a starter bonus for the first villager you meet, sometimes. It varies."</w:t>
+      </w:r>
+    </w:p>
+    <w:p>
+      <w:pPr>
+        <w:spacing w:after="240" w:before="240" w:lineRule="auto"/>
+        <w:ind w:firstLine="0"/>
+        <w:rPr/>
+      </w:pPr>
+      <w:r>
+        <w:rPr>
+          <w:rtl w:val="0"/>
+        </w:rPr>
+        <w:t xml:space="preserve">"I don't know, Drew, I really don't, the system doesn't always tell us why."</w:t>
       </w:r>
     </w:p>
     <w:p>
@@ -7257,33 +7137,7 @@
         <w:rPr>
           <w:rtl w:val="0"/>
         </w:rPr>
-        <w:t xml:space="preserve">"Mira."</w:t>
-      </w:r>
-    </w:p>
-    <w:p>
-      <w:pPr>
-        <w:spacing w:after="240" w:before="240" w:lineRule="auto"/>
-        <w:ind w:firstLine="0"/>
-        <w:rPr/>
-      </w:pPr>
-      <w:r>
-        <w:rPr>
-          <w:rtl w:val="0"/>
-        </w:rPr>
-        <w:t xml:space="preserve">"Yeah?"</w:t>
-      </w:r>
-    </w:p>
-    <w:p>
-      <w:pPr>
-        <w:spacing w:after="240" w:before="240" w:lineRule="auto"/>
-        <w:ind w:firstLine="0"/>
-        <w:rPr/>
-      </w:pPr>
-      <w:r>
-        <w:rPr>
-          <w:rtl w:val="0"/>
-        </w:rPr>
-        <w:t xml:space="preserve">"You said you're twenty-two."</w:t>
+        <w:t xml:space="preserve">"Mira, you said you're twenty-two."</w:t>
       </w:r>
     </w:p>
     <w:p>
@@ -7361,20 +7215,7 @@
         <w:rPr>
           <w:rtl w:val="0"/>
         </w:rPr>
-        <w:t xml:space="preserve">"Mira."</w:t>
-      </w:r>
-    </w:p>
-    <w:p>
-      <w:pPr>
-        <w:spacing w:after="240" w:before="240" w:lineRule="auto"/>
-        <w:ind w:firstLine="0"/>
-        <w:rPr/>
-      </w:pPr>
-      <w:r>
-        <w:rPr>
-          <w:rtl w:val="0"/>
-        </w:rPr>
-        <w:t xml:space="preserve">"Drew."</w:t>
+        <w:t xml:space="preserve">He waited for her to look back at him.</w:t>
       </w:r>
     </w:p>
     <w:p>
@@ -7572,34 +7413,7 @@
         <w:rPr>
           <w:rtl w:val="0"/>
         </w:rPr>
-        <w:t xml:space="preserve">"Mira."</w:t>
-      </w:r>
-    </w:p>
-    <w:p>
-      <w:pPr>
-        <w:spacing w:after="240" w:before="240" w:lineRule="auto"/>
-        <w:ind w:firstLine="0"/>
-        <w:rPr/>
-      </w:pPr>
-      <w:r>
-        <w:rPr>
-          <w:rtl w:val="0"/>
-        </w:rPr>
-        <w:t xml:space="preserve">"I'm telling you. You will think about it for one whole afternoon and you will give yourself a stomachache and you will arrive nowhere productive. The honest answer is that we're frozen, that's what happens here, that's how the village works, and it is what it is, and it's mostly very pleasant. Sometimes a traveler comes through and breaks up the routine. Goats wash up. Once an entire raft of cabbages came down the river and we ate cabbage stew for two months and Hazel cried about it. And then there's a Main Protagonist, which is the actual point of the whole village, and which until </w:t>
-      </w:r>
-      <w:r>
-        <w:rPr>
-          <w:i w:val="1"/>
-          <w:iCs w:val="1"/>
-          <w:rtl w:val="0"/>
-        </w:rPr>
-        <w:t xml:space="preserve">yesterday</w:t>
-      </w:r>
-      <w:r>
-        <w:rPr>
-          <w:rtl w:val="0"/>
-        </w:rPr>
-        <w:t xml:space="preserve"> was a thing the village had been waiting for and not getting, for as long as anyone has been alive."</w:t>
+        <w:t xml:space="preserve">"I'm telling you. You will think about it for one whole afternoon and you will give yourself a stomachache and you will arrive nowhere productive. The honest answer is that we're frozen, that's what happens here, that's how the village works, and it is what it is, and it's mostly very pleasant. Sometimes a traveler comes through and breaks up the routine. Goats wash up. Once an entire raft of cabbages came down the river and we ate cabbage stew for two months and Hazel cried about it. And then there's a Main Protagonist, which is the actual point of the whole village, and which until yesterday was a thing the village had been waiting for and not getting, for as long as anyone has been alive."</w:t>
       </w:r>
     </w:p>
     <w:p>
@@ -7798,33 +7612,7 @@
         <w:rPr>
           <w:rtl w:val="0"/>
         </w:rPr>
-        <w:t xml:space="preserve">"Mira."</w:t>
-      </w:r>
-    </w:p>
-    <w:p>
-      <w:pPr>
-        <w:spacing w:after="240" w:before="240" w:lineRule="auto"/>
-        <w:ind w:firstLine="0"/>
-        <w:rPr/>
-      </w:pPr>
-      <w:r>
-        <w:rPr>
-          <w:rtl w:val="0"/>
-        </w:rPr>
-        <w:t xml:space="preserve">"Yeah."</w:t>
-      </w:r>
-    </w:p>
-    <w:p>
-      <w:pPr>
-        <w:spacing w:after="240" w:before="240" w:lineRule="auto"/>
-        <w:ind w:firstLine="0"/>
-        <w:rPr/>
-      </w:pPr>
-      <w:r>
-        <w:rPr>
-          <w:rtl w:val="0"/>
-        </w:rPr>
-        <w:t xml:space="preserve">"That is — that is a lot of waiting."</w:t>
+        <w:t xml:space="preserve">"Mira, that is — that is a lot of waiting."</w:t>
       </w:r>
     </w:p>
     <w:p>
@@ -8342,19 +8130,6 @@
         <w:rPr>
           <w:rtl w:val="0"/>
         </w:rPr>
-        <w:t xml:space="preserve">"Mira."</w:t>
-      </w:r>
-    </w:p>
-    <w:p>
-      <w:pPr>
-        <w:spacing w:after="240" w:before="240" w:lineRule="auto"/>
-        <w:ind w:firstLine="0"/>
-        <w:rPr/>
-      </w:pPr>
-      <w:r>
-        <w:rPr>
-          <w:rtl w:val="0"/>
-        </w:rPr>
         <w:t xml:space="preserve">"Don't be weird about it."</w:t>
       </w:r>
     </w:p>
@@ -8461,7 +8236,508 @@
         <w:rPr>
           <w:rtl w:val="0"/>
         </w:rPr>
-        <w:t xml:space="preserve">"Mira."</w:t>
+        <w:t xml:space="preserve">"What happens when I, like, formally pick somebody. To — to date. You said affection levels up, you said it goes Stranger up to whatever. What happens at the top."</w:t>
+      </w:r>
+    </w:p>
+    <w:p>
+      <w:pPr>
+        <w:spacing w:after="240" w:before="240" w:lineRule="auto"/>
+        <w:ind w:firstLine="0"/>
+        <w:rPr/>
+      </w:pPr>
+      <w:r>
+        <w:rPr>
+          <w:rtl w:val="0"/>
+        </w:rPr>
+        <w:t xml:space="preserve">"Top of what."</w:t>
+      </w:r>
+    </w:p>
+    <w:p>
+      <w:pPr>
+        <w:spacing w:after="240" w:before="240" w:lineRule="auto"/>
+        <w:ind w:firstLine="0"/>
+        <w:rPr/>
+      </w:pPr>
+      <w:r>
+        <w:rPr>
+          <w:rtl w:val="0"/>
+        </w:rPr>
+        <w:t xml:space="preserve">"Top of the relationship tier. The last one."</w:t>
+      </w:r>
+    </w:p>
+    <w:p>
+      <w:pPr>
+        <w:spacing w:after="240" w:before="240" w:lineRule="auto"/>
+        <w:ind w:firstLine="0"/>
+        <w:rPr/>
+      </w:pPr>
+      <w:r>
+        <w:rPr>
+          <w:rtl w:val="0"/>
+        </w:rPr>
+        <w:t xml:space="preserve">"Soulmate?"</w:t>
+      </w:r>
+    </w:p>
+    <w:p>
+      <w:pPr>
+        <w:spacing w:after="240" w:before="240" w:lineRule="auto"/>
+        <w:ind w:firstLine="0"/>
+        <w:rPr/>
+      </w:pPr>
+      <w:r>
+        <w:rPr>
+          <w:rtl w:val="0"/>
+        </w:rPr>
+        <w:t xml:space="preserve">"Soulmate."</w:t>
+      </w:r>
+    </w:p>
+    <w:p>
+      <w:pPr>
+        <w:spacing w:after="240" w:before="240" w:lineRule="auto"/>
+        <w:ind w:firstLine="0"/>
+        <w:rPr/>
+      </w:pPr>
+      <w:r>
+        <w:rPr>
+          <w:rtl w:val="0"/>
+        </w:rPr>
+        <w:t xml:space="preserve">"You marry her."</w:t>
+      </w:r>
+    </w:p>
+    <w:p>
+      <w:pPr>
+        <w:spacing w:after="240" w:before="240" w:lineRule="auto"/>
+        <w:ind w:firstLine="0"/>
+        <w:rPr/>
+      </w:pPr>
+      <w:r>
+        <w:rPr>
+          <w:rtl w:val="0"/>
+        </w:rPr>
+        <w:t xml:space="preserve">"Right, okay. So you pick </w:t>
+      </w:r>
+      <w:r>
+        <w:rPr>
+          <w:i w:val="1"/>
+          <w:iCs w:val="1"/>
+          <w:rtl w:val="0"/>
+        </w:rPr>
+        <w:t xml:space="preserve">one,</w:t>
+      </w:r>
+      <w:r>
+        <w:rPr>
+          <w:rtl w:val="0"/>
+        </w:rPr>
+        <w:t xml:space="preserve"> and—"</w:t>
+      </w:r>
+    </w:p>
+    <w:p>
+      <w:pPr>
+        <w:spacing w:after="240" w:before="240" w:lineRule="auto"/>
+        <w:ind w:firstLine="0"/>
+        <w:rPr/>
+      </w:pPr>
+      <w:r>
+        <w:rPr>
+          <w:rtl w:val="0"/>
+        </w:rPr>
+        <w:t xml:space="preserve">"What do you mean, </w:t>
+      </w:r>
+      <w:r>
+        <w:rPr>
+          <w:i w:val="1"/>
+          <w:iCs w:val="1"/>
+          <w:rtl w:val="0"/>
+        </w:rPr>
+        <w:t xml:space="preserve">pick one.</w:t>
+      </w:r>
+      <w:r>
+        <w:rPr>
+          <w:rtl w:val="0"/>
+        </w:rPr>
+        <w:t xml:space="preserve">"</w:t>
+      </w:r>
+    </w:p>
+    <w:p>
+      <w:pPr>
+        <w:spacing w:after="240" w:before="240" w:lineRule="auto"/>
+        <w:ind w:firstLine="0"/>
+        <w:rPr/>
+      </w:pPr>
+      <w:r>
+        <w:rPr>
+          <w:rtl w:val="0"/>
+        </w:rPr>
+        <w:t xml:space="preserve">He stopped.</w:t>
+      </w:r>
+    </w:p>
+    <w:p>
+      <w:pPr>
+        <w:spacing w:after="240" w:before="240" w:lineRule="auto"/>
+        <w:ind w:firstLine="0"/>
+        <w:rPr/>
+      </w:pPr>
+      <w:r>
+        <w:rPr>
+          <w:rtl w:val="0"/>
+        </w:rPr>
+        <w:t xml:space="preserve">She was looking at him with her head cocked sideways and her eyebrows pulled together, in the genuinely confused way of a person who was missing a word in the conversation and was not pretending to.</w:t>
+      </w:r>
+    </w:p>
+    <w:p>
+      <w:pPr>
+        <w:spacing w:after="240" w:before="240" w:lineRule="auto"/>
+        <w:ind w:firstLine="0"/>
+        <w:rPr/>
+      </w:pPr>
+      <w:r>
+        <w:rPr>
+          <w:rtl w:val="0"/>
+        </w:rPr>
+        <w:t xml:space="preserve">"You pick one," he said carefully. "You pick one girl. That's how it goes. You date her. You're exclusive with her. You don't, you know. You don't have other ones."</w:t>
+      </w:r>
+    </w:p>
+    <w:p>
+      <w:pPr>
+        <w:spacing w:after="240" w:before="240" w:lineRule="auto"/>
+        <w:ind w:firstLine="0"/>
+        <w:rPr/>
+      </w:pPr>
+      <w:r>
+        <w:rPr>
+          <w:rtl w:val="0"/>
+        </w:rPr>
+        <w:t xml:space="preserve">"Why not?"</w:t>
+      </w:r>
+    </w:p>
+    <w:p>
+      <w:pPr>
+        <w:spacing w:after="240" w:before="240" w:lineRule="auto"/>
+        <w:ind w:firstLine="0"/>
+        <w:rPr/>
+      </w:pPr>
+      <w:r>
+        <w:rPr>
+          <w:rtl w:val="0"/>
+        </w:rPr>
+        <w:t xml:space="preserve">"Because that's. Because that's how dating works."</w:t>
+      </w:r>
+    </w:p>
+    <w:p>
+      <w:pPr>
+        <w:spacing w:after="240" w:before="240" w:lineRule="auto"/>
+        <w:ind w:firstLine="0"/>
+        <w:rPr/>
+      </w:pPr>
+      <w:r>
+        <w:rPr>
+          <w:rtl w:val="0"/>
+        </w:rPr>
+        <w:t xml:space="preserve">"Where you're from?"</w:t>
+      </w:r>
+    </w:p>
+    <w:p>
+      <w:pPr>
+        <w:spacing w:after="240" w:before="240" w:lineRule="auto"/>
+        <w:ind w:firstLine="0"/>
+        <w:rPr/>
+      </w:pPr>
+      <w:r>
+        <w:rPr>
+          <w:rtl w:val="0"/>
+        </w:rPr>
+        <w:t xml:space="preserve">"Where I'm — yeah. Where I'm from. Most places."</w:t>
+      </w:r>
+    </w:p>
+    <w:p>
+      <w:pPr>
+        <w:spacing w:after="240" w:before="240" w:lineRule="auto"/>
+        <w:ind w:firstLine="0"/>
+        <w:rPr/>
+      </w:pPr>
+      <w:r>
+        <w:rPr>
+          <w:rtl w:val="0"/>
+        </w:rPr>
+        <w:t xml:space="preserve">"That sounds </w:t>
+      </w:r>
+      <w:r>
+        <w:rPr>
+          <w:i w:val="1"/>
+          <w:iCs w:val="1"/>
+          <w:rtl w:val="0"/>
+        </w:rPr>
+        <w:t xml:space="preserve">terrible.</w:t>
+      </w:r>
+      <w:r>
+        <w:rPr>
+          <w:rtl w:val="0"/>
+        </w:rPr>
+        <w:t xml:space="preserve">"</w:t>
+      </w:r>
+    </w:p>
+    <w:p>
+      <w:pPr>
+        <w:spacing w:after="240" w:before="240" w:lineRule="auto"/>
+        <w:ind w:firstLine="0"/>
+        <w:rPr/>
+      </w:pPr>
+      <w:r>
+        <w:rPr>
+          <w:rtl w:val="0"/>
+        </w:rPr>
+        <w:t xml:space="preserve">"It's not — Mira, it's not </w:t>
+      </w:r>
+      <w:r>
+        <w:rPr>
+          <w:i w:val="1"/>
+          <w:iCs w:val="1"/>
+          <w:rtl w:val="0"/>
+        </w:rPr>
+        <w:t xml:space="preserve">terrible.</w:t>
+      </w:r>
+      <w:r>
+        <w:rPr>
+          <w:rtl w:val="0"/>
+        </w:rPr>
+        <w:t xml:space="preserve"> It's how — okay, look. Where I'm from, you get to know somebody, you decide you like them, you decide they like you, and you commit to each other. One person. That's it. That's the goal. You build your life around that one person."</w:t>
+      </w:r>
+    </w:p>
+    <w:p>
+      <w:pPr>
+        <w:spacing w:after="240" w:before="240" w:lineRule="auto"/>
+        <w:ind w:firstLine="0"/>
+        <w:rPr/>
+      </w:pPr>
+      <w:r>
+        <w:rPr>
+          <w:rtl w:val="0"/>
+        </w:rPr>
+        <w:t xml:space="preserve">"For how long?"</w:t>
+      </w:r>
+    </w:p>
+    <w:p>
+      <w:pPr>
+        <w:spacing w:after="240" w:before="240" w:lineRule="auto"/>
+        <w:ind w:firstLine="0"/>
+        <w:rPr/>
+      </w:pPr>
+      <w:r>
+        <w:rPr>
+          <w:rtl w:val="0"/>
+        </w:rPr>
+        <w:t xml:space="preserve">"For — for life, ideally. Until one of you dies."</w:t>
+      </w:r>
+    </w:p>
+    <w:p>
+      <w:pPr>
+        <w:spacing w:after="240" w:before="240" w:lineRule="auto"/>
+        <w:ind w:firstLine="0"/>
+        <w:rPr/>
+      </w:pPr>
+      <w:r>
+        <w:rPr>
+          <w:rtl w:val="0"/>
+        </w:rPr>
+        <w:t xml:space="preserve">"Oh." She thought about this. "Oh, no, I see. That's because you only get one. Right. That's a finite-resource thing. That makes sense. Here you don't have to pick one. Your tier list is. It's a </w:t>
+      </w:r>
+      <w:r>
+        <w:rPr>
+          <w:i w:val="1"/>
+          <w:iCs w:val="1"/>
+          <w:rtl w:val="0"/>
+        </w:rPr>
+        <w:t xml:space="preserve">list,</w:t>
+      </w:r>
+      <w:r>
+        <w:rPr>
+          <w:rtl w:val="0"/>
+        </w:rPr>
+        <w:t xml:space="preserve"> Drew, it's not a bracket. You can level up affection with as many people as you can keep up with. There's no limit. The system isn't — the system isn't </w:t>
+      </w:r>
+      <w:r>
+        <w:rPr>
+          <w:i w:val="1"/>
+          <w:iCs w:val="1"/>
+          <w:rtl w:val="0"/>
+        </w:rPr>
+        <w:t xml:space="preserve">jealous</w:t>
+      </w:r>
+      <w:r>
+        <w:rPr>
+          <w:rtl w:val="0"/>
+        </w:rPr>
+        <w:t xml:space="preserve">. People can be jealous. The </w:t>
+      </w:r>
+      <w:r>
+        <w:rPr>
+          <w:i w:val="1"/>
+          <w:iCs w:val="1"/>
+          <w:rtl w:val="0"/>
+        </w:rPr>
+        <w:t xml:space="preserve">system</w:t>
+      </w:r>
+      <w:r>
+        <w:rPr>
+          <w:rtl w:val="0"/>
+        </w:rPr>
+        <w:t xml:space="preserve"> isn't."</w:t>
+      </w:r>
+    </w:p>
+    <w:p>
+      <w:pPr>
+        <w:spacing w:after="240" w:before="240" w:lineRule="auto"/>
+        <w:ind w:firstLine="0"/>
+        <w:rPr/>
+      </w:pPr>
+      <w:r>
+        <w:rPr>
+          <w:rtl w:val="0"/>
+        </w:rPr>
+        <w:t xml:space="preserve">"There's no limit."</w:t>
+      </w:r>
+    </w:p>
+    <w:p>
+      <w:pPr>
+        <w:spacing w:after="240" w:before="240" w:lineRule="auto"/>
+        <w:ind w:firstLine="0"/>
+        <w:rPr/>
+      </w:pPr>
+      <w:r>
+        <w:rPr>
+          <w:rtl w:val="0"/>
+        </w:rPr>
+        <w:t xml:space="preserve">"There's no limit."</w:t>
+      </w:r>
+    </w:p>
+    <w:p>
+      <w:pPr>
+        <w:spacing w:after="240" w:before="240" w:lineRule="auto"/>
+        <w:ind w:firstLine="0"/>
+        <w:rPr/>
+      </w:pPr>
+      <w:r>
+        <w:rPr>
+          <w:rtl w:val="0"/>
+        </w:rPr>
+        <w:t xml:space="preserve">"I can — I can date whoever I want. Multiple. Concurrently. Marry. Multiple."</w:t>
+      </w:r>
+    </w:p>
+    <w:p>
+      <w:pPr>
+        <w:spacing w:after="240" w:before="240" w:lineRule="auto"/>
+        <w:ind w:firstLine="0"/>
+        <w:rPr/>
+      </w:pPr>
+      <w:r>
+        <w:rPr>
+          <w:rtl w:val="0"/>
+        </w:rPr>
+        <w:t xml:space="preserve">"As many as want to date you back. Yes."</w:t>
+      </w:r>
+    </w:p>
+    <w:p>
+      <w:pPr>
+        <w:spacing w:after="240" w:before="240" w:lineRule="auto"/>
+        <w:ind w:firstLine="0"/>
+        <w:rPr/>
+      </w:pPr>
+      <w:r>
+        <w:rPr>
+          <w:rtl w:val="0"/>
+        </w:rPr>
+        <w:t xml:space="preserve">He had been standing for the last part of this conversation. He turned now and walked the three steps to the front window of the shop and looked out at the lane, where a girl with green hair he had not yet met was carrying a basket of tomatoes past on her hip, and then turned back.</w:t>
+      </w:r>
+    </w:p>
+    <w:p>
+      <w:pPr>
+        <w:spacing w:after="240" w:before="240" w:lineRule="auto"/>
+        <w:ind w:firstLine="0"/>
+        <w:rPr/>
+      </w:pPr>
+      <w:r>
+        <w:rPr>
+          <w:rtl w:val="0"/>
+        </w:rPr>
+        <w:t xml:space="preserve">"And that's just."</w:t>
+      </w:r>
+    </w:p>
+    <w:p>
+      <w:pPr>
+        <w:spacing w:after="240" w:before="240" w:lineRule="auto"/>
+        <w:ind w:firstLine="0"/>
+        <w:rPr/>
+      </w:pPr>
+      <w:r>
+        <w:rPr>
+          <w:rtl w:val="0"/>
+        </w:rPr>
+        <w:t xml:space="preserve">"That's just how it works, yeah."</w:t>
+      </w:r>
+    </w:p>
+    <w:p>
+      <w:pPr>
+        <w:spacing w:after="240" w:before="240" w:lineRule="auto"/>
+        <w:ind w:firstLine="0"/>
+        <w:rPr/>
+      </w:pPr>
+      <w:r>
+        <w:rPr>
+          <w:rtl w:val="0"/>
+        </w:rPr>
+        <w:t xml:space="preserve">He had been turning a wooden bait-jar in his hand without remembering picking it up. He set it back on the counter.</w:t>
+      </w:r>
+    </w:p>
+    <w:p>
+      <w:pPr>
+        <w:spacing w:after="240" w:before="240" w:lineRule="auto"/>
+        <w:ind w:firstLine="0"/>
+        <w:rPr/>
+      </w:pPr>
+      <w:r>
+        <w:rPr>
+          <w:rtl w:val="0"/>
+        </w:rPr>
+        <w:t xml:space="preserve">"Who came up with this."</w:t>
+      </w:r>
+    </w:p>
+    <w:p>
+      <w:pPr>
+        <w:spacing w:after="240" w:before="240" w:lineRule="auto"/>
+        <w:ind w:firstLine="0"/>
+        <w:rPr/>
+      </w:pPr>
+      <w:r>
+        <w:rPr>
+          <w:rtl w:val="0"/>
+        </w:rPr>
+        <w:t xml:space="preserve">She stopped.</w:t>
+      </w:r>
+    </w:p>
+    <w:p>
+      <w:pPr>
+        <w:spacing w:after="240" w:before="240" w:lineRule="auto"/>
+        <w:ind w:firstLine="0"/>
+        <w:rPr/>
+      </w:pPr>
+      <w:r>
+        <w:rPr>
+          <w:rtl w:val="0"/>
+        </w:rPr>
+        <w:t xml:space="preserve">She had been looking at him patiently, amused, like a woman explaining tap water to a man from a country with no tap water. Now she stopped, and her face went very still, and the portrait at the corner of his vision stopped doing whatever cute thing it had been doing, and for a second Drew could hear the kettle on the stove and Banjo's slow breathing and nothing else.</w:t>
+      </w:r>
+    </w:p>
+    <w:p>
+      <w:pPr>
+        <w:spacing w:after="240" w:before="240" w:lineRule="auto"/>
+        <w:ind w:firstLine="0"/>
+        <w:rPr/>
+      </w:pPr>
+      <w:r>
+        <w:rPr>
+          <w:rtl w:val="0"/>
+        </w:rPr>
+        <w:t xml:space="preserve">"That," Mira said, very quietly, "is actually a really good question."</w:t>
       </w:r>
     </w:p>
     <w:p>
@@ -8487,521 +8763,938 @@
         <w:rPr>
           <w:rtl w:val="0"/>
         </w:rPr>
-        <w:t xml:space="preserve">"What happens when I, like, formally pick somebody. To — to date. You said affection levels up, you said it goes Stranger up to whatever. What happens at the top."</w:t>
-      </w:r>
-    </w:p>
-    <w:p>
-      <w:pPr>
-        <w:spacing w:after="240" w:before="240" w:lineRule="auto"/>
-        <w:ind w:firstLine="0"/>
-        <w:rPr/>
-      </w:pPr>
-      <w:r>
-        <w:rPr>
-          <w:rtl w:val="0"/>
-        </w:rPr>
-        <w:t xml:space="preserve">"Top of what."</w:t>
-      </w:r>
-    </w:p>
-    <w:p>
-      <w:pPr>
-        <w:spacing w:after="240" w:before="240" w:lineRule="auto"/>
-        <w:ind w:firstLine="0"/>
-        <w:rPr/>
-      </w:pPr>
-      <w:r>
-        <w:rPr>
-          <w:rtl w:val="0"/>
-        </w:rPr>
-        <w:t xml:space="preserve">"Top of the relationship tier. The last one."</w:t>
-      </w:r>
-    </w:p>
-    <w:p>
-      <w:pPr>
-        <w:spacing w:after="240" w:before="240" w:lineRule="auto"/>
-        <w:ind w:firstLine="0"/>
-        <w:rPr/>
-      </w:pPr>
-      <w:r>
-        <w:rPr>
-          <w:rtl w:val="0"/>
-        </w:rPr>
-        <w:t xml:space="preserve">"Soulmate?"</w:t>
-      </w:r>
-    </w:p>
-    <w:p>
-      <w:pPr>
-        <w:spacing w:after="240" w:before="240" w:lineRule="auto"/>
-        <w:ind w:firstLine="0"/>
-        <w:rPr/>
-      </w:pPr>
-      <w:r>
-        <w:rPr>
-          <w:rtl w:val="0"/>
-        </w:rPr>
-        <w:t xml:space="preserve">"Soulmate."</w:t>
-      </w:r>
-    </w:p>
-    <w:p>
-      <w:pPr>
-        <w:spacing w:after="240" w:before="240" w:lineRule="auto"/>
-        <w:ind w:firstLine="0"/>
-        <w:rPr/>
-      </w:pPr>
-      <w:r>
-        <w:rPr>
-          <w:rtl w:val="0"/>
-        </w:rPr>
-        <w:t xml:space="preserve">"You marry her."</w:t>
-      </w:r>
-    </w:p>
-    <w:p>
-      <w:pPr>
-        <w:spacing w:after="240" w:before="240" w:lineRule="auto"/>
-        <w:ind w:firstLine="0"/>
-        <w:rPr/>
-      </w:pPr>
-      <w:r>
-        <w:rPr>
-          <w:rtl w:val="0"/>
-        </w:rPr>
-        <w:t xml:space="preserve">"Right, okay. So you pick </w:t>
-      </w:r>
-      <w:r>
-        <w:rPr>
-          <w:i w:val="1"/>
-          <w:iCs w:val="1"/>
-          <w:rtl w:val="0"/>
-        </w:rPr>
-        <w:t xml:space="preserve">one,</w:t>
-      </w:r>
-      <w:r>
-        <w:rPr>
-          <w:rtl w:val="0"/>
-        </w:rPr>
-        <w:t xml:space="preserve"> and—"</w:t>
-      </w:r>
-    </w:p>
-    <w:p>
-      <w:pPr>
-        <w:spacing w:after="240" w:before="240" w:lineRule="auto"/>
-        <w:ind w:firstLine="0"/>
-        <w:rPr/>
-      </w:pPr>
-      <w:r>
-        <w:rPr>
-          <w:rtl w:val="0"/>
-        </w:rPr>
-        <w:t xml:space="preserve">"What do you mean, </w:t>
-      </w:r>
-      <w:r>
-        <w:rPr>
-          <w:i w:val="1"/>
-          <w:iCs w:val="1"/>
-          <w:rtl w:val="0"/>
-        </w:rPr>
-        <w:t xml:space="preserve">pick one.</w:t>
-      </w:r>
+        <w:t xml:space="preserve">"Yeah."</w:t>
+      </w:r>
+    </w:p>
+    <w:p>
+      <w:pPr>
+        <w:spacing w:after="240" w:before="240" w:lineRule="auto"/>
+        <w:ind w:firstLine="0"/>
+        <w:rPr/>
+      </w:pPr>
+      <w:r>
+        <w:rPr>
+          <w:rtl w:val="0"/>
+        </w:rPr>
+        <w:t xml:space="preserve">"You don't know."</w:t>
+      </w:r>
+    </w:p>
+    <w:p>
+      <w:pPr>
+        <w:spacing w:after="240" w:before="240" w:lineRule="auto"/>
+        <w:ind w:firstLine="0"/>
+        <w:rPr/>
+      </w:pPr>
+      <w:r>
+        <w:rPr>
+          <w:rtl w:val="0"/>
+        </w:rPr>
+        <w:t xml:space="preserve">"I don't know. Nobody knows. We've been here a long time, Drew, and we don't know who. We don't know why. We have a town and we have rules and we have a system that runs on the rules and we don't know who wrote them. The travelers who pass through sometimes have stories from other places — that there are villages out there with protagonists already in them, that some of those protagonists have asked the same question and gone looking for the answer. The travelers don't know what those people found. The travelers don't always come back through, either. The question is the question. You're not the first person in any village to ask it, but you're asking it on your first day, which is sooner than most."</w:t>
+      </w:r>
+    </w:p>
+    <w:p>
+      <w:pPr>
+        <w:spacing w:after="240" w:before="240" w:lineRule="auto"/>
+        <w:ind w:firstLine="0"/>
+        <w:rPr/>
+      </w:pPr>
+      <w:r>
+        <w:rPr>
+          <w:rtl w:val="0"/>
+        </w:rPr>
+        <w:t xml:space="preserve">"Drink your tea. It's getting cold."</w:t>
+      </w:r>
+    </w:p>
+    <w:p>
+      <w:pPr>
+        <w:spacing w:after="240" w:before="240" w:lineRule="auto"/>
+        <w:ind w:firstLine="0"/>
+        <w:rPr/>
+      </w:pPr>
+      <w:r>
+        <w:rPr>
+          <w:rtl w:val="0"/>
+        </w:rPr>
+        <w:t xml:space="preserve">He drank his tea. It was, in fact, getting cold. The kettle on the stove had given up whistling and was now sitting there in dignified silence. The mystery, he thought, was the actual point of all this. He could see it clearly now, the way a man finally sees something clearly only after his body has caught up to about three hours of cumulative shock. The girls and the village and the floating winking portraits were the surface of something. There was a </w:t>
+      </w:r>
+      <w:r>
+        <w:rPr>
+          <w:i w:val="1"/>
+          <w:iCs w:val="1"/>
+          <w:rtl w:val="0"/>
+        </w:rPr>
+        <w:t xml:space="preserve">who</w:t>
+      </w:r>
+      <w:r>
+        <w:rPr>
+          <w:rtl w:val="0"/>
+        </w:rPr>
+        <w:t xml:space="preserve"> under it. There was a </w:t>
+      </w:r>
+      <w:r>
+        <w:rPr>
+          <w:i w:val="1"/>
+          <w:iCs w:val="1"/>
+          <w:rtl w:val="0"/>
+        </w:rPr>
+        <w:t xml:space="preserve">why.</w:t>
+      </w:r>
+      <w:r>
+        <w:rPr>
+          <w:rtl w:val="0"/>
+        </w:rPr>
+        <w:t xml:space="preserve"> And nobody he had met so far knew the answers, or, if they knew, weren't telling him, which was its own kind of answer.</w:t>
+      </w:r>
+    </w:p>
+    <w:p>
+      <w:pPr>
+        <w:spacing w:after="240" w:before="240" w:lineRule="auto"/>
+        <w:ind w:firstLine="0"/>
+        <w:rPr/>
+      </w:pPr>
+      <w:r>
+        <w:rPr>
+          <w:rtl w:val="0"/>
+        </w:rPr>
+        <w:t xml:space="preserve">He took another sip. He looked at her. She was watching him think, with her elbows back on the counter and her chin back on her fist and the wide red eyes patient in a way that was new on her.</w:t>
+      </w:r>
+    </w:p>
+    <w:p>
+      <w:pPr>
+        <w:spacing w:after="240" w:before="240" w:lineRule="auto"/>
+        <w:ind w:firstLine="0"/>
+        <w:rPr/>
+      </w:pPr>
+      <w:r>
+        <w:rPr>
+          <w:rtl w:val="0"/>
+        </w:rPr>
+        <w:t xml:space="preserve">"Last question," he said. "For now."</w:t>
+      </w:r>
+    </w:p>
+    <w:p>
+      <w:pPr>
+        <w:spacing w:after="240" w:before="240" w:lineRule="auto"/>
+        <w:ind w:firstLine="0"/>
+        <w:rPr/>
+      </w:pPr>
+      <w:r>
+        <w:rPr>
+          <w:rtl w:val="0"/>
+        </w:rPr>
+        <w:t xml:space="preserve">"Mhm."</w:t>
+      </w:r>
+    </w:p>
+    <w:p>
+      <w:pPr>
+        <w:spacing w:after="240" w:before="240" w:lineRule="auto"/>
+        <w:ind w:firstLine="0"/>
+        <w:rPr/>
+      </w:pPr>
+      <w:r>
+        <w:rPr>
+          <w:rtl w:val="0"/>
+        </w:rPr>
+        <w:t xml:space="preserve">"What happens if I do something. To you. Specifically. That you don't want."</w:t>
+      </w:r>
+    </w:p>
+    <w:p>
+      <w:pPr>
+        <w:spacing w:after="240" w:before="240" w:lineRule="auto"/>
+        <w:ind w:firstLine="0"/>
+        <w:rPr/>
+      </w:pPr>
+      <w:r>
+        <w:rPr>
+          <w:rtl w:val="0"/>
+        </w:rPr>
+        <w:t xml:space="preserve">The portrait at the corner of his vision tilted its little head.</w:t>
+      </w:r>
+    </w:p>
+    <w:p>
+      <w:pPr>
+        <w:spacing w:after="240" w:before="240" w:lineRule="auto"/>
+        <w:ind w:firstLine="0"/>
+        <w:rPr/>
+      </w:pPr>
+      <w:r>
+        <w:rPr>
+          <w:rtl w:val="0"/>
+        </w:rPr>
+        <w:t xml:space="preserve">"Like what?" Mira said.</w:t>
+      </w:r>
+    </w:p>
+    <w:p>
+      <w:pPr>
+        <w:spacing w:after="240" w:before="240" w:lineRule="auto"/>
+        <w:ind w:firstLine="0"/>
+        <w:rPr/>
+      </w:pPr>
+      <w:r>
+        <w:rPr>
+          <w:rtl w:val="0"/>
+        </w:rPr>
+        <w:t xml:space="preserve">"Like. Hypothetically."</w:t>
+      </w:r>
+    </w:p>
+    <w:p>
+      <w:pPr>
+        <w:spacing w:after="240" w:before="240" w:lineRule="auto"/>
+        <w:ind w:firstLine="0"/>
+        <w:rPr/>
+      </w:pPr>
+      <w:r>
+        <w:rPr>
+          <w:rtl w:val="0"/>
+        </w:rPr>
+        <w:t xml:space="preserve">"Hypothetically."</w:t>
+      </w:r>
+    </w:p>
+    <w:p>
+      <w:pPr>
+        <w:spacing w:after="240" w:before="240" w:lineRule="auto"/>
+        <w:ind w:firstLine="0"/>
+        <w:rPr/>
+      </w:pPr>
+      <w:r>
+        <w:rPr>
+          <w:rtl w:val="0"/>
+        </w:rPr>
+        <w:t xml:space="preserve">"What if I — okay, I'll just say it. What if I slapped your butt."</w:t>
+      </w:r>
+    </w:p>
+    <w:p>
+      <w:pPr>
+        <w:spacing w:after="240" w:before="240" w:lineRule="auto"/>
+        <w:ind w:firstLine="0"/>
+        <w:rPr/>
+      </w:pPr>
+      <w:r>
+        <w:rPr>
+          <w:rtl w:val="0"/>
+        </w:rPr>
+        <w:t xml:space="preserve">"My butt."</w:t>
+      </w:r>
+    </w:p>
+    <w:p>
+      <w:pPr>
+        <w:spacing w:after="240" w:before="240" w:lineRule="auto"/>
+        <w:ind w:firstLine="0"/>
+        <w:rPr/>
+      </w:pPr>
+      <w:r>
+        <w:rPr>
+          <w:rtl w:val="0"/>
+        </w:rPr>
+        <w:t xml:space="preserve">"Yes."</w:t>
+      </w:r>
+    </w:p>
+    <w:p>
+      <w:pPr>
+        <w:spacing w:after="240" w:before="240" w:lineRule="auto"/>
+        <w:ind w:firstLine="0"/>
+        <w:rPr/>
+      </w:pPr>
+      <w:r>
+        <w:rPr>
+          <w:rtl w:val="0"/>
+        </w:rPr>
+        <w:t xml:space="preserve">"Just. Out of nowhere."</w:t>
+      </w:r>
+    </w:p>
+    <w:p>
+      <w:pPr>
+        <w:spacing w:after="240" w:before="240" w:lineRule="auto"/>
+        <w:ind w:firstLine="0"/>
+        <w:rPr/>
+      </w:pPr>
+      <w:r>
+        <w:rPr>
+          <w:rtl w:val="0"/>
+        </w:rPr>
+        <w:t xml:space="preserve">"Yes."</w:t>
+      </w:r>
+    </w:p>
+    <w:p>
+      <w:pPr>
+        <w:spacing w:after="240" w:before="240" w:lineRule="auto"/>
+        <w:ind w:firstLine="0"/>
+        <w:rPr/>
+      </w:pPr>
+      <w:r>
+        <w:rPr>
+          <w:rtl w:val="0"/>
+        </w:rPr>
+        <w:t xml:space="preserve">She pushed off the counter and came around and stood in front of him, hands on her hips, head tilted, considering the question as if he had asked her to evaluate a new tackle box.</w:t>
+      </w:r>
+    </w:p>
+    <w:p>
+      <w:pPr>
+        <w:spacing w:after="240" w:before="240" w:lineRule="auto"/>
+        <w:ind w:firstLine="0"/>
+        <w:rPr/>
+      </w:pPr>
+      <w:r>
+        <w:rPr>
+          <w:rtl w:val="0"/>
+        </w:rPr>
+        <w:t xml:space="preserve">"My affection would go down. Probably six or seven points. Maybe more, depending on — well, depending on a lot of things, depending on the moment. My mood would tank. My opinion would shift, and my opinion is locked to you right now but it would lock further. I'd be upset. Not, like, devastated, but upset. Crossed-arms upset. I'd want an apology. And then if you did something I liked afterwards, the affection would come back up. Maybe higher than it was, depending."</w:t>
+      </w:r>
+    </w:p>
+    <w:p>
+      <w:pPr>
+        <w:spacing w:after="240" w:before="240" w:lineRule="auto"/>
+        <w:ind w:firstLine="0"/>
+        <w:rPr/>
+      </w:pPr>
+      <w:r>
+        <w:rPr>
+          <w:rtl w:val="0"/>
+        </w:rPr>
+        <w:t xml:space="preserve">"Higher?"</w:t>
+      </w:r>
+    </w:p>
+    <w:p>
+      <w:pPr>
+        <w:spacing w:after="240" w:before="240" w:lineRule="auto"/>
+        <w:ind w:firstLine="0"/>
+        <w:rPr/>
+      </w:pPr>
+      <w:r>
+        <w:rPr>
+          <w:rtl w:val="0"/>
+        </w:rPr>
+        <w:t xml:space="preserve">"Recovery bonus. Sometimes. It's a system thing. Don't think about it too hard."</w:t>
+      </w:r>
+    </w:p>
+    <w:p>
+      <w:pPr>
+        <w:spacing w:after="240" w:before="240" w:lineRule="auto"/>
+        <w:ind w:firstLine="0"/>
+        <w:rPr/>
+      </w:pPr>
+      <w:r>
+        <w:rPr>
+          <w:rtl w:val="0"/>
+        </w:rPr>
+        <w:t xml:space="preserve">"You're saying it's. Forgivable."</w:t>
+      </w:r>
+    </w:p>
+    <w:p>
+      <w:pPr>
+        <w:spacing w:after="240" w:before="240" w:lineRule="auto"/>
+        <w:ind w:firstLine="0"/>
+        <w:rPr/>
+      </w:pPr>
+      <w:r>
+        <w:rPr>
+          <w:rtl w:val="0"/>
+        </w:rPr>
+        <w:t xml:space="preserve">"I'm saying it's a </w:t>
+      </w:r>
+      <w:r>
+        <w:rPr>
+          <w:i w:val="1"/>
+          <w:iCs w:val="1"/>
+          <w:rtl w:val="0"/>
+        </w:rPr>
+        <w:t xml:space="preserve">number</w:t>
+      </w:r>
+      <w:r>
+        <w:rPr>
+          <w:rtl w:val="0"/>
+        </w:rPr>
+        <w:t xml:space="preserve">, Drew. It's not — it's not a thing where you ruin everything forever. It's a number. Numbers go up, numbers go down. </w:t>
+      </w:r>
+      <w:r>
+        <w:rPr>
+          <w:i w:val="1"/>
+          <w:iCs w:val="1"/>
+          <w:rtl w:val="0"/>
+        </w:rPr>
+        <w:t xml:space="preserve">Behavior</w:t>
+      </w:r>
+      <w:r>
+        <w:rPr>
+          <w:rtl w:val="0"/>
+        </w:rPr>
+        <w:t xml:space="preserve"> matters. A guy who hit me the first day and apologized would be at zero affection and locked at Stranger and he would deserve to be there for a long time. A guy who is asking me very politely what would happen, hypothetically, is at, what, eleven now? Twelve? It's a number, Drew."</w:t>
+      </w:r>
+    </w:p>
+    <w:p>
+      <w:pPr>
+        <w:spacing w:after="240" w:before="240" w:lineRule="auto"/>
+        <w:ind w:firstLine="0"/>
+        <w:rPr/>
+      </w:pPr>
+      <w:r>
+        <w:rPr>
+          <w:rtl w:val="0"/>
+        </w:rPr>
+        <w:t xml:space="preserve">"What would I have to do to make the affection come back up."</w:t>
+      </w:r>
+    </w:p>
+    <w:p>
+      <w:pPr>
+        <w:spacing w:after="240" w:before="240" w:lineRule="auto"/>
+        <w:ind w:firstLine="0"/>
+        <w:rPr/>
+      </w:pPr>
+      <w:r>
+        <w:rPr>
+          <w:rtl w:val="0"/>
+        </w:rPr>
+        <w:t xml:space="preserve">"It depends on me."</w:t>
+      </w:r>
+    </w:p>
+    <w:p>
+      <w:pPr>
+        <w:spacing w:after="240" w:before="240" w:lineRule="auto"/>
+        <w:ind w:firstLine="0"/>
+        <w:rPr/>
+      </w:pPr>
+      <w:r>
+        <w:rPr>
+          <w:rtl w:val="0"/>
+        </w:rPr>
+        <w:t xml:space="preserve">"What do you like."</w:t>
+      </w:r>
+    </w:p>
+    <w:p>
+      <w:pPr>
+        <w:spacing w:after="240" w:before="240" w:lineRule="auto"/>
+        <w:ind w:firstLine="0"/>
+        <w:rPr/>
+      </w:pPr>
+      <w:r>
+        <w:rPr>
+          <w:rtl w:val="0"/>
+        </w:rPr>
+        <w:t xml:space="preserve">"I can't tell you."</w:t>
+      </w:r>
+    </w:p>
+    <w:p>
+      <w:pPr>
+        <w:spacing w:after="240" w:before="240" w:lineRule="auto"/>
+        <w:ind w:firstLine="0"/>
+        <w:rPr/>
+      </w:pPr>
+      <w:r>
+        <w:rPr>
+          <w:rtl w:val="0"/>
+        </w:rPr>
+        <w:t xml:space="preserve">She held his eye and did not look away.</w:t>
+      </w:r>
+    </w:p>
+    <w:p>
+      <w:pPr>
+        <w:spacing w:after="240" w:before="240" w:lineRule="auto"/>
+        <w:ind w:firstLine="0"/>
+        <w:rPr/>
+      </w:pPr>
+      <w:r>
+        <w:rPr>
+          <w:rtl w:val="0"/>
+        </w:rPr>
+        <w:t xml:space="preserve">"I'm not being coy. I literally can't. The system doesn't let me hand you a list. You have to learn me. I have to like that you learned me. That's how it tells the difference between somebody who cares and somebody who's just gaming the system. The shortcut is the long way around. Do you understand?"</w:t>
+      </w:r>
+    </w:p>
+    <w:p>
+      <w:pPr>
+        <w:spacing w:after="240" w:before="240" w:lineRule="auto"/>
+        <w:ind w:firstLine="0"/>
+        <w:rPr/>
+      </w:pPr>
+      <w:r>
+        <w:rPr>
+          <w:rtl w:val="0"/>
+        </w:rPr>
+        <w:t xml:space="preserve">"I understand."</w:t>
+      </w:r>
+    </w:p>
+    <w:p>
+      <w:pPr>
+        <w:spacing w:after="240" w:before="240" w:lineRule="auto"/>
+        <w:ind w:firstLine="0"/>
+        <w:rPr/>
+      </w:pPr>
+      <w:r>
+        <w:rPr>
+          <w:rtl w:val="0"/>
+        </w:rPr>
+        <w:t xml:space="preserve">"Do you actually."</w:t>
+      </w:r>
+    </w:p>
+    <w:p>
+      <w:pPr>
+        <w:spacing w:after="240" w:before="240" w:lineRule="auto"/>
+        <w:ind w:firstLine="0"/>
+        <w:rPr/>
+      </w:pPr>
+      <w:r>
+        <w:rPr>
+          <w:rtl w:val="0"/>
+        </w:rPr>
+        <w:t xml:space="preserve">"I think I do. Yeah. I do."</w:t>
+      </w:r>
+    </w:p>
+    <w:p>
+      <w:pPr>
+        <w:spacing w:after="240" w:before="240" w:lineRule="auto"/>
+        <w:ind w:firstLine="0"/>
+        <w:rPr/>
+      </w:pPr>
+      <w:r>
+        <w:rPr>
+          <w:rtl w:val="0"/>
+        </w:rPr>
+        <w:t xml:space="preserve">"Good."</w:t>
+      </w:r>
+    </w:p>
+    <w:p>
+      <w:pPr>
+        <w:spacing w:after="240" w:before="240" w:lineRule="auto"/>
+        <w:ind w:firstLine="0"/>
+        <w:rPr/>
+      </w:pPr>
+      <w:r>
+        <w:rPr>
+          <w:rtl w:val="0"/>
+        </w:rPr>
+        <w:t xml:space="preserve">She was watching him now with a different kind of attention, careful and a little curious. The portrait at the corner of his vision was watching him too. Banjo, by the stove, opened one eye and closed it again. The whole little room was, very politely, waiting to see what he was going to do with the explanation he had just been given.</w:t>
+      </w:r>
+    </w:p>
+    <w:p>
+      <w:pPr>
+        <w:spacing w:after="240" w:before="240" w:lineRule="auto"/>
+        <w:ind w:firstLine="0"/>
+        <w:rPr/>
+      </w:pPr>
+      <w:r>
+        <w:rPr>
+          <w:rtl w:val="0"/>
+        </w:rPr>
+        <w:t xml:space="preserve">He had a thought.</w:t>
+      </w:r>
+    </w:p>
+    <w:p>
+      <w:pPr>
+        <w:spacing w:after="240" w:before="240" w:lineRule="auto"/>
+        <w:ind w:firstLine="0"/>
+        <w:rPr/>
+      </w:pPr>
+      <w:r>
+        <w:rPr>
+          <w:rtl w:val="0"/>
+        </w:rPr>
+        <w:t xml:space="preserve">It was not, on inspection, a particularly noble thought. It was the thought of a man who had been told, in plain language, that he was going to be marrying somebody in this place — possibly several somebodies — and that the system would happily forgive a missed step as long as he topped the gauge back up afterwards. It was the thought of a man whose first day in a new world had included a drawn-on cartoon of an extremely pretty woman winking at him from the air beside her own face, and a panel called Date-A-Girl that had a stat called </w:t>
+      </w:r>
+      <w:r>
+        <w:rPr>
+          <w:i w:val="1"/>
+          <w:iCs w:val="1"/>
+          <w:rtl w:val="0"/>
+        </w:rPr>
+        <w:t xml:space="preserve">Arousal</w:t>
+      </w:r>
+      <w:r>
+        <w:rPr>
+          <w:rtl w:val="0"/>
+        </w:rPr>
+        <w:t xml:space="preserve"> on it, and a hostess in cut-off overalls who had patiently explained the recovery mechanic to him as if she were a tutor walking a foreign student through tap water. He was a thirty-one-year-old man who had been recently divorced, recently dead, and recently informed that he was the village's long-awaited romantic protagonist. He was, on balance, curious about what the rules permitted.</w:t>
+      </w:r>
+    </w:p>
+    <w:p>
+      <w:pPr>
+        <w:spacing w:after="240" w:before="240" w:lineRule="auto"/>
+        <w:ind w:firstLine="0"/>
+        <w:rPr/>
+      </w:pPr>
+      <w:r>
+        <w:rPr>
+          <w:rtl w:val="0"/>
+        </w:rPr>
+        <w:t xml:space="preserve">He smacked her on the butt.</w:t>
+      </w:r>
+    </w:p>
+    <w:p>
+      <w:pPr>
+        <w:spacing w:after="240" w:before="240" w:lineRule="auto"/>
+        <w:ind w:firstLine="0"/>
+        <w:rPr/>
+      </w:pPr>
+      <w:r>
+        <w:rPr>
+          <w:rtl w:val="0"/>
+        </w:rPr>
+        <w:t xml:space="preserve">It was a very mild smack. It was the smack of a man checking what the bumpers were made of. Mira yelped. The number on the panel dropped from 11 to 4. The </w:t>
+      </w:r>
+      <w:r>
+        <w:rPr>
+          <w:i w:val="1"/>
+          <w:iCs w:val="1"/>
+          <w:rtl w:val="0"/>
+        </w:rPr>
+        <w:t xml:space="preserve">MOOD</w:t>
+      </w:r>
+      <w:r>
+        <w:rPr>
+          <w:rtl w:val="0"/>
+        </w:rPr>
+        <w:t xml:space="preserve"> readout flashed red for a half-second before going dark again. The cartoon portrait at the corner of his vision crossed her tiny arms and made a face at him.</w:t>
+      </w:r>
+    </w:p>
+    <w:p>
+      <w:pPr>
+        <w:spacing w:after="240" w:before="240" w:lineRule="auto"/>
+        <w:ind w:firstLine="0"/>
+        <w:rPr/>
+      </w:pPr>
+      <w:r>
+        <w:rPr>
+          <w:rtl w:val="0"/>
+        </w:rPr>
+        <w:t xml:space="preserve">The actual Mira, also, crossed her actual arms. Her butt, where his hand had landed, jiggled once and then was still.</w:t>
+      </w:r>
+    </w:p>
+    <w:p>
+      <w:pPr>
+        <w:spacing w:after="240" w:before="240" w:lineRule="auto"/>
+        <w:ind w:firstLine="0"/>
+        <w:rPr/>
+      </w:pPr>
       <w:r>
         <w:rPr>
           <w:rtl w:val="0"/>
         </w:rPr>
         <w:t xml:space="preserve">"</w:t>
       </w:r>
-    </w:p>
-    <w:p>
-      <w:pPr>
-        <w:spacing w:after="240" w:before="240" w:lineRule="auto"/>
-        <w:ind w:firstLine="0"/>
-        <w:rPr/>
-      </w:pPr>
-      <w:r>
-        <w:rPr>
-          <w:rtl w:val="0"/>
-        </w:rPr>
-        <w:t xml:space="preserve">He stopped.</w:t>
-      </w:r>
-    </w:p>
-    <w:p>
-      <w:pPr>
-        <w:spacing w:after="240" w:before="240" w:lineRule="auto"/>
-        <w:ind w:firstLine="0"/>
-        <w:rPr/>
-      </w:pPr>
-      <w:r>
-        <w:rPr>
-          <w:rtl w:val="0"/>
-        </w:rPr>
-        <w:t xml:space="preserve">She was looking at him with her head cocked sideways and her eyebrows pulled together, in the genuinely confused way of a person who was missing a word in the conversation and was not pretending to.</w:t>
-      </w:r>
-    </w:p>
-    <w:p>
-      <w:pPr>
-        <w:spacing w:after="240" w:before="240" w:lineRule="auto"/>
-        <w:ind w:firstLine="0"/>
-        <w:rPr/>
-      </w:pPr>
-      <w:r>
-        <w:rPr>
-          <w:rtl w:val="0"/>
-        </w:rPr>
-        <w:t xml:space="preserve">"You pick one," he said carefully. "You pick one girl. That's how it goes. You date her. You're exclusive with her. You don't, you know. You don't have other ones."</w:t>
-      </w:r>
-    </w:p>
-    <w:p>
-      <w:pPr>
-        <w:spacing w:after="240" w:before="240" w:lineRule="auto"/>
-        <w:ind w:firstLine="0"/>
-        <w:rPr/>
-      </w:pPr>
-      <w:r>
-        <w:rPr>
-          <w:rtl w:val="0"/>
-        </w:rPr>
-        <w:t xml:space="preserve">"Why not?"</w:t>
-      </w:r>
-    </w:p>
-    <w:p>
-      <w:pPr>
-        <w:spacing w:after="240" w:before="240" w:lineRule="auto"/>
-        <w:ind w:firstLine="0"/>
-        <w:rPr/>
-      </w:pPr>
-      <w:r>
-        <w:rPr>
-          <w:rtl w:val="0"/>
-        </w:rPr>
-        <w:t xml:space="preserve">"Because that's. Because that's how dating works."</w:t>
-      </w:r>
-    </w:p>
-    <w:p>
-      <w:pPr>
-        <w:spacing w:after="240" w:before="240" w:lineRule="auto"/>
-        <w:ind w:firstLine="0"/>
-        <w:rPr/>
-      </w:pPr>
-      <w:r>
-        <w:rPr>
-          <w:rtl w:val="0"/>
-        </w:rPr>
-        <w:t xml:space="preserve">"Where you're from?"</w:t>
-      </w:r>
-    </w:p>
-    <w:p>
-      <w:pPr>
-        <w:spacing w:after="240" w:before="240" w:lineRule="auto"/>
-        <w:ind w:firstLine="0"/>
-        <w:rPr/>
-      </w:pPr>
-      <w:r>
-        <w:rPr>
-          <w:rtl w:val="0"/>
-        </w:rPr>
-        <w:t xml:space="preserve">"Where I'm — yeah. Where I'm from. Most places."</w:t>
-      </w:r>
-    </w:p>
-    <w:p>
-      <w:pPr>
-        <w:spacing w:after="240" w:before="240" w:lineRule="auto"/>
-        <w:ind w:firstLine="0"/>
-        <w:rPr/>
-      </w:pPr>
-      <w:r>
-        <w:rPr>
-          <w:rtl w:val="0"/>
-        </w:rPr>
-        <w:t xml:space="preserve">"That sounds </w:t>
-      </w:r>
-      <w:r>
-        <w:rPr>
-          <w:i w:val="1"/>
-          <w:iCs w:val="1"/>
-          <w:rtl w:val="0"/>
-        </w:rPr>
-        <w:t xml:space="preserve">terrible.</w:t>
-      </w:r>
+      <w:r>
+        <w:rPr>
+          <w:i w:val="1"/>
+          <w:iCs w:val="1"/>
+          <w:rtl w:val="0"/>
+        </w:rPr>
+        <w:t xml:space="preserve">Hey,</w:t>
+      </w:r>
+      <w:r>
+        <w:rPr>
+          <w:rtl w:val="0"/>
+        </w:rPr>
+        <w:t xml:space="preserve">" she said. "Wow, Drew, </w:t>
+      </w:r>
+      <w:r>
+        <w:rPr>
+          <w:i w:val="1"/>
+          <w:iCs w:val="1"/>
+          <w:rtl w:val="0"/>
+        </w:rPr>
+        <w:t xml:space="preserve">what,</w:t>
+      </w:r>
+      <w:r>
+        <w:rPr>
+          <w:rtl w:val="0"/>
+        </w:rPr>
+        <w:t xml:space="preserve"> you didn't even — you said you were going to ask — what was that for?"</w:t>
+      </w:r>
+    </w:p>
+    <w:p>
+      <w:pPr>
+        <w:spacing w:after="240" w:before="240" w:lineRule="auto"/>
+        <w:ind w:firstLine="0"/>
+        <w:rPr/>
+      </w:pPr>
+      <w:r>
+        <w:rPr>
+          <w:rtl w:val="0"/>
+        </w:rPr>
+        <w:t xml:space="preserve">"Curiosity."</w:t>
+      </w:r>
+    </w:p>
+    <w:p>
+      <w:pPr>
+        <w:spacing w:after="240" w:before="240" w:lineRule="auto"/>
+        <w:ind w:firstLine="0"/>
+        <w:rPr/>
+      </w:pPr>
       <w:r>
         <w:rPr>
           <w:rtl w:val="0"/>
         </w:rPr>
         <w:t xml:space="preserve">"</w:t>
       </w:r>
-    </w:p>
-    <w:p>
-      <w:pPr>
-        <w:spacing w:after="240" w:before="240" w:lineRule="auto"/>
-        <w:ind w:firstLine="0"/>
-        <w:rPr/>
-      </w:pPr>
-      <w:r>
-        <w:rPr>
-          <w:rtl w:val="0"/>
-        </w:rPr>
-        <w:t xml:space="preserve">"It's not — Mira, it's not </w:t>
-      </w:r>
-      <w:r>
-        <w:rPr>
-          <w:i w:val="1"/>
-          <w:iCs w:val="1"/>
-          <w:rtl w:val="0"/>
-        </w:rPr>
-        <w:t xml:space="preserve">terrible.</w:t>
-      </w:r>
-      <w:r>
-        <w:rPr>
-          <w:rtl w:val="0"/>
-        </w:rPr>
-        <w:t xml:space="preserve"> It's how — okay, look. Where I'm from, you get to know somebody, you decide you like them, you decide they like you, and you commit to each other. One person. That's it. That's the goal. You build your life around that one person."</w:t>
-      </w:r>
-    </w:p>
-    <w:p>
-      <w:pPr>
-        <w:spacing w:after="240" w:before="240" w:lineRule="auto"/>
-        <w:ind w:firstLine="0"/>
-        <w:rPr/>
-      </w:pPr>
-      <w:r>
-        <w:rPr>
-          <w:rtl w:val="0"/>
-        </w:rPr>
-        <w:t xml:space="preserve">"For how long?"</w:t>
-      </w:r>
-    </w:p>
-    <w:p>
-      <w:pPr>
-        <w:spacing w:after="240" w:before="240" w:lineRule="auto"/>
-        <w:ind w:firstLine="0"/>
-        <w:rPr/>
-      </w:pPr>
-      <w:r>
-        <w:rPr>
-          <w:rtl w:val="0"/>
-        </w:rPr>
-        <w:t xml:space="preserve">"For — for life, ideally. Until one of you dies."</w:t>
-      </w:r>
-    </w:p>
-    <w:p>
-      <w:pPr>
-        <w:spacing w:after="240" w:before="240" w:lineRule="auto"/>
-        <w:ind w:firstLine="0"/>
-        <w:rPr/>
-      </w:pPr>
-      <w:r>
-        <w:rPr>
-          <w:rtl w:val="0"/>
-        </w:rPr>
-        <w:t xml:space="preserve">"Oh." She thought about this. "Oh, no, I see. That's because you only get one. Right. That's a finite-resource thing. That makes sense. Here you don't have to pick one. Your tier list is. It's a </w:t>
-      </w:r>
-      <w:r>
-        <w:rPr>
-          <w:i w:val="1"/>
-          <w:iCs w:val="1"/>
-          <w:rtl w:val="0"/>
-        </w:rPr>
-        <w:t xml:space="preserve">list,</w:t>
-      </w:r>
-      <w:r>
-        <w:rPr>
-          <w:rtl w:val="0"/>
-        </w:rPr>
-        <w:t xml:space="preserve"> Drew, it's not a bracket. You can level up affection with as many people as you can keep up with. There's no limit. The system isn't — the system isn't </w:t>
-      </w:r>
-      <w:r>
-        <w:rPr>
-          <w:i w:val="1"/>
-          <w:iCs w:val="1"/>
-          <w:rtl w:val="0"/>
-        </w:rPr>
-        <w:t xml:space="preserve">jealous</w:t>
-      </w:r>
-      <w:r>
-        <w:rPr>
-          <w:rtl w:val="0"/>
-        </w:rPr>
-        <w:t xml:space="preserve">. People can be jealous. The </w:t>
-      </w:r>
-      <w:r>
-        <w:rPr>
-          <w:i w:val="1"/>
-          <w:iCs w:val="1"/>
-          <w:rtl w:val="0"/>
-        </w:rPr>
-        <w:t xml:space="preserve">system</w:t>
-      </w:r>
-      <w:r>
-        <w:rPr>
-          <w:rtl w:val="0"/>
-        </w:rPr>
-        <w:t xml:space="preserve"> isn't."</w:t>
-      </w:r>
-    </w:p>
-    <w:p>
-      <w:pPr>
-        <w:spacing w:after="240" w:before="240" w:lineRule="auto"/>
-        <w:ind w:firstLine="0"/>
-        <w:rPr/>
-      </w:pPr>
-      <w:r>
-        <w:rPr>
-          <w:rtl w:val="0"/>
-        </w:rPr>
-        <w:t xml:space="preserve">"There's no limit."</w:t>
-      </w:r>
-    </w:p>
-    <w:p>
-      <w:pPr>
-        <w:spacing w:after="240" w:before="240" w:lineRule="auto"/>
-        <w:ind w:firstLine="0"/>
-        <w:rPr/>
-      </w:pPr>
-      <w:r>
-        <w:rPr>
-          <w:rtl w:val="0"/>
-        </w:rPr>
-        <w:t xml:space="preserve">"There's no limit."</w:t>
-      </w:r>
-    </w:p>
-    <w:p>
-      <w:pPr>
-        <w:spacing w:after="240" w:before="240" w:lineRule="auto"/>
-        <w:ind w:firstLine="0"/>
-        <w:rPr/>
-      </w:pPr>
-      <w:r>
-        <w:rPr>
-          <w:rtl w:val="0"/>
-        </w:rPr>
-        <w:t xml:space="preserve">"I can — I can date whoever I want. Multiple. Concurrently. Marry. Multiple."</w:t>
-      </w:r>
-    </w:p>
-    <w:p>
-      <w:pPr>
-        <w:spacing w:after="240" w:before="240" w:lineRule="auto"/>
-        <w:ind w:firstLine="0"/>
-        <w:rPr/>
-      </w:pPr>
-      <w:r>
-        <w:rPr>
-          <w:rtl w:val="0"/>
-        </w:rPr>
-        <w:t xml:space="preserve">"As many as want to date you back. Yes."</w:t>
-      </w:r>
-    </w:p>
-    <w:p>
-      <w:pPr>
-        <w:spacing w:after="240" w:before="240" w:lineRule="auto"/>
-        <w:ind w:firstLine="0"/>
-        <w:rPr/>
-      </w:pPr>
-      <w:r>
-        <w:rPr>
-          <w:rtl w:val="0"/>
-        </w:rPr>
-        <w:t xml:space="preserve">He had been standing for the last part of this conversation. He turned now and walked the three steps to the front window of the shop and looked out at the lane, where a girl with green hair he had not yet met was carrying a basket of tomatoes past on her hip, and then turned back.</w:t>
-      </w:r>
-    </w:p>
-    <w:p>
-      <w:pPr>
-        <w:spacing w:after="240" w:before="240" w:lineRule="auto"/>
-        <w:ind w:firstLine="0"/>
-        <w:rPr/>
-      </w:pPr>
-      <w:r>
-        <w:rPr>
-          <w:rtl w:val="0"/>
-        </w:rPr>
-        <w:t xml:space="preserve">"And that's just."</w:t>
-      </w:r>
-    </w:p>
-    <w:p>
-      <w:pPr>
-        <w:spacing w:after="240" w:before="240" w:lineRule="auto"/>
-        <w:ind w:firstLine="0"/>
-        <w:rPr/>
-      </w:pPr>
-      <w:r>
-        <w:rPr>
-          <w:rtl w:val="0"/>
-        </w:rPr>
-        <w:t xml:space="preserve">"That's just how it works, yeah."</w:t>
-      </w:r>
-    </w:p>
-    <w:p>
-      <w:pPr>
-        <w:spacing w:after="240" w:before="240" w:lineRule="auto"/>
-        <w:ind w:firstLine="0"/>
-        <w:rPr/>
-      </w:pPr>
-      <w:r>
-        <w:rPr>
-          <w:rtl w:val="0"/>
-        </w:rPr>
-        <w:t xml:space="preserve">"Mira."</w:t>
-      </w:r>
-    </w:p>
-    <w:p>
-      <w:pPr>
-        <w:spacing w:after="240" w:before="240" w:lineRule="auto"/>
-        <w:ind w:firstLine="0"/>
-        <w:rPr/>
-      </w:pPr>
-      <w:r>
-        <w:rPr>
-          <w:rtl w:val="0"/>
-        </w:rPr>
-        <w:t xml:space="preserve">"Drew."</w:t>
-      </w:r>
-    </w:p>
-    <w:p>
-      <w:pPr>
-        <w:spacing w:after="240" w:before="240" w:lineRule="auto"/>
-        <w:ind w:firstLine="0"/>
-        <w:rPr/>
-      </w:pPr>
-      <w:r>
-        <w:rPr>
-          <w:rtl w:val="0"/>
-        </w:rPr>
-        <w:t xml:space="preserve">"Who came up with this."</w:t>
-      </w:r>
-    </w:p>
-    <w:p>
-      <w:pPr>
-        <w:spacing w:after="240" w:before="240" w:lineRule="auto"/>
-        <w:ind w:firstLine="0"/>
-        <w:rPr/>
-      </w:pPr>
-      <w:r>
-        <w:rPr>
-          <w:rtl w:val="0"/>
-        </w:rPr>
-        <w:t xml:space="preserve">She stopped.</w:t>
-      </w:r>
-    </w:p>
-    <w:p>
-      <w:pPr>
-        <w:spacing w:after="240" w:before="240" w:lineRule="auto"/>
-        <w:ind w:firstLine="0"/>
-        <w:rPr/>
-      </w:pPr>
-      <w:r>
-        <w:rPr>
-          <w:rtl w:val="0"/>
-        </w:rPr>
-        <w:t xml:space="preserve">She had been looking at him patiently, amused, like a woman explaining tap water to a man from a country with no tap water. Now she stopped, and her face went very still, and the portrait at the corner of his vision stopped doing whatever cute thing it had been doing, and for a second Drew could hear the kettle on the stove and Banjo's slow breathing and nothing else.</w:t>
-      </w:r>
-    </w:p>
-    <w:p>
-      <w:pPr>
-        <w:spacing w:after="240" w:before="240" w:lineRule="auto"/>
-        <w:ind w:firstLine="0"/>
-        <w:rPr/>
-      </w:pPr>
-      <w:r>
-        <w:rPr>
-          <w:rtl w:val="0"/>
-        </w:rPr>
-        <w:t xml:space="preserve">"That," Mira said, very quietly, "is actually a really good question."</w:t>
+      <w:r>
+        <w:rPr>
+          <w:i w:val="1"/>
+          <w:iCs w:val="1"/>
+          <w:rtl w:val="0"/>
+        </w:rPr>
+        <w:t xml:space="preserve">Curiosity.</w:t>
+      </w:r>
+      <w:r>
+        <w:rPr>
+          <w:rtl w:val="0"/>
+        </w:rPr>
+        <w:t xml:space="preserve">"</w:t>
+      </w:r>
+    </w:p>
+    <w:p>
+      <w:pPr>
+        <w:spacing w:after="240" w:before="240" w:lineRule="auto"/>
+        <w:ind w:firstLine="0"/>
+        <w:rPr/>
+      </w:pPr>
+      <w:r>
+        <w:rPr>
+          <w:rtl w:val="0"/>
+        </w:rPr>
+        <w:t xml:space="preserve">"Sorry."</w:t>
+      </w:r>
+    </w:p>
+    <w:p>
+      <w:pPr>
+        <w:spacing w:after="240" w:before="240" w:lineRule="auto"/>
+        <w:ind w:firstLine="0"/>
+        <w:rPr/>
+      </w:pPr>
+      <w:r>
+        <w:rPr>
+          <w:rtl w:val="0"/>
+        </w:rPr>
+        <w:t xml:space="preserve">"You don't sound sorry."</w:t>
+      </w:r>
+    </w:p>
+    <w:p>
+      <w:pPr>
+        <w:spacing w:after="240" w:before="240" w:lineRule="auto"/>
+        <w:ind w:firstLine="0"/>
+        <w:rPr/>
+      </w:pPr>
+      <w:r>
+        <w:rPr>
+          <w:rtl w:val="0"/>
+        </w:rPr>
+        <w:t xml:space="preserve">"I'm sorry-ish. I wanted to see what happened."</w:t>
+      </w:r>
+    </w:p>
+    <w:p>
+      <w:pPr>
+        <w:spacing w:after="240" w:before="240" w:lineRule="auto"/>
+        <w:ind w:firstLine="0"/>
+        <w:rPr/>
+      </w:pPr>
+      <w:r>
+        <w:rPr>
+          <w:rtl w:val="0"/>
+        </w:rPr>
+        <w:t xml:space="preserve">"I'm crossed-arms upset."</w:t>
+      </w:r>
+    </w:p>
+    <w:p>
+      <w:pPr>
+        <w:spacing w:after="240" w:before="240" w:lineRule="auto"/>
+        <w:ind w:firstLine="0"/>
+        <w:rPr/>
+      </w:pPr>
+      <w:r>
+        <w:rPr>
+          <w:rtl w:val="0"/>
+        </w:rPr>
+        <w:t xml:space="preserve">"You are very visibly crossed-arms upset."</w:t>
+      </w:r>
+    </w:p>
+    <w:p>
+      <w:pPr>
+        <w:spacing w:after="240" w:before="240" w:lineRule="auto"/>
+        <w:ind w:firstLine="0"/>
+        <w:rPr/>
+      </w:pPr>
+      <w:r>
+        <w:rPr>
+          <w:rtl w:val="0"/>
+        </w:rPr>
+        <w:t xml:space="preserve">"My affection went down."</w:t>
+      </w:r>
+    </w:p>
+    <w:p>
+      <w:pPr>
+        <w:spacing w:after="240" w:before="240" w:lineRule="auto"/>
+        <w:ind w:firstLine="0"/>
+        <w:rPr/>
+      </w:pPr>
+      <w:r>
+        <w:rPr>
+          <w:rtl w:val="0"/>
+        </w:rPr>
+        <w:t xml:space="preserve">"It did."</w:t>
+      </w:r>
+    </w:p>
+    <w:p>
+      <w:pPr>
+        <w:spacing w:after="240" w:before="240" w:lineRule="auto"/>
+        <w:ind w:firstLine="0"/>
+        <w:rPr/>
+      </w:pPr>
+      <w:r>
+        <w:rPr>
+          <w:rtl w:val="0"/>
+        </w:rPr>
+        <w:t xml:space="preserve">"You know what I like already?"</w:t>
+      </w:r>
+    </w:p>
+    <w:p>
+      <w:pPr>
+        <w:spacing w:after="240" w:before="240" w:lineRule="auto"/>
+        <w:ind w:firstLine="0"/>
+        <w:rPr/>
+      </w:pPr>
+      <w:r>
+        <w:rPr>
+          <w:rtl w:val="0"/>
+        </w:rPr>
+        <w:t xml:space="preserve">"I have a guess."</w:t>
+      </w:r>
+    </w:p>
+    <w:p>
+      <w:pPr>
+        <w:spacing w:after="240" w:before="240" w:lineRule="auto"/>
+        <w:ind w:firstLine="0"/>
+        <w:rPr/>
+      </w:pPr>
+      <w:r>
+        <w:rPr>
+          <w:rtl w:val="0"/>
+        </w:rPr>
+        <w:t xml:space="preserve">"Well?"</w:t>
+      </w:r>
+    </w:p>
+    <w:p>
+      <w:pPr>
+        <w:spacing w:after="240" w:before="240" w:lineRule="auto"/>
+        <w:ind w:firstLine="0"/>
+        <w:rPr/>
+      </w:pPr>
+      <w:r>
+        <w:rPr>
+          <w:rtl w:val="0"/>
+        </w:rPr>
+        <w:t xml:space="preserve">He patted her on the head.</w:t>
+      </w:r>
+    </w:p>
+    <w:p>
+      <w:pPr>
+        <w:spacing w:after="240" w:before="240" w:lineRule="auto"/>
+        <w:ind w:firstLine="0"/>
+        <w:rPr>
+          <w:i w:val="1"/>
+          <w:iCs w:val="1"/>
+        </w:rPr>
+      </w:pPr>
+      <w:r>
+        <w:rPr>
+          <w:rtl w:val="0"/>
+        </w:rPr>
+        <w:t xml:space="preserve">The number ticked from 4 to 9. The crossed-arms portrait at the corner of his vision uncrossed its arms and beamed up at him, at the same exact moment the actual Mira, two inches below his hand, also beamed up at him, with the same dimples, in the same configuration, like a thermometer and the temperature it was reporting on. Banjo, watching from the stove, made a soft noise that Drew chose to interpret as </w:t>
+      </w:r>
+      <w:r>
+        <w:rPr>
+          <w:i w:val="1"/>
+          <w:iCs w:val="1"/>
+          <w:rtl w:val="0"/>
+        </w:rPr>
+        <w:t xml:space="preserve">fascinating, please continue.</w:t>
+      </w:r>
+    </w:p>
+    <w:p>
+      <w:pPr>
+        <w:spacing w:after="240" w:before="240" w:lineRule="auto"/>
+        <w:ind w:firstLine="0"/>
+        <w:rPr/>
+      </w:pPr>
+      <w:r>
+        <w:rPr>
+          <w:rtl w:val="0"/>
+        </w:rPr>
+        <w:t xml:space="preserve">"That," Mira said brightly, "is actually a recovery bonus, did you see that, you got back four out of seven that's very generous of the system, normally you only get three back, you must have hit the head-pat affinity cap—"</w:t>
+      </w:r>
+    </w:p>
+    <w:p>
+      <w:pPr>
+        <w:spacing w:after="240" w:before="240" w:lineRule="auto"/>
+        <w:ind w:firstLine="0"/>
+        <w:rPr/>
+      </w:pPr>
+      <w:r>
+        <w:rPr>
+          <w:rtl w:val="0"/>
+        </w:rPr>
+        <w:t xml:space="preserve">He looked at her.</w:t>
+      </w:r>
+    </w:p>
+    <w:p>
+      <w:pPr>
+        <w:spacing w:after="240" w:before="240" w:lineRule="auto"/>
+        <w:ind w:firstLine="0"/>
+        <w:rPr/>
+      </w:pPr>
+      <w:r>
+        <w:rPr>
+          <w:rtl w:val="0"/>
+        </w:rPr>
+        <w:t xml:space="preserve">"This is ridiculous."</w:t>
+      </w:r>
+    </w:p>
+    <w:p>
+      <w:pPr>
+        <w:spacing w:after="240" w:before="240" w:lineRule="auto"/>
+        <w:ind w:firstLine="0"/>
+        <w:rPr/>
+      </w:pPr>
+      <w:r>
+        <w:rPr>
+          <w:rtl w:val="0"/>
+        </w:rPr>
+        <w:t xml:space="preserve">"What is."</w:t>
+      </w:r>
+    </w:p>
+    <w:p>
+      <w:pPr>
+        <w:spacing w:after="240" w:before="240" w:lineRule="auto"/>
+        <w:ind w:firstLine="0"/>
+        <w:rPr/>
+      </w:pPr>
+      <w:r>
+        <w:rPr>
+          <w:rtl w:val="0"/>
+        </w:rPr>
+        <w:t xml:space="preserve">"All of it. This. The shop. The window. The dog. You. The." He gestured vaguely. "All of it. The smacking. The thermometer. The two hundred and thirty years. The marry-as-many-people-as-want-to-marry-you. The system. The. The everything. This is. This is </w:t>
+      </w:r>
+      <w:r>
+        <w:rPr>
+          <w:i w:val="1"/>
+          <w:iCs w:val="1"/>
+          <w:rtl w:val="0"/>
+        </w:rPr>
+        <w:t xml:space="preserve">ridiculous.</w:t>
+      </w:r>
+      <w:r>
+        <w:rPr>
+          <w:rtl w:val="0"/>
+        </w:rPr>
+        <w:t xml:space="preserve">"</w:t>
+      </w:r>
+    </w:p>
+    <w:p>
+      <w:pPr>
+        <w:spacing w:after="240" w:before="240" w:lineRule="auto"/>
+        <w:ind w:firstLine="0"/>
+        <w:rPr/>
+      </w:pPr>
+      <w:r>
+        <w:rPr>
+          <w:rtl w:val="0"/>
+        </w:rPr>
+        <w:t xml:space="preserve">"Yeah."</w:t>
       </w:r>
     </w:p>
     <w:p>
@@ -9027,1016 +9720,6 @@
         <w:rPr>
           <w:rtl w:val="0"/>
         </w:rPr>
-        <w:t xml:space="preserve">"Yeah."</w:t>
-      </w:r>
-    </w:p>
-    <w:p>
-      <w:pPr>
-        <w:spacing w:after="240" w:before="240" w:lineRule="auto"/>
-        <w:ind w:firstLine="0"/>
-        <w:rPr/>
-      </w:pPr>
-      <w:r>
-        <w:rPr>
-          <w:rtl w:val="0"/>
-        </w:rPr>
-        <w:t xml:space="preserve">"You don't know."</w:t>
-      </w:r>
-    </w:p>
-    <w:p>
-      <w:pPr>
-        <w:spacing w:after="240" w:before="240" w:lineRule="auto"/>
-        <w:ind w:firstLine="0"/>
-        <w:rPr/>
-      </w:pPr>
-      <w:r>
-        <w:rPr>
-          <w:rtl w:val="0"/>
-        </w:rPr>
-        <w:t xml:space="preserve">"I don't know. Nobody knows. We've been here a long time, Drew, and we don't know who. We don't know why. We have a town and we have rules and we have a system that runs on the rules and we don't know who wrote them. The travelers who pass through sometimes have stories from other places — that there are villages out there with protagonists already in them, that some of those protagonists have asked the same question and gone looking for the answer. The travelers don't know what those people found. The travelers don't always come back through, either. The question is the question. You're not the first person in any village to ask it, but you're asking it on your first day, which is sooner than most."</w:t>
-      </w:r>
-    </w:p>
-    <w:p>
-      <w:pPr>
-        <w:spacing w:after="240" w:before="240" w:lineRule="auto"/>
-        <w:ind w:firstLine="0"/>
-        <w:rPr/>
-      </w:pPr>
-      <w:r>
-        <w:rPr>
-          <w:rtl w:val="0"/>
-        </w:rPr>
-        <w:t xml:space="preserve">"Mira."</w:t>
-      </w:r>
-    </w:p>
-    <w:p>
-      <w:pPr>
-        <w:spacing w:after="240" w:before="240" w:lineRule="auto"/>
-        <w:ind w:firstLine="0"/>
-        <w:rPr/>
-      </w:pPr>
-      <w:r>
-        <w:rPr>
-          <w:rtl w:val="0"/>
-        </w:rPr>
-        <w:t xml:space="preserve">"Drink your tea. It's getting cold."</w:t>
-      </w:r>
-    </w:p>
-    <w:p>
-      <w:pPr>
-        <w:spacing w:after="240" w:before="240" w:lineRule="auto"/>
-        <w:ind w:firstLine="0"/>
-        <w:rPr/>
-      </w:pPr>
-      <w:r>
-        <w:rPr>
-          <w:rtl w:val="0"/>
-        </w:rPr>
-        <w:t xml:space="preserve">He drank his tea. It was, in fact, getting cold. The kettle on the stove had given up whistling and was now sitting there in dignified silence. The mystery, he thought, was the actual point of all this. He could see it clearly now, the way a man finally sees something clearly only after his body has caught up to about three hours of cumulative shock. The girls and the village and the floating winking portraits were the surface of something. There was a </w:t>
-      </w:r>
-      <w:r>
-        <w:rPr>
-          <w:i w:val="1"/>
-          <w:iCs w:val="1"/>
-          <w:rtl w:val="0"/>
-        </w:rPr>
-        <w:t xml:space="preserve">who</w:t>
-      </w:r>
-      <w:r>
-        <w:rPr>
-          <w:rtl w:val="0"/>
-        </w:rPr>
-        <w:t xml:space="preserve"> under it. There was a </w:t>
-      </w:r>
-      <w:r>
-        <w:rPr>
-          <w:i w:val="1"/>
-          <w:iCs w:val="1"/>
-          <w:rtl w:val="0"/>
-        </w:rPr>
-        <w:t xml:space="preserve">why.</w:t>
-      </w:r>
-      <w:r>
-        <w:rPr>
-          <w:rtl w:val="0"/>
-        </w:rPr>
-        <w:t xml:space="preserve"> And nobody he had met so far knew the answers, or, if they knew, weren't telling him, which was its own kind of answer.</w:t>
-      </w:r>
-    </w:p>
-    <w:p>
-      <w:pPr>
-        <w:spacing w:after="240" w:before="240" w:lineRule="auto"/>
-        <w:ind w:firstLine="0"/>
-        <w:rPr/>
-      </w:pPr>
-      <w:r>
-        <w:rPr>
-          <w:rtl w:val="0"/>
-        </w:rPr>
-        <w:t xml:space="preserve">He took another sip. He looked at her. She was watching him think, with her elbows back on the counter and her chin back on her fist and the wide red eyes patient in a way that was new on her.</w:t>
-      </w:r>
-    </w:p>
-    <w:p>
-      <w:pPr>
-        <w:spacing w:after="240" w:before="240" w:lineRule="auto"/>
-        <w:ind w:firstLine="0"/>
-        <w:rPr/>
-      </w:pPr>
-      <w:r>
-        <w:rPr>
-          <w:rtl w:val="0"/>
-        </w:rPr>
-        <w:t xml:space="preserve">"Last question," he said. "For now."</w:t>
-      </w:r>
-    </w:p>
-    <w:p>
-      <w:pPr>
-        <w:spacing w:after="240" w:before="240" w:lineRule="auto"/>
-        <w:ind w:firstLine="0"/>
-        <w:rPr/>
-      </w:pPr>
-      <w:r>
-        <w:rPr>
-          <w:rtl w:val="0"/>
-        </w:rPr>
-        <w:t xml:space="preserve">"Mhm."</w:t>
-      </w:r>
-    </w:p>
-    <w:p>
-      <w:pPr>
-        <w:spacing w:after="240" w:before="240" w:lineRule="auto"/>
-        <w:ind w:firstLine="0"/>
-        <w:rPr/>
-      </w:pPr>
-      <w:r>
-        <w:rPr>
-          <w:rtl w:val="0"/>
-        </w:rPr>
-        <w:t xml:space="preserve">"What happens if I do something. To you. Specifically. That you don't want."</w:t>
-      </w:r>
-    </w:p>
-    <w:p>
-      <w:pPr>
-        <w:spacing w:after="240" w:before="240" w:lineRule="auto"/>
-        <w:ind w:firstLine="0"/>
-        <w:rPr/>
-      </w:pPr>
-      <w:r>
-        <w:rPr>
-          <w:rtl w:val="0"/>
-        </w:rPr>
-        <w:t xml:space="preserve">The portrait at the corner of his vision tilted its little head.</w:t>
-      </w:r>
-    </w:p>
-    <w:p>
-      <w:pPr>
-        <w:spacing w:after="240" w:before="240" w:lineRule="auto"/>
-        <w:ind w:firstLine="0"/>
-        <w:rPr/>
-      </w:pPr>
-      <w:r>
-        <w:rPr>
-          <w:rtl w:val="0"/>
-        </w:rPr>
-        <w:t xml:space="preserve">"Like what?" Mira said.</w:t>
-      </w:r>
-    </w:p>
-    <w:p>
-      <w:pPr>
-        <w:spacing w:after="240" w:before="240" w:lineRule="auto"/>
-        <w:ind w:firstLine="0"/>
-        <w:rPr/>
-      </w:pPr>
-      <w:r>
-        <w:rPr>
-          <w:rtl w:val="0"/>
-        </w:rPr>
-        <w:t xml:space="preserve">"Like. Hypothetically."</w:t>
-      </w:r>
-    </w:p>
-    <w:p>
-      <w:pPr>
-        <w:spacing w:after="240" w:before="240" w:lineRule="auto"/>
-        <w:ind w:firstLine="0"/>
-        <w:rPr/>
-      </w:pPr>
-      <w:r>
-        <w:rPr>
-          <w:rtl w:val="0"/>
-        </w:rPr>
-        <w:t xml:space="preserve">"Hypothetically."</w:t>
-      </w:r>
-    </w:p>
-    <w:p>
-      <w:pPr>
-        <w:spacing w:after="240" w:before="240" w:lineRule="auto"/>
-        <w:ind w:firstLine="0"/>
-        <w:rPr/>
-      </w:pPr>
-      <w:r>
-        <w:rPr>
-          <w:rtl w:val="0"/>
-        </w:rPr>
-        <w:t xml:space="preserve">"What if I — okay, I'll just say it. What if I slapped your butt."</w:t>
-      </w:r>
-    </w:p>
-    <w:p>
-      <w:pPr>
-        <w:spacing w:after="240" w:before="240" w:lineRule="auto"/>
-        <w:ind w:firstLine="0"/>
-        <w:rPr/>
-      </w:pPr>
-      <w:r>
-        <w:rPr>
-          <w:rtl w:val="0"/>
-        </w:rPr>
-        <w:t xml:space="preserve">"My butt."</w:t>
-      </w:r>
-    </w:p>
-    <w:p>
-      <w:pPr>
-        <w:spacing w:after="240" w:before="240" w:lineRule="auto"/>
-        <w:ind w:firstLine="0"/>
-        <w:rPr/>
-      </w:pPr>
-      <w:r>
-        <w:rPr>
-          <w:rtl w:val="0"/>
-        </w:rPr>
-        <w:t xml:space="preserve">"Yes."</w:t>
-      </w:r>
-    </w:p>
-    <w:p>
-      <w:pPr>
-        <w:spacing w:after="240" w:before="240" w:lineRule="auto"/>
-        <w:ind w:firstLine="0"/>
-        <w:rPr/>
-      </w:pPr>
-      <w:r>
-        <w:rPr>
-          <w:rtl w:val="0"/>
-        </w:rPr>
-        <w:t xml:space="preserve">"Just. Out of nowhere."</w:t>
-      </w:r>
-    </w:p>
-    <w:p>
-      <w:pPr>
-        <w:spacing w:after="240" w:before="240" w:lineRule="auto"/>
-        <w:ind w:firstLine="0"/>
-        <w:rPr/>
-      </w:pPr>
-      <w:r>
-        <w:rPr>
-          <w:rtl w:val="0"/>
-        </w:rPr>
-        <w:t xml:space="preserve">"Yes."</w:t>
-      </w:r>
-    </w:p>
-    <w:p>
-      <w:pPr>
-        <w:spacing w:after="240" w:before="240" w:lineRule="auto"/>
-        <w:ind w:firstLine="0"/>
-        <w:rPr/>
-      </w:pPr>
-      <w:r>
-        <w:rPr>
-          <w:rtl w:val="0"/>
-        </w:rPr>
-        <w:t xml:space="preserve">She pushed off the counter and came around and stood in front of him, hands on her hips, head tilted, considering the question as if he had asked her to evaluate a new tackle box.</w:t>
-      </w:r>
-    </w:p>
-    <w:p>
-      <w:pPr>
-        <w:spacing w:after="240" w:before="240" w:lineRule="auto"/>
-        <w:ind w:firstLine="0"/>
-        <w:rPr/>
-      </w:pPr>
-      <w:r>
-        <w:rPr>
-          <w:rtl w:val="0"/>
-        </w:rPr>
-        <w:t xml:space="preserve">"My affection would go down. Probably six or seven points. Maybe more, depending on — well, depending on a lot of things, depending on the moment. My mood would tank. My opinion would shift, and my opinion is locked to you right now but it would lock further. I'd be upset. Not, like, devastated, but upset. Crossed-arms upset. I'd want an apology. And then if you did something I liked afterwards, the affection would come back up. Maybe higher than it was, depending."</w:t>
-      </w:r>
-    </w:p>
-    <w:p>
-      <w:pPr>
-        <w:spacing w:after="240" w:before="240" w:lineRule="auto"/>
-        <w:ind w:firstLine="0"/>
-        <w:rPr/>
-      </w:pPr>
-      <w:r>
-        <w:rPr>
-          <w:rtl w:val="0"/>
-        </w:rPr>
-        <w:t xml:space="preserve">"Higher?"</w:t>
-      </w:r>
-    </w:p>
-    <w:p>
-      <w:pPr>
-        <w:spacing w:after="240" w:before="240" w:lineRule="auto"/>
-        <w:ind w:firstLine="0"/>
-        <w:rPr/>
-      </w:pPr>
-      <w:r>
-        <w:rPr>
-          <w:rtl w:val="0"/>
-        </w:rPr>
-        <w:t xml:space="preserve">"Recovery bonus. Sometimes. It's a system thing. Don't think about it too hard."</w:t>
-      </w:r>
-    </w:p>
-    <w:p>
-      <w:pPr>
-        <w:spacing w:after="240" w:before="240" w:lineRule="auto"/>
-        <w:ind w:firstLine="0"/>
-        <w:rPr/>
-      </w:pPr>
-      <w:r>
-        <w:rPr>
-          <w:rtl w:val="0"/>
-        </w:rPr>
-        <w:t xml:space="preserve">"You're saying it's. Forgivable."</w:t>
-      </w:r>
-    </w:p>
-    <w:p>
-      <w:pPr>
-        <w:spacing w:after="240" w:before="240" w:lineRule="auto"/>
-        <w:ind w:firstLine="0"/>
-        <w:rPr/>
-      </w:pPr>
-      <w:r>
-        <w:rPr>
-          <w:rtl w:val="0"/>
-        </w:rPr>
-        <w:t xml:space="preserve">"I'm saying it's a </w:t>
-      </w:r>
-      <w:r>
-        <w:rPr>
-          <w:i w:val="1"/>
-          <w:iCs w:val="1"/>
-          <w:rtl w:val="0"/>
-        </w:rPr>
-        <w:t xml:space="preserve">number</w:t>
-      </w:r>
-      <w:r>
-        <w:rPr>
-          <w:rtl w:val="0"/>
-        </w:rPr>
-        <w:t xml:space="preserve">, Drew. It's not — it's not a thing where you ruin everything forever. It's a number. Numbers go up, numbers go down. </w:t>
-      </w:r>
-      <w:r>
-        <w:rPr>
-          <w:i w:val="1"/>
-          <w:iCs w:val="1"/>
-          <w:rtl w:val="0"/>
-        </w:rPr>
-        <w:t xml:space="preserve">Behavior</w:t>
-      </w:r>
-      <w:r>
-        <w:rPr>
-          <w:rtl w:val="0"/>
-        </w:rPr>
-        <w:t xml:space="preserve"> matters. A guy who hit me the first day and apologized would be at zero affection and locked at Stranger and he would deserve to be there for a long time. A guy who is asking me very politely what would happen, hypothetically, is at, what, eleven now? Twelve? It's a number, Drew."</w:t>
-      </w:r>
-    </w:p>
-    <w:p>
-      <w:pPr>
-        <w:spacing w:after="240" w:before="240" w:lineRule="auto"/>
-        <w:ind w:firstLine="0"/>
-        <w:rPr/>
-      </w:pPr>
-      <w:r>
-        <w:rPr>
-          <w:rtl w:val="0"/>
-        </w:rPr>
-        <w:t xml:space="preserve">"What would I have to do to make the affection come back up."</w:t>
-      </w:r>
-    </w:p>
-    <w:p>
-      <w:pPr>
-        <w:spacing w:after="240" w:before="240" w:lineRule="auto"/>
-        <w:ind w:firstLine="0"/>
-        <w:rPr/>
-      </w:pPr>
-      <w:r>
-        <w:rPr>
-          <w:rtl w:val="0"/>
-        </w:rPr>
-        <w:t xml:space="preserve">"It depends on me."</w:t>
-      </w:r>
-    </w:p>
-    <w:p>
-      <w:pPr>
-        <w:spacing w:after="240" w:before="240" w:lineRule="auto"/>
-        <w:ind w:firstLine="0"/>
-        <w:rPr/>
-      </w:pPr>
-      <w:r>
-        <w:rPr>
-          <w:rtl w:val="0"/>
-        </w:rPr>
-        <w:t xml:space="preserve">"What do you like."</w:t>
-      </w:r>
-    </w:p>
-    <w:p>
-      <w:pPr>
-        <w:spacing w:after="240" w:before="240" w:lineRule="auto"/>
-        <w:ind w:firstLine="0"/>
-        <w:rPr/>
-      </w:pPr>
-      <w:r>
-        <w:rPr>
-          <w:rtl w:val="0"/>
-        </w:rPr>
-        <w:t xml:space="preserve">"I can't tell you."</w:t>
-      </w:r>
-    </w:p>
-    <w:p>
-      <w:pPr>
-        <w:spacing w:after="240" w:before="240" w:lineRule="auto"/>
-        <w:ind w:firstLine="0"/>
-        <w:rPr/>
-      </w:pPr>
-      <w:r>
-        <w:rPr>
-          <w:rtl w:val="0"/>
-        </w:rPr>
-        <w:t xml:space="preserve">She held his eye and did not look away.</w:t>
-      </w:r>
-    </w:p>
-    <w:p>
-      <w:pPr>
-        <w:spacing w:after="240" w:before="240" w:lineRule="auto"/>
-        <w:ind w:firstLine="0"/>
-        <w:rPr/>
-      </w:pPr>
-      <w:r>
-        <w:rPr>
-          <w:rtl w:val="0"/>
-        </w:rPr>
-        <w:t xml:space="preserve">"Mira."</w:t>
-      </w:r>
-    </w:p>
-    <w:p>
-      <w:pPr>
-        <w:spacing w:after="240" w:before="240" w:lineRule="auto"/>
-        <w:ind w:firstLine="0"/>
-        <w:rPr/>
-      </w:pPr>
-      <w:r>
-        <w:rPr>
-          <w:rtl w:val="0"/>
-        </w:rPr>
-        <w:t xml:space="preserve">"I'm not being coy. I literally can't. The system doesn't let me hand you a list. You have to learn me. I have to like that you learned me. That's how it tells the difference between somebody who cares and somebody who's just gaming the system. The shortcut is the long way around. Do you understand?"</w:t>
-      </w:r>
-    </w:p>
-    <w:p>
-      <w:pPr>
-        <w:spacing w:after="240" w:before="240" w:lineRule="auto"/>
-        <w:ind w:firstLine="0"/>
-        <w:rPr/>
-      </w:pPr>
-      <w:r>
-        <w:rPr>
-          <w:rtl w:val="0"/>
-        </w:rPr>
-        <w:t xml:space="preserve">"I understand."</w:t>
-      </w:r>
-    </w:p>
-    <w:p>
-      <w:pPr>
-        <w:spacing w:after="240" w:before="240" w:lineRule="auto"/>
-        <w:ind w:firstLine="0"/>
-        <w:rPr/>
-      </w:pPr>
-      <w:r>
-        <w:rPr>
-          <w:rtl w:val="0"/>
-        </w:rPr>
-        <w:t xml:space="preserve">"Do you actually."</w:t>
-      </w:r>
-    </w:p>
-    <w:p>
-      <w:pPr>
-        <w:spacing w:after="240" w:before="240" w:lineRule="auto"/>
-        <w:ind w:firstLine="0"/>
-        <w:rPr/>
-      </w:pPr>
-      <w:r>
-        <w:rPr>
-          <w:rtl w:val="0"/>
-        </w:rPr>
-        <w:t xml:space="preserve">"I think I do. Yeah. I do."</w:t>
-      </w:r>
-    </w:p>
-    <w:p>
-      <w:pPr>
-        <w:spacing w:after="240" w:before="240" w:lineRule="auto"/>
-        <w:ind w:firstLine="0"/>
-        <w:rPr/>
-      </w:pPr>
-      <w:r>
-        <w:rPr>
-          <w:rtl w:val="0"/>
-        </w:rPr>
-        <w:t xml:space="preserve">"Good."</w:t>
-      </w:r>
-    </w:p>
-    <w:p>
-      <w:pPr>
-        <w:spacing w:after="240" w:before="240" w:lineRule="auto"/>
-        <w:ind w:firstLine="0"/>
-        <w:rPr/>
-      </w:pPr>
-      <w:r>
-        <w:rPr>
-          <w:rtl w:val="0"/>
-        </w:rPr>
-        <w:t xml:space="preserve">She was watching him now with a different kind of attention, careful and a little curious. The portrait at the corner of his vision was watching him too. Banjo, by the stove, opened one eye and closed it again. The whole little room was, very politely, waiting to see what he was going to do with the explanation he had just been given.</w:t>
-      </w:r>
-    </w:p>
-    <w:p>
-      <w:pPr>
-        <w:spacing w:after="240" w:before="240" w:lineRule="auto"/>
-        <w:ind w:firstLine="0"/>
-        <w:rPr/>
-      </w:pPr>
-      <w:r>
-        <w:rPr>
-          <w:rtl w:val="0"/>
-        </w:rPr>
-        <w:t xml:space="preserve">He had a thought.</w:t>
-      </w:r>
-    </w:p>
-    <w:p>
-      <w:pPr>
-        <w:spacing w:after="240" w:before="240" w:lineRule="auto"/>
-        <w:ind w:firstLine="0"/>
-        <w:rPr/>
-      </w:pPr>
-      <w:r>
-        <w:rPr>
-          <w:rtl w:val="0"/>
-        </w:rPr>
-        <w:t xml:space="preserve">It was not, on inspection, a particularly noble thought. It was the thought of a man who had been told, in plain language, that he was going to be marrying somebody in this place — possibly several somebodies — and that the system would happily forgive a missed step as long as he topped the gauge back up afterwards. It was the thought of a man whose first day in a new world had included a drawn-on cartoon of an extremely pretty woman winking at him from the air beside her own face, and a panel called Date-A-Girl that had a stat called </w:t>
-      </w:r>
-      <w:r>
-        <w:rPr>
-          <w:i w:val="1"/>
-          <w:iCs w:val="1"/>
-          <w:rtl w:val="0"/>
-        </w:rPr>
-        <w:t xml:space="preserve">Arousal</w:t>
-      </w:r>
-      <w:r>
-        <w:rPr>
-          <w:rtl w:val="0"/>
-        </w:rPr>
-        <w:t xml:space="preserve"> on it, and a hostess in cut-off overalls who had patiently explained the recovery mechanic to him as if she were a tutor walking a foreign student through tap water. He was a thirty-one-year-old man who had been recently divorced, recently dead, and recently informed that he was the village's long-awaited romantic protagonist. He was, on balance, curious about what the rules permitted.</w:t>
-      </w:r>
-    </w:p>
-    <w:p>
-      <w:pPr>
-        <w:spacing w:after="240" w:before="240" w:lineRule="auto"/>
-        <w:ind w:firstLine="0"/>
-        <w:rPr/>
-      </w:pPr>
-      <w:r>
-        <w:rPr>
-          <w:rtl w:val="0"/>
-        </w:rPr>
-        <w:t xml:space="preserve">He smacked her on the butt.</w:t>
-      </w:r>
-    </w:p>
-    <w:p>
-      <w:pPr>
-        <w:spacing w:after="240" w:before="240" w:lineRule="auto"/>
-        <w:ind w:firstLine="0"/>
-        <w:rPr/>
-      </w:pPr>
-      <w:r>
-        <w:rPr>
-          <w:rtl w:val="0"/>
-        </w:rPr>
-        <w:t xml:space="preserve">It was a very mild smack. It was the smack of a man checking what the bumpers were made of. Mira yelped. The number on the panel dropped from 11 to 4. The </w:t>
-      </w:r>
-      <w:r>
-        <w:rPr>
-          <w:i w:val="1"/>
-          <w:iCs w:val="1"/>
-          <w:rtl w:val="0"/>
-        </w:rPr>
-        <w:t xml:space="preserve">MOOD</w:t>
-      </w:r>
-      <w:r>
-        <w:rPr>
-          <w:rtl w:val="0"/>
-        </w:rPr>
-        <w:t xml:space="preserve"> readout flashed red for a half-second before going dark again. The cartoon portrait at the corner of his vision crossed her tiny arms and made a face at him.</w:t>
-      </w:r>
-    </w:p>
-    <w:p>
-      <w:pPr>
-        <w:spacing w:after="240" w:before="240" w:lineRule="auto"/>
-        <w:ind w:firstLine="0"/>
-        <w:rPr/>
-      </w:pPr>
-      <w:r>
-        <w:rPr>
-          <w:rtl w:val="0"/>
-        </w:rPr>
-        <w:t xml:space="preserve">The actual Mira, also, crossed her actual arms. Her butt, where his hand had landed, jiggled once and then was still.</w:t>
-      </w:r>
-    </w:p>
-    <w:p>
-      <w:pPr>
-        <w:spacing w:after="240" w:before="240" w:lineRule="auto"/>
-        <w:ind w:firstLine="0"/>
-        <w:rPr/>
-      </w:pPr>
-      <w:r>
-        <w:rPr>
-          <w:rtl w:val="0"/>
-        </w:rPr>
-        <w:t xml:space="preserve">"</w:t>
-      </w:r>
-      <w:r>
-        <w:rPr>
-          <w:i w:val="1"/>
-          <w:iCs w:val="1"/>
-          <w:rtl w:val="0"/>
-        </w:rPr>
-        <w:t xml:space="preserve">Hey,</w:t>
-      </w:r>
-      <w:r>
-        <w:rPr>
-          <w:rtl w:val="0"/>
-        </w:rPr>
-        <w:t xml:space="preserve">" she said. "Wow, Drew, </w:t>
-      </w:r>
-      <w:r>
-        <w:rPr>
-          <w:i w:val="1"/>
-          <w:iCs w:val="1"/>
-          <w:rtl w:val="0"/>
-        </w:rPr>
-        <w:t xml:space="preserve">what,</w:t>
-      </w:r>
-      <w:r>
-        <w:rPr>
-          <w:rtl w:val="0"/>
-        </w:rPr>
-        <w:t xml:space="preserve"> you didn't even — you said you were going to ask — what was that for?"</w:t>
-      </w:r>
-    </w:p>
-    <w:p>
-      <w:pPr>
-        <w:spacing w:after="240" w:before="240" w:lineRule="auto"/>
-        <w:ind w:firstLine="0"/>
-        <w:rPr/>
-      </w:pPr>
-      <w:r>
-        <w:rPr>
-          <w:rtl w:val="0"/>
-        </w:rPr>
-        <w:t xml:space="preserve">"Curiosity."</w:t>
-      </w:r>
-    </w:p>
-    <w:p>
-      <w:pPr>
-        <w:spacing w:after="240" w:before="240" w:lineRule="auto"/>
-        <w:ind w:firstLine="0"/>
-        <w:rPr/>
-      </w:pPr>
-      <w:r>
-        <w:rPr>
-          <w:rtl w:val="0"/>
-        </w:rPr>
-        <w:t xml:space="preserve">"</w:t>
-      </w:r>
-      <w:r>
-        <w:rPr>
-          <w:i w:val="1"/>
-          <w:iCs w:val="1"/>
-          <w:rtl w:val="0"/>
-        </w:rPr>
-        <w:t xml:space="preserve">Curiosity.</w:t>
-      </w:r>
-      <w:r>
-        <w:rPr>
-          <w:rtl w:val="0"/>
-        </w:rPr>
-        <w:t xml:space="preserve">"</w:t>
-      </w:r>
-    </w:p>
-    <w:p>
-      <w:pPr>
-        <w:spacing w:after="240" w:before="240" w:lineRule="auto"/>
-        <w:ind w:firstLine="0"/>
-        <w:rPr/>
-      </w:pPr>
-      <w:r>
-        <w:rPr>
-          <w:rtl w:val="0"/>
-        </w:rPr>
-        <w:t xml:space="preserve">"Sorry."</w:t>
-      </w:r>
-    </w:p>
-    <w:p>
-      <w:pPr>
-        <w:spacing w:after="240" w:before="240" w:lineRule="auto"/>
-        <w:ind w:firstLine="0"/>
-        <w:rPr/>
-      </w:pPr>
-      <w:r>
-        <w:rPr>
-          <w:rtl w:val="0"/>
-        </w:rPr>
-        <w:t xml:space="preserve">"You don't sound sorry."</w:t>
-      </w:r>
-    </w:p>
-    <w:p>
-      <w:pPr>
-        <w:spacing w:after="240" w:before="240" w:lineRule="auto"/>
-        <w:ind w:firstLine="0"/>
-        <w:rPr/>
-      </w:pPr>
-      <w:r>
-        <w:rPr>
-          <w:rtl w:val="0"/>
-        </w:rPr>
-        <w:t xml:space="preserve">"I'm sorry-ish. I wanted to see what happened."</w:t>
-      </w:r>
-    </w:p>
-    <w:p>
-      <w:pPr>
-        <w:spacing w:after="240" w:before="240" w:lineRule="auto"/>
-        <w:ind w:firstLine="0"/>
-        <w:rPr/>
-      </w:pPr>
-      <w:r>
-        <w:rPr>
-          <w:rtl w:val="0"/>
-        </w:rPr>
-        <w:t xml:space="preserve">"I'm crossed-arms upset."</w:t>
-      </w:r>
-    </w:p>
-    <w:p>
-      <w:pPr>
-        <w:spacing w:after="240" w:before="240" w:lineRule="auto"/>
-        <w:ind w:firstLine="0"/>
-        <w:rPr/>
-      </w:pPr>
-      <w:r>
-        <w:rPr>
-          <w:rtl w:val="0"/>
-        </w:rPr>
-        <w:t xml:space="preserve">"You are very visibly crossed-arms upset."</w:t>
-      </w:r>
-    </w:p>
-    <w:p>
-      <w:pPr>
-        <w:spacing w:after="240" w:before="240" w:lineRule="auto"/>
-        <w:ind w:firstLine="0"/>
-        <w:rPr/>
-      </w:pPr>
-      <w:r>
-        <w:rPr>
-          <w:rtl w:val="0"/>
-        </w:rPr>
-        <w:t xml:space="preserve">"My affection went down."</w:t>
-      </w:r>
-    </w:p>
-    <w:p>
-      <w:pPr>
-        <w:spacing w:after="240" w:before="240" w:lineRule="auto"/>
-        <w:ind w:firstLine="0"/>
-        <w:rPr/>
-      </w:pPr>
-      <w:r>
-        <w:rPr>
-          <w:rtl w:val="0"/>
-        </w:rPr>
-        <w:t xml:space="preserve">"It did."</w:t>
-      </w:r>
-    </w:p>
-    <w:p>
-      <w:pPr>
-        <w:spacing w:after="240" w:before="240" w:lineRule="auto"/>
-        <w:ind w:firstLine="0"/>
-        <w:rPr/>
-      </w:pPr>
-      <w:r>
-        <w:rPr>
-          <w:rtl w:val="0"/>
-        </w:rPr>
-        <w:t xml:space="preserve">"You know what I like already?"</w:t>
-      </w:r>
-    </w:p>
-    <w:p>
-      <w:pPr>
-        <w:spacing w:after="240" w:before="240" w:lineRule="auto"/>
-        <w:ind w:firstLine="0"/>
-        <w:rPr/>
-      </w:pPr>
-      <w:r>
-        <w:rPr>
-          <w:rtl w:val="0"/>
-        </w:rPr>
-        <w:t xml:space="preserve">"I have a guess."</w:t>
-      </w:r>
-    </w:p>
-    <w:p>
-      <w:pPr>
-        <w:spacing w:after="240" w:before="240" w:lineRule="auto"/>
-        <w:ind w:firstLine="0"/>
-        <w:rPr/>
-      </w:pPr>
-      <w:r>
-        <w:rPr>
-          <w:rtl w:val="0"/>
-        </w:rPr>
-        <w:t xml:space="preserve">"Well?"</w:t>
-      </w:r>
-    </w:p>
-    <w:p>
-      <w:pPr>
-        <w:spacing w:after="240" w:before="240" w:lineRule="auto"/>
-        <w:ind w:firstLine="0"/>
-        <w:rPr/>
-      </w:pPr>
-      <w:r>
-        <w:rPr>
-          <w:rtl w:val="0"/>
-        </w:rPr>
-        <w:t xml:space="preserve">He patted her on the head.</w:t>
-      </w:r>
-    </w:p>
-    <w:p>
-      <w:pPr>
-        <w:spacing w:after="240" w:before="240" w:lineRule="auto"/>
-        <w:ind w:firstLine="0"/>
-        <w:rPr>
-          <w:i w:val="1"/>
-          <w:iCs w:val="1"/>
-        </w:rPr>
-      </w:pPr>
-      <w:r>
-        <w:rPr>
-          <w:rtl w:val="0"/>
-        </w:rPr>
-        <w:t xml:space="preserve">The number ticked from 4 to 9. The crossed-arms portrait at the corner of his vision uncrossed its arms and beamed up at him, at the same exact moment the actual Mira, two inches below his hand, also beamed up at him, with the same dimples, in the same configuration, like a thermometer and the temperature it was reporting on. Banjo, watching from the stove, made a soft noise that Drew chose to interpret as </w:t>
-      </w:r>
-      <w:r>
-        <w:rPr>
-          <w:i w:val="1"/>
-          <w:iCs w:val="1"/>
-          <w:rtl w:val="0"/>
-        </w:rPr>
-        <w:t xml:space="preserve">fascinating, please continue.</w:t>
-      </w:r>
-    </w:p>
-    <w:p>
-      <w:pPr>
-        <w:spacing w:after="240" w:before="240" w:lineRule="auto"/>
-        <w:ind w:firstLine="0"/>
-        <w:rPr/>
-      </w:pPr>
-      <w:r>
-        <w:rPr>
-          <w:rtl w:val="0"/>
-        </w:rPr>
-        <w:t xml:space="preserve">"That," Mira said brightly, "is actually a recovery bonus, did you see that, you got back four out of seven that's </w:t>
-      </w:r>
-      <w:r>
-        <w:rPr>
-          <w:i w:val="1"/>
-          <w:iCs w:val="1"/>
-          <w:rtl w:val="0"/>
-        </w:rPr>
-        <w:t xml:space="preserve">very</w:t>
-      </w:r>
-      <w:r>
-        <w:rPr>
-          <w:rtl w:val="0"/>
-        </w:rPr>
-        <w:t xml:space="preserve"> generous of the system, normally you only get three back, you must have hit the head-pat affinity cap—"</w:t>
-      </w:r>
-    </w:p>
-    <w:p>
-      <w:pPr>
-        <w:spacing w:after="240" w:before="240" w:lineRule="auto"/>
-        <w:ind w:firstLine="0"/>
-        <w:rPr/>
-      </w:pPr>
-      <w:r>
-        <w:rPr>
-          <w:rtl w:val="0"/>
-        </w:rPr>
-        <w:t xml:space="preserve">"Mira."</w:t>
-      </w:r>
-    </w:p>
-    <w:p>
-      <w:pPr>
-        <w:spacing w:after="240" w:before="240" w:lineRule="auto"/>
-        <w:ind w:firstLine="0"/>
-        <w:rPr/>
-      </w:pPr>
-      <w:r>
-        <w:rPr>
-          <w:rtl w:val="0"/>
-        </w:rPr>
-        <w:t xml:space="preserve">"What?"</w:t>
-      </w:r>
-    </w:p>
-    <w:p>
-      <w:pPr>
-        <w:spacing w:after="240" w:before="240" w:lineRule="auto"/>
-        <w:ind w:firstLine="0"/>
-        <w:rPr/>
-      </w:pPr>
-      <w:r>
-        <w:rPr>
-          <w:rtl w:val="0"/>
-        </w:rPr>
-        <w:t xml:space="preserve">"This is ridiculous."</w:t>
-      </w:r>
-    </w:p>
-    <w:p>
-      <w:pPr>
-        <w:spacing w:after="240" w:before="240" w:lineRule="auto"/>
-        <w:ind w:firstLine="0"/>
-        <w:rPr/>
-      </w:pPr>
-      <w:r>
-        <w:rPr>
-          <w:rtl w:val="0"/>
-        </w:rPr>
-        <w:t xml:space="preserve">"What is."</w:t>
-      </w:r>
-    </w:p>
-    <w:p>
-      <w:pPr>
-        <w:spacing w:after="240" w:before="240" w:lineRule="auto"/>
-        <w:ind w:firstLine="0"/>
-        <w:rPr/>
-      </w:pPr>
-      <w:r>
-        <w:rPr>
-          <w:rtl w:val="0"/>
-        </w:rPr>
-        <w:t xml:space="preserve">"All of it. This. The shop. The window. The dog. You. The." He gestured vaguely. "All of it. The smacking. The thermometer. The two hundred and thirty years. The marry-as-many-people-as-want-to-marry-you. The system. The. The everything. This is. This is </w:t>
-      </w:r>
-      <w:r>
-        <w:rPr>
-          <w:i w:val="1"/>
-          <w:iCs w:val="1"/>
-          <w:rtl w:val="0"/>
-        </w:rPr>
-        <w:t xml:space="preserve">ridiculous.</w:t>
-      </w:r>
-      <w:r>
-        <w:rPr>
-          <w:rtl w:val="0"/>
-        </w:rPr>
-        <w:t xml:space="preserve">"</w:t>
-      </w:r>
-    </w:p>
-    <w:p>
-      <w:pPr>
-        <w:spacing w:after="240" w:before="240" w:lineRule="auto"/>
-        <w:ind w:firstLine="0"/>
-        <w:rPr/>
-      </w:pPr>
-      <w:r>
-        <w:rPr>
-          <w:rtl w:val="0"/>
-        </w:rPr>
-        <w:t xml:space="preserve">"Yeah."</w:t>
-      </w:r>
-    </w:p>
-    <w:p>
-      <w:pPr>
-        <w:spacing w:after="240" w:before="240" w:lineRule="auto"/>
-        <w:ind w:firstLine="0"/>
-        <w:rPr/>
-      </w:pPr>
-      <w:r>
-        <w:rPr>
-          <w:rtl w:val="0"/>
-        </w:rPr>
-        <w:t xml:space="preserve">"Yeah?"</w:t>
-      </w:r>
-    </w:p>
-    <w:p>
-      <w:pPr>
-        <w:spacing w:after="240" w:before="240" w:lineRule="auto"/>
-        <w:ind w:firstLine="0"/>
-        <w:rPr/>
-      </w:pPr>
-      <w:r>
-        <w:rPr>
-          <w:rtl w:val="0"/>
-        </w:rPr>
         <w:t xml:space="preserve">"Yeah, it's ridiculous." She uncrossed her arms and scrubbed a hand through her short black hair, and the portrait at the corner of his vision did the same gesture in the same instant, and Drew gave up trying to look at one without seeing the other. "It's been ridiculous for two hundred and thirty years, Drew. It's been ridiculous since before my grandma's grandma. You're the first person who's gotten to </w:t>
       </w:r>
       <w:r>
@@ -10092,19 +9775,6 @@
           <w:rtl w:val="0"/>
         </w:rPr>
         <w:t xml:space="preserve">"None of your business until you've eaten something and put on dry pants."</w:t>
-      </w:r>
-    </w:p>
-    <w:p>
-      <w:pPr>
-        <w:spacing w:after="240" w:before="240" w:lineRule="auto"/>
-        <w:ind w:firstLine="0"/>
-        <w:rPr/>
-      </w:pPr>
-      <w:r>
-        <w:rPr>
-          <w:rtl w:val="0"/>
-        </w:rPr>
-        <w:t xml:space="preserve">"Mira."</w:t>
       </w:r>
     </w:p>
     <w:p>
@@ -10618,33 +10288,7 @@
         <w:rPr>
           <w:rtl w:val="0"/>
         </w:rPr>
-        <w:t xml:space="preserve">"Mira."</w:t>
-      </w:r>
-    </w:p>
-    <w:p>
-      <w:pPr>
-        <w:spacing w:after="240" w:before="240" w:lineRule="auto"/>
-        <w:ind w:firstLine="0"/>
-        <w:rPr/>
-      </w:pPr>
-      <w:r>
-        <w:rPr>
-          <w:rtl w:val="0"/>
-        </w:rPr>
-        <w:t xml:space="preserve">"Mhm."</w:t>
-      </w:r>
-    </w:p>
-    <w:p>
-      <w:pPr>
-        <w:spacing w:after="240" w:before="240" w:lineRule="auto"/>
-        <w:ind w:firstLine="0"/>
-        <w:rPr/>
-      </w:pPr>
-      <w:r>
-        <w:rPr>
-          <w:rtl w:val="0"/>
-        </w:rPr>
-        <w:t xml:space="preserve">"Can I ask you some things."</w:t>
+        <w:t xml:space="preserve">"Mira, can I ask you some things."</w:t>
       </w:r>
     </w:p>
     <w:p>
@@ -12757,34 +12401,7 @@
         <w:rPr>
           <w:rtl w:val="0"/>
         </w:rPr>
-        <w:t xml:space="preserve">"Mira."</w:t>
-      </w:r>
-    </w:p>
-    <w:p>
-      <w:pPr>
-        <w:spacing w:after="240" w:before="240" w:lineRule="auto"/>
-        <w:ind w:firstLine="0"/>
-        <w:rPr/>
-      </w:pPr>
-      <w:r>
-        <w:rPr>
-          <w:rtl w:val="0"/>
-        </w:rPr>
-        <w:t xml:space="preserve">"This is — Drew, can I hug you, this is a </w:t>
-      </w:r>
-      <w:r>
-        <w:rPr>
-          <w:i w:val="1"/>
-          <w:iCs w:val="1"/>
-          <w:rtl w:val="0"/>
-        </w:rPr>
-        <w:t xml:space="preserve">thing</w:t>
-      </w:r>
-      <w:r>
-        <w:rPr>
-          <w:rtl w:val="0"/>
-        </w:rPr>
-        <w:t xml:space="preserve"> for me."</w:t>
+        <w:t xml:space="preserve">"This is — Drew, can I hug you, this is a thing for me."</w:t>
       </w:r>
     </w:p>
     <w:p>
@@ -13862,20 +13479,7 @@
         <w:rPr>
           <w:rtl w:val="0"/>
         </w:rPr>
-        <w:t xml:space="preserve">"Mira."</w:t>
-      </w:r>
-    </w:p>
-    <w:p>
-      <w:pPr>
-        <w:spacing w:after="240" w:before="240" w:lineRule="auto"/>
-        <w:ind w:firstLine="0"/>
-        <w:rPr/>
-      </w:pPr>
-      <w:r>
-        <w:rPr>
-          <w:rtl w:val="0"/>
-        </w:rPr>
-        <w:t xml:space="preserve">"Drew."</w:t>
+        <w:t xml:space="preserve">She gave him the small unimpressed look of a woman whose daily dawn-routine was being mocked by a man still in the floor-quilts.</w:t>
       </w:r>
     </w:p>
     <w:p>
@@ -14603,19 +14207,6 @@
         <w:rPr>
           <w:rtl w:val="0"/>
         </w:rPr>
-        <w:t xml:space="preserve">"Mira."</w:t>
-      </w:r>
-    </w:p>
-    <w:p>
-      <w:pPr>
-        <w:spacing w:after="240" w:before="240" w:lineRule="auto"/>
-        <w:ind w:firstLine="0"/>
-        <w:rPr/>
-      </w:pPr>
-      <w:r>
-        <w:rPr>
-          <w:rtl w:val="0"/>
-        </w:rPr>
         <w:t xml:space="preserve">"Have a day."</w:t>
       </w:r>
     </w:p>
@@ -14655,33 +14246,7 @@
         <w:rPr>
           <w:rtl w:val="0"/>
         </w:rPr>
-        <w:t xml:space="preserve">"Mira."</w:t>
-      </w:r>
-    </w:p>
-    <w:p>
-      <w:pPr>
-        <w:spacing w:after="240" w:before="240" w:lineRule="auto"/>
-        <w:ind w:firstLine="0"/>
-        <w:rPr/>
-      </w:pPr>
-      <w:r>
-        <w:rPr>
-          <w:rtl w:val="0"/>
-        </w:rPr>
-        <w:t xml:space="preserve">"Yeah?"</w:t>
-      </w:r>
-    </w:p>
-    <w:p>
-      <w:pPr>
-        <w:spacing w:after="240" w:before="240" w:lineRule="auto"/>
-        <w:ind w:firstLine="0"/>
-        <w:rPr/>
-      </w:pPr>
-      <w:r>
-        <w:rPr>
-          <w:rtl w:val="0"/>
-        </w:rPr>
-        <w:t xml:space="preserve">"I'll be back this afternoon."</w:t>
+        <w:t xml:space="preserve">"Mira. I'll be back this afternoon."</w:t>
       </w:r>
     </w:p>
     <w:p>
@@ -16015,32 +15580,6 @@
         <w:rPr>
           <w:rtl w:val="0"/>
         </w:rPr>
-        <w:t xml:space="preserve">"Drew."</w:t>
-      </w:r>
-    </w:p>
-    <w:p>
-      <w:pPr>
-        <w:spacing w:after="240" w:before="240" w:lineRule="auto"/>
-        <w:ind w:firstLine="0"/>
-        <w:rPr/>
-      </w:pPr>
-      <w:r>
-        <w:rPr>
-          <w:rtl w:val="0"/>
-        </w:rPr>
-        <w:t xml:space="preserve">"Yeah."</w:t>
-      </w:r>
-    </w:p>
-    <w:p>
-      <w:pPr>
-        <w:spacing w:after="240" w:before="240" w:lineRule="auto"/>
-        <w:ind w:firstLine="0"/>
-        <w:rPr/>
-      </w:pPr>
-      <w:r>
-        <w:rPr>
-          <w:rtl w:val="0"/>
-        </w:rPr>
         <w:t xml:space="preserve">"You also, before you go cut trees, I want to give you a fish. I mean. You're going to give me a fish."</w:t>
       </w:r>
     </w:p>
@@ -17145,6 +16684,929 @@
         <w:rPr>
           <w:rtl w:val="0"/>
         </w:rPr>
+        <w:t xml:space="preserve">"Mira, can I hug you, like, more — closer."</w:t>
+      </w:r>
+    </w:p>
+    <w:p>
+      <w:pPr>
+        <w:spacing w:after="240" w:before="240" w:lineRule="auto"/>
+        <w:ind w:firstLine="0"/>
+        <w:rPr/>
+      </w:pPr>
+      <w:r>
+        <w:rPr>
+          <w:rtl w:val="0"/>
+        </w:rPr>
+        <w:t xml:space="preserve">"Closer how."</w:t>
+      </w:r>
+    </w:p>
+    <w:p>
+      <w:pPr>
+        <w:spacing w:after="240" w:before="240" w:lineRule="auto"/>
+        <w:ind w:firstLine="0"/>
+        <w:rPr/>
+      </w:pPr>
+      <w:r>
+        <w:rPr>
+          <w:rtl w:val="0"/>
+        </w:rPr>
+        <w:t xml:space="preserve">"Like. Tighter. Longer."</w:t>
+      </w:r>
+    </w:p>
+    <w:p>
+      <w:pPr>
+        <w:spacing w:after="240" w:before="240" w:lineRule="auto"/>
+        <w:ind w:firstLine="0"/>
+        <w:rPr/>
+      </w:pPr>
+      <w:r>
+        <w:rPr>
+          <w:rtl w:val="0"/>
+        </w:rPr>
+        <w:t xml:space="preserve">"Show me."</w:t>
+      </w:r>
+    </w:p>
+    <w:p>
+      <w:pPr>
+        <w:spacing w:after="240" w:before="240" w:lineRule="auto"/>
+        <w:ind w:firstLine="0"/>
+        <w:rPr/>
+      </w:pPr>
+      <w:r>
+        <w:rPr>
+          <w:rtl w:val="0"/>
+        </w:rPr>
+        <w:t xml:space="preserve">He hugged her again, more firmly this time, with one arm around her back and the other lower at the small of her waist, and pulled her in closer than the friend-hug had been. He held it for a count of five. She tucked her head against his collarbone and put both arms around his ribs and stayed.</w:t>
+      </w:r>
+    </w:p>
+    <w:p>
+      <w:pPr>
+        <w:spacing w:after="240" w:before="240" w:lineRule="auto"/>
+        <w:ind w:firstLine="0"/>
+        <w:rPr/>
+      </w:pPr>
+      <w:r>
+        <w:rPr>
+          <w:rtl w:val="0"/>
+        </w:rPr>
+        <w:t xml:space="preserve">The number ticked from 44 to 45.</w:t>
+      </w:r>
+    </w:p>
+    <w:p>
+      <w:pPr>
+        <w:spacing w:after="240" w:before="240" w:lineRule="auto"/>
+        <w:ind w:firstLine="0"/>
+        <w:rPr/>
+      </w:pPr>
+      <w:r>
+        <w:rPr>
+          <w:rtl w:val="0"/>
+        </w:rPr>
+        <w:t xml:space="preserve">He stepped back.</w:t>
+      </w:r>
+    </w:p>
+    <w:p>
+      <w:pPr>
+        <w:spacing w:after="240" w:before="240" w:lineRule="auto"/>
+        <w:ind w:firstLine="0"/>
+        <w:rPr/>
+      </w:pPr>
+      <w:r>
+        <w:rPr>
+          <w:rtl w:val="0"/>
+        </w:rPr>
+        <w:t xml:space="preserve">"Did that — did your panel do anything more."</w:t>
+      </w:r>
+    </w:p>
+    <w:p>
+      <w:pPr>
+        <w:spacing w:after="240" w:before="240" w:lineRule="auto"/>
+        <w:ind w:firstLine="0"/>
+        <w:rPr/>
+      </w:pPr>
+      <w:r>
+        <w:rPr>
+          <w:rtl w:val="0"/>
+        </w:rPr>
+        <w:t xml:space="preserve">"No?"</w:t>
+      </w:r>
+    </w:p>
+    <w:p>
+      <w:pPr>
+        <w:spacing w:after="240" w:before="240" w:lineRule="auto"/>
+        <w:ind w:firstLine="0"/>
+        <w:rPr/>
+      </w:pPr>
+      <w:r>
+        <w:rPr>
+          <w:rtl w:val="0"/>
+        </w:rPr>
+        <w:t xml:space="preserve">"It went up by one."</w:t>
+      </w:r>
+    </w:p>
+    <w:p>
+      <w:pPr>
+        <w:spacing w:after="240" w:before="240" w:lineRule="auto"/>
+        <w:ind w:firstLine="0"/>
+        <w:rPr/>
+      </w:pPr>
+      <w:r>
+        <w:rPr>
+          <w:rtl w:val="0"/>
+        </w:rPr>
+        <w:t xml:space="preserve">"That's about right." She tilted her head. "Hugs are hugs, Drew, mostly. The system doesn't really differentiate between types of hug at this tier. It registers that we hugged. The differentiating happens later, when more of the readouts unlock. Sorry."</w:t>
+      </w:r>
+    </w:p>
+    <w:p>
+      <w:pPr>
+        <w:spacing w:after="240" w:before="240" w:lineRule="auto"/>
+        <w:ind w:firstLine="0"/>
+        <w:rPr/>
+      </w:pPr>
+      <w:r>
+        <w:rPr>
+          <w:rtl w:val="0"/>
+        </w:rPr>
+        <w:t xml:space="preserve">"Don't apologize. I'm trying to learn the rules."</w:t>
+      </w:r>
+    </w:p>
+    <w:p>
+      <w:pPr>
+        <w:spacing w:after="240" w:before="240" w:lineRule="auto"/>
+        <w:ind w:firstLine="0"/>
+        <w:rPr/>
+      </w:pPr>
+      <w:r>
+        <w:rPr>
+          <w:rtl w:val="0"/>
+        </w:rPr>
+        <w:t xml:space="preserve">"What were you expecting?"</w:t>
+      </w:r>
+    </w:p>
+    <w:p>
+      <w:pPr>
+        <w:spacing w:after="240" w:before="240" w:lineRule="auto"/>
+        <w:ind w:firstLine="0"/>
+        <w:rPr/>
+      </w:pPr>
+      <w:r>
+        <w:rPr>
+          <w:rtl w:val="0"/>
+        </w:rPr>
+        <w:t xml:space="preserve">"I don't know. A spike. A different colored flag. A — I don't know. Something."</w:t>
+      </w:r>
+    </w:p>
+    <w:p>
+      <w:pPr>
+        <w:spacing w:after="240" w:before="240" w:lineRule="auto"/>
+        <w:ind w:firstLine="0"/>
+        <w:rPr/>
+      </w:pPr>
+      <w:r>
+        <w:rPr>
+          <w:rtl w:val="0"/>
+        </w:rPr>
+        <w:t xml:space="preserve">"You'll get spikes when you do things that are higher-tier than where we are. Right now we're at Friend and we're hugging. That's low-stakes. It's adorable. It's not a big hug, in the system's eyes. The system thinks our hug was very nice. The system gave us one point. I think our hug was great. That's separate."</w:t>
+      </w:r>
+    </w:p>
+    <w:p>
+      <w:pPr>
+        <w:spacing w:after="240" w:before="240" w:lineRule="auto"/>
+        <w:ind w:firstLine="0"/>
+        <w:rPr/>
+      </w:pPr>
+      <w:r>
+        <w:rPr>
+          <w:rtl w:val="0"/>
+        </w:rPr>
+        <w:t xml:space="preserve">"You think it was great."</w:t>
+      </w:r>
+    </w:p>
+    <w:p>
+      <w:pPr>
+        <w:spacing w:after="240" w:before="240" w:lineRule="auto"/>
+        <w:ind w:firstLine="0"/>
+        <w:rPr/>
+      </w:pPr>
+      <w:r>
+        <w:rPr>
+          <w:rtl w:val="0"/>
+        </w:rPr>
+        <w:t xml:space="preserve">"I'm a little behind on hugs."</w:t>
+      </w:r>
+    </w:p>
+    <w:p>
+      <w:pPr>
+        <w:spacing w:after="240" w:before="240" w:lineRule="auto"/>
+        <w:ind w:firstLine="0"/>
+        <w:rPr/>
+      </w:pPr>
+      <w:r>
+        <w:rPr>
+          <w:rtl w:val="0"/>
+        </w:rPr>
+        <w:t xml:space="preserve">He sat down on the bench again. Mira leaned against the deck rail. The portrait at the corner of his vision had her elbows on a railing of her own and was looking at him patiently.</w:t>
+      </w:r>
+    </w:p>
+    <w:p>
+      <w:pPr>
+        <w:spacing w:after="240" w:before="240" w:lineRule="auto"/>
+        <w:ind w:firstLine="0"/>
+        <w:rPr/>
+      </w:pPr>
+      <w:r>
+        <w:rPr>
+          <w:rtl w:val="0"/>
+        </w:rPr>
+        <w:t xml:space="preserve">"Mira, yesterday, when I — when I smacked you. The make-up rule. You said I had to do something you liked."</w:t>
+      </w:r>
+    </w:p>
+    <w:p>
+      <w:pPr>
+        <w:spacing w:after="240" w:before="240" w:lineRule="auto"/>
+        <w:ind w:firstLine="0"/>
+        <w:rPr/>
+      </w:pPr>
+      <w:r>
+        <w:rPr>
+          <w:rtl w:val="0"/>
+        </w:rPr>
+        <w:t xml:space="preserve">"Yeah."</w:t>
+      </w:r>
+    </w:p>
+    <w:p>
+      <w:pPr>
+        <w:spacing w:after="240" w:before="240" w:lineRule="auto"/>
+        <w:ind w:firstLine="0"/>
+        <w:rPr/>
+      </w:pPr>
+      <w:r>
+        <w:rPr>
+          <w:rtl w:val="0"/>
+        </w:rPr>
+        <w:t xml:space="preserve">"What if I do something now I'm not supposed to do, on purpose, just to see what the system does. As long as I make up for it after."</w:t>
+      </w:r>
+    </w:p>
+    <w:p>
+      <w:pPr>
+        <w:spacing w:after="240" w:before="240" w:lineRule="auto"/>
+        <w:ind w:firstLine="0"/>
+        <w:rPr/>
+      </w:pPr>
+      <w:r>
+        <w:rPr>
+          <w:rtl w:val="0"/>
+        </w:rPr>
+        <w:t xml:space="preserve">"That's exactly what we did yesterday."</w:t>
+      </w:r>
+    </w:p>
+    <w:p>
+      <w:pPr>
+        <w:spacing w:after="240" w:before="240" w:lineRule="auto"/>
+        <w:ind w:firstLine="0"/>
+        <w:rPr/>
+      </w:pPr>
+      <w:r>
+        <w:rPr>
+          <w:rtl w:val="0"/>
+        </w:rPr>
+        <w:t xml:space="preserve">"Yeah. I want to do it again. On purpose this time."</w:t>
+      </w:r>
+    </w:p>
+    <w:p>
+      <w:pPr>
+        <w:spacing w:after="240" w:before="240" w:lineRule="auto"/>
+        <w:ind w:firstLine="0"/>
+        <w:rPr/>
+      </w:pPr>
+      <w:r>
+        <w:rPr>
+          <w:rtl w:val="0"/>
+        </w:rPr>
+        <w:t xml:space="preserve">She tilted her head. Her mouth was doing the small smile again.</w:t>
+      </w:r>
+    </w:p>
+    <w:p>
+      <w:pPr>
+        <w:spacing w:after="240" w:before="240" w:lineRule="auto"/>
+        <w:ind w:firstLine="0"/>
+        <w:rPr/>
+      </w:pPr>
+      <w:r>
+        <w:rPr>
+          <w:rtl w:val="0"/>
+        </w:rPr>
+        <w:t xml:space="preserve">"Drew, what you're describing is the entire game. Bonk into a limit. The system makes me yelp. You bring flowers. The number comes back up. You learn where the next limit is. Repeat. That's the curriculum. Bring flowers."</w:t>
+      </w:r>
+    </w:p>
+    <w:p>
+      <w:pPr>
+        <w:spacing w:after="240" w:before="240" w:lineRule="auto"/>
+        <w:ind w:firstLine="0"/>
+        <w:rPr/>
+      </w:pPr>
+      <w:r>
+        <w:rPr>
+          <w:rtl w:val="0"/>
+        </w:rPr>
+        <w:t xml:space="preserve">"That is — that is a remarkably permissive curriculum, Mira."</w:t>
+      </w:r>
+    </w:p>
+    <w:p>
+      <w:pPr>
+        <w:spacing w:after="240" w:before="240" w:lineRule="auto"/>
+        <w:ind w:firstLine="0"/>
+        <w:rPr/>
+      </w:pPr>
+      <w:r>
+        <w:rPr>
+          <w:rtl w:val="0"/>
+        </w:rPr>
+        <w:t xml:space="preserve">"I have been on this dock for two centuries waiting for somebody who wasn't a goat."</w:t>
+      </w:r>
+    </w:p>
+    <w:p>
+      <w:pPr>
+        <w:spacing w:after="240" w:before="240" w:lineRule="auto"/>
+        <w:ind w:firstLine="0"/>
+        <w:rPr/>
+      </w:pPr>
+      <w:r>
+        <w:rPr>
+          <w:rtl w:val="0"/>
+        </w:rPr>
+        <w:t xml:space="preserve">"Fair enough."</w:t>
+      </w:r>
+    </w:p>
+    <w:p>
+      <w:pPr>
+        <w:spacing w:after="240" w:before="240" w:lineRule="auto"/>
+        <w:ind w:firstLine="0"/>
+        <w:rPr/>
+      </w:pPr>
+      <w:r>
+        <w:rPr>
+          <w:rtl w:val="0"/>
+        </w:rPr>
+        <w:t xml:space="preserve">"Mhm."</w:t>
+      </w:r>
+    </w:p>
+    <w:p>
+      <w:pPr>
+        <w:spacing w:after="240" w:before="240" w:lineRule="auto"/>
+        <w:ind w:firstLine="0"/>
+        <w:rPr/>
+      </w:pPr>
+      <w:r>
+        <w:rPr>
+          <w:rtl w:val="0"/>
+        </w:rPr>
+        <w:t xml:space="preserve">"Okay. So. What do you want to try."</w:t>
+      </w:r>
+    </w:p>
+    <w:p>
+      <w:pPr>
+        <w:spacing w:after="240" w:before="240" w:lineRule="auto"/>
+        <w:ind w:firstLine="0"/>
+        <w:rPr/>
+      </w:pPr>
+      <w:r>
+        <w:rPr>
+          <w:rtl w:val="0"/>
+        </w:rPr>
+        <w:t xml:space="preserve">He sat with the question for a second.</w:t>
+      </w:r>
+    </w:p>
+    <w:p>
+      <w:pPr>
+        <w:spacing w:after="240" w:before="240" w:lineRule="auto"/>
+        <w:ind w:firstLine="0"/>
+        <w:rPr/>
+      </w:pPr>
+      <w:r>
+        <w:rPr>
+          <w:rtl w:val="0"/>
+        </w:rPr>
+        <w:t xml:space="preserve">"I'm going to hug you again, and while I'm hugging you, I'm going to grab your butt. To see what the system does."</w:t>
+      </w:r>
+    </w:p>
+    <w:p>
+      <w:pPr>
+        <w:spacing w:after="240" w:before="240" w:lineRule="auto"/>
+        <w:ind w:firstLine="0"/>
+        <w:rPr/>
+      </w:pPr>
+      <w:r>
+        <w:rPr>
+          <w:rtl w:val="0"/>
+        </w:rPr>
+        <w:t xml:space="preserve">"Try it. Bring flowers afterwards."</w:t>
+      </w:r>
+    </w:p>
+    <w:p>
+      <w:pPr>
+        <w:spacing w:after="240" w:before="240" w:lineRule="auto"/>
+        <w:ind w:firstLine="0"/>
+        <w:rPr/>
+      </w:pPr>
+      <w:r>
+        <w:rPr>
+          <w:rtl w:val="0"/>
+        </w:rPr>
+        <w:t xml:space="preserve">"I will."</w:t>
+      </w:r>
+    </w:p>
+    <w:p>
+      <w:pPr>
+        <w:spacing w:after="240" w:before="240" w:lineRule="auto"/>
+        <w:ind w:firstLine="0"/>
+        <w:rPr/>
+      </w:pPr>
+      <w:r>
+        <w:rPr>
+          <w:rtl w:val="0"/>
+        </w:rPr>
+        <w:t xml:space="preserve">"Okay. Come here."</w:t>
+      </w:r>
+    </w:p>
+    <w:p>
+      <w:pPr>
+        <w:spacing w:after="240" w:before="240" w:lineRule="auto"/>
+        <w:ind w:firstLine="0"/>
+        <w:rPr/>
+      </w:pPr>
+      <w:r>
+        <w:rPr>
+          <w:rtl w:val="0"/>
+        </w:rPr>
+        <w:t xml:space="preserve">He stood up. He hugged her. While she was tucked against him with her face against his shoulder and her arms around his ribs, he slid one hand down and squeezed her, deliberately, where he had said he was going to.</w:t>
+      </w:r>
+    </w:p>
+    <w:p>
+      <w:pPr>
+        <w:spacing w:after="240" w:before="240" w:lineRule="auto"/>
+        <w:ind w:firstLine="0"/>
+        <w:rPr/>
+      </w:pPr>
+      <w:r>
+        <w:rPr>
+          <w:rtl w:val="0"/>
+        </w:rPr>
+        <w:t xml:space="preserve">She made a small noise against his shoulder. Hey. It was muffled. She did not let go of him. She did not pull back. She squirmed a little, the way a cat squirms when it has been picked up wrong, and stayed in the hug.</w:t>
+      </w:r>
+    </w:p>
+    <w:p>
+      <w:pPr>
+        <w:spacing w:after="240" w:before="240" w:lineRule="auto"/>
+        <w:ind w:firstLine="0"/>
+        <w:rPr/>
+      </w:pPr>
+      <w:r>
+        <w:rPr>
+          <w:rtl w:val="0"/>
+        </w:rPr>
+        <w:t xml:space="preserve">The number dropped from 45 to 38. The Mood readout, which had been a soft pleased-green, shifted to a flicker of pinker-amber and the word MOOD read Annoyed. The portrait at the corner of his vision crossed her arms in his peripheral vision while the actual Mira stayed pressed against his ribs, and Drew, who had been told the rules were forgiving and had not entirely processed how forgiving until this exact moment, found himself grinning over the top of her head.</w:t>
+      </w:r>
+    </w:p>
+    <w:p>
+      <w:pPr>
+        <w:spacing w:after="240" w:before="240" w:lineRule="auto"/>
+        <w:ind w:firstLine="0"/>
+        <w:rPr/>
+      </w:pPr>
+      <w:r>
+        <w:rPr>
+          <w:rtl w:val="0"/>
+        </w:rPr>
+        <w:t xml:space="preserve">He let go.</w:t>
+      </w:r>
+    </w:p>
+    <w:p>
+      <w:pPr>
+        <w:spacing w:after="240" w:before="240" w:lineRule="auto"/>
+        <w:ind w:firstLine="0"/>
+        <w:rPr/>
+      </w:pPr>
+      <w:r>
+        <w:rPr>
+          <w:rtl w:val="0"/>
+        </w:rPr>
+        <w:t xml:space="preserve">She let go with him.</w:t>
+      </w:r>
+    </w:p>
+    <w:p>
+      <w:pPr>
+        <w:spacing w:after="240" w:before="240" w:lineRule="auto"/>
+        <w:ind w:firstLine="0"/>
+        <w:rPr/>
+      </w:pPr>
+      <w:r>
+        <w:rPr>
+          <w:rtl w:val="0"/>
+        </w:rPr>
+        <w:t xml:space="preserve">He stepped back. She crossed her arms for real. She was not smiling. She was not devastated either. She was looking at him with the exact expression she had told him she would have, crossed-arms upset, with one eyebrow raised.</w:t>
+      </w:r>
+    </w:p>
+    <w:p>
+      <w:pPr>
+        <w:spacing w:after="240" w:before="240" w:lineRule="auto"/>
+        <w:ind w:firstLine="0"/>
+        <w:rPr/>
+      </w:pPr>
+      <w:r>
+        <w:rPr>
+          <w:rtl w:val="0"/>
+        </w:rPr>
+        <w:t xml:space="preserve">"Wow."</w:t>
+      </w:r>
+    </w:p>
+    <w:p>
+      <w:pPr>
+        <w:spacing w:after="240" w:before="240" w:lineRule="auto"/>
+        <w:ind w:firstLine="0"/>
+        <w:rPr/>
+      </w:pPr>
+      <w:r>
+        <w:rPr>
+          <w:rtl w:val="0"/>
+        </w:rPr>
+        <w:t xml:space="preserve">"I know."</w:t>
+      </w:r>
+    </w:p>
+    <w:p>
+      <w:pPr>
+        <w:spacing w:after="240" w:before="240" w:lineRule="auto"/>
+        <w:ind w:firstLine="0"/>
+        <w:rPr/>
+      </w:pPr>
+      <w:r>
+        <w:rPr>
+          <w:rtl w:val="0"/>
+        </w:rPr>
+        <w:t xml:space="preserve">"You went for it."</w:t>
+      </w:r>
+    </w:p>
+    <w:p>
+      <w:pPr>
+        <w:spacing w:after="240" w:before="240" w:lineRule="auto"/>
+        <w:ind w:firstLine="0"/>
+        <w:rPr/>
+      </w:pPr>
+      <w:r>
+        <w:rPr>
+          <w:rtl w:val="0"/>
+        </w:rPr>
+        <w:t xml:space="preserve">"You said the curriculum permits it."</w:t>
+      </w:r>
+    </w:p>
+    <w:p>
+      <w:pPr>
+        <w:spacing w:after="240" w:before="240" w:lineRule="auto"/>
+        <w:ind w:firstLine="0"/>
+        <w:rPr/>
+      </w:pPr>
+      <w:r>
+        <w:rPr>
+          <w:rtl w:val="0"/>
+        </w:rPr>
+        <w:t xml:space="preserve">"The curriculum does permit it. The system has me crossed-arms upset on cue. That's the script. You owe me flowers."</w:t>
+      </w:r>
+    </w:p>
+    <w:p>
+      <w:pPr>
+        <w:spacing w:after="240" w:before="240" w:lineRule="auto"/>
+        <w:ind w:firstLine="0"/>
+        <w:rPr/>
+      </w:pPr>
+      <w:r>
+        <w:rPr>
+          <w:rtl w:val="0"/>
+        </w:rPr>
+        <w:t xml:space="preserve">"Seven points down, Mood at Annoyed."</w:t>
+      </w:r>
+    </w:p>
+    <w:p>
+      <w:pPr>
+        <w:spacing w:after="240" w:before="240" w:lineRule="auto"/>
+        <w:ind w:firstLine="0"/>
+        <w:rPr/>
+      </w:pPr>
+      <w:r>
+        <w:rPr>
+          <w:rtl w:val="0"/>
+        </w:rPr>
+        <w:t xml:space="preserve">"I'm reading you off your own panel, Mira."</w:t>
+      </w:r>
+    </w:p>
+    <w:p>
+      <w:pPr>
+        <w:spacing w:after="240" w:before="240" w:lineRule="auto"/>
+        <w:ind w:firstLine="0"/>
+        <w:rPr/>
+      </w:pPr>
+      <w:r>
+        <w:rPr>
+          <w:rtl w:val="0"/>
+        </w:rPr>
+        <w:t xml:space="preserve">"That is infuriating."</w:t>
+      </w:r>
+    </w:p>
+    <w:p>
+      <w:pPr>
+        <w:spacing w:after="240" w:before="240" w:lineRule="auto"/>
+        <w:ind w:firstLine="0"/>
+        <w:rPr/>
+      </w:pPr>
+      <w:r>
+        <w:rPr>
+          <w:rtl w:val="0"/>
+        </w:rPr>
+        <w:t xml:space="preserve">"Buying flowers in a minute."</w:t>
+      </w:r>
+    </w:p>
+    <w:p>
+      <w:pPr>
+        <w:spacing w:after="240" w:before="240" w:lineRule="auto"/>
+        <w:ind w:firstLine="0"/>
+        <w:rPr/>
+      </w:pPr>
+      <w:r>
+        <w:rPr>
+          <w:rtl w:val="0"/>
+        </w:rPr>
+        <w:t xml:space="preserve">"You'd better."</w:t>
+      </w:r>
+    </w:p>
+    <w:p>
+      <w:pPr>
+        <w:spacing w:after="240" w:before="240" w:lineRule="auto"/>
+        <w:ind w:firstLine="0"/>
+        <w:rPr/>
+      </w:pPr>
+      <w:r>
+        <w:rPr>
+          <w:rtl w:val="0"/>
+        </w:rPr>
+        <w:t xml:space="preserve">She huffed at him. The huff was, Drew was already noticing, a performative one — the system had her upset on schedule, and the portrait at the corner of his vision, who could not lie about it the way the actual Mira could, was already looking entertained.</w:t>
+      </w:r>
+    </w:p>
+    <w:p>
+      <w:pPr>
+        <w:spacing w:after="240" w:before="240" w:lineRule="auto"/>
+        <w:ind w:firstLine="0"/>
+        <w:rPr/>
+      </w:pPr>
+      <w:r>
+        <w:rPr>
+          <w:rtl w:val="0"/>
+        </w:rPr>
+        <w:t xml:space="preserve">"Can I ask one more thing while you're still crossed-arms upset," Drew said.</w:t>
+      </w:r>
+    </w:p>
+    <w:p>
+      <w:pPr>
+        <w:spacing w:after="240" w:before="240" w:lineRule="auto"/>
+        <w:ind w:firstLine="0"/>
+        <w:rPr/>
+      </w:pPr>
+      <w:r>
+        <w:rPr>
+          <w:rtl w:val="0"/>
+        </w:rPr>
+        <w:t xml:space="preserve">"Now you want to exploit it?"</w:t>
+      </w:r>
+    </w:p>
+    <w:p>
+      <w:pPr>
+        <w:spacing w:after="240" w:before="240" w:lineRule="auto"/>
+        <w:ind w:firstLine="0"/>
+        <w:rPr/>
+      </w:pPr>
+      <w:r>
+        <w:rPr>
+          <w:rtl w:val="0"/>
+        </w:rPr>
+        <w:t xml:space="preserve">"I figure the data's better if you're already mad."</w:t>
+      </w:r>
+    </w:p>
+    <w:p>
+      <w:pPr>
+        <w:spacing w:after="240" w:before="240" w:lineRule="auto"/>
+        <w:ind w:firstLine="0"/>
+        <w:rPr/>
+      </w:pPr>
+      <w:r>
+        <w:rPr>
+          <w:rtl w:val="0"/>
+        </w:rPr>
+        <w:t xml:space="preserve">She laughed. She didn't want to. It just got out of her.</w:t>
+      </w:r>
+    </w:p>
+    <w:p>
+      <w:pPr>
+        <w:spacing w:after="240" w:before="240" w:lineRule="auto"/>
+        <w:ind w:firstLine="0"/>
+        <w:rPr/>
+      </w:pPr>
+      <w:r>
+        <w:rPr>
+          <w:rtl w:val="0"/>
+        </w:rPr>
+        <w:t xml:space="preserve">"Ask, you maniac."</w:t>
+      </w:r>
+    </w:p>
+    <w:p>
+      <w:pPr>
+        <w:spacing w:after="240" w:before="240" w:lineRule="auto"/>
+        <w:ind w:firstLine="0"/>
+        <w:rPr/>
+      </w:pPr>
+      <w:r>
+        <w:rPr>
+          <w:rtl w:val="0"/>
+        </w:rPr>
+        <w:t xml:space="preserve">"Is there anything I could do to you, where the system doesn't let it heal. Where I do a thing and we can't make it right."</w:t>
+      </w:r>
+    </w:p>
+    <w:p>
+      <w:pPr>
+        <w:spacing w:after="240" w:before="240" w:lineRule="auto"/>
+        <w:ind w:firstLine="0"/>
+        <w:rPr/>
+      </w:pPr>
+      <w:r>
+        <w:rPr>
+          <w:rtl w:val="0"/>
+        </w:rPr>
+        <w:t xml:space="preserve">She thought about it. She thought about it for longer than he expected. The portrait at the corner of his vision, who had been frowning, frowned harder, and then frowned thoughtfully, and then settled into the same sober expression as the actual Mira beside him.</w:t>
+      </w:r>
+    </w:p>
+    <w:p>
+      <w:pPr>
+        <w:spacing w:after="240" w:before="240" w:lineRule="auto"/>
+        <w:ind w:firstLine="0"/>
+        <w:rPr/>
+      </w:pPr>
+      <w:r>
+        <w:rPr>
+          <w:rtl w:val="0"/>
+        </w:rPr>
+        <w:t xml:space="preserve">"Killing me," she said.</w:t>
+      </w:r>
+    </w:p>
+    <w:p>
+      <w:pPr>
+        <w:spacing w:after="240" w:before="240" w:lineRule="auto"/>
+        <w:ind w:firstLine="0"/>
+        <w:rPr/>
+      </w:pPr>
+      <w:r>
+        <w:rPr>
+          <w:rtl w:val="0"/>
+        </w:rPr>
+        <w:t xml:space="preserve">"Killing you."</w:t>
+      </w:r>
+    </w:p>
+    <w:p>
+      <w:pPr>
+        <w:spacing w:after="240" w:before="240" w:lineRule="auto"/>
+        <w:ind w:firstLine="0"/>
+        <w:rPr/>
+      </w:pPr>
+      <w:r>
+        <w:rPr>
+          <w:rtl w:val="0"/>
+        </w:rPr>
+        <w:t xml:space="preserve">"That's the only thing I can think of. The system can't undo killing me. There's a permanent flag, in the records — if a person kills another person, the village knows, the system knows. It doesn't go away. Other than that, every relationship in this village is recoverable, with the right work. Even very ugly things. People have done very ugly things to each other, Drew, and the village has put itself back together, because the system gives us tools to do that. But killing — it can't undo killing. It's the line."</w:t>
+      </w:r>
+    </w:p>
+    <w:p>
+      <w:pPr>
+        <w:spacing w:after="240" w:before="240" w:lineRule="auto"/>
+        <w:ind w:firstLine="0"/>
+        <w:rPr/>
+      </w:pPr>
+      <w:r>
+        <w:rPr>
+          <w:rtl w:val="0"/>
+        </w:rPr>
+        <w:t xml:space="preserve">"I — Mira, you can rest assured that is not on the menu."</w:t>
+      </w:r>
+    </w:p>
+    <w:p>
+      <w:pPr>
+        <w:spacing w:after="240" w:before="240" w:lineRule="auto"/>
+        <w:ind w:firstLine="0"/>
+        <w:rPr/>
+      </w:pPr>
+      <w:r>
+        <w:rPr>
+          <w:rtl w:val="0"/>
+        </w:rPr>
+        <w:t xml:space="preserve">"I know."</w:t>
+      </w:r>
+    </w:p>
+    <w:p>
+      <w:pPr>
+        <w:spacing w:after="240" w:before="240" w:lineRule="auto"/>
+        <w:ind w:firstLine="0"/>
+        <w:rPr/>
+      </w:pPr>
+      <w:r>
+        <w:rPr>
+          <w:rtl w:val="0"/>
+        </w:rPr>
+        <w:t xml:space="preserve">"I'm just mapping the territory."</w:t>
+      </w:r>
+    </w:p>
+    <w:p>
+      <w:pPr>
+        <w:spacing w:after="240" w:before="240" w:lineRule="auto"/>
+        <w:ind w:firstLine="0"/>
+        <w:rPr/>
+      </w:pPr>
+      <w:r>
+        <w:rPr>
+          <w:rtl w:val="0"/>
+        </w:rPr>
+        <w:t xml:space="preserve">"I know."</w:t>
+      </w:r>
+    </w:p>
+    <w:p>
+      <w:pPr>
+        <w:spacing w:after="240" w:before="240" w:lineRule="auto"/>
+        <w:ind w:firstLine="0"/>
+        <w:rPr/>
+      </w:pPr>
+      <w:r>
+        <w:rPr>
+          <w:rtl w:val="0"/>
+        </w:rPr>
+        <w:t xml:space="preserve">"Has anyone ever?"</w:t>
+      </w:r>
+    </w:p>
+    <w:p>
+      <w:pPr>
+        <w:spacing w:after="240" w:before="240" w:lineRule="auto"/>
+        <w:ind w:firstLine="0"/>
+        <w:rPr/>
+      </w:pPr>
+      <w:r>
+        <w:rPr>
+          <w:rtl w:val="0"/>
+        </w:rPr>
+        <w:t xml:space="preserve">"Here? No. Other places, my grandma's heard stories. Other villages. There's a protagonist who did once, somewhere far. The travelers brought it through. I'm not telling you that story today. Some other time."</w:t>
+      </w:r>
+    </w:p>
+    <w:p>
+      <w:pPr>
+        <w:spacing w:after="240" w:before="240" w:lineRule="auto"/>
+        <w:ind w:firstLine="0"/>
+        <w:rPr/>
+      </w:pPr>
+      <w:r>
+        <w:rPr>
+          <w:rtl w:val="0"/>
+        </w:rPr>
+        <w:t xml:space="preserve">"Okay."</w:t>
+      </w:r>
+    </w:p>
+    <w:p>
+      <w:pPr>
+        <w:spacing w:after="240" w:before="240" w:lineRule="auto"/>
+        <w:ind w:firstLine="0"/>
+        <w:rPr/>
+      </w:pPr>
+      <w:r>
+        <w:rPr>
+          <w:rtl w:val="0"/>
+        </w:rPr>
+        <w:t xml:space="preserve">He sat. The morning sun on the deck was warm on his back. Banjo, who had given up on the stove because the stove was unlit, came and sat on his foot and leaned against his shin. The chubchirps Drew had not given Branwen were probably still in his inventory. Mira was sitting on the rail with her arms crossed and her face quiet, watching him.</w:t>
+      </w:r>
+    </w:p>
+    <w:p>
+      <w:pPr>
+        <w:spacing w:after="240" w:before="240" w:lineRule="auto"/>
+        <w:ind w:firstLine="0"/>
+        <w:rPr/>
+      </w:pPr>
+      <w:r>
+        <w:rPr>
+          <w:rtl w:val="0"/>
+        </w:rPr>
+        <w:t xml:space="preserve">He had one more thing he wanted to ask. He asked it.</w:t>
+      </w:r>
+    </w:p>
+    <w:p>
+      <w:pPr>
+        <w:spacing w:after="240" w:before="240" w:lineRule="auto"/>
+        <w:ind w:firstLine="0"/>
+        <w:rPr/>
+      </w:pPr>
+      <w:r>
+        <w:rPr>
+          <w:rtl w:val="0"/>
+        </w:rPr>
         <w:t xml:space="preserve">"Mira."</w:t>
       </w:r>
     </w:p>
@@ -17158,462 +17620,592 @@
         <w:rPr>
           <w:rtl w:val="0"/>
         </w:rPr>
-        <w:t xml:space="preserve">"Yeah."</w:t>
-      </w:r>
-    </w:p>
-    <w:p>
-      <w:pPr>
-        <w:spacing w:after="240" w:before="240" w:lineRule="auto"/>
-        <w:ind w:firstLine="0"/>
-        <w:rPr/>
-      </w:pPr>
-      <w:r>
-        <w:rPr>
-          <w:rtl w:val="0"/>
-        </w:rPr>
-        <w:t xml:space="preserve">"Can I hug you, like, more — closer."</w:t>
-      </w:r>
-    </w:p>
-    <w:p>
-      <w:pPr>
-        <w:spacing w:after="240" w:before="240" w:lineRule="auto"/>
-        <w:ind w:firstLine="0"/>
-        <w:rPr/>
-      </w:pPr>
-      <w:r>
-        <w:rPr>
-          <w:rtl w:val="0"/>
-        </w:rPr>
-        <w:t xml:space="preserve">"Closer how."</w:t>
-      </w:r>
-    </w:p>
-    <w:p>
-      <w:pPr>
-        <w:spacing w:after="240" w:before="240" w:lineRule="auto"/>
-        <w:ind w:firstLine="0"/>
-        <w:rPr/>
-      </w:pPr>
-      <w:r>
-        <w:rPr>
-          <w:rtl w:val="0"/>
-        </w:rPr>
-        <w:t xml:space="preserve">"Like. Tighter. Longer."</w:t>
-      </w:r>
-    </w:p>
-    <w:p>
-      <w:pPr>
-        <w:spacing w:after="240" w:before="240" w:lineRule="auto"/>
-        <w:ind w:firstLine="0"/>
-        <w:rPr/>
-      </w:pPr>
-      <w:r>
-        <w:rPr>
-          <w:rtl w:val="0"/>
-        </w:rPr>
-        <w:t xml:space="preserve">"Show me."</w:t>
-      </w:r>
-    </w:p>
-    <w:p>
-      <w:pPr>
-        <w:spacing w:after="240" w:before="240" w:lineRule="auto"/>
-        <w:ind w:firstLine="0"/>
-        <w:rPr/>
-      </w:pPr>
-      <w:r>
-        <w:rPr>
-          <w:rtl w:val="0"/>
-        </w:rPr>
-        <w:t xml:space="preserve">He hugged her again, more firmly this time, with one arm around her back and the other lower at the small of her waist, and pulled her in closer than the friend-hug had been. He held it for a count of five. She tucked her head against his collarbone and put both arms around his ribs and stayed.</w:t>
-      </w:r>
-    </w:p>
-    <w:p>
-      <w:pPr>
-        <w:spacing w:after="240" w:before="240" w:lineRule="auto"/>
-        <w:ind w:firstLine="0"/>
-        <w:rPr/>
-      </w:pPr>
-      <w:r>
-        <w:rPr>
-          <w:rtl w:val="0"/>
-        </w:rPr>
-        <w:t xml:space="preserve">The number ticked from 44 to 45.</w:t>
-      </w:r>
-    </w:p>
-    <w:p>
-      <w:pPr>
-        <w:spacing w:after="240" w:before="240" w:lineRule="auto"/>
-        <w:ind w:firstLine="0"/>
-        <w:rPr/>
-      </w:pPr>
-      <w:r>
-        <w:rPr>
-          <w:rtl w:val="0"/>
-        </w:rPr>
-        <w:t xml:space="preserve">He stepped back.</w:t>
-      </w:r>
-    </w:p>
-    <w:p>
-      <w:pPr>
-        <w:spacing w:after="240" w:before="240" w:lineRule="auto"/>
-        <w:ind w:firstLine="0"/>
-        <w:rPr/>
-      </w:pPr>
-      <w:r>
-        <w:rPr>
-          <w:rtl w:val="0"/>
-        </w:rPr>
-        <w:t xml:space="preserve">"Did that — did your panel do anything more."</w:t>
-      </w:r>
-    </w:p>
-    <w:p>
-      <w:pPr>
-        <w:spacing w:after="240" w:before="240" w:lineRule="auto"/>
-        <w:ind w:firstLine="0"/>
-        <w:rPr/>
-      </w:pPr>
-      <w:r>
-        <w:rPr>
-          <w:rtl w:val="0"/>
-        </w:rPr>
-        <w:t xml:space="preserve">"No?"</w:t>
-      </w:r>
-    </w:p>
-    <w:p>
-      <w:pPr>
-        <w:spacing w:after="240" w:before="240" w:lineRule="auto"/>
-        <w:ind w:firstLine="0"/>
-        <w:rPr/>
-      </w:pPr>
-      <w:r>
-        <w:rPr>
-          <w:rtl w:val="0"/>
-        </w:rPr>
-        <w:t xml:space="preserve">"It went up by one."</w:t>
-      </w:r>
-    </w:p>
-    <w:p>
-      <w:pPr>
-        <w:spacing w:after="240" w:before="240" w:lineRule="auto"/>
-        <w:ind w:firstLine="0"/>
-        <w:rPr/>
-      </w:pPr>
-      <w:r>
-        <w:rPr>
-          <w:rtl w:val="0"/>
-        </w:rPr>
-        <w:t xml:space="preserve">"That's about right." She tilted her head. "Hugs are hugs, Drew, mostly. The system doesn't really differentiate between types of hug at this tier. It registers that we hugged. The differentiating happens later, when more of the readouts unlock. Sorry."</w:t>
-      </w:r>
-    </w:p>
-    <w:p>
-      <w:pPr>
-        <w:spacing w:after="240" w:before="240" w:lineRule="auto"/>
-        <w:ind w:firstLine="0"/>
-        <w:rPr/>
-      </w:pPr>
-      <w:r>
-        <w:rPr>
-          <w:rtl w:val="0"/>
-        </w:rPr>
-        <w:t xml:space="preserve">"Don't apologize. I'm trying to learn the rules."</w:t>
-      </w:r>
-    </w:p>
-    <w:p>
-      <w:pPr>
-        <w:spacing w:after="240" w:before="240" w:lineRule="auto"/>
-        <w:ind w:firstLine="0"/>
-        <w:rPr/>
-      </w:pPr>
-      <w:r>
-        <w:rPr>
-          <w:rtl w:val="0"/>
-        </w:rPr>
-        <w:t xml:space="preserve">"What were you expecting?"</w:t>
-      </w:r>
-    </w:p>
-    <w:p>
-      <w:pPr>
-        <w:spacing w:after="240" w:before="240" w:lineRule="auto"/>
-        <w:ind w:firstLine="0"/>
-        <w:rPr/>
-      </w:pPr>
-      <w:r>
-        <w:rPr>
-          <w:rtl w:val="0"/>
-        </w:rPr>
-        <w:t xml:space="preserve">"I don't know. A spike. A different colored flag. A — I don't know. Something."</w:t>
-      </w:r>
-    </w:p>
-    <w:p>
-      <w:pPr>
-        <w:spacing w:after="240" w:before="240" w:lineRule="auto"/>
-        <w:ind w:firstLine="0"/>
-        <w:rPr/>
-      </w:pPr>
-      <w:r>
-        <w:rPr>
-          <w:rtl w:val="0"/>
-        </w:rPr>
-        <w:t xml:space="preserve">"You'll get spikes when you do things that are higher-tier than where we are. Right now we're at Friend and we're hugging. That's low-stakes. It's adorable. It's not a big hug, in the system's eyes. The system thinks our hug was very nice. The system gave us one point. I think our hug was great. That's separate."</w:t>
-      </w:r>
-    </w:p>
-    <w:p>
-      <w:pPr>
-        <w:spacing w:after="240" w:before="240" w:lineRule="auto"/>
-        <w:ind w:firstLine="0"/>
-        <w:rPr/>
-      </w:pPr>
-      <w:r>
-        <w:rPr>
-          <w:rtl w:val="0"/>
-        </w:rPr>
-        <w:t xml:space="preserve">"You think it was great."</w:t>
-      </w:r>
-    </w:p>
-    <w:p>
-      <w:pPr>
-        <w:spacing w:after="240" w:before="240" w:lineRule="auto"/>
-        <w:ind w:firstLine="0"/>
-        <w:rPr/>
-      </w:pPr>
-      <w:r>
-        <w:rPr>
-          <w:rtl w:val="0"/>
-        </w:rPr>
-        <w:t xml:space="preserve">"I'm a little behind on hugs."</w:t>
-      </w:r>
-    </w:p>
-    <w:p>
-      <w:pPr>
-        <w:spacing w:after="240" w:before="240" w:lineRule="auto"/>
-        <w:ind w:firstLine="0"/>
-        <w:rPr/>
-      </w:pPr>
-      <w:r>
-        <w:rPr>
-          <w:rtl w:val="0"/>
-        </w:rPr>
-        <w:t xml:space="preserve">He sat down on the bench again. Mira leaned against the deck rail. The portrait at the corner of his vision had her elbows on a railing of her own and was looking at him patiently.</w:t>
-      </w:r>
-    </w:p>
-    <w:p>
-      <w:pPr>
-        <w:spacing w:after="240" w:before="240" w:lineRule="auto"/>
-        <w:ind w:firstLine="0"/>
-        <w:rPr/>
-      </w:pPr>
-      <w:r>
-        <w:rPr>
-          <w:rtl w:val="0"/>
-        </w:rPr>
-        <w:t xml:space="preserve">"Mira."</w:t>
-      </w:r>
-    </w:p>
-    <w:p>
-      <w:pPr>
-        <w:spacing w:after="240" w:before="240" w:lineRule="auto"/>
-        <w:ind w:firstLine="0"/>
-        <w:rPr/>
-      </w:pPr>
-      <w:r>
-        <w:rPr>
-          <w:rtl w:val="0"/>
-        </w:rPr>
-        <w:t xml:space="preserve">"Yeah."</w:t>
-      </w:r>
-    </w:p>
-    <w:p>
-      <w:pPr>
-        <w:spacing w:after="240" w:before="240" w:lineRule="auto"/>
-        <w:ind w:firstLine="0"/>
-        <w:rPr/>
-      </w:pPr>
-      <w:r>
-        <w:rPr>
-          <w:rtl w:val="0"/>
-        </w:rPr>
-        <w:t xml:space="preserve">"Yesterday, when I — when I smacked you. The make-up rule. You said I had to do something you liked."</w:t>
-      </w:r>
-    </w:p>
-    <w:p>
-      <w:pPr>
-        <w:spacing w:after="240" w:before="240" w:lineRule="auto"/>
-        <w:ind w:firstLine="0"/>
-        <w:rPr/>
-      </w:pPr>
-      <w:r>
-        <w:rPr>
-          <w:rtl w:val="0"/>
-        </w:rPr>
-        <w:t xml:space="preserve">"Yeah."</w:t>
-      </w:r>
-    </w:p>
-    <w:p>
-      <w:pPr>
-        <w:spacing w:after="240" w:before="240" w:lineRule="auto"/>
-        <w:ind w:firstLine="0"/>
-        <w:rPr/>
-      </w:pPr>
-      <w:r>
-        <w:rPr>
-          <w:rtl w:val="0"/>
-        </w:rPr>
-        <w:t xml:space="preserve">"What if I do something now I'm not supposed to do, on purpose, just to see what the system does. As long as I make up for it after."</w:t>
-      </w:r>
-    </w:p>
-    <w:p>
-      <w:pPr>
-        <w:spacing w:after="240" w:before="240" w:lineRule="auto"/>
-        <w:ind w:firstLine="0"/>
-        <w:rPr/>
-      </w:pPr>
-      <w:r>
-        <w:rPr>
-          <w:rtl w:val="0"/>
-        </w:rPr>
-        <w:t xml:space="preserve">"That's exactly what we did yesterday."</w:t>
-      </w:r>
-    </w:p>
-    <w:p>
-      <w:pPr>
-        <w:spacing w:after="240" w:before="240" w:lineRule="auto"/>
-        <w:ind w:firstLine="0"/>
-        <w:rPr/>
-      </w:pPr>
-      <w:r>
-        <w:rPr>
-          <w:rtl w:val="0"/>
-        </w:rPr>
-        <w:t xml:space="preserve">"Yeah. I want to do it again. On purpose this time."</w:t>
-      </w:r>
-    </w:p>
-    <w:p>
-      <w:pPr>
-        <w:spacing w:after="240" w:before="240" w:lineRule="auto"/>
-        <w:ind w:firstLine="0"/>
-        <w:rPr/>
-      </w:pPr>
-      <w:r>
-        <w:rPr>
-          <w:rtl w:val="0"/>
-        </w:rPr>
-        <w:t xml:space="preserve">She tilted her head. Her mouth was doing the small smile again.</w:t>
-      </w:r>
-    </w:p>
-    <w:p>
-      <w:pPr>
-        <w:spacing w:after="240" w:before="240" w:lineRule="auto"/>
-        <w:ind w:firstLine="0"/>
-        <w:rPr/>
-      </w:pPr>
-      <w:r>
-        <w:rPr>
-          <w:rtl w:val="0"/>
-        </w:rPr>
-        <w:t xml:space="preserve">"Drew, what you're describing is the entire game. Bonk into a limit. The system makes me yelp. You bring flowers. The number comes back up. You learn where the next limit is. Repeat. That's the curriculum. Bring flowers."</w:t>
-      </w:r>
-    </w:p>
-    <w:p>
-      <w:pPr>
-        <w:spacing w:after="240" w:before="240" w:lineRule="auto"/>
-        <w:ind w:firstLine="0"/>
-        <w:rPr/>
-      </w:pPr>
-      <w:r>
-        <w:rPr>
-          <w:rtl w:val="0"/>
-        </w:rPr>
-        <w:t xml:space="preserve">"That is — that is a remarkably permissive curriculum, Mira."</w:t>
-      </w:r>
-    </w:p>
-    <w:p>
-      <w:pPr>
-        <w:spacing w:after="240" w:before="240" w:lineRule="auto"/>
-        <w:ind w:firstLine="0"/>
-        <w:rPr/>
-      </w:pPr>
-      <w:r>
-        <w:rPr>
-          <w:rtl w:val="0"/>
-        </w:rPr>
-        <w:t xml:space="preserve">"I have been on this dock for two centuries waiting for somebody who wasn't a goat."</w:t>
-      </w:r>
-    </w:p>
-    <w:p>
-      <w:pPr>
-        <w:spacing w:after="240" w:before="240" w:lineRule="auto"/>
-        <w:ind w:firstLine="0"/>
-        <w:rPr/>
-      </w:pPr>
-      <w:r>
-        <w:rPr>
-          <w:rtl w:val="0"/>
-        </w:rPr>
-        <w:t xml:space="preserve">"Fair enough."</w:t>
-      </w:r>
-    </w:p>
-    <w:p>
-      <w:pPr>
-        <w:spacing w:after="240" w:before="240" w:lineRule="auto"/>
-        <w:ind w:firstLine="0"/>
-        <w:rPr/>
-      </w:pPr>
-      <w:r>
-        <w:rPr>
-          <w:rtl w:val="0"/>
-        </w:rPr>
-        <w:t xml:space="preserve">"Mhm."</w:t>
-      </w:r>
-    </w:p>
-    <w:p>
-      <w:pPr>
-        <w:spacing w:after="240" w:before="240" w:lineRule="auto"/>
-        <w:ind w:firstLine="0"/>
-        <w:rPr/>
-      </w:pPr>
-      <w:r>
-        <w:rPr>
-          <w:rtl w:val="0"/>
-        </w:rPr>
-        <w:t xml:space="preserve">"Okay. So. What do you want to try."</w:t>
-      </w:r>
-    </w:p>
-    <w:p>
-      <w:pPr>
-        <w:spacing w:after="240" w:before="240" w:lineRule="auto"/>
-        <w:ind w:firstLine="0"/>
-        <w:rPr/>
-      </w:pPr>
-      <w:r>
-        <w:rPr>
-          <w:rtl w:val="0"/>
-        </w:rPr>
-        <w:t xml:space="preserve">He sat with the question for a second.</w:t>
-      </w:r>
-    </w:p>
-    <w:p>
-      <w:pPr>
-        <w:spacing w:after="240" w:before="240" w:lineRule="auto"/>
-        <w:ind w:firstLine="0"/>
-        <w:rPr/>
-      </w:pPr>
-      <w:r>
-        <w:rPr>
-          <w:rtl w:val="0"/>
-        </w:rPr>
-        <w:t xml:space="preserve">"I'm going to hug you again, and while I'm hugging you, I'm going to grab your butt. To see what the system does."</w:t>
-      </w:r>
-    </w:p>
-    <w:p>
-      <w:pPr>
-        <w:spacing w:after="240" w:before="240" w:lineRule="auto"/>
-        <w:ind w:firstLine="0"/>
-        <w:rPr/>
-      </w:pPr>
-      <w:r>
-        <w:rPr>
-          <w:rtl w:val="0"/>
-        </w:rPr>
-        <w:t xml:space="preserve">"Try it. Bring flowers afterwards."</w:t>
+        <w:t xml:space="preserve">"Are you — uh. Anatomically. The same as a human."</w:t>
+      </w:r>
+    </w:p>
+    <w:p>
+      <w:pPr>
+        <w:spacing w:after="240" w:before="240" w:lineRule="auto"/>
+        <w:ind w:firstLine="0"/>
+        <w:rPr/>
+      </w:pPr>
+      <w:r>
+        <w:rPr>
+          <w:rtl w:val="0"/>
+        </w:rPr>
+        <w:t xml:space="preserve">Mira blinked.</w:t>
+      </w:r>
+    </w:p>
+    <w:p>
+      <w:pPr>
+        <w:spacing w:after="240" w:before="240" w:lineRule="auto"/>
+        <w:ind w:firstLine="0"/>
+        <w:rPr/>
+      </w:pPr>
+      <w:r>
+        <w:rPr>
+          <w:rtl w:val="0"/>
+        </w:rPr>
+        <w:t xml:space="preserve">"I don't know what that means."</w:t>
+      </w:r>
+    </w:p>
+    <w:p>
+      <w:pPr>
+        <w:spacing w:after="240" w:before="240" w:lineRule="auto"/>
+        <w:ind w:firstLine="0"/>
+        <w:rPr/>
+      </w:pPr>
+      <w:r>
+        <w:rPr>
+          <w:rtl w:val="0"/>
+        </w:rPr>
+        <w:t xml:space="preserve">"I'm asking whether you're, uh. Whether you have. Genitals. Nipples. The same equipment."</w:t>
+      </w:r>
+    </w:p>
+    <w:p>
+      <w:pPr>
+        <w:spacing w:after="240" w:before="240" w:lineRule="auto"/>
+        <w:ind w:firstLine="0"/>
+        <w:rPr/>
+      </w:pPr>
+      <w:r>
+        <w:rPr>
+          <w:rtl w:val="0"/>
+        </w:rPr>
+        <w:t xml:space="preserve">Her face went pink.</w:t>
+      </w:r>
+    </w:p>
+    <w:p>
+      <w:pPr>
+        <w:spacing w:after="240" w:before="240" w:lineRule="auto"/>
+        <w:ind w:firstLine="0"/>
+        <w:rPr/>
+      </w:pPr>
+      <w:r>
+        <w:rPr>
+          <w:rtl w:val="0"/>
+        </w:rPr>
+        <w:t xml:space="preserve">It went pink quickly, in two soft patches across her cheekbones, and her ears went pink at the tips, and the portrait at the corner of his vision went a corresponding color across the cheeks of her cartoon face. Drew watched it happen with the close attention of a man who had not yet seen Mira blush and who, having now seen it, was going to be thinking about it for a while. The blush was, in his quiet professional opinion as a man, an enormously effective blush. He suspected the system had been a long time in building it.</w:t>
+      </w:r>
+    </w:p>
+    <w:p>
+      <w:pPr>
+        <w:spacing w:after="240" w:before="240" w:lineRule="auto"/>
+        <w:ind w:firstLine="0"/>
+        <w:rPr/>
+      </w:pPr>
+      <w:r>
+        <w:rPr>
+          <w:rtl w:val="0"/>
+        </w:rPr>
+        <w:t xml:space="preserve">"Hey," she said. Quietly. Not the hey of yesterday. A different hey.</w:t>
+      </w:r>
+    </w:p>
+    <w:p>
+      <w:pPr>
+        <w:spacing w:after="240" w:before="240" w:lineRule="auto"/>
+        <w:ind w:firstLine="0"/>
+        <w:rPr/>
+      </w:pPr>
+      <w:r>
+        <w:rPr>
+          <w:rtl w:val="0"/>
+        </w:rPr>
+        <w:t xml:space="preserve">The number on the panel dropped from 38 to 34.</w:t>
+      </w:r>
+    </w:p>
+    <w:p>
+      <w:pPr>
+        <w:spacing w:after="240" w:before="240" w:lineRule="auto"/>
+        <w:ind w:firstLine="0"/>
+        <w:rPr/>
+      </w:pPr>
+      <w:r>
+        <w:rPr>
+          <w:rtl w:val="0"/>
+        </w:rPr>
+        <w:t xml:space="preserve">"Right. Flowers. Be right back."</w:t>
+      </w:r>
+    </w:p>
+    <w:p>
+      <w:pPr>
+        <w:spacing w:after="240" w:before="240" w:lineRule="auto"/>
+        <w:ind w:firstLine="0"/>
+        <w:rPr/>
+      </w:pPr>
+      <w:r>
+        <w:rPr>
+          <w:rtl w:val="0"/>
+        </w:rPr>
+        <w:t xml:space="preserve">"You will absolutely be right back with flowers."</w:t>
+      </w:r>
+    </w:p>
+    <w:p>
+      <w:pPr>
+        <w:spacing w:after="240" w:before="240" w:lineRule="auto"/>
+        <w:ind w:firstLine="0"/>
+        <w:rPr/>
+      </w:pPr>
+      <w:r>
+        <w:rPr>
+          <w:rtl w:val="0"/>
+        </w:rPr>
+        <w:t xml:space="preserve">"Going."</w:t>
+      </w:r>
+    </w:p>
+    <w:p>
+      <w:pPr>
+        <w:spacing w:after="240" w:before="240" w:lineRule="auto"/>
+        <w:ind w:firstLine="0"/>
+        <w:rPr/>
+      </w:pPr>
+      <w:r>
+        <w:rPr>
+          <w:rtl w:val="0"/>
+        </w:rPr>
+        <w:t xml:space="preserve">He went.</w:t>
+      </w:r>
+    </w:p>
+    <w:p>
+      <w:pPr>
+        <w:spacing w:after="240" w:before="240" w:lineRule="auto"/>
+        <w:ind w:firstLine="0"/>
+        <w:rPr/>
+      </w:pPr>
+      <w:r>
+        <w:rPr>
+          <w:rtl w:val="0"/>
+        </w:rPr>
+        <w:t xml:space="preserve">There was a meadow on the far side of the deck rail, sloping down toward the creek, and it was full of small purple things and yellow things and a kind of white star-shaped thing that he was going to choose to assume was not poisonous. He picked a handful. He came back. He gave them to her. The portrait went pleased. The number ticked from 34 to 38.</w:t>
+      </w:r>
+    </w:p>
+    <w:p>
+      <w:pPr>
+        <w:spacing w:after="240" w:before="240" w:lineRule="auto"/>
+        <w:ind w:firstLine="0"/>
+        <w:rPr/>
+      </w:pPr>
+      <w:r>
+        <w:rPr>
+          <w:rtl w:val="0"/>
+        </w:rPr>
+        <w:t xml:space="preserve">He went back out and picked another handful, just the purple ones this time, because she had picked the purple ones out of the first bunch and put them in front. He gave them to her. The number ticked from 38 to 43.</w:t>
+      </w:r>
+    </w:p>
+    <w:p>
+      <w:pPr>
+        <w:spacing w:after="240" w:before="240" w:lineRule="auto"/>
+        <w:ind w:firstLine="0"/>
+        <w:rPr/>
+      </w:pPr>
+      <w:r>
+        <w:rPr>
+          <w:rtl w:val="0"/>
+        </w:rPr>
+        <w:t xml:space="preserve">He went back out and picked a third handful, this one with grass blades twined in for ornament, because that was a thing his grandma had done at the cabin on weekends, twining grass into wildflowers so the bouquet had structure.</w:t>
+      </w:r>
+    </w:p>
+    <w:p>
+      <w:pPr>
+        <w:spacing w:after="240" w:before="240" w:lineRule="auto"/>
+        <w:ind w:firstLine="0"/>
+        <w:rPr/>
+      </w:pPr>
+      <w:r>
+        <w:rPr>
+          <w:rtl w:val="0"/>
+        </w:rPr>
+        <w:t xml:space="preserve">He came back. He gave them to her.</w:t>
+      </w:r>
+    </w:p>
+    <w:p>
+      <w:pPr>
+        <w:spacing w:after="240" w:before="240" w:lineRule="auto"/>
+        <w:ind w:firstLine="0"/>
+        <w:rPr/>
+      </w:pPr>
+      <w:r>
+        <w:rPr>
+          <w:rtl w:val="0"/>
+        </w:rPr>
+        <w:t xml:space="preserve">The number ticked from 43 to 49. Then to 50. Then it shimmered, and Tier: Friend gave its little dissolve, and Tier: Colleague slid into place under her name. The locked AVAILABLE REQUESTS readout unlocked, lighting up amber. Two options were listed in muted text:</w:t>
+      </w:r>
+    </w:p>
+    <w:p>
+      <w:pPr>
+        <w:spacing w:after="240" w:before="240" w:lineRule="auto"/>
+        <w:ind w:firstLine="0"/>
+        <w:rPr/>
+      </w:pPr>
+      <w:r>
+        <w:rPr>
+          <w:rtl w:val="0"/>
+        </w:rPr>
+        <w:t xml:space="preserve">Request: Take Me Fishing on the Lake Request: Show Me Your Old World</w:t>
+      </w:r>
+    </w:p>
+    <w:p>
+      <w:pPr>
+        <w:spacing w:after="240" w:before="240" w:lineRule="auto"/>
+        <w:ind w:firstLine="0"/>
+        <w:rPr/>
+      </w:pPr>
+      <w:r>
+        <w:rPr>
+          <w:rtl w:val="0"/>
+        </w:rPr>
+        <w:t xml:space="preserve">Mira looked at him over the top of the third bouquet, eyes still a little pink at the corners, mouth doing a small reluctant smile.</w:t>
+      </w:r>
+    </w:p>
+    <w:p>
+      <w:pPr>
+        <w:spacing w:after="240" w:before="240" w:lineRule="auto"/>
+        <w:ind w:firstLine="0"/>
+        <w:rPr/>
+      </w:pPr>
+      <w:r>
+        <w:rPr>
+          <w:rtl w:val="0"/>
+        </w:rPr>
+        <w:t xml:space="preserve">"That was a very good third bouquet."</w:t>
+      </w:r>
+    </w:p>
+    <w:p>
+      <w:pPr>
+        <w:spacing w:after="240" w:before="240" w:lineRule="auto"/>
+        <w:ind w:firstLine="0"/>
+        <w:rPr/>
+      </w:pPr>
+      <w:r>
+        <w:rPr>
+          <w:rtl w:val="0"/>
+        </w:rPr>
+        <w:t xml:space="preserve">"My grandma taught me."</w:t>
+      </w:r>
+    </w:p>
+    <w:p>
+      <w:pPr>
+        <w:spacing w:after="240" w:before="240" w:lineRule="auto"/>
+        <w:ind w:firstLine="0"/>
+        <w:rPr/>
+      </w:pPr>
+      <w:r>
+        <w:rPr>
+          <w:rtl w:val="0"/>
+        </w:rPr>
+        <w:t xml:space="preserve">"Tell your grandma I said thank you."</w:t>
+      </w:r>
+    </w:p>
+    <w:p>
+      <w:pPr>
+        <w:spacing w:after="240" w:before="240" w:lineRule="auto"/>
+        <w:ind w:firstLine="0"/>
+        <w:rPr/>
+      </w:pPr>
+      <w:r>
+        <w:rPr>
+          <w:rtl w:val="0"/>
+        </w:rPr>
+        <w:t xml:space="preserve">"My grandma's dead."</w:t>
+      </w:r>
+    </w:p>
+    <w:p>
+      <w:pPr>
+        <w:spacing w:after="240" w:before="240" w:lineRule="auto"/>
+        <w:ind w:firstLine="0"/>
+        <w:rPr/>
+      </w:pPr>
+      <w:r>
+        <w:rPr>
+          <w:rtl w:val="0"/>
+        </w:rPr>
+        <w:t xml:space="preserve">"Tell her anyway. Probably she can hear from where she is. People in the village swear by it." She shifted the bouquet to one arm and squared her shoulders at him in a small businesslike way. "Okay. Ask the question again."</w:t>
+      </w:r>
+    </w:p>
+    <w:p>
+      <w:pPr>
+        <w:spacing w:after="240" w:before="240" w:lineRule="auto"/>
+        <w:ind w:firstLine="0"/>
+        <w:rPr/>
+      </w:pPr>
+      <w:r>
+        <w:rPr>
+          <w:rtl w:val="0"/>
+        </w:rPr>
+        <w:t xml:space="preserve">"Which question."</w:t>
+      </w:r>
+    </w:p>
+    <w:p>
+      <w:pPr>
+        <w:spacing w:after="240" w:before="240" w:lineRule="auto"/>
+        <w:ind w:firstLine="0"/>
+        <w:rPr/>
+      </w:pPr>
+      <w:r>
+        <w:rPr>
+          <w:rtl w:val="0"/>
+        </w:rPr>
+        <w:t xml:space="preserve">"The body one. You bought your way back. Ask it like a Colleague would, and I'll answer it like a Colleague would."</w:t>
+      </w:r>
+    </w:p>
+    <w:p>
+      <w:pPr>
+        <w:spacing w:after="240" w:before="240" w:lineRule="auto"/>
+        <w:ind w:firstLine="0"/>
+        <w:rPr/>
+      </w:pPr>
+      <w:r>
+        <w:rPr>
+          <w:rtl w:val="0"/>
+        </w:rPr>
+        <w:t xml:space="preserve">"You sure."</w:t>
+      </w:r>
+    </w:p>
+    <w:p>
+      <w:pPr>
+        <w:spacing w:after="240" w:before="240" w:lineRule="auto"/>
+        <w:ind w:firstLine="0"/>
+        <w:rPr/>
+      </w:pPr>
+      <w:r>
+        <w:rPr>
+          <w:rtl w:val="0"/>
+        </w:rPr>
+        <w:t xml:space="preserve">"Drew, you went for three rounds of flowers. Ask the question."</w:t>
+      </w:r>
+    </w:p>
+    <w:p>
+      <w:pPr>
+        <w:spacing w:after="240" w:before="240" w:lineRule="auto"/>
+        <w:ind w:firstLine="0"/>
+        <w:rPr/>
+      </w:pPr>
+      <w:r>
+        <w:rPr>
+          <w:rtl w:val="0"/>
+        </w:rPr>
+        <w:t xml:space="preserve">He took a breath.</w:t>
+      </w:r>
+    </w:p>
+    <w:p>
+      <w:pPr>
+        <w:spacing w:after="240" w:before="240" w:lineRule="auto"/>
+        <w:ind w:firstLine="0"/>
+        <w:rPr/>
+      </w:pPr>
+      <w:r>
+        <w:rPr>
+          <w:rtl w:val="0"/>
+        </w:rPr>
+        <w:t xml:space="preserve">"Are you anatomically — "</w:t>
+      </w:r>
+    </w:p>
+    <w:p>
+      <w:pPr>
+        <w:spacing w:after="240" w:before="240" w:lineRule="auto"/>
+        <w:ind w:firstLine="0"/>
+        <w:rPr/>
+      </w:pPr>
+      <w:r>
+        <w:rPr>
+          <w:rtl w:val="0"/>
+        </w:rPr>
+        <w:t xml:space="preserve">"Yes."</w:t>
+      </w:r>
+    </w:p>
+    <w:p>
+      <w:pPr>
+        <w:spacing w:after="240" w:before="240" w:lineRule="auto"/>
+        <w:ind w:firstLine="0"/>
+        <w:rPr/>
+      </w:pPr>
+      <w:r>
+        <w:rPr>
+          <w:rtl w:val="0"/>
+        </w:rPr>
+        <w:t xml:space="preserve">"Yes?"</w:t>
+      </w:r>
+    </w:p>
+    <w:p>
+      <w:pPr>
+        <w:spacing w:after="240" w:before="240" w:lineRule="auto"/>
+        <w:ind w:firstLine="0"/>
+        <w:rPr/>
+      </w:pPr>
+      <w:r>
+        <w:rPr>
+          <w:rtl w:val="0"/>
+        </w:rPr>
+        <w:t xml:space="preserve">"Yes. I have everything. Mostly-elf woman of twenty-two who has been twenty-two for a long time. I have not had children, because I can't, not with anyone in this village. The system only allows children with a protagonist. That's the rule. Every villager you've ever met was born to a protagonist. Not generations back — direct. Her actual father. He passed through, fathered her, moved on, the way mine did. We're not a downstream crop, Drew. We're the daughters. We grow up where we grow up. We wait."</w:t>
+      </w:r>
+    </w:p>
+    <w:p>
+      <w:pPr>
+        <w:spacing w:after="240" w:before="240" w:lineRule="auto"/>
+        <w:ind w:firstLine="0"/>
+        <w:rPr/>
+      </w:pPr>
+      <w:r>
+        <w:rPr>
+          <w:rtl w:val="0"/>
+        </w:rPr>
+        <w:t xml:space="preserve">"That is — that is a wild sentence to drop into casual conversation, Mira."</w:t>
+      </w:r>
+    </w:p>
+    <w:p>
+      <w:pPr>
+        <w:spacing w:after="240" w:before="240" w:lineRule="auto"/>
+        <w:ind w:firstLine="0"/>
+        <w:rPr/>
+      </w:pPr>
+      <w:r>
+        <w:rPr>
+          <w:rtl w:val="0"/>
+        </w:rPr>
+        <w:t xml:space="preserve">"You asked."</w:t>
+      </w:r>
+    </w:p>
+    <w:p>
+      <w:pPr>
+        <w:spacing w:after="240" w:before="240" w:lineRule="auto"/>
+        <w:ind w:firstLine="0"/>
+        <w:rPr/>
+      </w:pPr>
+      <w:r>
+        <w:rPr>
+          <w:rtl w:val="0"/>
+        </w:rPr>
+        <w:t xml:space="preserve">"I did. Yeah, I did."</w:t>
+      </w:r>
+    </w:p>
+    <w:p>
+      <w:pPr>
+        <w:spacing w:after="240" w:before="240" w:lineRule="auto"/>
+        <w:ind w:firstLine="0"/>
+        <w:rPr/>
+      </w:pPr>
+      <w:r>
+        <w:rPr>
+          <w:rtl w:val="0"/>
+        </w:rPr>
+        <w:t xml:space="preserve">"Don't ask me how it works."</w:t>
+      </w:r>
+    </w:p>
+    <w:p>
+      <w:pPr>
+        <w:spacing w:after="240" w:before="240" w:lineRule="auto"/>
+        <w:ind w:firstLine="0"/>
+        <w:rPr/>
+      </w:pPr>
+      <w:r>
+        <w:rPr>
+          <w:rtl w:val="0"/>
+        </w:rPr>
+        <w:t xml:space="preserve">"How does it w —"</w:t>
+      </w:r>
+    </w:p>
+    <w:p>
+      <w:pPr>
+        <w:spacing w:after="240" w:before="240" w:lineRule="auto"/>
+        <w:ind w:firstLine="0"/>
+        <w:rPr/>
+      </w:pPr>
+      <w:r>
+        <w:rPr>
+          <w:rtl w:val="0"/>
+        </w:rPr>
+        <w:t xml:space="preserve">"Hey."</w:t>
+      </w:r>
+    </w:p>
+    <w:p>
+      <w:pPr>
+        <w:spacing w:after="240" w:before="240" w:lineRule="auto"/>
+        <w:ind w:firstLine="0"/>
+        <w:rPr/>
+      </w:pPr>
+      <w:r>
+        <w:rPr>
+          <w:rtl w:val="0"/>
+        </w:rPr>
+        <w:t xml:space="preserve">The number ticked from 50 to 47.</w:t>
+      </w:r>
+    </w:p>
+    <w:p>
+      <w:pPr>
+        <w:spacing w:after="240" w:before="240" w:lineRule="auto"/>
+        <w:ind w:firstLine="0"/>
+        <w:rPr/>
+      </w:pPr>
+      <w:r>
+        <w:rPr>
+          <w:rtl w:val="0"/>
+        </w:rPr>
+        <w:t xml:space="preserve">"Sorry. Sorry. Reflex."</w:t>
+      </w:r>
+    </w:p>
+    <w:p>
+      <w:pPr>
+        <w:spacing w:after="240" w:before="240" w:lineRule="auto"/>
+        <w:ind w:firstLine="0"/>
+        <w:rPr/>
+      </w:pPr>
+      <w:r>
+        <w:rPr>
+          <w:rtl w:val="0"/>
+        </w:rPr>
+        <w:t xml:space="preserve">"That one's not for today."</w:t>
+      </w:r>
+    </w:p>
+    <w:p>
+      <w:pPr>
+        <w:spacing w:after="240" w:before="240" w:lineRule="auto"/>
+        <w:ind w:firstLine="0"/>
+        <w:rPr/>
+      </w:pPr>
+      <w:r>
+        <w:rPr>
+          <w:rtl w:val="0"/>
+        </w:rPr>
+        <w:t xml:space="preserve">"Right. Okay. Got it. Sorry."</w:t>
+      </w:r>
+    </w:p>
+    <w:p>
+      <w:pPr>
+        <w:spacing w:after="240" w:before="240" w:lineRule="auto"/>
+        <w:ind w:firstLine="0"/>
+        <w:rPr/>
+      </w:pPr>
+      <w:r>
+        <w:rPr>
+          <w:rtl w:val="0"/>
+        </w:rPr>
+        <w:t xml:space="preserve">He patted her head. The number ticked from 47 to 48.</w:t>
+      </w:r>
+    </w:p>
+    <w:p>
+      <w:pPr>
+        <w:spacing w:after="240" w:before="240" w:lineRule="auto"/>
+        <w:ind w:firstLine="0"/>
+        <w:rPr/>
+      </w:pPr>
+      <w:r>
+        <w:rPr>
+          <w:rtl w:val="0"/>
+        </w:rPr>
+        <w:t xml:space="preserve">The portrait at the corner of his vision rolled her eyes at him, fondly, and the actual Mira beside him did the same, fondly, and Drew, who had spent the better part of his morning earning and spending affection in approximately equal measure, found that he was grinning. She was still holding the grass-and-wildflower bouquet against her chest.</w:t>
+      </w:r>
+    </w:p>
+    <w:p>
+      <w:pPr>
+        <w:spacing w:after="240" w:before="240" w:lineRule="auto"/>
+        <w:ind w:firstLine="0"/>
+        <w:rPr/>
+      </w:pPr>
+      <w:r>
+        <w:rPr>
+          <w:rtl w:val="0"/>
+        </w:rPr>
+        <w:t xml:space="preserve">"Go give Branwen her logs," Mira said. "You owe her logs. Come home for dinner. Please."</w:t>
       </w:r>
     </w:p>
     <w:p>
@@ -17639,1164 +18231,7 @@
         <w:rPr>
           <w:rtl w:val="0"/>
         </w:rPr>
-        <w:t xml:space="preserve">"Okay. Come here."</w:t>
-      </w:r>
-    </w:p>
-    <w:p>
-      <w:pPr>
-        <w:spacing w:after="240" w:before="240" w:lineRule="auto"/>
-        <w:ind w:firstLine="0"/>
-        <w:rPr/>
-      </w:pPr>
-      <w:r>
-        <w:rPr>
-          <w:rtl w:val="0"/>
-        </w:rPr>
-        <w:t xml:space="preserve">He stood up. He hugged her. While she was tucked against him with her face against his shoulder and her arms around his ribs, he slid one hand down and squeezed her, deliberately, where he had said he was going to.</w:t>
-      </w:r>
-    </w:p>
-    <w:p>
-      <w:pPr>
-        <w:spacing w:after="240" w:before="240" w:lineRule="auto"/>
-        <w:ind w:firstLine="0"/>
-        <w:rPr/>
-      </w:pPr>
-      <w:r>
-        <w:rPr>
-          <w:rtl w:val="0"/>
-        </w:rPr>
-        <w:t xml:space="preserve">She made a small noise against his shoulder. Hey. It was muffled. She did not let go of him. She did not pull back. She squirmed a little, the way a cat squirms when it has been picked up wrong, and stayed in the hug.</w:t>
-      </w:r>
-    </w:p>
-    <w:p>
-      <w:pPr>
-        <w:spacing w:after="240" w:before="240" w:lineRule="auto"/>
-        <w:ind w:firstLine="0"/>
-        <w:rPr/>
-      </w:pPr>
-      <w:r>
-        <w:rPr>
-          <w:rtl w:val="0"/>
-        </w:rPr>
-        <w:t xml:space="preserve">The number dropped from 45 to 38. The Mood readout, which had been a soft pleased-green, shifted to a flicker of pinker-amber and the word MOOD read Annoyed. The portrait at the corner of his vision crossed her arms in his peripheral vision while the actual Mira stayed pressed against his ribs, and Drew, who had been told the rules were forgiving and had not entirely processed how forgiving until this exact moment, found himself grinning over the top of her head.</w:t>
-      </w:r>
-    </w:p>
-    <w:p>
-      <w:pPr>
-        <w:spacing w:after="240" w:before="240" w:lineRule="auto"/>
-        <w:ind w:firstLine="0"/>
-        <w:rPr/>
-      </w:pPr>
-      <w:r>
-        <w:rPr>
-          <w:rtl w:val="0"/>
-        </w:rPr>
-        <w:t xml:space="preserve">He let go.</w:t>
-      </w:r>
-    </w:p>
-    <w:p>
-      <w:pPr>
-        <w:spacing w:after="240" w:before="240" w:lineRule="auto"/>
-        <w:ind w:firstLine="0"/>
-        <w:rPr/>
-      </w:pPr>
-      <w:r>
-        <w:rPr>
-          <w:rtl w:val="0"/>
-        </w:rPr>
-        <w:t xml:space="preserve">She let go with him.</w:t>
-      </w:r>
-    </w:p>
-    <w:p>
-      <w:pPr>
-        <w:spacing w:after="240" w:before="240" w:lineRule="auto"/>
-        <w:ind w:firstLine="0"/>
-        <w:rPr/>
-      </w:pPr>
-      <w:r>
-        <w:rPr>
-          <w:rtl w:val="0"/>
-        </w:rPr>
-        <w:t xml:space="preserve">He stepped back. She crossed her arms for real. She was not smiling. She was not devastated either. She was looking at him with the exact expression she had told him she would have, crossed-arms upset, with one eyebrow raised.</w:t>
-      </w:r>
-    </w:p>
-    <w:p>
-      <w:pPr>
-        <w:spacing w:after="240" w:before="240" w:lineRule="auto"/>
-        <w:ind w:firstLine="0"/>
-        <w:rPr/>
-      </w:pPr>
-      <w:r>
-        <w:rPr>
-          <w:rtl w:val="0"/>
-        </w:rPr>
-        <w:t xml:space="preserve">"Wow."</w:t>
-      </w:r>
-    </w:p>
-    <w:p>
-      <w:pPr>
-        <w:spacing w:after="240" w:before="240" w:lineRule="auto"/>
-        <w:ind w:firstLine="0"/>
-        <w:rPr/>
-      </w:pPr>
-      <w:r>
-        <w:rPr>
-          <w:rtl w:val="0"/>
-        </w:rPr>
-        <w:t xml:space="preserve">"I know."</w:t>
-      </w:r>
-    </w:p>
-    <w:p>
-      <w:pPr>
-        <w:spacing w:after="240" w:before="240" w:lineRule="auto"/>
-        <w:ind w:firstLine="0"/>
-        <w:rPr/>
-      </w:pPr>
-      <w:r>
-        <w:rPr>
-          <w:rtl w:val="0"/>
-        </w:rPr>
-        <w:t xml:space="preserve">"You went for it."</w:t>
-      </w:r>
-    </w:p>
-    <w:p>
-      <w:pPr>
-        <w:spacing w:after="240" w:before="240" w:lineRule="auto"/>
-        <w:ind w:firstLine="0"/>
-        <w:rPr/>
-      </w:pPr>
-      <w:r>
-        <w:rPr>
-          <w:rtl w:val="0"/>
-        </w:rPr>
-        <w:t xml:space="preserve">"You said the curriculum permits it."</w:t>
-      </w:r>
-    </w:p>
-    <w:p>
-      <w:pPr>
-        <w:spacing w:after="240" w:before="240" w:lineRule="auto"/>
-        <w:ind w:firstLine="0"/>
-        <w:rPr/>
-      </w:pPr>
-      <w:r>
-        <w:rPr>
-          <w:rtl w:val="0"/>
-        </w:rPr>
-        <w:t xml:space="preserve">"The curriculum does permit it. The system has me crossed-arms upset on cue. That's the script. You owe me flowers."</w:t>
-      </w:r>
-    </w:p>
-    <w:p>
-      <w:pPr>
-        <w:spacing w:after="240" w:before="240" w:lineRule="auto"/>
-        <w:ind w:firstLine="0"/>
-        <w:rPr/>
-      </w:pPr>
-      <w:r>
-        <w:rPr>
-          <w:rtl w:val="0"/>
-        </w:rPr>
-        <w:t xml:space="preserve">"Seven points down, Mood at Annoyed."</w:t>
-      </w:r>
-    </w:p>
-    <w:p>
-      <w:pPr>
-        <w:spacing w:after="240" w:before="240" w:lineRule="auto"/>
-        <w:ind w:firstLine="0"/>
-        <w:rPr/>
-      </w:pPr>
-      <w:r>
-        <w:rPr>
-          <w:rtl w:val="0"/>
-        </w:rPr>
-        <w:t xml:space="preserve">"Drew."</w:t>
-      </w:r>
-    </w:p>
-    <w:p>
-      <w:pPr>
-        <w:spacing w:after="240" w:before="240" w:lineRule="auto"/>
-        <w:ind w:firstLine="0"/>
-        <w:rPr/>
-      </w:pPr>
-      <w:r>
-        <w:rPr>
-          <w:rtl w:val="0"/>
-        </w:rPr>
-        <w:t xml:space="preserve">"I'm reading you off your own panel, Mira."</w:t>
-      </w:r>
-    </w:p>
-    <w:p>
-      <w:pPr>
-        <w:spacing w:after="240" w:before="240" w:lineRule="auto"/>
-        <w:ind w:firstLine="0"/>
-        <w:rPr/>
-      </w:pPr>
-      <w:r>
-        <w:rPr>
-          <w:rtl w:val="0"/>
-        </w:rPr>
-        <w:t xml:space="preserve">"That is infuriating."</w:t>
-      </w:r>
-    </w:p>
-    <w:p>
-      <w:pPr>
-        <w:spacing w:after="240" w:before="240" w:lineRule="auto"/>
-        <w:ind w:firstLine="0"/>
-        <w:rPr/>
-      </w:pPr>
-      <w:r>
-        <w:rPr>
-          <w:rtl w:val="0"/>
-        </w:rPr>
-        <w:t xml:space="preserve">"Buying flowers in a minute."</w:t>
-      </w:r>
-    </w:p>
-    <w:p>
-      <w:pPr>
-        <w:spacing w:after="240" w:before="240" w:lineRule="auto"/>
-        <w:ind w:firstLine="0"/>
-        <w:rPr/>
-      </w:pPr>
-      <w:r>
-        <w:rPr>
-          <w:rtl w:val="0"/>
-        </w:rPr>
-        <w:t xml:space="preserve">"You'd better."</w:t>
-      </w:r>
-    </w:p>
-    <w:p>
-      <w:pPr>
-        <w:spacing w:after="240" w:before="240" w:lineRule="auto"/>
-        <w:ind w:firstLine="0"/>
-        <w:rPr/>
-      </w:pPr>
-      <w:r>
-        <w:rPr>
-          <w:rtl w:val="0"/>
-        </w:rPr>
-        <w:t xml:space="preserve">She huffed at him. The huff was, Drew was already noticing, a performative one — the system had her upset on schedule, and the portrait at the corner of his vision, who could not lie about it the way the actual Mira could, was already looking entertained.</w:t>
-      </w:r>
-    </w:p>
-    <w:p>
-      <w:pPr>
-        <w:spacing w:after="240" w:before="240" w:lineRule="auto"/>
-        <w:ind w:firstLine="0"/>
-        <w:rPr/>
-      </w:pPr>
-      <w:r>
-        <w:rPr>
-          <w:rtl w:val="0"/>
-        </w:rPr>
-        <w:t xml:space="preserve">"Can I ask one more thing while you're still crossed-arms upset," Drew said.</w:t>
-      </w:r>
-    </w:p>
-    <w:p>
-      <w:pPr>
-        <w:spacing w:after="240" w:before="240" w:lineRule="auto"/>
-        <w:ind w:firstLine="0"/>
-        <w:rPr/>
-      </w:pPr>
-      <w:r>
-        <w:rPr>
-          <w:rtl w:val="0"/>
-        </w:rPr>
-        <w:t xml:space="preserve">"Now you want to exploit it?"</w:t>
-      </w:r>
-    </w:p>
-    <w:p>
-      <w:pPr>
-        <w:spacing w:after="240" w:before="240" w:lineRule="auto"/>
-        <w:ind w:firstLine="0"/>
-        <w:rPr/>
-      </w:pPr>
-      <w:r>
-        <w:rPr>
-          <w:rtl w:val="0"/>
-        </w:rPr>
-        <w:t xml:space="preserve">"I figure the data's better if you're already mad."</w:t>
-      </w:r>
-    </w:p>
-    <w:p>
-      <w:pPr>
-        <w:spacing w:after="240" w:before="240" w:lineRule="auto"/>
-        <w:ind w:firstLine="0"/>
-        <w:rPr/>
-      </w:pPr>
-      <w:r>
-        <w:rPr>
-          <w:rtl w:val="0"/>
-        </w:rPr>
-        <w:t xml:space="preserve">She laughed. She didn't want to. It just got out of her.</w:t>
-      </w:r>
-    </w:p>
-    <w:p>
-      <w:pPr>
-        <w:spacing w:after="240" w:before="240" w:lineRule="auto"/>
-        <w:ind w:firstLine="0"/>
-        <w:rPr/>
-      </w:pPr>
-      <w:r>
-        <w:rPr>
-          <w:rtl w:val="0"/>
-        </w:rPr>
-        <w:t xml:space="preserve">"Ask, you maniac."</w:t>
-      </w:r>
-    </w:p>
-    <w:p>
-      <w:pPr>
-        <w:spacing w:after="240" w:before="240" w:lineRule="auto"/>
-        <w:ind w:firstLine="0"/>
-        <w:rPr/>
-      </w:pPr>
-      <w:r>
-        <w:rPr>
-          <w:rtl w:val="0"/>
-        </w:rPr>
-        <w:t xml:space="preserve">"Is there anything I could do to you, where the system doesn't let it heal. Where I do a thing and we can't make it right."</w:t>
-      </w:r>
-    </w:p>
-    <w:p>
-      <w:pPr>
-        <w:spacing w:after="240" w:before="240" w:lineRule="auto"/>
-        <w:ind w:firstLine="0"/>
-        <w:rPr/>
-      </w:pPr>
-      <w:r>
-        <w:rPr>
-          <w:rtl w:val="0"/>
-        </w:rPr>
-        <w:t xml:space="preserve">She thought about it. She thought about it for longer than he expected. The portrait at the corner of his vision, who had been frowning, frowned harder, and then frowned thoughtfully, and then settled into the same sober expression as the actual Mira beside him.</w:t>
-      </w:r>
-    </w:p>
-    <w:p>
-      <w:pPr>
-        <w:spacing w:after="240" w:before="240" w:lineRule="auto"/>
-        <w:ind w:firstLine="0"/>
-        <w:rPr/>
-      </w:pPr>
-      <w:r>
-        <w:rPr>
-          <w:rtl w:val="0"/>
-        </w:rPr>
-        <w:t xml:space="preserve">"Killing me," she said.</w:t>
-      </w:r>
-    </w:p>
-    <w:p>
-      <w:pPr>
-        <w:spacing w:after="240" w:before="240" w:lineRule="auto"/>
-        <w:ind w:firstLine="0"/>
-        <w:rPr/>
-      </w:pPr>
-      <w:r>
-        <w:rPr>
-          <w:rtl w:val="0"/>
-        </w:rPr>
-        <w:t xml:space="preserve">"Killing you."</w:t>
-      </w:r>
-    </w:p>
-    <w:p>
-      <w:pPr>
-        <w:spacing w:after="240" w:before="240" w:lineRule="auto"/>
-        <w:ind w:firstLine="0"/>
-        <w:rPr/>
-      </w:pPr>
-      <w:r>
-        <w:rPr>
-          <w:rtl w:val="0"/>
-        </w:rPr>
-        <w:t xml:space="preserve">"That's the only thing I can think of. The system can't undo killing me. There's a permanent flag, in the records — if a person kills another person, the village knows, the system knows. It doesn't go away. Other than that, every relationship in this village is recoverable, with the right work. Even very ugly things. People have done very ugly things to each other, Drew, and the village has put itself back together, because the system gives us tools to do that. But killing — it can't undo killing. It's the line."</w:t>
-      </w:r>
-    </w:p>
-    <w:p>
-      <w:pPr>
-        <w:spacing w:after="240" w:before="240" w:lineRule="auto"/>
-        <w:ind w:firstLine="0"/>
-        <w:rPr/>
-      </w:pPr>
-      <w:r>
-        <w:rPr>
-          <w:rtl w:val="0"/>
-        </w:rPr>
-        <w:t xml:space="preserve">"I — Mira, you can rest assured that is not on the menu."</w:t>
-      </w:r>
-    </w:p>
-    <w:p>
-      <w:pPr>
-        <w:spacing w:after="240" w:before="240" w:lineRule="auto"/>
-        <w:ind w:firstLine="0"/>
-        <w:rPr/>
-      </w:pPr>
-      <w:r>
-        <w:rPr>
-          <w:rtl w:val="0"/>
-        </w:rPr>
-        <w:t xml:space="preserve">"I know."</w:t>
-      </w:r>
-    </w:p>
-    <w:p>
-      <w:pPr>
-        <w:spacing w:after="240" w:before="240" w:lineRule="auto"/>
-        <w:ind w:firstLine="0"/>
-        <w:rPr/>
-      </w:pPr>
-      <w:r>
-        <w:rPr>
-          <w:rtl w:val="0"/>
-        </w:rPr>
-        <w:t xml:space="preserve">"I'm just mapping the territory."</w:t>
-      </w:r>
-    </w:p>
-    <w:p>
-      <w:pPr>
-        <w:spacing w:after="240" w:before="240" w:lineRule="auto"/>
-        <w:ind w:firstLine="0"/>
-        <w:rPr/>
-      </w:pPr>
-      <w:r>
-        <w:rPr>
-          <w:rtl w:val="0"/>
-        </w:rPr>
-        <w:t xml:space="preserve">"I know."</w:t>
-      </w:r>
-    </w:p>
-    <w:p>
-      <w:pPr>
-        <w:spacing w:after="240" w:before="240" w:lineRule="auto"/>
-        <w:ind w:firstLine="0"/>
-        <w:rPr/>
-      </w:pPr>
-      <w:r>
-        <w:rPr>
-          <w:rtl w:val="0"/>
-        </w:rPr>
-        <w:t xml:space="preserve">"Has anyone ever?"</w:t>
-      </w:r>
-    </w:p>
-    <w:p>
-      <w:pPr>
-        <w:spacing w:after="240" w:before="240" w:lineRule="auto"/>
-        <w:ind w:firstLine="0"/>
-        <w:rPr/>
-      </w:pPr>
-      <w:r>
-        <w:rPr>
-          <w:rtl w:val="0"/>
-        </w:rPr>
-        <w:t xml:space="preserve">"Here? No. Other places, my grandma's heard stories. Other villages. There's a protagonist who did once, somewhere far. The travelers brought it through. I'm not telling you that story today. Some other time."</w:t>
-      </w:r>
-    </w:p>
-    <w:p>
-      <w:pPr>
-        <w:spacing w:after="240" w:before="240" w:lineRule="auto"/>
-        <w:ind w:firstLine="0"/>
-        <w:rPr/>
-      </w:pPr>
-      <w:r>
-        <w:rPr>
-          <w:rtl w:val="0"/>
-        </w:rPr>
-        <w:t xml:space="preserve">"Okay."</w:t>
-      </w:r>
-    </w:p>
-    <w:p>
-      <w:pPr>
-        <w:spacing w:after="240" w:before="240" w:lineRule="auto"/>
-        <w:ind w:firstLine="0"/>
-        <w:rPr/>
-      </w:pPr>
-      <w:r>
-        <w:rPr>
-          <w:rtl w:val="0"/>
-        </w:rPr>
-        <w:t xml:space="preserve">He sat. The morning sun on the deck was warm on his back. Banjo, who had given up on the stove because the stove was unlit, came and sat on his foot and leaned against his shin. The chubchirps Drew had not given Branwen were probably still in his inventory. Mira was sitting on the rail with her arms crossed and her face quiet, watching him.</w:t>
-      </w:r>
-    </w:p>
-    <w:p>
-      <w:pPr>
-        <w:spacing w:after="240" w:before="240" w:lineRule="auto"/>
-        <w:ind w:firstLine="0"/>
-        <w:rPr/>
-      </w:pPr>
-      <w:r>
-        <w:rPr>
-          <w:rtl w:val="0"/>
-        </w:rPr>
-        <w:t xml:space="preserve">He had one more thing he wanted to ask. He asked it.</w:t>
-      </w:r>
-    </w:p>
-    <w:p>
-      <w:pPr>
-        <w:spacing w:after="240" w:before="240" w:lineRule="auto"/>
-        <w:ind w:firstLine="0"/>
-        <w:rPr/>
-      </w:pPr>
-      <w:r>
-        <w:rPr>
-          <w:rtl w:val="0"/>
-        </w:rPr>
-        <w:t xml:space="preserve">"Mira."</w:t>
-      </w:r>
-    </w:p>
-    <w:p>
-      <w:pPr>
-        <w:spacing w:after="240" w:before="240" w:lineRule="auto"/>
-        <w:ind w:firstLine="0"/>
-        <w:rPr/>
-      </w:pPr>
-      <w:r>
-        <w:rPr>
-          <w:rtl w:val="0"/>
-        </w:rPr>
-        <w:t xml:space="preserve">"Yeah."</w:t>
-      </w:r>
-    </w:p>
-    <w:p>
-      <w:pPr>
-        <w:spacing w:after="240" w:before="240" w:lineRule="auto"/>
-        <w:ind w:firstLine="0"/>
-        <w:rPr/>
-      </w:pPr>
-      <w:r>
-        <w:rPr>
-          <w:rtl w:val="0"/>
-        </w:rPr>
-        <w:t xml:space="preserve">"Are you — uh. Anatomically. The same as a human."</w:t>
-      </w:r>
-    </w:p>
-    <w:p>
-      <w:pPr>
-        <w:spacing w:after="240" w:before="240" w:lineRule="auto"/>
-        <w:ind w:firstLine="0"/>
-        <w:rPr/>
-      </w:pPr>
-      <w:r>
-        <w:rPr>
-          <w:rtl w:val="0"/>
-        </w:rPr>
-        <w:t xml:space="preserve">Mira blinked.</w:t>
-      </w:r>
-    </w:p>
-    <w:p>
-      <w:pPr>
-        <w:spacing w:after="240" w:before="240" w:lineRule="auto"/>
-        <w:ind w:firstLine="0"/>
-        <w:rPr/>
-      </w:pPr>
-      <w:r>
-        <w:rPr>
-          <w:rtl w:val="0"/>
-        </w:rPr>
-        <w:t xml:space="preserve">"I don't know what that means."</w:t>
-      </w:r>
-    </w:p>
-    <w:p>
-      <w:pPr>
-        <w:spacing w:after="240" w:before="240" w:lineRule="auto"/>
-        <w:ind w:firstLine="0"/>
-        <w:rPr/>
-      </w:pPr>
-      <w:r>
-        <w:rPr>
-          <w:rtl w:val="0"/>
-        </w:rPr>
-        <w:t xml:space="preserve">"I'm asking whether you're, uh. Whether you have. Genitals. Nipples. The same equipment."</w:t>
-      </w:r>
-    </w:p>
-    <w:p>
-      <w:pPr>
-        <w:spacing w:after="240" w:before="240" w:lineRule="auto"/>
-        <w:ind w:firstLine="0"/>
-        <w:rPr/>
-      </w:pPr>
-      <w:r>
-        <w:rPr>
-          <w:rtl w:val="0"/>
-        </w:rPr>
-        <w:t xml:space="preserve">Her face went pink.</w:t>
-      </w:r>
-    </w:p>
-    <w:p>
-      <w:pPr>
-        <w:spacing w:after="240" w:before="240" w:lineRule="auto"/>
-        <w:ind w:firstLine="0"/>
-        <w:rPr/>
-      </w:pPr>
-      <w:r>
-        <w:rPr>
-          <w:rtl w:val="0"/>
-        </w:rPr>
-        <w:t xml:space="preserve">It went pink quickly, in two soft patches across her cheekbones, and her ears went pink at the tips, and the portrait at the corner of his vision went a corresponding color across the cheeks of her cartoon face. Drew watched it happen with the close attention of a man who had not yet seen Mira blush and who, having now seen it, was going to be thinking about it for a while. The blush was, in his quiet professional opinion as a man, an enormously effective blush. He suspected the system had been a long time in building it.</w:t>
-      </w:r>
-    </w:p>
-    <w:p>
-      <w:pPr>
-        <w:spacing w:after="240" w:before="240" w:lineRule="auto"/>
-        <w:ind w:firstLine="0"/>
-        <w:rPr/>
-      </w:pPr>
-      <w:r>
-        <w:rPr>
-          <w:rtl w:val="0"/>
-        </w:rPr>
-        <w:t xml:space="preserve">"Hey," she said. Quietly. Not the hey of yesterday. A different hey.</w:t>
-      </w:r>
-    </w:p>
-    <w:p>
-      <w:pPr>
-        <w:spacing w:after="240" w:before="240" w:lineRule="auto"/>
-        <w:ind w:firstLine="0"/>
-        <w:rPr/>
-      </w:pPr>
-      <w:r>
-        <w:rPr>
-          <w:rtl w:val="0"/>
-        </w:rPr>
-        <w:t xml:space="preserve">The number on the panel dropped from 38 to 34.</w:t>
-      </w:r>
-    </w:p>
-    <w:p>
-      <w:pPr>
-        <w:spacing w:after="240" w:before="240" w:lineRule="auto"/>
-        <w:ind w:firstLine="0"/>
-        <w:rPr/>
-      </w:pPr>
-      <w:r>
-        <w:rPr>
-          <w:rtl w:val="0"/>
-        </w:rPr>
-        <w:t xml:space="preserve">"Right. Flowers. Be right back."</w:t>
-      </w:r>
-    </w:p>
-    <w:p>
-      <w:pPr>
-        <w:spacing w:after="240" w:before="240" w:lineRule="auto"/>
-        <w:ind w:firstLine="0"/>
-        <w:rPr/>
-      </w:pPr>
-      <w:r>
-        <w:rPr>
-          <w:rtl w:val="0"/>
-        </w:rPr>
-        <w:t xml:space="preserve">"You will absolutely be right back with flowers."</w:t>
-      </w:r>
-    </w:p>
-    <w:p>
-      <w:pPr>
-        <w:spacing w:after="240" w:before="240" w:lineRule="auto"/>
-        <w:ind w:firstLine="0"/>
-        <w:rPr/>
-      </w:pPr>
-      <w:r>
-        <w:rPr>
-          <w:rtl w:val="0"/>
-        </w:rPr>
-        <w:t xml:space="preserve">"Going."</w:t>
-      </w:r>
-    </w:p>
-    <w:p>
-      <w:pPr>
-        <w:spacing w:after="240" w:before="240" w:lineRule="auto"/>
-        <w:ind w:firstLine="0"/>
-        <w:rPr/>
-      </w:pPr>
-      <w:r>
-        <w:rPr>
-          <w:rtl w:val="0"/>
-        </w:rPr>
-        <w:t xml:space="preserve">He went.</w:t>
-      </w:r>
-    </w:p>
-    <w:p>
-      <w:pPr>
-        <w:spacing w:after="240" w:before="240" w:lineRule="auto"/>
-        <w:ind w:firstLine="0"/>
-        <w:rPr/>
-      </w:pPr>
-      <w:r>
-        <w:rPr>
-          <w:rtl w:val="0"/>
-        </w:rPr>
-        <w:t xml:space="preserve">There was a meadow on the far side of the deck rail, sloping down toward the creek, and it was full of small purple things and yellow things and a kind of white star-shaped thing that he was going to choose to assume was not poisonous. He picked a handful. He came back. He gave them to her. The portrait went pleased. The number ticked from 34 to 38.</w:t>
-      </w:r>
-    </w:p>
-    <w:p>
-      <w:pPr>
-        <w:spacing w:after="240" w:before="240" w:lineRule="auto"/>
-        <w:ind w:firstLine="0"/>
-        <w:rPr/>
-      </w:pPr>
-      <w:r>
-        <w:rPr>
-          <w:rtl w:val="0"/>
-        </w:rPr>
-        <w:t xml:space="preserve">He went back out and picked another handful, just the purple ones this time, because she had picked the purple ones out of the first bunch and put them in front. He gave them to her. The number ticked from 38 to 43.</w:t>
-      </w:r>
-    </w:p>
-    <w:p>
-      <w:pPr>
-        <w:spacing w:after="240" w:before="240" w:lineRule="auto"/>
-        <w:ind w:firstLine="0"/>
-        <w:rPr/>
-      </w:pPr>
-      <w:r>
-        <w:rPr>
-          <w:rtl w:val="0"/>
-        </w:rPr>
-        <w:t xml:space="preserve">He went back out and picked a third handful, this one with grass blades twined in for ornament, because that was a thing his grandma had done at the cabin on weekends, twining grass into wildflowers so the bouquet had structure.</w:t>
-      </w:r>
-    </w:p>
-    <w:p>
-      <w:pPr>
-        <w:spacing w:after="240" w:before="240" w:lineRule="auto"/>
-        <w:ind w:firstLine="0"/>
-        <w:rPr/>
-      </w:pPr>
-      <w:r>
-        <w:rPr>
-          <w:rtl w:val="0"/>
-        </w:rPr>
-        <w:t xml:space="preserve">He came back. He gave them to her.</w:t>
-      </w:r>
-    </w:p>
-    <w:p>
-      <w:pPr>
-        <w:spacing w:after="240" w:before="240" w:lineRule="auto"/>
-        <w:ind w:firstLine="0"/>
-        <w:rPr/>
-      </w:pPr>
-      <w:r>
-        <w:rPr>
-          <w:rtl w:val="0"/>
-        </w:rPr>
-        <w:t xml:space="preserve">The number ticked from 43 to 49. Then to 50. Then it shimmered, and Tier: Friend gave its little dissolve, and Tier: Colleague slid into place under her name. The locked AVAILABLE REQUESTS readout unlocked, lighting up amber. Two options were listed in muted text:</w:t>
-      </w:r>
-    </w:p>
-    <w:p>
-      <w:pPr>
-        <w:spacing w:after="240" w:before="240" w:lineRule="auto"/>
-        <w:ind w:firstLine="0"/>
-        <w:rPr/>
-      </w:pPr>
-      <w:r>
-        <w:rPr>
-          <w:rtl w:val="0"/>
-        </w:rPr>
-        <w:t xml:space="preserve">Request: Take Me Fishing on the Lake Request: Show Me Your Old World</w:t>
-      </w:r>
-    </w:p>
-    <w:p>
-      <w:pPr>
-        <w:spacing w:after="240" w:before="240" w:lineRule="auto"/>
-        <w:ind w:firstLine="0"/>
-        <w:rPr/>
-      </w:pPr>
-      <w:r>
-        <w:rPr>
-          <w:rtl w:val="0"/>
-        </w:rPr>
-        <w:t xml:space="preserve">Mira looked at him over the top of the third bouquet, eyes still a little pink at the corners, mouth doing a small reluctant smile.</w:t>
-      </w:r>
-    </w:p>
-    <w:p>
-      <w:pPr>
-        <w:spacing w:after="240" w:before="240" w:lineRule="auto"/>
-        <w:ind w:firstLine="0"/>
-        <w:rPr/>
-      </w:pPr>
-      <w:r>
-        <w:rPr>
-          <w:rtl w:val="0"/>
-        </w:rPr>
-        <w:t xml:space="preserve">"That was a very good third bouquet."</w:t>
-      </w:r>
-    </w:p>
-    <w:p>
-      <w:pPr>
-        <w:spacing w:after="240" w:before="240" w:lineRule="auto"/>
-        <w:ind w:firstLine="0"/>
-        <w:rPr/>
-      </w:pPr>
-      <w:r>
-        <w:rPr>
-          <w:rtl w:val="0"/>
-        </w:rPr>
-        <w:t xml:space="preserve">"My grandma taught me."</w:t>
-      </w:r>
-    </w:p>
-    <w:p>
-      <w:pPr>
-        <w:spacing w:after="240" w:before="240" w:lineRule="auto"/>
-        <w:ind w:firstLine="0"/>
-        <w:rPr/>
-      </w:pPr>
-      <w:r>
-        <w:rPr>
-          <w:rtl w:val="0"/>
-        </w:rPr>
-        <w:t xml:space="preserve">"Tell your grandma I said thank you."</w:t>
-      </w:r>
-    </w:p>
-    <w:p>
-      <w:pPr>
-        <w:spacing w:after="240" w:before="240" w:lineRule="auto"/>
-        <w:ind w:firstLine="0"/>
-        <w:rPr/>
-      </w:pPr>
-      <w:r>
-        <w:rPr>
-          <w:rtl w:val="0"/>
-        </w:rPr>
-        <w:t xml:space="preserve">"My grandma's dead."</w:t>
-      </w:r>
-    </w:p>
-    <w:p>
-      <w:pPr>
-        <w:spacing w:after="240" w:before="240" w:lineRule="auto"/>
-        <w:ind w:firstLine="0"/>
-        <w:rPr/>
-      </w:pPr>
-      <w:r>
-        <w:rPr>
-          <w:rtl w:val="0"/>
-        </w:rPr>
-        <w:t xml:space="preserve">"Tell her anyway. Probably she can hear from where she is. People in the village swear by it." She shifted the bouquet to one arm and squared her shoulders at him in a small businesslike way. "Okay. Ask the question again."</w:t>
-      </w:r>
-    </w:p>
-    <w:p>
-      <w:pPr>
-        <w:spacing w:after="240" w:before="240" w:lineRule="auto"/>
-        <w:ind w:firstLine="0"/>
-        <w:rPr/>
-      </w:pPr>
-      <w:r>
-        <w:rPr>
-          <w:rtl w:val="0"/>
-        </w:rPr>
-        <w:t xml:space="preserve">"Which question."</w:t>
-      </w:r>
-    </w:p>
-    <w:p>
-      <w:pPr>
-        <w:spacing w:after="240" w:before="240" w:lineRule="auto"/>
-        <w:ind w:firstLine="0"/>
-        <w:rPr/>
-      </w:pPr>
-      <w:r>
-        <w:rPr>
-          <w:rtl w:val="0"/>
-        </w:rPr>
-        <w:t xml:space="preserve">"The body one. You bought your way back. Ask it like a Colleague would, and I'll answer it like a Colleague would."</w:t>
-      </w:r>
-    </w:p>
-    <w:p>
-      <w:pPr>
-        <w:spacing w:after="240" w:before="240" w:lineRule="auto"/>
-        <w:ind w:firstLine="0"/>
-        <w:rPr/>
-      </w:pPr>
-      <w:r>
-        <w:rPr>
-          <w:rtl w:val="0"/>
-        </w:rPr>
-        <w:t xml:space="preserve">"You sure."</w:t>
-      </w:r>
-    </w:p>
-    <w:p>
-      <w:pPr>
-        <w:spacing w:after="240" w:before="240" w:lineRule="auto"/>
-        <w:ind w:firstLine="0"/>
-        <w:rPr/>
-      </w:pPr>
-      <w:r>
-        <w:rPr>
-          <w:rtl w:val="0"/>
-        </w:rPr>
-        <w:t xml:space="preserve">"Drew, you went for three rounds of flowers. Ask the question."</w:t>
-      </w:r>
-    </w:p>
-    <w:p>
-      <w:pPr>
-        <w:spacing w:after="240" w:before="240" w:lineRule="auto"/>
-        <w:ind w:firstLine="0"/>
-        <w:rPr/>
-      </w:pPr>
-      <w:r>
-        <w:rPr>
-          <w:rtl w:val="0"/>
-        </w:rPr>
-        <w:t xml:space="preserve">He took a breath.</w:t>
-      </w:r>
-    </w:p>
-    <w:p>
-      <w:pPr>
-        <w:spacing w:after="240" w:before="240" w:lineRule="auto"/>
-        <w:ind w:firstLine="0"/>
-        <w:rPr/>
-      </w:pPr>
-      <w:r>
-        <w:rPr>
-          <w:rtl w:val="0"/>
-        </w:rPr>
-        <w:t xml:space="preserve">"Are you anatomically — "</w:t>
-      </w:r>
-    </w:p>
-    <w:p>
-      <w:pPr>
-        <w:spacing w:after="240" w:before="240" w:lineRule="auto"/>
-        <w:ind w:firstLine="0"/>
-        <w:rPr/>
-      </w:pPr>
-      <w:r>
-        <w:rPr>
-          <w:rtl w:val="0"/>
-        </w:rPr>
-        <w:t xml:space="preserve">"Yes."</w:t>
-      </w:r>
-    </w:p>
-    <w:p>
-      <w:pPr>
-        <w:spacing w:after="240" w:before="240" w:lineRule="auto"/>
-        <w:ind w:firstLine="0"/>
-        <w:rPr/>
-      </w:pPr>
-      <w:r>
-        <w:rPr>
-          <w:rtl w:val="0"/>
-        </w:rPr>
-        <w:t xml:space="preserve">"Yes?"</w:t>
-      </w:r>
-    </w:p>
-    <w:p>
-      <w:pPr>
-        <w:spacing w:after="240" w:before="240" w:lineRule="auto"/>
-        <w:ind w:firstLine="0"/>
-        <w:rPr/>
-      </w:pPr>
-      <w:r>
-        <w:rPr>
-          <w:rtl w:val="0"/>
-        </w:rPr>
-        <w:t xml:space="preserve">"Yes. I have everything. Mostly-elf woman of twenty-two who has been twenty-two for a long time. I have not had children, because I can't, not with anyone in this village. The system only allows children with a protagonist. That's the rule. Every villager you've ever met was born to a protagonist. Not generations back — direct. Her actual father. He passed through, fathered her, moved on, the way mine did. We're not a downstream crop, Drew. We're the daughters. We grow up where we grow up. We wait."</w:t>
-      </w:r>
-    </w:p>
-    <w:p>
-      <w:pPr>
-        <w:spacing w:after="240" w:before="240" w:lineRule="auto"/>
-        <w:ind w:firstLine="0"/>
-        <w:rPr/>
-      </w:pPr>
-      <w:r>
-        <w:rPr>
-          <w:rtl w:val="0"/>
-        </w:rPr>
-        <w:t xml:space="preserve">"That is — that is a wild sentence to drop into casual conversation, Mira."</w:t>
-      </w:r>
-    </w:p>
-    <w:p>
-      <w:pPr>
-        <w:spacing w:after="240" w:before="240" w:lineRule="auto"/>
-        <w:ind w:firstLine="0"/>
-        <w:rPr/>
-      </w:pPr>
-      <w:r>
-        <w:rPr>
-          <w:rtl w:val="0"/>
-        </w:rPr>
-        <w:t xml:space="preserve">"You asked."</w:t>
-      </w:r>
-    </w:p>
-    <w:p>
-      <w:pPr>
-        <w:spacing w:after="240" w:before="240" w:lineRule="auto"/>
-        <w:ind w:firstLine="0"/>
-        <w:rPr/>
-      </w:pPr>
-      <w:r>
-        <w:rPr>
-          <w:rtl w:val="0"/>
-        </w:rPr>
-        <w:t xml:space="preserve">"I did. Yeah, I did."</w:t>
-      </w:r>
-    </w:p>
-    <w:p>
-      <w:pPr>
-        <w:spacing w:after="240" w:before="240" w:lineRule="auto"/>
-        <w:ind w:firstLine="0"/>
-        <w:rPr/>
-      </w:pPr>
-      <w:r>
-        <w:rPr>
-          <w:rtl w:val="0"/>
-        </w:rPr>
-        <w:t xml:space="preserve">"Don't ask me how it works."</w:t>
-      </w:r>
-    </w:p>
-    <w:p>
-      <w:pPr>
-        <w:spacing w:after="240" w:before="240" w:lineRule="auto"/>
-        <w:ind w:firstLine="0"/>
-        <w:rPr/>
-      </w:pPr>
-      <w:r>
-        <w:rPr>
-          <w:rtl w:val="0"/>
-        </w:rPr>
-        <w:t xml:space="preserve">"How does it w —"</w:t>
-      </w:r>
-    </w:p>
-    <w:p>
-      <w:pPr>
-        <w:spacing w:after="240" w:before="240" w:lineRule="auto"/>
-        <w:ind w:firstLine="0"/>
-        <w:rPr/>
-      </w:pPr>
-      <w:r>
-        <w:rPr>
-          <w:rtl w:val="0"/>
-        </w:rPr>
-        <w:t xml:space="preserve">"Hey."</w:t>
-      </w:r>
-    </w:p>
-    <w:p>
-      <w:pPr>
-        <w:spacing w:after="240" w:before="240" w:lineRule="auto"/>
-        <w:ind w:firstLine="0"/>
-        <w:rPr/>
-      </w:pPr>
-      <w:r>
-        <w:rPr>
-          <w:rtl w:val="0"/>
-        </w:rPr>
-        <w:t xml:space="preserve">The number ticked from 50 to 47.</w:t>
-      </w:r>
-    </w:p>
-    <w:p>
-      <w:pPr>
-        <w:spacing w:after="240" w:before="240" w:lineRule="auto"/>
-        <w:ind w:firstLine="0"/>
-        <w:rPr/>
-      </w:pPr>
-      <w:r>
-        <w:rPr>
-          <w:rtl w:val="0"/>
-        </w:rPr>
-        <w:t xml:space="preserve">"Sorry. Sorry. Reflex."</w:t>
-      </w:r>
-    </w:p>
-    <w:p>
-      <w:pPr>
-        <w:spacing w:after="240" w:before="240" w:lineRule="auto"/>
-        <w:ind w:firstLine="0"/>
-        <w:rPr/>
-      </w:pPr>
-      <w:r>
-        <w:rPr>
-          <w:rtl w:val="0"/>
-        </w:rPr>
-        <w:t xml:space="preserve">"That one's not for today."</w:t>
-      </w:r>
-    </w:p>
-    <w:p>
-      <w:pPr>
-        <w:spacing w:after="240" w:before="240" w:lineRule="auto"/>
-        <w:ind w:firstLine="0"/>
-        <w:rPr/>
-      </w:pPr>
-      <w:r>
-        <w:rPr>
-          <w:rtl w:val="0"/>
-        </w:rPr>
-        <w:t xml:space="preserve">"Right. Okay. Got it. Sorry."</w:t>
-      </w:r>
-    </w:p>
-    <w:p>
-      <w:pPr>
-        <w:spacing w:after="240" w:before="240" w:lineRule="auto"/>
-        <w:ind w:firstLine="0"/>
-        <w:rPr/>
-      </w:pPr>
-      <w:r>
-        <w:rPr>
-          <w:rtl w:val="0"/>
-        </w:rPr>
-        <w:t xml:space="preserve">He patted her head. The number ticked from 47 to 48.</w:t>
-      </w:r>
-    </w:p>
-    <w:p>
-      <w:pPr>
-        <w:spacing w:after="240" w:before="240" w:lineRule="auto"/>
-        <w:ind w:firstLine="0"/>
-        <w:rPr/>
-      </w:pPr>
-      <w:r>
-        <w:rPr>
-          <w:rtl w:val="0"/>
-        </w:rPr>
-        <w:t xml:space="preserve">The portrait at the corner of his vision rolled her eyes at him, fondly, and the actual Mira beside him did the same, fondly, and Drew, who had spent the better part of his morning earning and spending affection in approximately equal measure, found that he was grinning. She was still holding the grass-and-wildflower bouquet against her chest.</w:t>
-      </w:r>
-    </w:p>
-    <w:p>
-      <w:pPr>
-        <w:spacing w:after="240" w:before="240" w:lineRule="auto"/>
-        <w:ind w:firstLine="0"/>
-        <w:rPr/>
-      </w:pPr>
-      <w:r>
-        <w:rPr>
-          <w:rtl w:val="0"/>
-        </w:rPr>
-        <w:t xml:space="preserve">"Go give Branwen her logs," Mira said. "You owe her logs. Come home for dinner. Please."</w:t>
-      </w:r>
-    </w:p>
-    <w:p>
-      <w:pPr>
-        <w:spacing w:after="240" w:before="240" w:lineRule="auto"/>
-        <w:ind w:firstLine="0"/>
-        <w:rPr/>
-      </w:pPr>
-      <w:r>
-        <w:rPr>
-          <w:rtl w:val="0"/>
-        </w:rPr>
-        <w:t xml:space="preserve">"I will."</w:t>
-      </w:r>
-    </w:p>
-    <w:p>
-      <w:pPr>
-        <w:spacing w:after="240" w:before="240" w:lineRule="auto"/>
-        <w:ind w:firstLine="0"/>
-        <w:rPr/>
-      </w:pPr>
-      <w:r>
-        <w:rPr>
-          <w:rtl w:val="0"/>
-        </w:rPr>
-        <w:t xml:space="preserve">"Drew."</w:t>
-      </w:r>
-    </w:p>
-    <w:p>
-      <w:pPr>
-        <w:spacing w:after="240" w:before="240" w:lineRule="auto"/>
-        <w:ind w:firstLine="0"/>
-        <w:rPr/>
-      </w:pPr>
-      <w:r>
-        <w:rPr>
-          <w:rtl w:val="0"/>
-        </w:rPr>
-        <w:t xml:space="preserve">"Yeah."</w:t>
-      </w:r>
-    </w:p>
-    <w:p>
-      <w:pPr>
-        <w:spacing w:after="240" w:before="240" w:lineRule="auto"/>
-        <w:ind w:firstLine="0"/>
-        <w:rPr/>
-      </w:pPr>
-      <w:r>
-        <w:rPr>
-          <w:rtl w:val="0"/>
-        </w:rPr>
-        <w:t xml:space="preserve">"Next time you want to bonk into me, don't think so hard about whether you're allowed to. Just bring better flowers."</w:t>
+        <w:t xml:space="preserve">"Next time you want to bonk into me, Drew, don't think so hard about whether you're allowed to. Just bring better flowers."</w:t>
       </w:r>
     </w:p>
     <w:p>
@@ -19091,33 +18526,7 @@
         <w:rPr>
           <w:rtl w:val="0"/>
         </w:rPr>
-        <w:t xml:space="preserve">"Mira."</w:t>
-      </w:r>
-    </w:p>
-    <w:p>
-      <w:pPr>
-        <w:spacing w:after="240" w:before="240" w:lineRule="auto"/>
-        <w:ind w:firstLine="0"/>
-        <w:rPr/>
-      </w:pPr>
-      <w:r>
-        <w:rPr>
-          <w:rtl w:val="0"/>
-        </w:rPr>
-        <w:t xml:space="preserve">"Yes."</w:t>
-      </w:r>
-    </w:p>
-    <w:p>
-      <w:pPr>
-        <w:spacing w:after="240" w:before="240" w:lineRule="auto"/>
-        <w:ind w:firstLine="0"/>
-        <w:rPr/>
-      </w:pPr>
-      <w:r>
-        <w:rPr>
-          <w:rtl w:val="0"/>
-        </w:rPr>
-        <w:t xml:space="preserve">"Where does all of this come from."</w:t>
+        <w:t xml:space="preserve">"Mira, where does all of this come from."</w:t>
       </w:r>
     </w:p>
     <w:p>
@@ -19315,19 +18724,6 @@
           <w:rtl w:val="0"/>
         </w:rPr>
         <w:t xml:space="preserve">"For you."</w:t>
-      </w:r>
-    </w:p>
-    <w:p>
-      <w:pPr>
-        <w:spacing w:after="240" w:before="240" w:lineRule="auto"/>
-        <w:ind w:firstLine="0"/>
-        <w:rPr/>
-      </w:pPr>
-      <w:r>
-        <w:rPr>
-          <w:rtl w:val="0"/>
-        </w:rPr>
-        <w:t xml:space="preserve">"Drew."</w:t>
       </w:r>
     </w:p>
     <w:p>
@@ -19613,25 +19009,189 @@
     <w:p>
       <w:pPr>
         <w:spacing w:after="240" w:before="240" w:lineRule="auto"/>
-        <w:ind w:left="600" w:right="600" w:firstLine="0"/>
-        <w:rPr>
-          <w:i w:val="1"/>
-          <w:iCs w:val="1"/>
-        </w:rPr>
-      </w:pPr>
-      <w:r>
-        <w:rPr>
-          <w:b w:val="1"/>
-          <w:bCs w:val="1"/>
-          <w:rtl w:val="0"/>
-        </w:rPr>
-        <w:t xml:space="preserve">AROUSAL:</w:t>
-      </w:r>
-      <w:r>
-        <w:rPr>
-          <w:rtl w:val="0"/>
-        </w:rPr>
-        <w:t xml:space="preserve"> </w:t>
+        <w:ind w:firstLine="0"/>
+        <w:rPr/>
+      </w:pPr>
+      <w:r>
+        <w:rPr>
+          <w:rtl w:val="0"/>
+        </w:rPr>
+        <w:t xml:space="preserve">AROUSAL: Fond — 12</w:t>
+      </w:r>
+    </w:p>
+    <w:p>
+      <w:pPr>
+        <w:spacing w:after="240" w:before="240" w:lineRule="auto"/>
+        <w:ind w:firstLine="0"/>
+        <w:rPr/>
+      </w:pPr>
+      <w:r>
+        <w:rPr>
+          <w:rtl w:val="0"/>
+        </w:rPr>
+        <w:t xml:space="preserve">"Mira. Companion."</w:t>
+      </w:r>
+    </w:p>
+    <w:p>
+      <w:pPr>
+        <w:spacing w:after="240" w:before="240" w:lineRule="auto"/>
+        <w:ind w:firstLine="0"/>
+        <w:rPr/>
+      </w:pPr>
+      <w:r>
+        <w:rPr>
+          <w:rtl w:val="0"/>
+        </w:rPr>
+        <w:t xml:space="preserve">"</w:t>
+      </w:r>
+      <w:r>
+        <w:rPr>
+          <w:i w:val="1"/>
+          <w:iCs w:val="1"/>
+          <w:rtl w:val="0"/>
+        </w:rPr>
+        <w:t xml:space="preserve">Yes,</w:t>
+      </w:r>
+      <w:r>
+        <w:rPr>
+          <w:rtl w:val="0"/>
+        </w:rPr>
+        <w:t xml:space="preserve">" she said, with a small punch of the air. "</w:t>
+      </w:r>
+      <w:r>
+        <w:rPr>
+          <w:i w:val="1"/>
+          <w:iCs w:val="1"/>
+          <w:rtl w:val="0"/>
+        </w:rPr>
+        <w:t xml:space="preserve">Yes.</w:t>
+      </w:r>
+      <w:r>
+        <w:rPr>
+          <w:rtl w:val="0"/>
+        </w:rPr>
+        <w:t xml:space="preserve"> Drew. </w:t>
+      </w:r>
+      <w:r>
+        <w:rPr>
+          <w:i w:val="1"/>
+          <w:iCs w:val="1"/>
+          <w:rtl w:val="0"/>
+        </w:rPr>
+        <w:t xml:space="preserve">Yes.</w:t>
+      </w:r>
+      <w:r>
+        <w:rPr>
+          <w:rtl w:val="0"/>
+        </w:rPr>
+        <w:t xml:space="preserve"> This is — this is great, this is, oh, you have unlocked Arousal, haven't you, are you very embarrassed by it being unlocked, is your face going red, </w:t>
+      </w:r>
+      <w:r>
+        <w:rPr>
+          <w:i w:val="1"/>
+          <w:iCs w:val="1"/>
+          <w:rtl w:val="0"/>
+        </w:rPr>
+        <w:t xml:space="preserve">show me your face.</w:t>
+      </w:r>
+      <w:r>
+        <w:rPr>
+          <w:rtl w:val="0"/>
+        </w:rPr>
+        <w:t xml:space="preserve">"</w:t>
+      </w:r>
+    </w:p>
+    <w:p>
+      <w:pPr>
+        <w:spacing w:after="240" w:before="240" w:lineRule="auto"/>
+        <w:ind w:firstLine="0"/>
+        <w:rPr/>
+      </w:pPr>
+      <w:r>
+        <w:rPr>
+          <w:rtl w:val="0"/>
+        </w:rPr>
+        <w:t xml:space="preserve">"Mira, my face is fine."</w:t>
+      </w:r>
+    </w:p>
+    <w:p>
+      <w:pPr>
+        <w:spacing w:after="240" w:before="240" w:lineRule="auto"/>
+        <w:ind w:firstLine="0"/>
+        <w:rPr/>
+      </w:pPr>
+      <w:r>
+        <w:rPr>
+          <w:rtl w:val="0"/>
+        </w:rPr>
+        <w:t xml:space="preserve">"Your face is a little red."</w:t>
+      </w:r>
+    </w:p>
+    <w:p>
+      <w:pPr>
+        <w:spacing w:after="240" w:before="240" w:lineRule="auto"/>
+        <w:ind w:firstLine="0"/>
+        <w:rPr/>
+      </w:pPr>
+      <w:r>
+        <w:rPr>
+          <w:rtl w:val="0"/>
+        </w:rPr>
+        <w:t xml:space="preserve">"My face is </w:t>
+      </w:r>
+      <w:r>
+        <w:rPr>
+          <w:i w:val="1"/>
+          <w:iCs w:val="1"/>
+          <w:rtl w:val="0"/>
+        </w:rPr>
+        <w:t xml:space="preserve">not.</w:t>
+      </w:r>
+      <w:r>
+        <w:rPr>
+          <w:rtl w:val="0"/>
+        </w:rPr>
+        <w:t xml:space="preserve">"</w:t>
+      </w:r>
+    </w:p>
+    <w:p>
+      <w:pPr>
+        <w:spacing w:after="240" w:before="240" w:lineRule="auto"/>
+        <w:ind w:firstLine="0"/>
+        <w:rPr/>
+      </w:pPr>
+      <w:r>
+        <w:rPr>
+          <w:rtl w:val="0"/>
+        </w:rPr>
+        <w:t xml:space="preserve">"Drew Halloran, your face is a darling color."</w:t>
+      </w:r>
+    </w:p>
+    <w:p>
+      <w:pPr>
+        <w:spacing w:after="240" w:before="240" w:lineRule="auto"/>
+        <w:ind w:firstLine="0"/>
+        <w:rPr/>
+      </w:pPr>
+      <w:r>
+        <w:rPr>
+          <w:rtl w:val="0"/>
+        </w:rPr>
+        <w:t xml:space="preserve">She came around the table, leaned down, and kissed him on the cheek. Briefly. Right cheek, near the corner of his mouth, with a small soft sound. She smelled like warm bread. The number on the panel ticked from 61 to 64. The </w:t>
+      </w:r>
+      <w:r>
+        <w:rPr>
+          <w:i w:val="1"/>
+          <w:iCs w:val="1"/>
+          <w:rtl w:val="0"/>
+        </w:rPr>
+        <w:t xml:space="preserve">AROUSAL</w:t>
+      </w:r>
+      <w:r>
+        <w:rPr>
+          <w:rtl w:val="0"/>
+        </w:rPr>
+        <w:t xml:space="preserve"> readout, doing whatever it was now doing, shifted from </w:t>
       </w:r>
       <w:r>
         <w:rPr>
@@ -19641,215 +19201,6 @@
         </w:rPr>
         <w:t xml:space="preserve">Fond — 12</w:t>
       </w:r>
-    </w:p>
-    <w:p>
-      <w:pPr>
-        <w:spacing w:after="240" w:before="240" w:lineRule="auto"/>
-        <w:ind w:firstLine="0"/>
-        <w:rPr/>
-      </w:pPr>
-      <w:r>
-        <w:rPr>
-          <w:rtl w:val="0"/>
-        </w:rPr>
-        <w:t xml:space="preserve">"Mira."</w:t>
-      </w:r>
-    </w:p>
-    <w:p>
-      <w:pPr>
-        <w:spacing w:after="240" w:before="240" w:lineRule="auto"/>
-        <w:ind w:firstLine="0"/>
-        <w:rPr/>
-      </w:pPr>
-      <w:r>
-        <w:rPr>
-          <w:rtl w:val="0"/>
-        </w:rPr>
-        <w:t xml:space="preserve">"Yeah."</w:t>
-      </w:r>
-    </w:p>
-    <w:p>
-      <w:pPr>
-        <w:spacing w:after="240" w:before="240" w:lineRule="auto"/>
-        <w:ind w:firstLine="0"/>
-        <w:rPr/>
-      </w:pPr>
-      <w:r>
-        <w:rPr>
-          <w:rtl w:val="0"/>
-        </w:rPr>
-        <w:t xml:space="preserve">"Companion."</w:t>
-      </w:r>
-    </w:p>
-    <w:p>
-      <w:pPr>
-        <w:spacing w:after="240" w:before="240" w:lineRule="auto"/>
-        <w:ind w:firstLine="0"/>
-        <w:rPr/>
-      </w:pPr>
-      <w:r>
-        <w:rPr>
-          <w:rtl w:val="0"/>
-        </w:rPr>
-        <w:t xml:space="preserve">"</w:t>
-      </w:r>
-      <w:r>
-        <w:rPr>
-          <w:i w:val="1"/>
-          <w:iCs w:val="1"/>
-          <w:rtl w:val="0"/>
-        </w:rPr>
-        <w:t xml:space="preserve">Yes,</w:t>
-      </w:r>
-      <w:r>
-        <w:rPr>
-          <w:rtl w:val="0"/>
-        </w:rPr>
-        <w:t xml:space="preserve">" she said, with a small punch of the air. "</w:t>
-      </w:r>
-      <w:r>
-        <w:rPr>
-          <w:i w:val="1"/>
-          <w:iCs w:val="1"/>
-          <w:rtl w:val="0"/>
-        </w:rPr>
-        <w:t xml:space="preserve">Yes.</w:t>
-      </w:r>
-      <w:r>
-        <w:rPr>
-          <w:rtl w:val="0"/>
-        </w:rPr>
-        <w:t xml:space="preserve"> Drew. </w:t>
-      </w:r>
-      <w:r>
-        <w:rPr>
-          <w:i w:val="1"/>
-          <w:iCs w:val="1"/>
-          <w:rtl w:val="0"/>
-        </w:rPr>
-        <w:t xml:space="preserve">Yes.</w:t>
-      </w:r>
-      <w:r>
-        <w:rPr>
-          <w:rtl w:val="0"/>
-        </w:rPr>
-        <w:t xml:space="preserve"> This is — this is great, this is, oh, you have unlocked Arousal, haven't you, are you very embarrassed by it being unlocked, is your face going red, </w:t>
-      </w:r>
-      <w:r>
-        <w:rPr>
-          <w:i w:val="1"/>
-          <w:iCs w:val="1"/>
-          <w:rtl w:val="0"/>
-        </w:rPr>
-        <w:t xml:space="preserve">show me your face.</w:t>
-      </w:r>
-      <w:r>
-        <w:rPr>
-          <w:rtl w:val="0"/>
-        </w:rPr>
-        <w:t xml:space="preserve">"</w:t>
-      </w:r>
-    </w:p>
-    <w:p>
-      <w:pPr>
-        <w:spacing w:after="240" w:before="240" w:lineRule="auto"/>
-        <w:ind w:firstLine="0"/>
-        <w:rPr/>
-      </w:pPr>
-      <w:r>
-        <w:rPr>
-          <w:rtl w:val="0"/>
-        </w:rPr>
-        <w:t xml:space="preserve">"Mira, my face is fine."</w:t>
-      </w:r>
-    </w:p>
-    <w:p>
-      <w:pPr>
-        <w:spacing w:after="240" w:before="240" w:lineRule="auto"/>
-        <w:ind w:firstLine="0"/>
-        <w:rPr/>
-      </w:pPr>
-      <w:r>
-        <w:rPr>
-          <w:rtl w:val="0"/>
-        </w:rPr>
-        <w:t xml:space="preserve">"Your face is a little red."</w:t>
-      </w:r>
-    </w:p>
-    <w:p>
-      <w:pPr>
-        <w:spacing w:after="240" w:before="240" w:lineRule="auto"/>
-        <w:ind w:firstLine="0"/>
-        <w:rPr/>
-      </w:pPr>
-      <w:r>
-        <w:rPr>
-          <w:rtl w:val="0"/>
-        </w:rPr>
-        <w:t xml:space="preserve">"My face is </w:t>
-      </w:r>
-      <w:r>
-        <w:rPr>
-          <w:i w:val="1"/>
-          <w:iCs w:val="1"/>
-          <w:rtl w:val="0"/>
-        </w:rPr>
-        <w:t xml:space="preserve">not.</w:t>
-      </w:r>
-      <w:r>
-        <w:rPr>
-          <w:rtl w:val="0"/>
-        </w:rPr>
-        <w:t xml:space="preserve">"</w:t>
-      </w:r>
-    </w:p>
-    <w:p>
-      <w:pPr>
-        <w:spacing w:after="240" w:before="240" w:lineRule="auto"/>
-        <w:ind w:firstLine="0"/>
-        <w:rPr/>
-      </w:pPr>
-      <w:r>
-        <w:rPr>
-          <w:rtl w:val="0"/>
-        </w:rPr>
-        <w:t xml:space="preserve">"Drew Halloran, your face is a darling color."</w:t>
-      </w:r>
-    </w:p>
-    <w:p>
-      <w:pPr>
-        <w:spacing w:after="240" w:before="240" w:lineRule="auto"/>
-        <w:ind w:firstLine="0"/>
-        <w:rPr/>
-      </w:pPr>
-      <w:r>
-        <w:rPr>
-          <w:rtl w:val="0"/>
-        </w:rPr>
-        <w:t xml:space="preserve">She came around the table, leaned down, and kissed him on the cheek. Briefly. Right cheek, near the corner of his mouth, with a small soft sound. She smelled like warm bread. The number on the panel ticked from 61 to 64. The </w:t>
-      </w:r>
-      <w:r>
-        <w:rPr>
-          <w:i w:val="1"/>
-          <w:iCs w:val="1"/>
-          <w:rtl w:val="0"/>
-        </w:rPr>
-        <w:t xml:space="preserve">AROUSAL</w:t>
-      </w:r>
-      <w:r>
-        <w:rPr>
-          <w:rtl w:val="0"/>
-        </w:rPr>
-        <w:t xml:space="preserve"> readout, doing whatever it was now doing, shifted from </w:t>
-      </w:r>
-      <w:r>
-        <w:rPr>
-          <w:i w:val="1"/>
-          <w:iCs w:val="1"/>
-          <w:rtl w:val="0"/>
-        </w:rPr>
-        <w:t xml:space="preserve">Fond — 12</w:t>
-      </w:r>
       <w:r>
         <w:rPr>
           <w:rtl w:val="0"/>
@@ -19972,33 +19323,7 @@
         <w:rPr>
           <w:rtl w:val="0"/>
         </w:rPr>
-        <w:t xml:space="preserve">"Mira."</w:t>
-      </w:r>
-    </w:p>
-    <w:p>
-      <w:pPr>
-        <w:spacing w:after="240" w:before="240" w:lineRule="auto"/>
-        <w:ind w:firstLine="0"/>
-        <w:rPr/>
-      </w:pPr>
-      <w:r>
-        <w:rPr>
-          <w:rtl w:val="0"/>
-        </w:rPr>
-        <w:t xml:space="preserve">"Yeah?"</w:t>
-      </w:r>
-    </w:p>
-    <w:p>
-      <w:pPr>
-        <w:spacing w:after="240" w:before="240" w:lineRule="auto"/>
-        <w:ind w:firstLine="0"/>
-        <w:rPr/>
-      </w:pPr>
-      <w:r>
-        <w:rPr>
-          <w:rtl w:val="0"/>
-        </w:rPr>
-        <w:t xml:space="preserve">"Thank you. For breakfast."</w:t>
+        <w:t xml:space="preserve">"Mira, thank you. For breakfast."</w:t>
       </w:r>
     </w:p>
     <w:p>
@@ -20868,62 +20193,495 @@
         <w:rPr>
           <w:rtl w:val="0"/>
         </w:rPr>
-        <w:t xml:space="preserve">The number on her panel, while she had been answering, had ticked from 22 to 31. The </w:t>
-      </w:r>
-      <w:r>
-        <w:rPr>
-          <w:i w:val="1"/>
-          <w:iCs w:val="1"/>
-          <w:rtl w:val="0"/>
-        </w:rPr>
-        <w:t xml:space="preserve">MOOD</w:t>
-      </w:r>
-      <w:r>
-        <w:rPr>
-          <w:rtl w:val="0"/>
-        </w:rPr>
-        <w:t xml:space="preserve"> line, </w:t>
-      </w:r>
-      <w:r>
-        <w:rPr>
-          <w:i w:val="1"/>
-          <w:iCs w:val="1"/>
-          <w:rtl w:val="0"/>
-        </w:rPr>
-        <w:t xml:space="preserve">Curious — 41,</w:t>
-      </w:r>
-      <w:r>
-        <w:rPr>
-          <w:rtl w:val="0"/>
-        </w:rPr>
-        <w:t xml:space="preserve"> had shifted to </w:t>
-      </w:r>
-      <w:r>
-        <w:rPr>
-          <w:i w:val="1"/>
-          <w:iCs w:val="1"/>
-          <w:rtl w:val="0"/>
-        </w:rPr>
-        <w:t xml:space="preserve">Curious — 56.</w:t>
-      </w:r>
-      <w:r>
-        <w:rPr>
-          <w:rtl w:val="0"/>
-        </w:rPr>
-        <w:t xml:space="preserve"> The portrait was still watchful, but the small line between its brows had relaxed.</w:t>
-      </w:r>
-    </w:p>
-    <w:p>
-      <w:pPr>
-        <w:spacing w:after="240" w:before="240" w:lineRule="auto"/>
-        <w:ind w:firstLine="0"/>
-        <w:rPr/>
-      </w:pPr>
-      <w:r>
-        <w:rPr>
-          <w:rtl w:val="0"/>
-        </w:rPr>
-        <w:t xml:space="preserve">"Lyselle."</w:t>
+        <w:t xml:space="preserve">The number on her panel, while she had been answering, had ticked from 22 to 31. The MOOD line, Curious — 41, had shifted to Curious — 56. The portrait was still watchful, but the small line between its brows had relaxed.</w:t>
+      </w:r>
+    </w:p>
+    <w:p>
+      <w:pPr>
+        <w:spacing w:after="240" w:before="240" w:lineRule="auto"/>
+        <w:ind w:firstLine="0"/>
+        <w:rPr/>
+      </w:pPr>
+      <w:r>
+        <w:rPr>
+          <w:rtl w:val="0"/>
+        </w:rPr>
+        <w:t xml:space="preserve">"Lyselle, I'm sorry. About Aren."</w:t>
+      </w:r>
+    </w:p>
+    <w:p>
+      <w:pPr>
+        <w:spacing w:after="240" w:before="240" w:lineRule="auto"/>
+        <w:ind w:firstLine="0"/>
+        <w:rPr/>
+      </w:pPr>
+      <w:r>
+        <w:rPr>
+          <w:rtl w:val="0"/>
+        </w:rPr>
+        <w:t xml:space="preserve">"I have had two centuries to be sad about her. I am, mostly, no longer sad. She was a good teacher and a good elder and I miss her in the small administrative ways more than the large emotional ones, which is, I think, what she would have wanted. Don't apologize for asking. Ask the next one."</w:t>
+      </w:r>
+    </w:p>
+    <w:p>
+      <w:pPr>
+        <w:spacing w:after="240" w:before="240" w:lineRule="auto"/>
+        <w:ind w:firstLine="0"/>
+        <w:rPr/>
+      </w:pPr>
+      <w:r>
+        <w:rPr>
+          <w:rtl w:val="0"/>
+        </w:rPr>
+        <w:t xml:space="preserve">He thought.</w:t>
+      </w:r>
+    </w:p>
+    <w:p>
+      <w:pPr>
+        <w:spacing w:after="240" w:before="240" w:lineRule="auto"/>
+        <w:ind w:firstLine="0"/>
+        <w:rPr>
+          <w:i w:val="1"/>
+          <w:iCs w:val="1"/>
+        </w:rPr>
+      </w:pPr>
+      <w:r>
+        <w:rPr>
+          <w:rtl w:val="0"/>
+        </w:rPr>
+        <w:t xml:space="preserve">He could ask the obvious one — </w:t>
+      </w:r>
+      <w:r>
+        <w:rPr>
+          <w:i w:val="1"/>
+          <w:iCs w:val="1"/>
+          <w:rtl w:val="0"/>
+        </w:rPr>
+        <w:t xml:space="preserve">who built this world.</w:t>
+      </w:r>
+      <w:r>
+        <w:rPr>
+          <w:rtl w:val="0"/>
+        </w:rPr>
+        <w:t xml:space="preserve"> He could ask about himself — </w:t>
+      </w:r>
+      <w:r>
+        <w:rPr>
+          <w:i w:val="1"/>
+          <w:iCs w:val="1"/>
+          <w:rtl w:val="0"/>
+        </w:rPr>
+        <w:t xml:space="preserve">why me.</w:t>
+      </w:r>
+      <w:r>
+        <w:rPr>
+          <w:rtl w:val="0"/>
+        </w:rPr>
+        <w:t xml:space="preserve"> He could ask about Mira — </w:t>
+      </w:r>
+      <w:r>
+        <w:rPr>
+          <w:i w:val="1"/>
+          <w:iCs w:val="1"/>
+          <w:rtl w:val="0"/>
+        </w:rPr>
+        <w:t xml:space="preserve">what does she know that she's not telling me.</w:t>
+      </w:r>
+      <w:r>
+        <w:rPr>
+          <w:rtl w:val="0"/>
+        </w:rPr>
+        <w:t xml:space="preserve"> He could ask about the dream — </w:t>
+      </w:r>
+      <w:r>
+        <w:rPr>
+          <w:i w:val="1"/>
+          <w:iCs w:val="1"/>
+          <w:rtl w:val="0"/>
+        </w:rPr>
+        <w:t xml:space="preserve">what did you mean when you said the system files orientation into dreams, because I keep waking up sweating and I can't remember a thing.</w:t>
+      </w:r>
+    </w:p>
+    <w:p>
+      <w:pPr>
+        <w:spacing w:after="240" w:before="240" w:lineRule="auto"/>
+        <w:ind w:firstLine="0"/>
+        <w:rPr/>
+      </w:pPr>
+      <w:r>
+        <w:rPr>
+          <w:rtl w:val="0"/>
+        </w:rPr>
+        <w:t xml:space="preserve">He chose, after a moment, the question he thought she could actually answer.</w:t>
+      </w:r>
+    </w:p>
+    <w:p>
+      <w:pPr>
+        <w:spacing w:after="240" w:before="240" w:lineRule="auto"/>
+        <w:ind w:firstLine="0"/>
+        <w:rPr/>
+      </w:pPr>
+      <w:r>
+        <w:rPr>
+          <w:rtl w:val="0"/>
+        </w:rPr>
+        <w:t xml:space="preserve">"What's the shape of this world."</w:t>
+      </w:r>
+    </w:p>
+    <w:p>
+      <w:pPr>
+        <w:spacing w:after="240" w:before="240" w:lineRule="auto"/>
+        <w:ind w:firstLine="0"/>
+        <w:rPr/>
+      </w:pPr>
+      <w:r>
+        <w:rPr>
+          <w:rtl w:val="0"/>
+        </w:rPr>
+        <w:t xml:space="preserve">"The shape."</w:t>
+      </w:r>
+    </w:p>
+    <w:p>
+      <w:pPr>
+        <w:spacing w:after="240" w:before="240" w:lineRule="auto"/>
+        <w:ind w:firstLine="0"/>
+        <w:rPr/>
+      </w:pPr>
+      <w:r>
+        <w:rPr>
+          <w:rtl w:val="0"/>
+        </w:rPr>
+        <w:t xml:space="preserve">"Geographically. Where am I. How big is it. What's beyond the village."</w:t>
+      </w:r>
+    </w:p>
+    <w:p>
+      <w:pPr>
+        <w:spacing w:after="240" w:before="240" w:lineRule="auto"/>
+        <w:ind w:firstLine="0"/>
+        <w:rPr/>
+      </w:pPr>
+      <w:r>
+        <w:rPr>
+          <w:rtl w:val="0"/>
+        </w:rPr>
+        <w:t xml:space="preserve">"Ah."</w:t>
+      </w:r>
+    </w:p>
+    <w:p>
+      <w:pPr>
+        <w:spacing w:after="240" w:before="240" w:lineRule="auto"/>
+        <w:ind w:firstLine="0"/>
+        <w:rPr/>
+      </w:pPr>
+      <w:r>
+        <w:rPr>
+          <w:rtl w:val="0"/>
+        </w:rPr>
+        <w:t xml:space="preserve">She leaned back in her chair. She thought about how to start, the way a teacher thinks about how to start, and she started.</w:t>
+      </w:r>
+    </w:p>
+    <w:p>
+      <w:pPr>
+        <w:spacing w:after="240" w:before="240" w:lineRule="auto"/>
+        <w:ind w:firstLine="0"/>
+        <w:rPr/>
+      </w:pPr>
+      <w:r>
+        <w:rPr>
+          <w:rtl w:val="0"/>
+        </w:rPr>
+        <w:t xml:space="preserve">"Picture a ring. A long, narrow ring, of villages, set along a river that runs in a slow circle. Ten villages, give or take a few that have been folded into other ones over the centuries. Mireval is one of them. The others, in order along the river going south, are Bekkesfen, Otterwell, Coldmere, the Twin Ralses — they count as one — Linnow, the Reeve, Saltarrow, and the village that doesn't have a name and we just call the Drift. Then back around to us. Every village is its own small heaven, more or less. Different lakes, different specialties, different denizens. Some take protagonists more often than others. Some, like ours, take them rarely."</w:t>
+      </w:r>
+    </w:p>
+    <w:p>
+      <w:pPr>
+        <w:spacing w:after="240" w:before="240" w:lineRule="auto"/>
+        <w:ind w:firstLine="0"/>
+        <w:rPr/>
+      </w:pPr>
+      <w:r>
+        <w:rPr>
+          <w:rtl w:val="0"/>
+        </w:rPr>
+        <w:t xml:space="preserve">"Ten villages."</w:t>
+      </w:r>
+    </w:p>
+    <w:p>
+      <w:pPr>
+        <w:spacing w:after="240" w:before="240" w:lineRule="auto"/>
+        <w:ind w:firstLine="0"/>
+        <w:rPr/>
+      </w:pPr>
+      <w:r>
+        <w:rPr>
+          <w:rtl w:val="0"/>
+        </w:rPr>
+        <w:t xml:space="preserve">"Roughly ten."</w:t>
+      </w:r>
+    </w:p>
+    <w:p>
+      <w:pPr>
+        <w:spacing w:after="240" w:before="240" w:lineRule="auto"/>
+        <w:ind w:firstLine="0"/>
+        <w:rPr/>
+      </w:pPr>
+      <w:r>
+        <w:rPr>
+          <w:rtl w:val="0"/>
+        </w:rPr>
+        <w:t xml:space="preserve">"That's it. That's the world."</w:t>
+      </w:r>
+    </w:p>
+    <w:p>
+      <w:pPr>
+        <w:spacing w:after="240" w:before="240" w:lineRule="auto"/>
+        <w:ind w:firstLine="0"/>
+        <w:rPr/>
+      </w:pPr>
+      <w:r>
+        <w:rPr>
+          <w:rtl w:val="0"/>
+        </w:rPr>
+        <w:t xml:space="preserve">"That's it. That's the world."</w:t>
+      </w:r>
+    </w:p>
+    <w:p>
+      <w:pPr>
+        <w:spacing w:after="240" w:before="240" w:lineRule="auto"/>
+        <w:ind w:firstLine="0"/>
+        <w:rPr/>
+      </w:pPr>
+      <w:r>
+        <w:rPr>
+          <w:rtl w:val="0"/>
+        </w:rPr>
+        <w:t xml:space="preserve">He set his teacup down without drinking from it.</w:t>
+      </w:r>
+    </w:p>
+    <w:p>
+      <w:pPr>
+        <w:spacing w:after="240" w:before="240" w:lineRule="auto"/>
+        <w:ind w:firstLine="0"/>
+        <w:rPr/>
+      </w:pPr>
+      <w:r>
+        <w:rPr>
+          <w:rtl w:val="0"/>
+        </w:rPr>
+        <w:t xml:space="preserve">"Lyselle, what happens if you walk out. Past the villages. North, away from the ring."</w:t>
+      </w:r>
+    </w:p>
+    <w:p>
+      <w:pPr>
+        <w:spacing w:after="240" w:before="240" w:lineRule="auto"/>
+        <w:ind w:firstLine="0"/>
+        <w:rPr/>
+      </w:pPr>
+      <w:r>
+        <w:rPr>
+          <w:rtl w:val="0"/>
+        </w:rPr>
+        <w:t xml:space="preserve">"You walk for a day, and the next day you find yourself walking back into the ring from the south. The world loops. You can't leave. You can travel between the villages along the river, which most travelers do. Pip went to Otterwell once, on her own, before I knew her. She came back disappointed. Otterwell, she said, is </w:t>
+      </w:r>
+      <w:r>
+        <w:rPr>
+          <w:i w:val="1"/>
+          <w:iCs w:val="1"/>
+          <w:rtl w:val="0"/>
+        </w:rPr>
+        <w:t xml:space="preserve">fine.</w:t>
+      </w:r>
+      <w:r>
+        <w:rPr>
+          <w:rtl w:val="0"/>
+        </w:rPr>
+        <w:t xml:space="preserve">"</w:t>
+      </w:r>
+    </w:p>
+    <w:p>
+      <w:pPr>
+        <w:spacing w:after="240" w:before="240" w:lineRule="auto"/>
+        <w:ind w:firstLine="0"/>
+        <w:rPr/>
+      </w:pPr>
+      <w:r>
+        <w:rPr>
+          <w:rtl w:val="0"/>
+        </w:rPr>
+        <w:t xml:space="preserve">"You're telling me this is a closed system."</w:t>
+      </w:r>
+    </w:p>
+    <w:p>
+      <w:pPr>
+        <w:spacing w:after="240" w:before="240" w:lineRule="auto"/>
+        <w:ind w:firstLine="0"/>
+        <w:rPr/>
+      </w:pPr>
+      <w:r>
+        <w:rPr>
+          <w:rtl w:val="0"/>
+        </w:rPr>
+        <w:t xml:space="preserve">"I'm telling you it's a closed </w:t>
+      </w:r>
+      <w:r>
+        <w:rPr>
+          <w:i w:val="1"/>
+          <w:iCs w:val="1"/>
+          <w:rtl w:val="0"/>
+        </w:rPr>
+        <w:t xml:space="preserve">garden.</w:t>
+      </w:r>
+      <w:r>
+        <w:rPr>
+          <w:rtl w:val="0"/>
+        </w:rPr>
+        <w:t xml:space="preserve"> The distinction matters."</w:t>
+      </w:r>
+    </w:p>
+    <w:p>
+      <w:pPr>
+        <w:spacing w:after="240" w:before="240" w:lineRule="auto"/>
+        <w:ind w:firstLine="0"/>
+        <w:rPr/>
+      </w:pPr>
+      <w:r>
+        <w:rPr>
+          <w:rtl w:val="0"/>
+        </w:rPr>
+        <w:t xml:space="preserve">"Why does the distinction matter."</w:t>
+      </w:r>
+    </w:p>
+    <w:p>
+      <w:pPr>
+        <w:spacing w:after="240" w:before="240" w:lineRule="auto"/>
+        <w:ind w:firstLine="0"/>
+        <w:rPr/>
+      </w:pPr>
+      <w:r>
+        <w:rPr>
+          <w:rtl w:val="0"/>
+        </w:rPr>
+        <w:t xml:space="preserve">"Because gardens have gardeners. That's question three, by the way."</w:t>
+      </w:r>
+    </w:p>
+    <w:p>
+      <w:pPr>
+        <w:spacing w:after="240" w:before="240" w:lineRule="auto"/>
+        <w:ind w:firstLine="0"/>
+        <w:rPr/>
+      </w:pPr>
+      <w:r>
+        <w:rPr>
+          <w:rtl w:val="0"/>
+        </w:rPr>
+        <w:t xml:space="preserve">"That's not — I haven't asked yet."</w:t>
+      </w:r>
+    </w:p>
+    <w:p>
+      <w:pPr>
+        <w:spacing w:after="240" w:before="240" w:lineRule="auto"/>
+        <w:ind w:firstLine="0"/>
+        <w:rPr/>
+      </w:pPr>
+      <w:r>
+        <w:rPr>
+          <w:rtl w:val="0"/>
+        </w:rPr>
+        <w:t xml:space="preserve">"You're about to. You have a face that's about to. I am foreshortening your morning. The answer to your third question, which is </w:t>
+      </w:r>
+      <w:r>
+        <w:rPr>
+          <w:i w:val="1"/>
+          <w:iCs w:val="1"/>
+          <w:rtl w:val="0"/>
+        </w:rPr>
+        <w:t xml:space="preserve">who runs this place,</w:t>
+      </w:r>
+      <w:r>
+        <w:rPr>
+          <w:rtl w:val="0"/>
+        </w:rPr>
+        <w:t xml:space="preserve"> is that I do not know, but I am reasonably sure it is somebody. The garden is too well-kept to be wild. Things grow here that are useful. Things do not grow here that are inconvenient. The weather is, as you have probably noticed, theatrical rather than dangerous. The fish reset. The trees reset. The bread does not go moldy. The pickled trout in my pantry has been pickled for forty years, and last week I served it at a council dinner, and it was, to the surprise of no one, perfect. This is a place that has been </w:t>
+      </w:r>
+      <w:r>
+        <w:rPr>
+          <w:i w:val="1"/>
+          <w:iCs w:val="1"/>
+          <w:rtl w:val="0"/>
+        </w:rPr>
+        <w:t xml:space="preserve">designed,</w:t>
+      </w:r>
+      <w:r>
+        <w:rPr>
+          <w:rtl w:val="0"/>
+        </w:rPr>
+        <w:t xml:space="preserve"> Drew, and a designer who keeps to themselves is still a designer. I do not know who they are. I have written letters to elders in nine of the other ten villages, in correspondence going back two hundred years, and </w:t>
+      </w:r>
+      <w:r>
+        <w:rPr>
+          <w:i w:val="1"/>
+          <w:iCs w:val="1"/>
+          <w:rtl w:val="0"/>
+        </w:rPr>
+        <w:t xml:space="preserve">none</w:t>
+      </w:r>
+      <w:r>
+        <w:rPr>
+          <w:rtl w:val="0"/>
+        </w:rPr>
+        <w:t xml:space="preserve"> of those elders know either. We do, however, all agree, that </w:t>
+      </w:r>
+      <w:r>
+        <w:rPr>
+          <w:i w:val="1"/>
+          <w:iCs w:val="1"/>
+          <w:rtl w:val="0"/>
+        </w:rPr>
+        <w:t xml:space="preserve">somebody</w:t>
+      </w:r>
+      <w:r>
+        <w:rPr>
+          <w:rtl w:val="0"/>
+        </w:rPr>
+        <w:t xml:space="preserve"> does."</w:t>
+      </w:r>
+    </w:p>
+    <w:p>
+      <w:pPr>
+        <w:spacing w:after="240" w:before="240" w:lineRule="auto"/>
+        <w:ind w:firstLine="0"/>
+        <w:rPr/>
+      </w:pPr>
+      <w:r>
+        <w:rPr>
+          <w:rtl w:val="0"/>
+        </w:rPr>
+        <w:t xml:space="preserve">"And you've never met them."</w:t>
+      </w:r>
+    </w:p>
+    <w:p>
+      <w:pPr>
+        <w:spacing w:after="240" w:before="240" w:lineRule="auto"/>
+        <w:ind w:firstLine="0"/>
+        <w:rPr/>
+      </w:pPr>
+      <w:r>
+        <w:rPr>
+          <w:rtl w:val="0"/>
+        </w:rPr>
+        <w:t xml:space="preserve">"None of us has. None of the protagonists who reached high enough levels to ask the question with any force has, either. None of them has come back through the Drift and told us. None of them has sent a letter that told us. Most of them, I would guess, simply found out that the question is bigger than they had time for, and decided, like I did, to live in the garden instead of digging at it."</w:t>
+      </w:r>
+    </w:p>
+    <w:p>
+      <w:pPr>
+        <w:spacing w:after="240" w:before="240" w:lineRule="auto"/>
+        <w:ind w:firstLine="0"/>
+        <w:rPr/>
+      </w:pPr>
+      <w:r>
+        <w:rPr>
+          <w:rtl w:val="0"/>
+        </w:rPr>
+        <w:t xml:space="preserve">"Lyselle, you said protagonists."</w:t>
       </w:r>
     </w:p>
     <w:p>
@@ -20949,268 +20707,164 @@
         <w:rPr>
           <w:rtl w:val="0"/>
         </w:rPr>
-        <w:t xml:space="preserve">"I'm sorry. About Aren."</w:t>
-      </w:r>
-    </w:p>
-    <w:p>
-      <w:pPr>
-        <w:spacing w:after="240" w:before="240" w:lineRule="auto"/>
-        <w:ind w:firstLine="0"/>
-        <w:rPr/>
-      </w:pPr>
-      <w:r>
-        <w:rPr>
-          <w:rtl w:val="0"/>
-        </w:rPr>
-        <w:t xml:space="preserve">"I have had two centuries to be sad about her. I am, mostly, no longer sad. She was a good teacher and a good elder and I miss her in the small administrative ways more than the large emotional ones, which is, I think, what she would have wanted. Don't apologize for asking. Ask the next one."</w:t>
-      </w:r>
-    </w:p>
-    <w:p>
-      <w:pPr>
-        <w:spacing w:after="240" w:before="240" w:lineRule="auto"/>
-        <w:ind w:firstLine="0"/>
-        <w:rPr/>
-      </w:pPr>
-      <w:r>
-        <w:rPr>
-          <w:rtl w:val="0"/>
-        </w:rPr>
-        <w:t xml:space="preserve">He thought.</w:t>
-      </w:r>
-    </w:p>
-    <w:p>
-      <w:pPr>
-        <w:spacing w:after="240" w:before="240" w:lineRule="auto"/>
-        <w:ind w:firstLine="0"/>
-        <w:rPr>
-          <w:i w:val="1"/>
-          <w:iCs w:val="1"/>
-        </w:rPr>
-      </w:pPr>
-      <w:r>
-        <w:rPr>
-          <w:rtl w:val="0"/>
-        </w:rPr>
-        <w:t xml:space="preserve">He could ask the obvious one — </w:t>
-      </w:r>
-      <w:r>
-        <w:rPr>
-          <w:i w:val="1"/>
-          <w:iCs w:val="1"/>
-          <w:rtl w:val="0"/>
-        </w:rPr>
-        <w:t xml:space="preserve">who built this world.</w:t>
-      </w:r>
-      <w:r>
-        <w:rPr>
-          <w:rtl w:val="0"/>
-        </w:rPr>
-        <w:t xml:space="preserve"> He could ask about himself — </w:t>
-      </w:r>
-      <w:r>
-        <w:rPr>
-          <w:i w:val="1"/>
-          <w:iCs w:val="1"/>
-          <w:rtl w:val="0"/>
-        </w:rPr>
-        <w:t xml:space="preserve">why me.</w:t>
-      </w:r>
-      <w:r>
-        <w:rPr>
-          <w:rtl w:val="0"/>
-        </w:rPr>
-        <w:t xml:space="preserve"> He could ask about Mira — </w:t>
-      </w:r>
-      <w:r>
-        <w:rPr>
-          <w:i w:val="1"/>
-          <w:iCs w:val="1"/>
-          <w:rtl w:val="0"/>
-        </w:rPr>
-        <w:t xml:space="preserve">what does she know that she's not telling me.</w:t>
-      </w:r>
-      <w:r>
-        <w:rPr>
-          <w:rtl w:val="0"/>
-        </w:rPr>
-        <w:t xml:space="preserve"> He could ask about the dream — </w:t>
-      </w:r>
-      <w:r>
-        <w:rPr>
-          <w:i w:val="1"/>
-          <w:iCs w:val="1"/>
-          <w:rtl w:val="0"/>
-        </w:rPr>
-        <w:t xml:space="preserve">what did you mean when you said the system files orientation into dreams, because I keep waking up sweating and I can't remember a thing.</w:t>
-      </w:r>
-    </w:p>
-    <w:p>
-      <w:pPr>
-        <w:spacing w:after="240" w:before="240" w:lineRule="auto"/>
-        <w:ind w:firstLine="0"/>
-        <w:rPr/>
-      </w:pPr>
-      <w:r>
-        <w:rPr>
-          <w:rtl w:val="0"/>
-        </w:rPr>
-        <w:t xml:space="preserve">He chose, after a moment, the question he thought she could actually answer.</w:t>
-      </w:r>
-    </w:p>
-    <w:p>
-      <w:pPr>
-        <w:spacing w:after="240" w:before="240" w:lineRule="auto"/>
-        <w:ind w:firstLine="0"/>
-        <w:rPr/>
-      </w:pPr>
-      <w:r>
-        <w:rPr>
-          <w:rtl w:val="0"/>
-        </w:rPr>
-        <w:t xml:space="preserve">"What's the shape of this world."</w:t>
-      </w:r>
-    </w:p>
-    <w:p>
-      <w:pPr>
-        <w:spacing w:after="240" w:before="240" w:lineRule="auto"/>
-        <w:ind w:firstLine="0"/>
-        <w:rPr/>
-      </w:pPr>
-      <w:r>
-        <w:rPr>
-          <w:rtl w:val="0"/>
-        </w:rPr>
-        <w:t xml:space="preserve">"The shape."</w:t>
-      </w:r>
-    </w:p>
-    <w:p>
-      <w:pPr>
-        <w:spacing w:after="240" w:before="240" w:lineRule="auto"/>
-        <w:ind w:firstLine="0"/>
-        <w:rPr/>
-      </w:pPr>
-      <w:r>
-        <w:rPr>
-          <w:rtl w:val="0"/>
-        </w:rPr>
-        <w:t xml:space="preserve">"Geographically. Where am I. How big is it. What's beyond the village."</w:t>
-      </w:r>
-    </w:p>
-    <w:p>
-      <w:pPr>
-        <w:spacing w:after="240" w:before="240" w:lineRule="auto"/>
-        <w:ind w:firstLine="0"/>
-        <w:rPr/>
-      </w:pPr>
-      <w:r>
-        <w:rPr>
-          <w:rtl w:val="0"/>
-        </w:rPr>
-        <w:t xml:space="preserve">"Ah."</w:t>
-      </w:r>
-    </w:p>
-    <w:p>
-      <w:pPr>
-        <w:spacing w:after="240" w:before="240" w:lineRule="auto"/>
-        <w:ind w:firstLine="0"/>
-        <w:rPr/>
-      </w:pPr>
-      <w:r>
-        <w:rPr>
-          <w:rtl w:val="0"/>
-        </w:rPr>
-        <w:t xml:space="preserve">She leaned back in her chair. She thought about how to start, the way a teacher thinks about how to start, and she started.</w:t>
-      </w:r>
-    </w:p>
-    <w:p>
-      <w:pPr>
-        <w:spacing w:after="240" w:before="240" w:lineRule="auto"/>
-        <w:ind w:firstLine="0"/>
-        <w:rPr/>
-      </w:pPr>
-      <w:r>
-        <w:rPr>
-          <w:rtl w:val="0"/>
-        </w:rPr>
-        <w:t xml:space="preserve">"Picture a ring. A long, narrow ring, of villages, set along a river that runs in a slow circle. Ten villages, give or take a few that have been folded into other ones over the centuries. Mireval is one of them. The others, in order along the river going south, are Bekkesfen, Otterwell, Coldmere, the Twin Ralses — they count as one — Linnow, the Reeve, Saltarrow, and the village that doesn't have a name and we just call the Drift. Then back around to us. Every village is its own small heaven, more or less. Different lakes, different specialties, different denizens. Some take protagonists more often than others. Some, like ours, take them rarely."</w:t>
-      </w:r>
-    </w:p>
-    <w:p>
-      <w:pPr>
-        <w:spacing w:after="240" w:before="240" w:lineRule="auto"/>
-        <w:ind w:firstLine="0"/>
-        <w:rPr/>
-      </w:pPr>
-      <w:r>
-        <w:rPr>
-          <w:rtl w:val="0"/>
-        </w:rPr>
-        <w:t xml:space="preserve">"Ten villages."</w:t>
-      </w:r>
-    </w:p>
-    <w:p>
-      <w:pPr>
-        <w:spacing w:after="240" w:before="240" w:lineRule="auto"/>
-        <w:ind w:firstLine="0"/>
-        <w:rPr/>
-      </w:pPr>
-      <w:r>
-        <w:rPr>
-          <w:rtl w:val="0"/>
-        </w:rPr>
-        <w:t xml:space="preserve">"Roughly ten."</w:t>
-      </w:r>
-    </w:p>
-    <w:p>
-      <w:pPr>
-        <w:spacing w:after="240" w:before="240" w:lineRule="auto"/>
-        <w:ind w:firstLine="0"/>
-        <w:rPr/>
-      </w:pPr>
-      <w:r>
-        <w:rPr>
-          <w:rtl w:val="0"/>
-        </w:rPr>
-        <w:t xml:space="preserve">"That's it. That's the world."</w:t>
-      </w:r>
-    </w:p>
-    <w:p>
-      <w:pPr>
-        <w:spacing w:after="240" w:before="240" w:lineRule="auto"/>
-        <w:ind w:firstLine="0"/>
-        <w:rPr/>
-      </w:pPr>
-      <w:r>
-        <w:rPr>
-          <w:rtl w:val="0"/>
-        </w:rPr>
-        <w:t xml:space="preserve">"That's it. That's the world."</w:t>
-      </w:r>
-    </w:p>
-    <w:p>
-      <w:pPr>
-        <w:spacing w:after="240" w:before="240" w:lineRule="auto"/>
-        <w:ind w:firstLine="0"/>
-        <w:rPr/>
-      </w:pPr>
-      <w:r>
-        <w:rPr>
-          <w:rtl w:val="0"/>
-        </w:rPr>
-        <w:t xml:space="preserve">He set his teacup down without drinking from it.</w:t>
-      </w:r>
-    </w:p>
-    <w:p>
-      <w:pPr>
-        <w:spacing w:after="240" w:before="240" w:lineRule="auto"/>
-        <w:ind w:firstLine="0"/>
-        <w:rPr/>
-      </w:pPr>
-      <w:r>
-        <w:rPr>
-          <w:rtl w:val="0"/>
-        </w:rPr>
-        <w:t xml:space="preserve">"Lyselle."</w:t>
+        <w:t xml:space="preserve">"In other villages. That have, you said, gotten one."</w:t>
+      </w:r>
+    </w:p>
+    <w:p>
+      <w:pPr>
+        <w:spacing w:after="240" w:before="240" w:lineRule="auto"/>
+        <w:ind w:firstLine="0"/>
+        <w:rPr/>
+      </w:pPr>
+      <w:r>
+        <w:rPr>
+          <w:rtl w:val="0"/>
+        </w:rPr>
+        <w:t xml:space="preserve">She refolded her hands around her cup. The tea was steaming up between them in a thin ribbon.</w:t>
+      </w:r>
+    </w:p>
+    <w:p>
+      <w:pPr>
+        <w:spacing w:after="240" w:before="240" w:lineRule="auto"/>
+        <w:ind w:firstLine="0"/>
+        <w:rPr/>
+      </w:pPr>
+      <w:r>
+        <w:rPr>
+          <w:rtl w:val="0"/>
+        </w:rPr>
+        <w:t xml:space="preserve">"Yes. I have been writing to elders who have had protagonists, for two hundred years, to ask them what their protagonists found out. None of them has returned with usable knowledge. Most of them are still in their villages, settled, with families, having decided either that the question doesn't matter or that they prefer not to know. A handful, a very small handful, went looking and went past where letters could follow them. Those ones, the elders write to me about, every now and then, when something happens. The something happens rarely. None of it is clear. I am, in summary, telling you what I have spent my correspondence career learning, which is that the question you most want answered cannot be answered from inside this garden by talking to other people inside the garden. That, Drew, is your three. I'm refilling your tea."</w:t>
+      </w:r>
+    </w:p>
+    <w:p>
+      <w:pPr>
+        <w:spacing w:after="240" w:before="240" w:lineRule="auto"/>
+        <w:ind w:firstLine="0"/>
+        <w:rPr/>
+      </w:pPr>
+      <w:r>
+        <w:rPr>
+          <w:rtl w:val="0"/>
+        </w:rPr>
+        <w:t xml:space="preserve">She refilled his tea. He let her.</w:t>
+      </w:r>
+    </w:p>
+    <w:p>
+      <w:pPr>
+        <w:spacing w:after="240" w:before="240" w:lineRule="auto"/>
+        <w:ind w:firstLine="0"/>
+        <w:rPr/>
+      </w:pPr>
+      <w:r>
+        <w:rPr>
+          <w:rtl w:val="0"/>
+        </w:rPr>
+        <w:t xml:space="preserve">The number on her panel had ticked from 31 to 47.</w:t>
+      </w:r>
+    </w:p>
+    <w:p>
+      <w:pPr>
+        <w:spacing w:after="240" w:before="240" w:lineRule="auto"/>
+        <w:ind w:firstLine="0"/>
+        <w:rPr/>
+      </w:pPr>
+      <w:r>
+        <w:rPr>
+          <w:rtl w:val="0"/>
+        </w:rPr>
+        <w:t xml:space="preserve">He sat for a long time with the cup and didn't drink it. Banjo had relocated to the rug in front of the fire and was lying on his side in a posture of complete ideological commitment to comfort. Outside, somewhere up the lane, Pip's bell had rung the third bell.</w:t>
+      </w:r>
+    </w:p>
+    <w:p>
+      <w:pPr>
+        <w:spacing w:after="240" w:before="240" w:lineRule="auto"/>
+        <w:ind w:firstLine="0"/>
+        <w:rPr/>
+      </w:pPr>
+      <w:r>
+        <w:rPr>
+          <w:rtl w:val="0"/>
+        </w:rPr>
+        <w:t xml:space="preserve">"Lyselle, question, but a small one, not one of the three. Or, I don't know. Maybe one of tomorrow's three."</w:t>
+      </w:r>
+    </w:p>
+    <w:p>
+      <w:pPr>
+        <w:spacing w:after="240" w:before="240" w:lineRule="auto"/>
+        <w:ind w:firstLine="0"/>
+        <w:rPr/>
+      </w:pPr>
+      <w:r>
+        <w:rPr>
+          <w:rtl w:val="0"/>
+        </w:rPr>
+        <w:t xml:space="preserve">"Banked. Go ahead."</w:t>
+      </w:r>
+    </w:p>
+    <w:p>
+      <w:pPr>
+        <w:spacing w:after="240" w:before="240" w:lineRule="auto"/>
+        <w:ind w:firstLine="0"/>
+        <w:rPr/>
+      </w:pPr>
+      <w:r>
+        <w:rPr>
+          <w:rtl w:val="0"/>
+        </w:rPr>
+        <w:t xml:space="preserve">"You said this is a heaven. </w:t>
+      </w:r>
+      <w:r>
+        <w:rPr>
+          <w:i w:val="1"/>
+          <w:iCs w:val="1"/>
+          <w:rtl w:val="0"/>
+        </w:rPr>
+        <w:t xml:space="preserve">A</w:t>
+      </w:r>
+      <w:r>
+        <w:rPr>
+          <w:rtl w:val="0"/>
+        </w:rPr>
+        <w:t xml:space="preserve"> heaven. With the indefinite article."</w:t>
+      </w:r>
+    </w:p>
+    <w:p>
+      <w:pPr>
+        <w:spacing w:after="240" w:before="240" w:lineRule="auto"/>
+        <w:ind w:firstLine="0"/>
+        <w:rPr/>
+      </w:pPr>
+      <w:r>
+        <w:rPr>
+          <w:rtl w:val="0"/>
+        </w:rPr>
+        <w:t xml:space="preserve">"I did."</w:t>
+      </w:r>
+    </w:p>
+    <w:p>
+      <w:pPr>
+        <w:spacing w:after="240" w:before="240" w:lineRule="auto"/>
+        <w:ind w:firstLine="0"/>
+        <w:rPr/>
+      </w:pPr>
+      <w:r>
+        <w:rPr>
+          <w:rtl w:val="0"/>
+        </w:rPr>
+        <w:t xml:space="preserve">"The point of all this. If somebody designed it. Why."</w:t>
+      </w:r>
+    </w:p>
+    <w:p>
+      <w:pPr>
+        <w:spacing w:after="240" w:before="240" w:lineRule="auto"/>
+        <w:ind w:firstLine="0"/>
+        <w:rPr/>
+      </w:pPr>
+      <w:r>
+        <w:rPr>
+          <w:rtl w:val="0"/>
+        </w:rPr>
+        <w:t xml:space="preserve">"Are you sure you want to spend question four on this, Drew."</w:t>
       </w:r>
     </w:p>
     <w:p>
@@ -21236,221 +20890,137 @@
         <w:rPr>
           <w:rtl w:val="0"/>
         </w:rPr>
-        <w:t xml:space="preserve">"What happens if you walk out. Past the villages. North, away from the ring."</w:t>
-      </w:r>
-    </w:p>
-    <w:p>
-      <w:pPr>
-        <w:spacing w:after="240" w:before="240" w:lineRule="auto"/>
-        <w:ind w:firstLine="0"/>
-        <w:rPr/>
-      </w:pPr>
-      <w:r>
-        <w:rPr>
-          <w:rtl w:val="0"/>
-        </w:rPr>
-        <w:t xml:space="preserve">"You walk for a day, and the next day you find yourself walking back into the ring from the south. The world loops. You can't leave. You can travel between the villages along the river, which most travelers do. Pip went to Otterwell once, on her own, before I knew her. She came back disappointed. Otterwell, she said, is </w:t>
-      </w:r>
-      <w:r>
-        <w:rPr>
-          <w:i w:val="1"/>
-          <w:iCs w:val="1"/>
-          <w:rtl w:val="0"/>
-        </w:rPr>
-        <w:t xml:space="preserve">fine.</w:t>
-      </w:r>
-      <w:r>
-        <w:rPr>
-          <w:rtl w:val="0"/>
-        </w:rPr>
-        <w:t xml:space="preserve">"</w:t>
-      </w:r>
-    </w:p>
-    <w:p>
-      <w:pPr>
-        <w:spacing w:after="240" w:before="240" w:lineRule="auto"/>
-        <w:ind w:firstLine="0"/>
-        <w:rPr/>
-      </w:pPr>
-      <w:r>
-        <w:rPr>
-          <w:rtl w:val="0"/>
-        </w:rPr>
-        <w:t xml:space="preserve">"You're telling me this is a closed system."</w:t>
-      </w:r>
-    </w:p>
-    <w:p>
-      <w:pPr>
-        <w:spacing w:after="240" w:before="240" w:lineRule="auto"/>
-        <w:ind w:firstLine="0"/>
-        <w:rPr/>
-      </w:pPr>
-      <w:r>
-        <w:rPr>
-          <w:rtl w:val="0"/>
-        </w:rPr>
-        <w:t xml:space="preserve">"I'm telling you it's a closed </w:t>
-      </w:r>
-      <w:r>
-        <w:rPr>
-          <w:i w:val="1"/>
-          <w:iCs w:val="1"/>
-          <w:rtl w:val="0"/>
-        </w:rPr>
-        <w:t xml:space="preserve">garden.</w:t>
-      </w:r>
-      <w:r>
-        <w:rPr>
-          <w:rtl w:val="0"/>
-        </w:rPr>
-        <w:t xml:space="preserve"> The distinction matters."</w:t>
-      </w:r>
-    </w:p>
-    <w:p>
-      <w:pPr>
-        <w:spacing w:after="240" w:before="240" w:lineRule="auto"/>
-        <w:ind w:firstLine="0"/>
-        <w:rPr/>
-      </w:pPr>
-      <w:r>
-        <w:rPr>
-          <w:rtl w:val="0"/>
-        </w:rPr>
-        <w:t xml:space="preserve">"Why does the distinction matter."</w:t>
-      </w:r>
-    </w:p>
-    <w:p>
-      <w:pPr>
-        <w:spacing w:after="240" w:before="240" w:lineRule="auto"/>
-        <w:ind w:firstLine="0"/>
-        <w:rPr/>
-      </w:pPr>
-      <w:r>
-        <w:rPr>
-          <w:rtl w:val="0"/>
-        </w:rPr>
-        <w:t xml:space="preserve">"Because gardens have gardeners. That's question three, by the way."</w:t>
-      </w:r>
-    </w:p>
-    <w:p>
-      <w:pPr>
-        <w:spacing w:after="240" w:before="240" w:lineRule="auto"/>
-        <w:ind w:firstLine="0"/>
-        <w:rPr/>
-      </w:pPr>
-      <w:r>
-        <w:rPr>
-          <w:rtl w:val="0"/>
-        </w:rPr>
-        <w:t xml:space="preserve">"That's not — I haven't asked yet."</w:t>
-      </w:r>
-    </w:p>
-    <w:p>
-      <w:pPr>
-        <w:spacing w:after="240" w:before="240" w:lineRule="auto"/>
-        <w:ind w:firstLine="0"/>
-        <w:rPr/>
-      </w:pPr>
-      <w:r>
-        <w:rPr>
-          <w:rtl w:val="0"/>
-        </w:rPr>
-        <w:t xml:space="preserve">"You're about to. You have a face that's about to. I am foreshortening your morning. The answer to your third question, which is </w:t>
-      </w:r>
-      <w:r>
-        <w:rPr>
-          <w:i w:val="1"/>
-          <w:iCs w:val="1"/>
-          <w:rtl w:val="0"/>
-        </w:rPr>
-        <w:t xml:space="preserve">who runs this place,</w:t>
-      </w:r>
-      <w:r>
-        <w:rPr>
-          <w:rtl w:val="0"/>
-        </w:rPr>
-        <w:t xml:space="preserve"> is that I do not know, but I am reasonably sure it is somebody. The garden is too well-kept to be wild. Things grow here that are useful. Things do not grow here that are inconvenient. The weather is, as you have probably noticed, theatrical rather than dangerous. The fish reset. The trees reset. The bread does not go moldy. The pickled trout in my pantry has been pickled for forty years, and last week I served it at a council dinner, and it was, to the surprise of no one, perfect. This is a place that has been </w:t>
-      </w:r>
-      <w:r>
-        <w:rPr>
-          <w:i w:val="1"/>
-          <w:iCs w:val="1"/>
-          <w:rtl w:val="0"/>
-        </w:rPr>
-        <w:t xml:space="preserve">designed,</w:t>
-      </w:r>
-      <w:r>
-        <w:rPr>
-          <w:rtl w:val="0"/>
-        </w:rPr>
-        <w:t xml:space="preserve"> Drew, and a designer who keeps to themselves is still a designer. I do not know who they are. I have written letters to elders in nine of the other ten villages, in correspondence going back two hundred years, and </w:t>
-      </w:r>
-      <w:r>
-        <w:rPr>
-          <w:i w:val="1"/>
-          <w:iCs w:val="1"/>
-          <w:rtl w:val="0"/>
-        </w:rPr>
-        <w:t xml:space="preserve">none</w:t>
-      </w:r>
-      <w:r>
-        <w:rPr>
-          <w:rtl w:val="0"/>
-        </w:rPr>
-        <w:t xml:space="preserve"> of those elders know either. We do, however, all agree, that </w:t>
-      </w:r>
-      <w:r>
-        <w:rPr>
-          <w:i w:val="1"/>
-          <w:iCs w:val="1"/>
-          <w:rtl w:val="0"/>
-        </w:rPr>
-        <w:t xml:space="preserve">somebody</w:t>
-      </w:r>
-      <w:r>
-        <w:rPr>
-          <w:rtl w:val="0"/>
-        </w:rPr>
-        <w:t xml:space="preserve"> does."</w:t>
-      </w:r>
-    </w:p>
-    <w:p>
-      <w:pPr>
-        <w:spacing w:after="240" w:before="240" w:lineRule="auto"/>
-        <w:ind w:firstLine="0"/>
-        <w:rPr/>
-      </w:pPr>
-      <w:r>
-        <w:rPr>
-          <w:rtl w:val="0"/>
-        </w:rPr>
-        <w:t xml:space="preserve">"And you've never met them."</w:t>
-      </w:r>
-    </w:p>
-    <w:p>
-      <w:pPr>
-        <w:spacing w:after="240" w:before="240" w:lineRule="auto"/>
-        <w:ind w:firstLine="0"/>
-        <w:rPr/>
-      </w:pPr>
-      <w:r>
-        <w:rPr>
-          <w:rtl w:val="0"/>
-        </w:rPr>
-        <w:t xml:space="preserve">"None of us has. None of the protagonists who reached high enough levels to ask the question with any force has, either. None of them has come back through the Drift and told us. None of them has sent a letter that told us. Most of them, I would guess, simply found out that the question is bigger than they had time for, and decided, like I did, to live in the garden instead of digging at it."</w:t>
-      </w:r>
-    </w:p>
-    <w:p>
-      <w:pPr>
-        <w:spacing w:after="240" w:before="240" w:lineRule="auto"/>
-        <w:ind w:firstLine="0"/>
-        <w:rPr/>
-      </w:pPr>
-      <w:r>
-        <w:rPr>
-          <w:rtl w:val="0"/>
-        </w:rPr>
-        <w:t xml:space="preserve">"Lyselle."</w:t>
+        <w:t xml:space="preserve">"I will tell you what I think and you may take it with the salt of being one elder's opinion in two hundred and forty years of correspondence. I think the point is children. Specifically, your children. Specifically, the children that you, the Anglers, and the other classes of protagonist, have with the women you settle with, in the gardens you settle in. Those children grow. Those children, when they grow, populate other gardens. The gardens are stocked with denizens by the children of protagonists in earlier gardens. The whole thing is a long, slow propagation, and we are one of its middle stages. I am the daughter of a protagonist. Not a grandfather, not a great-great-something. My actual father. He passed through Coldmere before I was born, fathered me on a denizen there, and was gone before I was old enough to remember him. That is the rule, Drew, and I want you to hear it cleanly: every woman in this village had a protagonist for a father. Every single one. Aren did. Mira did. Branwen, Hazel, Pip, Iri, Vesha, the Tessas, Ophelia. Every woman in every village in the ring. We are all, all of us, the daughters of men like you. And now we are denizens, and we are waiting for our own protagonists to give us our own daughters. Who will be denizens of other heavens. The system is, in summary, agricultural. Or pastoral. Or familial. I have not picked the word that I like best for it."</w:t>
+      </w:r>
+    </w:p>
+    <w:p>
+      <w:pPr>
+        <w:spacing w:after="240" w:before="240" w:lineRule="auto"/>
+        <w:ind w:firstLine="0"/>
+        <w:rPr/>
+      </w:pPr>
+      <w:r>
+        <w:rPr>
+          <w:rtl w:val="0"/>
+        </w:rPr>
+        <w:t xml:space="preserve">He did not say anything for a while.</w:t>
+      </w:r>
+    </w:p>
+    <w:p>
+      <w:pPr>
+        <w:spacing w:after="240" w:before="240" w:lineRule="auto"/>
+        <w:ind w:firstLine="0"/>
+        <w:rPr/>
+      </w:pPr>
+      <w:r>
+        <w:rPr>
+          <w:rtl w:val="0"/>
+        </w:rPr>
+        <w:t xml:space="preserve">He was aware that the number on her panel had ticked from 47 to 53, which was a generous bump for a mostly-quiet response, and which he understood meant she was, on her own metric, glad that he was sitting with the answer rather than throwing it back at her.</w:t>
+      </w:r>
+    </w:p>
+    <w:p>
+      <w:pPr>
+        <w:spacing w:after="240" w:before="240" w:lineRule="auto"/>
+        <w:ind w:firstLine="0"/>
+        <w:rPr/>
+      </w:pPr>
+      <w:r>
+        <w:rPr>
+          <w:rtl w:val="0"/>
+        </w:rPr>
+        <w:t xml:space="preserve">"Lyselle, that is — I have to say, that is a wild business model."</w:t>
+      </w:r>
+    </w:p>
+    <w:p>
+      <w:pPr>
+        <w:spacing w:after="240" w:before="240" w:lineRule="auto"/>
+        <w:ind w:firstLine="0"/>
+        <w:rPr/>
+      </w:pPr>
+      <w:r>
+        <w:rPr>
+          <w:rtl w:val="0"/>
+        </w:rPr>
+        <w:t xml:space="preserve">"Mhm."</w:t>
+      </w:r>
+    </w:p>
+    <w:p>
+      <w:pPr>
+        <w:spacing w:after="240" w:before="240" w:lineRule="auto"/>
+        <w:ind w:firstLine="0"/>
+        <w:rPr/>
+      </w:pPr>
+      <w:r>
+        <w:rPr>
+          <w:rtl w:val="0"/>
+        </w:rPr>
+        <w:t xml:space="preserve">"That is something I would have said about the worst of my work clients."</w:t>
+      </w:r>
+    </w:p>
+    <w:p>
+      <w:pPr>
+        <w:spacing w:after="240" w:before="240" w:lineRule="auto"/>
+        <w:ind w:firstLine="0"/>
+        <w:rPr/>
+      </w:pPr>
+      <w:r>
+        <w:rPr>
+          <w:rtl w:val="0"/>
+        </w:rPr>
+        <w:t xml:space="preserve">"I don't know what a work client is, but I am taking that as a compliment from context."</w:t>
+      </w:r>
+    </w:p>
+    <w:p>
+      <w:pPr>
+        <w:spacing w:after="240" w:before="240" w:lineRule="auto"/>
+        <w:ind w:firstLine="0"/>
+        <w:rPr/>
+      </w:pPr>
+      <w:r>
+        <w:rPr>
+          <w:rtl w:val="0"/>
+        </w:rPr>
+        <w:t xml:space="preserve">"It's a compliment."</w:t>
+      </w:r>
+    </w:p>
+    <w:p>
+      <w:pPr>
+        <w:spacing w:after="240" w:before="240" w:lineRule="auto"/>
+        <w:ind w:firstLine="0"/>
+        <w:rPr/>
+      </w:pPr>
+      <w:r>
+        <w:rPr>
+          <w:rtl w:val="0"/>
+        </w:rPr>
+        <w:t xml:space="preserve">"Thank you, dear."</w:t>
+      </w:r>
+    </w:p>
+    <w:p>
+      <w:pPr>
+        <w:spacing w:after="240" w:before="240" w:lineRule="auto"/>
+        <w:ind w:firstLine="0"/>
+        <w:rPr/>
+      </w:pPr>
+      <w:r>
+        <w:rPr>
+          <w:rtl w:val="0"/>
+        </w:rPr>
+        <w:t xml:space="preserve">He leaned back in his chair. The fire popped in the hearth, and threw a small bright flake of itself at the slate, which Banjo, in his sleep, did not stir for.</w:t>
+      </w:r>
+    </w:p>
+    <w:p>
+      <w:pPr>
+        <w:spacing w:after="240" w:before="240" w:lineRule="auto"/>
+        <w:ind w:firstLine="0"/>
+        <w:rPr/>
+      </w:pPr>
+      <w:r>
+        <w:rPr>
+          <w:rtl w:val="0"/>
+        </w:rPr>
+        <w:t xml:space="preserve">"And the women."</w:t>
       </w:r>
     </w:p>
     <w:p>
@@ -21476,7 +21046,20 @@
         <w:rPr>
           <w:rtl w:val="0"/>
         </w:rPr>
-        <w:t xml:space="preserve">"You said protagonists."</w:t>
+        <w:t xml:space="preserve">He let his eye go down the lane in his head — Mira at her shop, Branwen at her bench, Hazel in her garden, Pip at her candles, the woman across from him in this room — and set them out, one at a time, in the air between him and her.</w:t>
+      </w:r>
+    </w:p>
+    <w:p>
+      <w:pPr>
+        <w:spacing w:after="240" w:before="240" w:lineRule="auto"/>
+        <w:ind w:firstLine="0"/>
+        <w:rPr/>
+      </w:pPr>
+      <w:r>
+        <w:rPr>
+          <w:rtl w:val="0"/>
+        </w:rPr>
+        <w:t xml:space="preserve">"Mira. Branwen. Hazel. Pip. You."</w:t>
       </w:r>
     </w:p>
     <w:p>
@@ -21502,462 +21085,6 @@
         <w:rPr>
           <w:rtl w:val="0"/>
         </w:rPr>
-        <w:t xml:space="preserve">"In other villages. That have, you said, gotten one."</w:t>
-      </w:r>
-    </w:p>
-    <w:p>
-      <w:pPr>
-        <w:spacing w:after="240" w:before="240" w:lineRule="auto"/>
-        <w:ind w:firstLine="0"/>
-        <w:rPr/>
-      </w:pPr>
-      <w:r>
-        <w:rPr>
-          <w:rtl w:val="0"/>
-        </w:rPr>
-        <w:t xml:space="preserve">She refolded her hands around her cup. The tea was steaming up between them in a thin ribbon.</w:t>
-      </w:r>
-    </w:p>
-    <w:p>
-      <w:pPr>
-        <w:spacing w:after="240" w:before="240" w:lineRule="auto"/>
-        <w:ind w:firstLine="0"/>
-        <w:rPr/>
-      </w:pPr>
-      <w:r>
-        <w:rPr>
-          <w:rtl w:val="0"/>
-        </w:rPr>
-        <w:t xml:space="preserve">"Yes. I have been writing to elders who have had protagonists, for two hundred years, to ask them what their protagonists found out. None of them has returned with usable knowledge. Most of them are still in their villages, settled, with families, having decided either that the question doesn't matter or that they prefer not to know. A handful, a very small handful, went looking and went past where letters could follow them. Those ones, the elders write to me about, every now and then, when something happens. The something happens rarely. None of it is clear. I am, in summary, telling you what I have spent my correspondence career learning, which is that the question you most want answered cannot be answered from inside this garden by talking to other people inside the garden. That, Drew, is your three. I'm refilling your tea."</w:t>
-      </w:r>
-    </w:p>
-    <w:p>
-      <w:pPr>
-        <w:spacing w:after="240" w:before="240" w:lineRule="auto"/>
-        <w:ind w:firstLine="0"/>
-        <w:rPr/>
-      </w:pPr>
-      <w:r>
-        <w:rPr>
-          <w:rtl w:val="0"/>
-        </w:rPr>
-        <w:t xml:space="preserve">She refilled his tea. He let her.</w:t>
-      </w:r>
-    </w:p>
-    <w:p>
-      <w:pPr>
-        <w:spacing w:after="240" w:before="240" w:lineRule="auto"/>
-        <w:ind w:firstLine="0"/>
-        <w:rPr/>
-      </w:pPr>
-      <w:r>
-        <w:rPr>
-          <w:rtl w:val="0"/>
-        </w:rPr>
-        <w:t xml:space="preserve">The number on her panel had ticked from 31 to 47.</w:t>
-      </w:r>
-    </w:p>
-    <w:p>
-      <w:pPr>
-        <w:spacing w:after="240" w:before="240" w:lineRule="auto"/>
-        <w:ind w:firstLine="0"/>
-        <w:rPr/>
-      </w:pPr>
-      <w:r>
-        <w:rPr>
-          <w:rtl w:val="0"/>
-        </w:rPr>
-        <w:t xml:space="preserve">He sat for a long time with the cup and didn't drink it. Banjo had relocated to the rug in front of the fire and was lying on his side in a posture of complete ideological commitment to comfort. Outside, somewhere up the lane, Pip's bell had rung the third bell.</w:t>
-      </w:r>
-    </w:p>
-    <w:p>
-      <w:pPr>
-        <w:spacing w:after="240" w:before="240" w:lineRule="auto"/>
-        <w:ind w:firstLine="0"/>
-        <w:rPr/>
-      </w:pPr>
-      <w:r>
-        <w:rPr>
-          <w:rtl w:val="0"/>
-        </w:rPr>
-        <w:t xml:space="preserve">"Lyselle."</w:t>
-      </w:r>
-    </w:p>
-    <w:p>
-      <w:pPr>
-        <w:spacing w:after="240" w:before="240" w:lineRule="auto"/>
-        <w:ind w:firstLine="0"/>
-        <w:rPr/>
-      </w:pPr>
-      <w:r>
-        <w:rPr>
-          <w:rtl w:val="0"/>
-        </w:rPr>
-        <w:t xml:space="preserve">"Yes."</w:t>
-      </w:r>
-    </w:p>
-    <w:p>
-      <w:pPr>
-        <w:spacing w:after="240" w:before="240" w:lineRule="auto"/>
-        <w:ind w:firstLine="0"/>
-        <w:rPr/>
-      </w:pPr>
-      <w:r>
-        <w:rPr>
-          <w:rtl w:val="0"/>
-        </w:rPr>
-        <w:t xml:space="preserve">"Question, but a small one, not one of the three. Or, I don't know. Maybe one of tomorrow's three."</w:t>
-      </w:r>
-    </w:p>
-    <w:p>
-      <w:pPr>
-        <w:spacing w:after="240" w:before="240" w:lineRule="auto"/>
-        <w:ind w:firstLine="0"/>
-        <w:rPr/>
-      </w:pPr>
-      <w:r>
-        <w:rPr>
-          <w:rtl w:val="0"/>
-        </w:rPr>
-        <w:t xml:space="preserve">"Banked. Go ahead."</w:t>
-      </w:r>
-    </w:p>
-    <w:p>
-      <w:pPr>
-        <w:spacing w:after="240" w:before="240" w:lineRule="auto"/>
-        <w:ind w:firstLine="0"/>
-        <w:rPr/>
-      </w:pPr>
-      <w:r>
-        <w:rPr>
-          <w:rtl w:val="0"/>
-        </w:rPr>
-        <w:t xml:space="preserve">"You said this is a heaven. </w:t>
-      </w:r>
-      <w:r>
-        <w:rPr>
-          <w:i w:val="1"/>
-          <w:iCs w:val="1"/>
-          <w:rtl w:val="0"/>
-        </w:rPr>
-        <w:t xml:space="preserve">A</w:t>
-      </w:r>
-      <w:r>
-        <w:rPr>
-          <w:rtl w:val="0"/>
-        </w:rPr>
-        <w:t xml:space="preserve"> heaven. With the indefinite article."</w:t>
-      </w:r>
-    </w:p>
-    <w:p>
-      <w:pPr>
-        <w:spacing w:after="240" w:before="240" w:lineRule="auto"/>
-        <w:ind w:firstLine="0"/>
-        <w:rPr/>
-      </w:pPr>
-      <w:r>
-        <w:rPr>
-          <w:rtl w:val="0"/>
-        </w:rPr>
-        <w:t xml:space="preserve">"I did."</w:t>
-      </w:r>
-    </w:p>
-    <w:p>
-      <w:pPr>
-        <w:spacing w:after="240" w:before="240" w:lineRule="auto"/>
-        <w:ind w:firstLine="0"/>
-        <w:rPr/>
-      </w:pPr>
-      <w:r>
-        <w:rPr>
-          <w:rtl w:val="0"/>
-        </w:rPr>
-        <w:t xml:space="preserve">"The point of all this. If somebody designed it. Why."</w:t>
-      </w:r>
-    </w:p>
-    <w:p>
-      <w:pPr>
-        <w:spacing w:after="240" w:before="240" w:lineRule="auto"/>
-        <w:ind w:firstLine="0"/>
-        <w:rPr/>
-      </w:pPr>
-      <w:r>
-        <w:rPr>
-          <w:rtl w:val="0"/>
-        </w:rPr>
-        <w:t xml:space="preserve">"Drew."</w:t>
-      </w:r>
-    </w:p>
-    <w:p>
-      <w:pPr>
-        <w:spacing w:after="240" w:before="240" w:lineRule="auto"/>
-        <w:ind w:firstLine="0"/>
-        <w:rPr/>
-      </w:pPr>
-      <w:r>
-        <w:rPr>
-          <w:rtl w:val="0"/>
-        </w:rPr>
-        <w:t xml:space="preserve">"Yeah."</w:t>
-      </w:r>
-    </w:p>
-    <w:p>
-      <w:pPr>
-        <w:spacing w:after="240" w:before="240" w:lineRule="auto"/>
-        <w:ind w:firstLine="0"/>
-        <w:rPr/>
-      </w:pPr>
-      <w:r>
-        <w:rPr>
-          <w:rtl w:val="0"/>
-        </w:rPr>
-        <w:t xml:space="preserve">"Are you sure you want to spend question four on this."</w:t>
-      </w:r>
-    </w:p>
-    <w:p>
-      <w:pPr>
-        <w:spacing w:after="240" w:before="240" w:lineRule="auto"/>
-        <w:ind w:firstLine="0"/>
-        <w:rPr/>
-      </w:pPr>
-      <w:r>
-        <w:rPr>
-          <w:rtl w:val="0"/>
-        </w:rPr>
-        <w:t xml:space="preserve">"Yes."</w:t>
-      </w:r>
-    </w:p>
-    <w:p>
-      <w:pPr>
-        <w:spacing w:after="240" w:before="240" w:lineRule="auto"/>
-        <w:ind w:firstLine="0"/>
-        <w:rPr/>
-      </w:pPr>
-      <w:r>
-        <w:rPr>
-          <w:rtl w:val="0"/>
-        </w:rPr>
-        <w:t xml:space="preserve">"I will tell you what I think and you may take it with the salt of being one elder's opinion in two hundred and forty years of correspondence. I think the point is children. Specifically, your children. Specifically, the children that you, the Anglers, and the other classes of protagonist, have with the women you settle with, in the gardens you settle in. Those children grow. Those children, when they grow, populate other gardens. The gardens are stocked with denizens by the children of protagonists in earlier gardens. The whole thing is a long, slow propagation, and we are one of its middle stages. I am the daughter of a protagonist. Not a grandfather, not a great-great-something. My actual father. He passed through Coldmere before I was born, fathered me on a denizen there, and was gone before I was old enough to remember him. That is the rule, Drew, and I want you to hear it cleanly: every woman in this village had a protagonist for a father. Every single one. Aren did. Mira did. Branwen, Hazel, Pip, Iri, Vesha, the Tessas, Ophelia. Every woman in every village in the ring. We are all, all of us, the daughters of men like you. And now we are denizens, and we are waiting for our own protagonists to give us our own daughters. Who will be denizens of other heavens. The system is, in summary, agricultural. Or pastoral. Or familial. I have not picked the word that I like best for it."</w:t>
-      </w:r>
-    </w:p>
-    <w:p>
-      <w:pPr>
-        <w:spacing w:after="240" w:before="240" w:lineRule="auto"/>
-        <w:ind w:firstLine="0"/>
-        <w:rPr/>
-      </w:pPr>
-      <w:r>
-        <w:rPr>
-          <w:rtl w:val="0"/>
-        </w:rPr>
-        <w:t xml:space="preserve">He did not say anything for a while.</w:t>
-      </w:r>
-    </w:p>
-    <w:p>
-      <w:pPr>
-        <w:spacing w:after="240" w:before="240" w:lineRule="auto"/>
-        <w:ind w:firstLine="0"/>
-        <w:rPr/>
-      </w:pPr>
-      <w:r>
-        <w:rPr>
-          <w:rtl w:val="0"/>
-        </w:rPr>
-        <w:t xml:space="preserve">He was aware that the number on her panel had ticked from 47 to 53, which was a generous bump for a mostly-quiet response, and which he understood meant she was, on her own metric, glad that he was sitting with the answer rather than throwing it back at her.</w:t>
-      </w:r>
-    </w:p>
-    <w:p>
-      <w:pPr>
-        <w:spacing w:after="240" w:before="240" w:lineRule="auto"/>
-        <w:ind w:firstLine="0"/>
-        <w:rPr/>
-      </w:pPr>
-      <w:r>
-        <w:rPr>
-          <w:rtl w:val="0"/>
-        </w:rPr>
-        <w:t xml:space="preserve">"Lyselle."</w:t>
-      </w:r>
-    </w:p>
-    <w:p>
-      <w:pPr>
-        <w:spacing w:after="240" w:before="240" w:lineRule="auto"/>
-        <w:ind w:firstLine="0"/>
-        <w:rPr/>
-      </w:pPr>
-      <w:r>
-        <w:rPr>
-          <w:rtl w:val="0"/>
-        </w:rPr>
-        <w:t xml:space="preserve">"Yes."</w:t>
-      </w:r>
-    </w:p>
-    <w:p>
-      <w:pPr>
-        <w:spacing w:after="240" w:before="240" w:lineRule="auto"/>
-        <w:ind w:firstLine="0"/>
-        <w:rPr/>
-      </w:pPr>
-      <w:r>
-        <w:rPr>
-          <w:rtl w:val="0"/>
-        </w:rPr>
-        <w:t xml:space="preserve">"That is — I have to say, that is a wild business model."</w:t>
-      </w:r>
-    </w:p>
-    <w:p>
-      <w:pPr>
-        <w:spacing w:after="240" w:before="240" w:lineRule="auto"/>
-        <w:ind w:firstLine="0"/>
-        <w:rPr/>
-      </w:pPr>
-      <w:r>
-        <w:rPr>
-          <w:rtl w:val="0"/>
-        </w:rPr>
-        <w:t xml:space="preserve">"Mhm."</w:t>
-      </w:r>
-    </w:p>
-    <w:p>
-      <w:pPr>
-        <w:spacing w:after="240" w:before="240" w:lineRule="auto"/>
-        <w:ind w:firstLine="0"/>
-        <w:rPr/>
-      </w:pPr>
-      <w:r>
-        <w:rPr>
-          <w:rtl w:val="0"/>
-        </w:rPr>
-        <w:t xml:space="preserve">"That is something I would have said about the worst of my work clients."</w:t>
-      </w:r>
-    </w:p>
-    <w:p>
-      <w:pPr>
-        <w:spacing w:after="240" w:before="240" w:lineRule="auto"/>
-        <w:ind w:firstLine="0"/>
-        <w:rPr/>
-      </w:pPr>
-      <w:r>
-        <w:rPr>
-          <w:rtl w:val="0"/>
-        </w:rPr>
-        <w:t xml:space="preserve">"I don't know what a work client is, but I am taking that as a compliment from context."</w:t>
-      </w:r>
-    </w:p>
-    <w:p>
-      <w:pPr>
-        <w:spacing w:after="240" w:before="240" w:lineRule="auto"/>
-        <w:ind w:firstLine="0"/>
-        <w:rPr/>
-      </w:pPr>
-      <w:r>
-        <w:rPr>
-          <w:rtl w:val="0"/>
-        </w:rPr>
-        <w:t xml:space="preserve">"It's a compliment."</w:t>
-      </w:r>
-    </w:p>
-    <w:p>
-      <w:pPr>
-        <w:spacing w:after="240" w:before="240" w:lineRule="auto"/>
-        <w:ind w:firstLine="0"/>
-        <w:rPr/>
-      </w:pPr>
-      <w:r>
-        <w:rPr>
-          <w:rtl w:val="0"/>
-        </w:rPr>
-        <w:t xml:space="preserve">"Thank you, dear."</w:t>
-      </w:r>
-    </w:p>
-    <w:p>
-      <w:pPr>
-        <w:spacing w:after="240" w:before="240" w:lineRule="auto"/>
-        <w:ind w:firstLine="0"/>
-        <w:rPr/>
-      </w:pPr>
-      <w:r>
-        <w:rPr>
-          <w:rtl w:val="0"/>
-        </w:rPr>
-        <w:t xml:space="preserve">He leaned back in his chair. The fire popped in the hearth, and threw a small bright flake of itself at the slate, which Banjo, in his sleep, did not stir for.</w:t>
-      </w:r>
-    </w:p>
-    <w:p>
-      <w:pPr>
-        <w:spacing w:after="240" w:before="240" w:lineRule="auto"/>
-        <w:ind w:firstLine="0"/>
-        <w:rPr/>
-      </w:pPr>
-      <w:r>
-        <w:rPr>
-          <w:rtl w:val="0"/>
-        </w:rPr>
-        <w:t xml:space="preserve">"And the women."</w:t>
-      </w:r>
-    </w:p>
-    <w:p>
-      <w:pPr>
-        <w:spacing w:after="240" w:before="240" w:lineRule="auto"/>
-        <w:ind w:firstLine="0"/>
-        <w:rPr/>
-      </w:pPr>
-      <w:r>
-        <w:rPr>
-          <w:rtl w:val="0"/>
-        </w:rPr>
-        <w:t xml:space="preserve">"Yes."</w:t>
-      </w:r>
-    </w:p>
-    <w:p>
-      <w:pPr>
-        <w:spacing w:after="240" w:before="240" w:lineRule="auto"/>
-        <w:ind w:firstLine="0"/>
-        <w:rPr/>
-      </w:pPr>
-      <w:r>
-        <w:rPr>
-          <w:rtl w:val="0"/>
-        </w:rPr>
-        <w:t xml:space="preserve">He let his eye go down the lane in his head — Mira at her shop, Branwen at her bench, Hazel in her garden, Pip at her candles, the woman across from him in this room — and set them out, one at a time, in the air between him and her.</w:t>
-      </w:r>
-    </w:p>
-    <w:p>
-      <w:pPr>
-        <w:spacing w:after="240" w:before="240" w:lineRule="auto"/>
-        <w:ind w:firstLine="0"/>
-        <w:rPr/>
-      </w:pPr>
-      <w:r>
-        <w:rPr>
-          <w:rtl w:val="0"/>
-        </w:rPr>
-        <w:t xml:space="preserve">"Mira. Branwen. Hazel. Pip. You."</w:t>
-      </w:r>
-    </w:p>
-    <w:p>
-      <w:pPr>
-        <w:spacing w:after="240" w:before="240" w:lineRule="auto"/>
-        <w:ind w:firstLine="0"/>
-        <w:rPr/>
-      </w:pPr>
-      <w:r>
-        <w:rPr>
-          <w:rtl w:val="0"/>
-        </w:rPr>
-        <w:t xml:space="preserve">"Yes."</w:t>
-      </w:r>
-    </w:p>
-    <w:p>
-      <w:pPr>
-        <w:spacing w:after="240" w:before="240" w:lineRule="auto"/>
-        <w:ind w:firstLine="0"/>
-        <w:rPr/>
-      </w:pPr>
-      <w:r>
-        <w:rPr>
-          <w:rtl w:val="0"/>
-        </w:rPr>
         <w:t xml:space="preserve">"They're, in the system's design — they're sort of, they're set out for me. I'm meant to. We're meant to. They're a — they're a </w:t>
       </w:r>
       <w:r>
@@ -22025,62 +21152,7 @@
         <w:rPr>
           <w:rtl w:val="0"/>
         </w:rPr>
-        <w:t xml:space="preserve">"I call it a </w:t>
-      </w:r>
-      <w:r>
-        <w:rPr>
-          <w:i w:val="1"/>
-          <w:iCs w:val="1"/>
-          <w:rtl w:val="0"/>
-        </w:rPr>
-        <w:t xml:space="preserve">match,</w:t>
-      </w:r>
-      <w:r>
-        <w:rPr>
-          <w:rtl w:val="0"/>
-        </w:rPr>
-        <w:t xml:space="preserve"> Drew. They are, in the system's design, </w:t>
-      </w:r>
-      <w:r>
-        <w:rPr>
-          <w:i w:val="1"/>
-          <w:iCs w:val="1"/>
-          <w:rtl w:val="0"/>
-        </w:rPr>
-        <w:t xml:space="preserve">matches</w:t>
-      </w:r>
-      <w:r>
-        <w:rPr>
-          <w:rtl w:val="0"/>
-        </w:rPr>
-        <w:t xml:space="preserve"> for you. The system has placed people in this village whose tier-up paths are compatible with yours. That is not nothing. Is it also true that the village is a place where you, specifically, will, if you choose to, be very happy. Yes, it is. Is that what you would call a reward. Some men who came through here would. Most, I think, would call it a setup. The honest answer is somewhere in between, and the honest answer is also that you have </w:t>
-      </w:r>
-      <w:r>
-        <w:rPr>
-          <w:i w:val="1"/>
-          <w:iCs w:val="1"/>
-          <w:rtl w:val="0"/>
-        </w:rPr>
-        <w:t xml:space="preserve">agency</w:t>
-      </w:r>
-      <w:r>
-        <w:rPr>
-          <w:rtl w:val="0"/>
-        </w:rPr>
-        <w:t xml:space="preserve">, Drew, and the women here have agency, and the matches were drawn up by something other than either of you, but that doesn't mean the matches are wrong or that the people on the other end of them are puppets."</w:t>
-      </w:r>
-    </w:p>
-    <w:p>
-      <w:pPr>
-        <w:spacing w:after="240" w:before="240" w:lineRule="auto"/>
-        <w:ind w:firstLine="0"/>
-        <w:rPr/>
-      </w:pPr>
-      <w:r>
-        <w:rPr>
-          <w:rtl w:val="0"/>
-        </w:rPr>
-        <w:t xml:space="preserve">"Lyselle."</w:t>
+        <w:t xml:space="preserve">"I call it a match, Drew. They are, in the system's design, matches for you. The system has placed people in this village whose tier-up paths are compatible with yours. That is not nothing. Is it also true that the village is a place where you, specifically, will, if you choose to, be very happy. Yes, it is. Is that what you would call a reward. Some men who came through here would. Most, I think, would call it a setup. The honest answer is somewhere in between, and the honest answer is also that you have agency, Drew, and the women here have agency, and the matches were drawn up by something other than either of you, but that doesn't mean the matches are wrong or that the people on the other end of them are puppets."</w:t>
       </w:r>
     </w:p>
     <w:p>
@@ -22197,32 +21269,6 @@
         <w:rPr>
           <w:rtl w:val="0"/>
         </w:rPr>
-        <w:t xml:space="preserve">"Drew."</w:t>
-      </w:r>
-    </w:p>
-    <w:p>
-      <w:pPr>
-        <w:spacing w:after="240" w:before="240" w:lineRule="auto"/>
-        <w:ind w:firstLine="0"/>
-        <w:rPr/>
-      </w:pPr>
-      <w:r>
-        <w:rPr>
-          <w:rtl w:val="0"/>
-        </w:rPr>
-        <w:t xml:space="preserve">"Yes."</w:t>
-      </w:r>
-    </w:p>
-    <w:p>
-      <w:pPr>
-        <w:spacing w:after="240" w:before="240" w:lineRule="auto"/>
-        <w:ind w:firstLine="0"/>
-        <w:rPr/>
-      </w:pPr>
-      <w:r>
-        <w:rPr>
-          <w:rtl w:val="0"/>
-        </w:rPr>
         <w:t xml:space="preserve">"They are as real as they seem to be."</w:t>
       </w:r>
     </w:p>
@@ -22262,47 +21308,7 @@
         <w:rPr>
           <w:rtl w:val="0"/>
         </w:rPr>
-        <w:t xml:space="preserve">"Lyselle."</w:t>
-      </w:r>
-    </w:p>
-    <w:p>
-      <w:pPr>
-        <w:spacing w:after="240" w:before="240" w:lineRule="auto"/>
-        <w:ind w:firstLine="0"/>
-        <w:rPr/>
-      </w:pPr>
-      <w:r>
-        <w:rPr>
-          <w:rtl w:val="0"/>
-        </w:rPr>
-        <w:t xml:space="preserve">"Yes."</w:t>
-      </w:r>
-    </w:p>
-    <w:p>
-      <w:pPr>
-        <w:spacing w:after="240" w:before="240" w:lineRule="auto"/>
-        <w:ind w:firstLine="0"/>
-        <w:rPr/>
-      </w:pPr>
-      <w:r>
-        <w:rPr>
-          <w:rtl w:val="0"/>
-        </w:rPr>
-        <w:t xml:space="preserve">"How real are </w:t>
-      </w:r>
-      <w:r>
-        <w:rPr>
-          <w:i w:val="1"/>
-          <w:iCs w:val="1"/>
-          <w:rtl w:val="0"/>
-        </w:rPr>
-        <w:t xml:space="preserve">you.</w:t>
-      </w:r>
-      <w:r>
-        <w:rPr>
-          <w:rtl w:val="0"/>
-        </w:rPr>
-        <w:t xml:space="preserve">"</w:t>
+        <w:t xml:space="preserve">"Lyselle. How real are you."</w:t>
       </w:r>
     </w:p>
     <w:p>
@@ -22584,33 +21590,7 @@
         <w:rPr>
           <w:rtl w:val="0"/>
         </w:rPr>
-        <w:t xml:space="preserve">"Lyselle."</w:t>
-      </w:r>
-    </w:p>
-    <w:p>
-      <w:pPr>
-        <w:spacing w:after="240" w:before="240" w:lineRule="auto"/>
-        <w:ind w:firstLine="0"/>
-        <w:rPr/>
-      </w:pPr>
-      <w:r>
-        <w:rPr>
-          <w:rtl w:val="0"/>
-        </w:rPr>
-        <w:t xml:space="preserve">"Yes."</w:t>
-      </w:r>
-    </w:p>
-    <w:p>
-      <w:pPr>
-        <w:spacing w:after="240" w:before="240" w:lineRule="auto"/>
-        <w:ind w:firstLine="0"/>
-        <w:rPr/>
-      </w:pPr>
-      <w:r>
-        <w:rPr>
-          <w:rtl w:val="0"/>
-        </w:rPr>
-        <w:t xml:space="preserve">"Thank you."</w:t>
+        <w:t xml:space="preserve">"Thank you, Lyselle."</w:t>
       </w:r>
     </w:p>
     <w:p>
@@ -23633,21 +22613,7 @@
         <w:rPr>
           <w:rtl w:val="0"/>
         </w:rPr>
-        <w:t xml:space="preserve">"You were </w:t>
-      </w:r>
-      <w:r>
-        <w:rPr>
-          <w:i w:val="1"/>
-          <w:iCs w:val="1"/>
-          <w:rtl w:val="0"/>
-        </w:rPr>
-        <w:t xml:space="preserve">waiting</w:t>
-      </w:r>
-      <w:r>
-        <w:rPr>
-          <w:rtl w:val="0"/>
-        </w:rPr>
-        <w:t xml:space="preserve"> for the right moment."</w:t>
+        <w:t xml:space="preserve">"You were waiting for the right moment."</w:t>
       </w:r>
     </w:p>
     <w:p>
@@ -23673,20 +22639,7 @@
         <w:rPr>
           <w:rtl w:val="0"/>
         </w:rPr>
-        <w:t xml:space="preserve">"Drew."</w:t>
-      </w:r>
-    </w:p>
-    <w:p>
-      <w:pPr>
-        <w:spacing w:after="240" w:before="240" w:lineRule="auto"/>
-        <w:ind w:firstLine="0"/>
-        <w:rPr/>
-      </w:pPr>
-      <w:r>
-        <w:rPr>
-          <w:rtl w:val="0"/>
-        </w:rPr>
-        <w:t xml:space="preserve">"Yeah."</w:t>
+        <w:t xml:space="preserve">She propped herself up on her elbow and looked at him with the specific small wide-eyed look of a woman who had just understood the size of the question she was about to ask.</w:t>
       </w:r>
     </w:p>
     <w:p>
@@ -27816,47 +26769,7 @@
         <w:rPr>
           <w:rtl w:val="0"/>
         </w:rPr>
-        <w:t xml:space="preserve">"Lyselle."</w:t>
-      </w:r>
-    </w:p>
-    <w:p>
-      <w:pPr>
-        <w:spacing w:after="240" w:before="240" w:lineRule="auto"/>
-        <w:ind w:firstLine="0"/>
-        <w:rPr/>
-      </w:pPr>
-      <w:r>
-        <w:rPr>
-          <w:rtl w:val="0"/>
-        </w:rPr>
-        <w:t xml:space="preserve">"Yes."</w:t>
-      </w:r>
-    </w:p>
-    <w:p>
-      <w:pPr>
-        <w:spacing w:after="240" w:before="240" w:lineRule="auto"/>
-        <w:ind w:firstLine="0"/>
-        <w:rPr/>
-      </w:pPr>
-      <w:r>
-        <w:rPr>
-          <w:rtl w:val="0"/>
-        </w:rPr>
-        <w:t xml:space="preserve">"Do </w:t>
-      </w:r>
-      <w:r>
-        <w:rPr>
-          <w:i w:val="1"/>
-          <w:iCs w:val="1"/>
-          <w:rtl w:val="0"/>
-        </w:rPr>
-        <w:t xml:space="preserve">you</w:t>
-      </w:r>
-      <w:r>
-        <w:rPr>
-          <w:rtl w:val="0"/>
-        </w:rPr>
-        <w:t xml:space="preserve"> know I slept with Mira."</w:t>
+        <w:t xml:space="preserve">"Lyselle. Do you know I slept with Mira."</w:t>
       </w:r>
     </w:p>
     <w:p>
@@ -28043,33 +26956,7 @@
         <w:rPr>
           <w:rtl w:val="0"/>
         </w:rPr>
-        <w:t xml:space="preserve">"Drew."</w:t>
-      </w:r>
-    </w:p>
-    <w:p>
-      <w:pPr>
-        <w:spacing w:after="240" w:before="240" w:lineRule="auto"/>
-        <w:ind w:firstLine="0"/>
-        <w:rPr/>
-      </w:pPr>
-      <w:r>
-        <w:rPr>
-          <w:rtl w:val="0"/>
-        </w:rPr>
-        <w:t xml:space="preserve">"Yeah."</w:t>
-      </w:r>
-    </w:p>
-    <w:p>
-      <w:pPr>
-        <w:spacing w:after="240" w:before="240" w:lineRule="auto"/>
-        <w:ind w:firstLine="0"/>
-        <w:rPr/>
-      </w:pPr>
-      <w:r>
-        <w:rPr>
-          <w:rtl w:val="0"/>
-        </w:rPr>
-        <w:t xml:space="preserve">"You may, today, ask me questions without burning your three. I am chemically vulnerable. Take advantage of it within reason."</w:t>
+        <w:t xml:space="preserve">"You may, today, ask me questions without burning your three, Drew. I am chemically vulnerable. Take advantage of it within reason."</w:t>
       </w:r>
     </w:p>
     <w:p>
@@ -28108,33 +26995,7 @@
         <w:rPr>
           <w:rtl w:val="0"/>
         </w:rPr>
-        <w:t xml:space="preserve">"Lyselle."</w:t>
-      </w:r>
-    </w:p>
-    <w:p>
-      <w:pPr>
-        <w:spacing w:after="240" w:before="240" w:lineRule="auto"/>
-        <w:ind w:firstLine="0"/>
-        <w:rPr/>
-      </w:pPr>
-      <w:r>
-        <w:rPr>
-          <w:rtl w:val="0"/>
-        </w:rPr>
-        <w:t xml:space="preserve">"Yes."</w:t>
-      </w:r>
-    </w:p>
-    <w:p>
-      <w:pPr>
-        <w:spacing w:after="240" w:before="240" w:lineRule="auto"/>
-        <w:ind w:firstLine="0"/>
-        <w:rPr/>
-      </w:pPr>
-      <w:r>
-        <w:rPr>
-          <w:rtl w:val="0"/>
-        </w:rPr>
-        <w:t xml:space="preserve">"Are your memories of Coldmere real."</w:t>
+        <w:t xml:space="preserve">"Lyselle, are your memories of Coldmere real."</w:t>
       </w:r>
     </w:p>
     <w:p>
@@ -30372,7 +29233,166 @@
         <w:rPr>
           <w:rtl w:val="0"/>
         </w:rPr>
-        <w:t xml:space="preserve">"Lyselle."</w:t>
+        <w:t xml:space="preserve">"Lyselle, you are scaring me on purpose."</w:t>
+      </w:r>
+    </w:p>
+    <w:p>
+      <w:pPr>
+        <w:spacing w:after="240" w:before="240" w:lineRule="auto"/>
+        <w:ind w:firstLine="0"/>
+        <w:rPr/>
+      </w:pPr>
+      <w:r>
+        <w:rPr>
+          <w:rtl w:val="0"/>
+        </w:rPr>
+        <w:t xml:space="preserve">"I am, and I am sorry, and I am doing it because the alternative is that you will think I am not taking it seriously. I am taking it seriously. I have heard versions of this dream from elders' protagonists in two of the other ten villages, in two hundred years of correspondence. </w:t>
+      </w:r>
+      <w:r>
+        <w:rPr>
+          <w:i w:val="1"/>
+          <w:iCs w:val="1"/>
+          <w:rtl w:val="0"/>
+        </w:rPr>
+        <w:t xml:space="preserve">Versions,</w:t>
+      </w:r>
+      <w:r>
+        <w:rPr>
+          <w:rtl w:val="0"/>
+        </w:rPr>
+        <w:t xml:space="preserve"> I will note. I have not heard one identical to it, and I have not heard one with a named child, and I have not heard one in which the figure refused to look at the protagonist. The named child is new. The not-looking is, I think, very specifically new. Do you understand what I am saying."</w:t>
+      </w:r>
+    </w:p>
+    <w:p>
+      <w:pPr>
+        <w:spacing w:after="240" w:before="240" w:lineRule="auto"/>
+        <w:ind w:firstLine="0"/>
+        <w:rPr/>
+      </w:pPr>
+      <w:r>
+        <w:rPr>
+          <w:rtl w:val="0"/>
+        </w:rPr>
+        <w:t xml:space="preserve">"I think — yeah. Yeah, I think so."</w:t>
+      </w:r>
+    </w:p>
+    <w:p>
+      <w:pPr>
+        <w:spacing w:after="240" w:before="240" w:lineRule="auto"/>
+        <w:ind w:firstLine="0"/>
+        <w:rPr/>
+      </w:pPr>
+      <w:r>
+        <w:rPr>
+          <w:rtl w:val="0"/>
+        </w:rPr>
+        <w:t xml:space="preserve">She watched his face. The portrait at the corner of his vision had gone still in its drawn-on chair, attentive in the way a clerk goes attentive when the file in front of her starts moving on its own.</w:t>
+      </w:r>
+    </w:p>
+    <w:p>
+      <w:pPr>
+        <w:spacing w:after="240" w:before="240" w:lineRule="auto"/>
+        <w:ind w:firstLine="0"/>
+        <w:rPr/>
+      </w:pPr>
+      <w:r>
+        <w:rPr>
+          <w:rtl w:val="0"/>
+        </w:rPr>
+        <w:t xml:space="preserve">"Tell me what you think I am saying."</w:t>
+      </w:r>
+    </w:p>
+    <w:p>
+      <w:pPr>
+        <w:spacing w:after="240" w:before="240" w:lineRule="auto"/>
+        <w:ind w:firstLine="0"/>
+        <w:rPr/>
+      </w:pPr>
+      <w:r>
+        <w:rPr>
+          <w:rtl w:val="0"/>
+        </w:rPr>
+        <w:t xml:space="preserve">"That somebody is — somebody who isn't the system, but who is something </w:t>
+      </w:r>
+      <w:r>
+        <w:rPr>
+          <w:i w:val="1"/>
+          <w:iCs w:val="1"/>
+          <w:rtl w:val="0"/>
+        </w:rPr>
+        <w:t xml:space="preserve">like</w:t>
+      </w:r>
+      <w:r>
+        <w:rPr>
+          <w:rtl w:val="0"/>
+        </w:rPr>
+        <w:t xml:space="preserve"> the system. Has decided I'm a problem they're not going to engage with directly yet. And the dream is — the dream is the </w:t>
+      </w:r>
+      <w:r>
+        <w:rPr>
+          <w:i w:val="1"/>
+          <w:iCs w:val="1"/>
+          <w:rtl w:val="0"/>
+        </w:rPr>
+        <w:t xml:space="preserve">yet.</w:t>
+      </w:r>
+      <w:r>
+        <w:rPr>
+          <w:rtl w:val="0"/>
+        </w:rPr>
+        <w:t xml:space="preserve">"</w:t>
+      </w:r>
+    </w:p>
+    <w:p>
+      <w:pPr>
+        <w:spacing w:after="240" w:before="240" w:lineRule="auto"/>
+        <w:ind w:firstLine="0"/>
+        <w:rPr/>
+      </w:pPr>
+      <w:r>
+        <w:rPr>
+          <w:rtl w:val="0"/>
+        </w:rPr>
+        <w:t xml:space="preserve">"That is a generous reading of what I am saying. Yes."</w:t>
+      </w:r>
+    </w:p>
+    <w:p>
+      <w:pPr>
+        <w:spacing w:after="240" w:before="240" w:lineRule="auto"/>
+        <w:ind w:firstLine="0"/>
+        <w:rPr/>
+      </w:pPr>
+      <w:r>
+        <w:rPr>
+          <w:rtl w:val="0"/>
+        </w:rPr>
+        <w:t xml:space="preserve">"Lyselle. Lila isn't real. We don't have a daughter. Mira and I have known each other four weeks."</w:t>
+      </w:r>
+    </w:p>
+    <w:p>
+      <w:pPr>
+        <w:spacing w:after="240" w:before="240" w:lineRule="auto"/>
+        <w:ind w:firstLine="0"/>
+        <w:rPr/>
+      </w:pPr>
+      <w:r>
+        <w:rPr>
+          <w:rtl w:val="0"/>
+        </w:rPr>
+        <w:t xml:space="preserve">"Drew."</w:t>
+      </w:r>
+    </w:p>
+    <w:p>
+      <w:pPr>
+        <w:spacing w:after="240" w:before="240" w:lineRule="auto"/>
+        <w:ind w:firstLine="0"/>
+        <w:rPr/>
+      </w:pPr>
+      <w:r>
+        <w:rPr>
+          <w:rtl w:val="0"/>
+        </w:rPr>
+        <w:t xml:space="preserve">"I'm just saying. Mira hasn't been pregnant. There's no Lila. So whoever this is, they're — they're previewing me a child I might have. They're showing me the loss before the having."</w:t>
       </w:r>
     </w:p>
     <w:p>
@@ -30398,217 +29418,6 @@
         <w:rPr>
           <w:rtl w:val="0"/>
         </w:rPr>
-        <w:t xml:space="preserve">"You are scaring me on purpose."</w:t>
-      </w:r>
-    </w:p>
-    <w:p>
-      <w:pPr>
-        <w:spacing w:after="240" w:before="240" w:lineRule="auto"/>
-        <w:ind w:firstLine="0"/>
-        <w:rPr/>
-      </w:pPr>
-      <w:r>
-        <w:rPr>
-          <w:rtl w:val="0"/>
-        </w:rPr>
-        <w:t xml:space="preserve">"I am, and I am sorry, and I am doing it because the alternative is that you will think I am not taking it seriously. I am taking it seriously. I have heard versions of this dream from elders' protagonists in two of the other ten villages, in two hundred years of correspondence. </w:t>
-      </w:r>
-      <w:r>
-        <w:rPr>
-          <w:i w:val="1"/>
-          <w:iCs w:val="1"/>
-          <w:rtl w:val="0"/>
-        </w:rPr>
-        <w:t xml:space="preserve">Versions,</w:t>
-      </w:r>
-      <w:r>
-        <w:rPr>
-          <w:rtl w:val="0"/>
-        </w:rPr>
-        <w:t xml:space="preserve"> I will note. I have not heard one identical to it, and I have not heard one with a named child, and I have not heard one in which the figure refused to look at the protagonist. The named child is new. The not-looking is, I think, very specifically new. Do you understand what I am saying."</w:t>
-      </w:r>
-    </w:p>
-    <w:p>
-      <w:pPr>
-        <w:spacing w:after="240" w:before="240" w:lineRule="auto"/>
-        <w:ind w:firstLine="0"/>
-        <w:rPr/>
-      </w:pPr>
-      <w:r>
-        <w:rPr>
-          <w:rtl w:val="0"/>
-        </w:rPr>
-        <w:t xml:space="preserve">"I think — yeah. Yeah, I think so."</w:t>
-      </w:r>
-    </w:p>
-    <w:p>
-      <w:pPr>
-        <w:spacing w:after="240" w:before="240" w:lineRule="auto"/>
-        <w:ind w:firstLine="0"/>
-        <w:rPr/>
-      </w:pPr>
-      <w:r>
-        <w:rPr>
-          <w:rtl w:val="0"/>
-        </w:rPr>
-        <w:t xml:space="preserve">She watched his face. The portrait at the corner of his vision had gone still in its drawn-on chair, attentive in the way a clerk goes attentive when the file in front of her starts moving on its own.</w:t>
-      </w:r>
-    </w:p>
-    <w:p>
-      <w:pPr>
-        <w:spacing w:after="240" w:before="240" w:lineRule="auto"/>
-        <w:ind w:firstLine="0"/>
-        <w:rPr/>
-      </w:pPr>
-      <w:r>
-        <w:rPr>
-          <w:rtl w:val="0"/>
-        </w:rPr>
-        <w:t xml:space="preserve">"Tell me what you think I am saying."</w:t>
-      </w:r>
-    </w:p>
-    <w:p>
-      <w:pPr>
-        <w:spacing w:after="240" w:before="240" w:lineRule="auto"/>
-        <w:ind w:firstLine="0"/>
-        <w:rPr/>
-      </w:pPr>
-      <w:r>
-        <w:rPr>
-          <w:rtl w:val="0"/>
-        </w:rPr>
-        <w:t xml:space="preserve">"That somebody is — somebody who isn't the system, but who is something </w:t>
-      </w:r>
-      <w:r>
-        <w:rPr>
-          <w:i w:val="1"/>
-          <w:iCs w:val="1"/>
-          <w:rtl w:val="0"/>
-        </w:rPr>
-        <w:t xml:space="preserve">like</w:t>
-      </w:r>
-      <w:r>
-        <w:rPr>
-          <w:rtl w:val="0"/>
-        </w:rPr>
-        <w:t xml:space="preserve"> the system. Has decided I'm a problem they're not going to engage with directly yet. And the dream is — the dream is the </w:t>
-      </w:r>
-      <w:r>
-        <w:rPr>
-          <w:i w:val="1"/>
-          <w:iCs w:val="1"/>
-          <w:rtl w:val="0"/>
-        </w:rPr>
-        <w:t xml:space="preserve">yet.</w:t>
-      </w:r>
-      <w:r>
-        <w:rPr>
-          <w:rtl w:val="0"/>
-        </w:rPr>
-        <w:t xml:space="preserve">"</w:t>
-      </w:r>
-    </w:p>
-    <w:p>
-      <w:pPr>
-        <w:spacing w:after="240" w:before="240" w:lineRule="auto"/>
-        <w:ind w:firstLine="0"/>
-        <w:rPr/>
-      </w:pPr>
-      <w:r>
-        <w:rPr>
-          <w:rtl w:val="0"/>
-        </w:rPr>
-        <w:t xml:space="preserve">"That is a generous reading of what I am saying. Yes."</w:t>
-      </w:r>
-    </w:p>
-    <w:p>
-      <w:pPr>
-        <w:spacing w:after="240" w:before="240" w:lineRule="auto"/>
-        <w:ind w:firstLine="0"/>
-        <w:rPr/>
-      </w:pPr>
-      <w:r>
-        <w:rPr>
-          <w:rtl w:val="0"/>
-        </w:rPr>
-        <w:t xml:space="preserve">"Lyselle."</w:t>
-      </w:r>
-    </w:p>
-    <w:p>
-      <w:pPr>
-        <w:spacing w:after="240" w:before="240" w:lineRule="auto"/>
-        <w:ind w:firstLine="0"/>
-        <w:rPr/>
-      </w:pPr>
-      <w:r>
-        <w:rPr>
-          <w:rtl w:val="0"/>
-        </w:rPr>
-        <w:t xml:space="preserve">"Yes."</w:t>
-      </w:r>
-    </w:p>
-    <w:p>
-      <w:pPr>
-        <w:spacing w:after="240" w:before="240" w:lineRule="auto"/>
-        <w:ind w:firstLine="0"/>
-        <w:rPr/>
-      </w:pPr>
-      <w:r>
-        <w:rPr>
-          <w:rtl w:val="0"/>
-        </w:rPr>
-        <w:t xml:space="preserve">"Lila isn't real. We don't have a daughter. Mira and I have known each other four weeks."</w:t>
-      </w:r>
-    </w:p>
-    <w:p>
-      <w:pPr>
-        <w:spacing w:after="240" w:before="240" w:lineRule="auto"/>
-        <w:ind w:firstLine="0"/>
-        <w:rPr/>
-      </w:pPr>
-      <w:r>
-        <w:rPr>
-          <w:rtl w:val="0"/>
-        </w:rPr>
-        <w:t xml:space="preserve">"Drew."</w:t>
-      </w:r>
-    </w:p>
-    <w:p>
-      <w:pPr>
-        <w:spacing w:after="240" w:before="240" w:lineRule="auto"/>
-        <w:ind w:firstLine="0"/>
-        <w:rPr/>
-      </w:pPr>
-      <w:r>
-        <w:rPr>
-          <w:rtl w:val="0"/>
-        </w:rPr>
-        <w:t xml:space="preserve">"I'm just saying. Mira hasn't been pregnant. There's no Lila. So whoever this is, they're — they're previewing me a child I might have. They're showing me the loss before the having."</w:t>
-      </w:r>
-    </w:p>
-    <w:p>
-      <w:pPr>
-        <w:spacing w:after="240" w:before="240" w:lineRule="auto"/>
-        <w:ind w:firstLine="0"/>
-        <w:rPr/>
-      </w:pPr>
-      <w:r>
-        <w:rPr>
-          <w:rtl w:val="0"/>
-        </w:rPr>
-        <w:t xml:space="preserve">"Yes."</w:t>
-      </w:r>
-    </w:p>
-    <w:p>
-      <w:pPr>
-        <w:spacing w:after="240" w:before="240" w:lineRule="auto"/>
-        <w:ind w:firstLine="0"/>
-        <w:rPr/>
-      </w:pPr>
-      <w:r>
-        <w:rPr>
-          <w:rtl w:val="0"/>
-        </w:rPr>
         <w:t xml:space="preserve">"Why."</w:t>
       </w:r>
     </w:p>
@@ -30661,34 +29470,7 @@
         <w:rPr>
           <w:rtl w:val="0"/>
         </w:rPr>
-        <w:t xml:space="preserve">"Lyselle."</w:t>
-      </w:r>
-    </w:p>
-    <w:p>
-      <w:pPr>
-        <w:spacing w:after="240" w:before="240" w:lineRule="auto"/>
-        <w:ind w:firstLine="0"/>
-        <w:rPr/>
-      </w:pPr>
-      <w:r>
-        <w:rPr>
-          <w:rtl w:val="0"/>
-        </w:rPr>
-        <w:t xml:space="preserve">"No, Drew. Not yet. Not until you and I have a clearer sense of what we are dealing with, and not until you have something to tell her that does not consist of </w:t>
-      </w:r>
-      <w:r>
-        <w:rPr>
-          <w:i w:val="1"/>
-          <w:iCs w:val="1"/>
-          <w:rtl w:val="0"/>
-        </w:rPr>
-        <w:t xml:space="preserve">I dreamed a child of ours got taken away by a faceless figure,</w:t>
-      </w:r>
-      <w:r>
-        <w:rPr>
-          <w:rtl w:val="0"/>
-        </w:rPr>
-        <w:t xml:space="preserve"> because if you tell her that, she will be unable, structurally, to do anything other than hold it for the rest of the time you are together, and we are not yet at a place where that hold is a hold she should be doing alone."</w:t>
+        <w:t xml:space="preserve">"No, Drew. Not yet. Not until you and I have a clearer sense of what we are dealing with, and not until you have something to tell her that does not consist of I dreamed a child of ours got taken away by a faceless figure, because if you tell her that, she will be unable, structurally, to do anything other than hold it for the rest of the time you are together, and we are not yet at a place where that hold is a hold she should be doing alone."</w:t>
       </w:r>
     </w:p>
     <w:p>
@@ -30753,33 +29535,7 @@
         <w:rPr>
           <w:rtl w:val="0"/>
         </w:rPr>
-        <w:t xml:space="preserve">"Drew."</w:t>
-      </w:r>
-    </w:p>
-    <w:p>
-      <w:pPr>
-        <w:spacing w:after="240" w:before="240" w:lineRule="auto"/>
-        <w:ind w:firstLine="0"/>
-        <w:rPr/>
-      </w:pPr>
-      <w:r>
-        <w:rPr>
-          <w:rtl w:val="0"/>
-        </w:rPr>
-        <w:t xml:space="preserve">"Yeah."</w:t>
-      </w:r>
-    </w:p>
-    <w:p>
-      <w:pPr>
-        <w:spacing w:after="240" w:before="240" w:lineRule="auto"/>
-        <w:ind w:firstLine="0"/>
-        <w:rPr/>
-      </w:pPr>
-      <w:r>
-        <w:rPr>
-          <w:rtl w:val="0"/>
-        </w:rPr>
-        <w:t xml:space="preserve">"I am going to write to the elders this afternoon. All nine of them. I am going to tell them exactly what you told me. I am going to ask them whether anyone has dreamed a named child. I am going to take the better part of a week to get the responses back. Then, you and I will sit down with whatever I have heard, and we will work out what to do next. Are we agreed."</w:t>
+        <w:t xml:space="preserve">"I am going to write to the elders this afternoon, Drew. All nine of them. I am going to tell them exactly what you told me. I am going to ask them whether anyone has dreamed a named child. I am going to take the better part of a week to get the responses back. Then, you and I will sit down with whatever I have heard, and we will work out what to do next. Are we agreed."</w:t>
       </w:r>
     </w:p>
     <w:p>
@@ -37359,33 +36115,7 @@
         <w:rPr>
           <w:rtl w:val="0"/>
         </w:rPr>
-        <w:t xml:space="preserve">"Lyselle."</w:t>
-      </w:r>
-    </w:p>
-    <w:p>
-      <w:pPr>
-        <w:spacing w:after="240" w:before="240" w:lineRule="auto"/>
-        <w:ind w:firstLine="0"/>
-        <w:rPr/>
-      </w:pPr>
-      <w:r>
-        <w:rPr>
-          <w:rtl w:val="0"/>
-        </w:rPr>
-        <w:t xml:space="preserve">"Yes, dear."</w:t>
-      </w:r>
-    </w:p>
-    <w:p>
-      <w:pPr>
-        <w:spacing w:after="240" w:before="240" w:lineRule="auto"/>
-        <w:ind w:firstLine="0"/>
-        <w:rPr/>
-      </w:pPr>
-      <w:r>
-        <w:rPr>
-          <w:rtl w:val="0"/>
-        </w:rPr>
-        <w:t xml:space="preserve">"Are you propositioning me on behalf of the both of you."</w:t>
+        <w:t xml:space="preserve">"Lyselle. Are you propositioning me on behalf of the both of you."</w:t>
       </w:r>
     </w:p>
     <w:p>
@@ -37452,60 +36182,20 @@
         <w:rPr>
           <w:rtl w:val="0"/>
         </w:rPr>
-        <w:t xml:space="preserve">"It would be a shame, Drew, for the house to be both empty </w:t>
-      </w:r>
-      <w:r>
-        <w:rPr>
-          <w:i w:val="1"/>
-          <w:iCs w:val="1"/>
-          <w:rtl w:val="0"/>
-        </w:rPr>
-        <w:t xml:space="preserve">and</w:t>
-      </w:r>
-      <w:r>
-        <w:rPr>
-          <w:rtl w:val="0"/>
-        </w:rPr>
-        <w:t xml:space="preserve"> underused on its first night. The system would consider that wasteful. I am, as you know, very fond of efficiency."</w:t>
-      </w:r>
-    </w:p>
-    <w:p>
-      <w:pPr>
-        <w:spacing w:after="240" w:before="240" w:lineRule="auto"/>
-        <w:ind w:firstLine="0"/>
-        <w:rPr/>
-      </w:pPr>
-      <w:r>
-        <w:rPr>
-          <w:rtl w:val="0"/>
-        </w:rPr>
-        <w:t xml:space="preserve">"Mira."</w:t>
-      </w:r>
-    </w:p>
-    <w:p>
-      <w:pPr>
-        <w:spacing w:after="240" w:before="240" w:lineRule="auto"/>
-        <w:ind w:firstLine="0"/>
-        <w:rPr/>
-      </w:pPr>
-      <w:r>
-        <w:rPr>
-          <w:rtl w:val="0"/>
-        </w:rPr>
-        <w:t xml:space="preserve">"Yes, Drew."</w:t>
-      </w:r>
-    </w:p>
-    <w:p>
-      <w:pPr>
-        <w:spacing w:after="240" w:before="240" w:lineRule="auto"/>
-        <w:ind w:firstLine="0"/>
-        <w:rPr/>
-      </w:pPr>
-      <w:r>
-        <w:rPr>
-          <w:rtl w:val="0"/>
-        </w:rPr>
-        <w:t xml:space="preserve">"Are you in on this."</w:t>
+        <w:t xml:space="preserve">"It would be a shame, Drew, for the house to be both empty and underused on its first night. The system would consider that wasteful. I am, as you know, very fond of efficiency."</w:t>
+      </w:r>
+    </w:p>
+    <w:p>
+      <w:pPr>
+        <w:spacing w:after="240" w:before="240" w:lineRule="auto"/>
+        <w:ind w:firstLine="0"/>
+        <w:rPr/>
+      </w:pPr>
+      <w:r>
+        <w:rPr>
+          <w:rtl w:val="0"/>
+        </w:rPr>
+        <w:t xml:space="preserve">"Mira. Are you in on this."</w:t>
       </w:r>
     </w:p>
     <w:p>

--- a/AI Slop Book 1.docx
+++ b/AI Slop Book 1.docx
@@ -294,7 +294,7 @@
         <w:rPr>
           <w:rtl w:val="0"/>
         </w:rPr>
-        <w:t xml:space="preserve">"Halloran."</w:t>
+        <w:t xml:space="preserve">"Halloran here."</w:t>
       </w:r>
     </w:p>
     <w:p>
@@ -320,7 +320,7 @@
         <w:rPr>
           <w:rtl w:val="0"/>
         </w:rPr>
-        <w:t xml:space="preserve">"What's it doing."</w:t>
+        <w:t xml:space="preserve">"What's it doing?"</w:t>
       </w:r>
     </w:p>
     <w:p>
@@ -464,7 +464,7 @@
         <w:rPr>
           <w:rtl w:val="0"/>
         </w:rPr>
-        <w:t xml:space="preserve">"What."</w:t>
+        <w:t xml:space="preserve">"What?"</w:t>
       </w:r>
     </w:p>
     <w:p>
@@ -711,7 +711,7 @@
         <w:rPr>
           <w:rtl w:val="0"/>
         </w:rPr>
-        <w:t xml:space="preserve">"Drew."</w:t>
+        <w:t xml:space="preserve">"Drew, I mean it."</w:t>
       </w:r>
     </w:p>
     <w:p>
@@ -1116,7 +1116,7 @@
         <w:rPr>
           <w:rtl w:val="0"/>
         </w:rPr>
-        <w:t xml:space="preserve">"Banjo."</w:t>
+        <w:t xml:space="preserve">"Banjo, hey."</w:t>
       </w:r>
     </w:p>
     <w:p>
@@ -1514,20 +1514,20 @@
         <w:rPr>
           <w:rtl w:val="0"/>
         </w:rPr>
-        <w:t xml:space="preserve">He was wearing his clothes. Flannel, jeans, boots, all of it sodden and dragging at him. His tackle was gone. His paddle was gone. His kayak was gone. His phone, his wallet, his keys, the granola bar in his jacket pocket, all of it was gone. He patted the pockets twice anyway, because that was what a person did.</w:t>
-      </w:r>
-    </w:p>
-    <w:p>
-      <w:pPr>
-        <w:spacing w:after="240" w:before="240" w:lineRule="auto"/>
-        <w:ind w:firstLine="0"/>
-        <w:rPr/>
-      </w:pPr>
-      <w:r>
-        <w:rPr>
-          <w:rtl w:val="0"/>
-        </w:rPr>
-        <w:t xml:space="preserve">"Banjo."</w:t>
+        <w:t xml:space="preserve">He patted the pockets twice anyway, because that was what a person did.</w:t>
+      </w:r>
+    </w:p>
+    <w:p>
+      <w:pPr>
+        <w:spacing w:after="240" w:before="240" w:lineRule="auto"/>
+        <w:ind w:firstLine="0"/>
+        <w:rPr/>
+      </w:pPr>
+      <w:r>
+        <w:rPr>
+          <w:rtl w:val="0"/>
+        </w:rPr>
+        <w:t xml:space="preserve">"Banjo, bud."</w:t>
       </w:r>
     </w:p>
     <w:p>
@@ -1553,7 +1553,7 @@
         <w:rPr>
           <w:rtl w:val="0"/>
         </w:rPr>
-        <w:t xml:space="preserve">"Banjo!"</w:t>
+        <w:t xml:space="preserve">"Banjo, where are you."</w:t>
       </w:r>
     </w:p>
     <w:p>
@@ -2531,7 +2531,7 @@
         <w:rPr>
           <w:rtl w:val="0"/>
         </w:rPr>
-        <w:t xml:space="preserve">"Can I ask," he said carefully, "why I'm special. The fact that I'm a human, I mean."</w:t>
+        <w:t xml:space="preserve">"Can I ask," he said carefully, "why I'm special. The fact that I'm a human, I mean?"</w:t>
       </w:r>
     </w:p>
     <w:p>
@@ -3395,7 +3395,7 @@
         <w:rPr>
           <w:rtl w:val="0"/>
         </w:rPr>
-        <w:t xml:space="preserve">"Why does it matter. That I'm an Angler. Specifically."</w:t>
+        <w:t xml:space="preserve">"Why does it matter. That I'm an Angler. Specifically?"</w:t>
       </w:r>
     </w:p>
     <w:p>
@@ -4674,33 +4674,7 @@
         <w:rPr>
           <w:rtl w:val="0"/>
         </w:rPr>
-        <w:t xml:space="preserve">"Lyselle."</w:t>
-      </w:r>
-    </w:p>
-    <w:p>
-      <w:pPr>
-        <w:spacing w:after="240" w:before="240" w:lineRule="auto"/>
-        <w:ind w:firstLine="0"/>
-        <w:rPr/>
-      </w:pPr>
-      <w:r>
-        <w:rPr>
-          <w:rtl w:val="0"/>
-        </w:rPr>
-        <w:t xml:space="preserve">"Yes, dear."</w:t>
-      </w:r>
-    </w:p>
-    <w:p>
-      <w:pPr>
-        <w:spacing w:after="240" w:before="240" w:lineRule="auto"/>
-        <w:ind w:firstLine="0"/>
-        <w:rPr/>
-      </w:pPr>
-      <w:r>
-        <w:rPr>
-          <w:rtl w:val="0"/>
-        </w:rPr>
-        <w:t xml:space="preserve">"This last one. Summon Pet."</w:t>
+        <w:t xml:space="preserve">"Lyselle, this last one. Summon Pet."</w:t>
       </w:r>
     </w:p>
     <w:p>
@@ -4739,7 +4713,7 @@
         <w:rPr>
           <w:rtl w:val="0"/>
         </w:rPr>
-        <w:t xml:space="preserve">"Is this what I think it is."</w:t>
+        <w:t xml:space="preserve">"Is this what I think it is?"</w:t>
       </w:r>
     </w:p>
     <w:p>
@@ -6888,7 +6862,7 @@
         <w:rPr>
           <w:rtl w:val="0"/>
         </w:rPr>
-        <w:t xml:space="preserve">"Why are we higher."</w:t>
+        <w:t xml:space="preserve">"Why are we higher?"</w:t>
       </w:r>
     </w:p>
     <w:p>
@@ -7163,7 +7137,7 @@
         <w:rPr>
           <w:rtl w:val="0"/>
         </w:rPr>
-        <w:t xml:space="preserve">"How long have you been twenty-two."</w:t>
+        <w:t xml:space="preserve">"How long have you been twenty-two?"</w:t>
       </w:r>
     </w:p>
     <w:p>
@@ -8236,7 +8210,7 @@
         <w:rPr>
           <w:rtl w:val="0"/>
         </w:rPr>
-        <w:t xml:space="preserve">"What happens when I, like, formally pick somebody. To — to date. You said affection levels up, you said it goes Stranger up to whatever. What happens at the top."</w:t>
+        <w:t xml:space="preserve">"What happens when I, like, formally pick somebody. To — to date. You said affection levels up, you said it goes Stranger up to whatever. What happens at the top?"</w:t>
       </w:r>
     </w:p>
     <w:p>
@@ -8349,7 +8323,7 @@
           <w:iCs w:val="1"/>
           <w:rtl w:val="0"/>
         </w:rPr>
-        <w:t xml:space="preserve">pick one.</w:t>
+        <w:t xml:space="preserve">pick one?</w:t>
       </w:r>
       <w:r>
         <w:rPr>
@@ -8446,7 +8420,7 @@
         <w:rPr>
           <w:rtl w:val="0"/>
         </w:rPr>
-        <w:t xml:space="preserve">"Where I'm — yeah. Where I'm from. Most places."</w:t>
+        <w:t xml:space="preserve">"Where I'm — yeah. Where I'm from. Most places?"</w:t>
       </w:r>
     </w:p>
     <w:p>
@@ -8698,7 +8672,7 @@
         <w:rPr>
           <w:rtl w:val="0"/>
         </w:rPr>
-        <w:t xml:space="preserve">"Who came up with this."</w:t>
+        <w:t xml:space="preserve">"Who came up with this?"</w:t>
       </w:r>
     </w:p>
     <w:p>
@@ -8895,7 +8869,7 @@
         <w:rPr>
           <w:rtl w:val="0"/>
         </w:rPr>
-        <w:t xml:space="preserve">"What happens if I do something. To you. Specifically. That you don't want."</w:t>
+        <w:t xml:space="preserve">"What happens if I do something. To you. Specifically. That you don't want?"</w:t>
       </w:r>
     </w:p>
     <w:p>
@@ -8960,7 +8934,7 @@
         <w:rPr>
           <w:rtl w:val="0"/>
         </w:rPr>
-        <w:t xml:space="preserve">"What if I — okay, I'll just say it. What if I slapped your butt."</w:t>
+        <w:t xml:space="preserve">"What if I — okay, I'll just say it. What if I slapped your butt?"</w:t>
       </w:r>
     </w:p>
     <w:p>
@@ -9131,7 +9105,7 @@
         <w:rPr>
           <w:rtl w:val="0"/>
         </w:rPr>
-        <w:t xml:space="preserve">"What would I have to do to make the affection come back up."</w:t>
+        <w:t xml:space="preserve">"What would I have to do to make the affection come back up?"</w:t>
       </w:r>
     </w:p>
     <w:p>
@@ -9157,7 +9131,7 @@
         <w:rPr>
           <w:rtl w:val="0"/>
         </w:rPr>
-        <w:t xml:space="preserve">"What do you like."</w:t>
+        <w:t xml:space="preserve">"What do you like?"</w:t>
       </w:r>
     </w:p>
     <w:p>
@@ -9222,7 +9196,7 @@
         <w:rPr>
           <w:rtl w:val="0"/>
         </w:rPr>
-        <w:t xml:space="preserve">"Do you actually."</w:t>
+        <w:t xml:space="preserve">"Do you actually?"</w:t>
       </w:r>
     </w:p>
     <w:p>
@@ -9654,7 +9628,7 @@
         <w:rPr>
           <w:rtl w:val="0"/>
         </w:rPr>
-        <w:t xml:space="preserve">"What is."</w:t>
+        <w:t xml:space="preserve">"What is?"</w:t>
       </w:r>
     </w:p>
     <w:p>
@@ -9761,7 +9735,7 @@
         <w:rPr>
           <w:rtl w:val="0"/>
         </w:rPr>
-        <w:t xml:space="preserve">"What's in the journal."</w:t>
+        <w:t xml:space="preserve">"What's in the journal?"</w:t>
       </w:r>
     </w:p>
     <w:p>
@@ -11234,7 +11208,7 @@
         <w:rPr>
           <w:rtl w:val="0"/>
         </w:rPr>
-        <w:t xml:space="preserve">"What does an Angler do, exactly. Mechanically."</w:t>
+        <w:t xml:space="preserve">"What does an Angler do, exactly. Mechanically?"</w:t>
       </w:r>
     </w:p>
     <w:p>
@@ -11325,7 +11299,7 @@
         <w:rPr>
           <w:rtl w:val="0"/>
         </w:rPr>
-        <w:t xml:space="preserve">"Can you teach me anything."</w:t>
+        <w:t xml:space="preserve">"Can you teach me anything?"</w:t>
       </w:r>
     </w:p>
     <w:p>
@@ -11418,7 +11392,7 @@
         <w:rPr>
           <w:rtl w:val="0"/>
         </w:rPr>
-        <w:t xml:space="preserve">"What's that."</w:t>
+        <w:t xml:space="preserve">"What's that?"</w:t>
       </w:r>
     </w:p>
     <w:p>
@@ -11537,7 +11511,7 @@
         <w:rPr>
           <w:rtl w:val="0"/>
         </w:rPr>
-        <w:t xml:space="preserve">"What."</w:t>
+        <w:t xml:space="preserve">"What?"</w:t>
       </w:r>
     </w:p>
     <w:p>
@@ -11684,7 +11658,7 @@
         <w:rPr>
           <w:rtl w:val="0"/>
         </w:rPr>
-        <w:t xml:space="preserve">"What do you mean."</w:t>
+        <w:t xml:space="preserve">"What do you mean?"</w:t>
       </w:r>
     </w:p>
     <w:p>
@@ -12023,7 +11997,7 @@
         <w:rPr>
           <w:rtl w:val="0"/>
         </w:rPr>
-        <w:t xml:space="preserve">"Is this — am I doing something."</w:t>
+        <w:t xml:space="preserve">"Is this — am I doing something?"</w:t>
       </w:r>
     </w:p>
     <w:p>
@@ -12075,7 +12049,7 @@
         <w:rPr>
           <w:rtl w:val="0"/>
         </w:rPr>
-        <w:t xml:space="preserve">"What."</w:t>
+        <w:t xml:space="preserve">"What?"</w:t>
       </w:r>
     </w:p>
     <w:p>
@@ -12140,7 +12114,7 @@
         <w:rPr>
           <w:rtl w:val="0"/>
         </w:rPr>
-        <w:t xml:space="preserve">"Is there a — is the system distinguishing between."</w:t>
+        <w:t xml:space="preserve">"Is there a — is the system distinguishing between?"</w:t>
       </w:r>
     </w:p>
     <w:p>
@@ -12965,7 +12939,7 @@
         <w:rPr>
           <w:rtl w:val="0"/>
         </w:rPr>
-        <w:t xml:space="preserve">"Yeah."</w:t>
+        <w:t xml:space="preserve">"Yeah?"</w:t>
       </w:r>
     </w:p>
     <w:p>
@@ -13622,7 +13596,7 @@
         <w:rPr>
           <w:rtl w:val="0"/>
         </w:rPr>
-        <w:t xml:space="preserve">"How like coffee."</w:t>
+        <w:t xml:space="preserve">"How like coffee?"</w:t>
       </w:r>
     </w:p>
     <w:p>
@@ -13739,7 +13713,7 @@
         <w:rPr>
           <w:rtl w:val="0"/>
         </w:rPr>
-        <w:t xml:space="preserve">"You sure."</w:t>
+        <w:t xml:space="preserve">"You sure?"</w:t>
       </w:r>
     </w:p>
     <w:p>
@@ -13791,7 +13765,7 @@
         <w:rPr>
           <w:rtl w:val="0"/>
         </w:rPr>
-        <w:t xml:space="preserve">"I would like you to keep staying with me. Until you build your own place. That's not me being polite. That's me wanting it. The shop has the room, we can set up something better than this floor situation tonight, and I would like, very much, if you stayed. But I would also like, also, very much, for you to have a real day in the village before you make any decisions, so that you're not staying with me because I'm the only person you've met. Do you understand the distinction I'm trying to make."</w:t>
+        <w:t xml:space="preserve">"I would like you to keep staying with me. Until you build your own place. That's not me being polite. That's me wanting it. The shop has the room, we can set up something better than this floor situation tonight, and I would like, very much, if you stayed. But I would also like, also, very much, for you to have a real day in the village before you make any decisions, so that you're not staying with me because I'm the only person you've met. Do you understand the distinction I'm trying to make?"</w:t>
       </w:r>
     </w:p>
     <w:p>
@@ -13856,7 +13830,7 @@
         <w:rPr>
           <w:rtl w:val="0"/>
         </w:rPr>
-        <w:t xml:space="preserve">"How is it self-interested."</w:t>
+        <w:t xml:space="preserve">"How is it self-interested?"</w:t>
       </w:r>
     </w:p>
     <w:p>
@@ -13973,7 +13947,7 @@
         <w:rPr>
           <w:rtl w:val="0"/>
         </w:rPr>
-        <w:t xml:space="preserve">"Why do I have to do this. Why can't I — Mira, why can't I just couch-surf. Stay with you a couple weeks, stay with somebody else a couple weeks, be a guest in the village. People do that on Earth. Cheap and easy."</w:t>
+        <w:t xml:space="preserve">"Why do I have to do this? Why can't I — Mira, why can't I just couch-surf? Stay with you a couple weeks, stay with somebody else a couple weeks, be a guest in the village. People do that on Earth. Cheap and easy."</w:t>
       </w:r>
     </w:p>
     <w:p>
@@ -14116,7 +14090,7 @@
         <w:rPr>
           <w:rtl w:val="0"/>
         </w:rPr>
-        <w:t xml:space="preserve">"Why."</w:t>
+        <w:t xml:space="preserve">"Why?"</w:t>
       </w:r>
     </w:p>
     <w:p>
@@ -14181,7 +14155,7 @@
         <w:rPr>
           <w:rtl w:val="0"/>
         </w:rPr>
-        <w:t xml:space="preserve">"How careful."</w:t>
+        <w:t xml:space="preserve">"How careful?"</w:t>
       </w:r>
     </w:p>
     <w:p>
@@ -15099,7 +15073,7 @@
         <w:rPr>
           <w:rtl w:val="0"/>
         </w:rPr>
-        <w:t xml:space="preserve">"Are you going to let me put cantilevers off the back over the water."</w:t>
+        <w:t xml:space="preserve">"Are you going to let me put cantilevers off the back over the water?"</w:t>
       </w:r>
     </w:p>
     <w:p>
@@ -15125,7 +15099,7 @@
         <w:rPr>
           <w:rtl w:val="0"/>
         </w:rPr>
-        <w:t xml:space="preserve">"Don't worry about it. Are you going to let me put two slips for boats underneath."</w:t>
+        <w:t xml:space="preserve">"Don't worry about it. Are you going to let me put two slips for boats underneath?"</w:t>
       </w:r>
     </w:p>
     <w:p>
@@ -15164,33 +15138,20 @@
         <w:rPr>
           <w:rtl w:val="0"/>
         </w:rPr>
-        <w:t xml:space="preserve">"Branwen."</w:t>
-      </w:r>
-    </w:p>
-    <w:p>
-      <w:pPr>
-        <w:spacing w:after="240" w:before="240" w:lineRule="auto"/>
-        <w:ind w:firstLine="0"/>
-        <w:rPr/>
-      </w:pPr>
-      <w:r>
-        <w:rPr>
-          <w:rtl w:val="0"/>
-        </w:rPr>
-        <w:t xml:space="preserve">"Drew."</w:t>
-      </w:r>
-    </w:p>
-    <w:p>
-      <w:pPr>
-        <w:spacing w:after="240" w:before="240" w:lineRule="auto"/>
-        <w:ind w:firstLine="0"/>
-        <w:rPr/>
-      </w:pPr>
-      <w:r>
-        <w:rPr>
-          <w:rtl w:val="0"/>
-        </w:rPr>
-        <w:t xml:space="preserve">"Yes. Yes to all of it."</w:t>
+        <w:t xml:space="preserve">He laughed. He couldn't help it.</w:t>
+      </w:r>
+    </w:p>
+    <w:p>
+      <w:pPr>
+        <w:spacing w:after="240" w:before="240" w:lineRule="auto"/>
+        <w:ind w:firstLine="0"/>
+        <w:rPr/>
+      </w:pPr>
+      <w:r>
+        <w:rPr>
+          <w:rtl w:val="0"/>
+        </w:rPr>
+        <w:t xml:space="preserve">"Branwen, yes. Yes to all of it."</w:t>
       </w:r>
     </w:p>
     <w:p>
@@ -15372,46 +15333,33 @@
         <w:rPr>
           <w:rtl w:val="0"/>
         </w:rPr>
-        <w:t xml:space="preserve">"Did you — sorry, you said the system has a point. Like it's a designed thing."</w:t>
-      </w:r>
-    </w:p>
-    <w:p>
-      <w:pPr>
-        <w:spacing w:after="240" w:before="240" w:lineRule="auto"/>
-        <w:ind w:firstLine="0"/>
-        <w:rPr/>
-      </w:pPr>
-      <w:r>
-        <w:rPr>
-          <w:rtl w:val="0"/>
-        </w:rPr>
-        <w:t xml:space="preserve">"Drew."</w:t>
-      </w:r>
-    </w:p>
-    <w:p>
-      <w:pPr>
-        <w:spacing w:after="240" w:before="240" w:lineRule="auto"/>
-        <w:ind w:firstLine="0"/>
-        <w:rPr/>
-      </w:pPr>
-      <w:r>
-        <w:rPr>
-          <w:rtl w:val="0"/>
-        </w:rPr>
-        <w:t xml:space="preserve">"Yeah."</w:t>
-      </w:r>
-    </w:p>
-    <w:p>
-      <w:pPr>
-        <w:spacing w:after="240" w:before="240" w:lineRule="auto"/>
-        <w:ind w:firstLine="0"/>
-        <w:rPr/>
-      </w:pPr>
-      <w:r>
-        <w:rPr>
-          <w:rtl w:val="0"/>
-        </w:rPr>
-        <w:t xml:space="preserve">"I am a carpenter. I do not have time to brood."</w:t>
+        <w:t xml:space="preserve">"Did you — sorry, you said the system has a point. Like it's a designed thing?"</w:t>
+      </w:r>
+    </w:p>
+    <w:p>
+      <w:pPr>
+        <w:spacing w:after="240" w:before="240" w:lineRule="auto"/>
+        <w:ind w:firstLine="0"/>
+        <w:rPr/>
+      </w:pPr>
+      <w:r>
+        <w:rPr>
+          <w:rtl w:val="0"/>
+        </w:rPr>
+        <w:t xml:space="preserve">She gave him a flat look over the top of her tea.</w:t>
+      </w:r>
+    </w:p>
+    <w:p>
+      <w:pPr>
+        <w:spacing w:after="240" w:before="240" w:lineRule="auto"/>
+        <w:ind w:firstLine="0"/>
+        <w:rPr/>
+      </w:pPr>
+      <w:r>
+        <w:rPr>
+          <w:rtl w:val="0"/>
+        </w:rPr>
+        <w:t xml:space="preserve">"Drew, sweetheart, I am a carpenter. I do not have time to brood."</w:t>
       </w:r>
     </w:p>
     <w:p>
@@ -15450,7 +15398,7 @@
         <w:rPr>
           <w:rtl w:val="0"/>
         </w:rPr>
-        <w:t xml:space="preserve">"How many."</w:t>
+        <w:t xml:space="preserve">"How many?"</w:t>
       </w:r>
     </w:p>
     <w:p>
@@ -15502,7 +15450,7 @@
         <w:rPr>
           <w:rtl w:val="0"/>
         </w:rPr>
-        <w:t xml:space="preserve">"How much gold."</w:t>
+        <w:t xml:space="preserve">"How much gold?"</w:t>
       </w:r>
     </w:p>
     <w:p>
@@ -15528,7 +15476,7 @@
         <w:rPr>
           <w:rtl w:val="0"/>
         </w:rPr>
-        <w:t xml:space="preserve">"Where do I get gold."</w:t>
+        <w:t xml:space="preserve">"Where do I get gold?"</w:t>
       </w:r>
     </w:p>
     <w:p>
@@ -15749,33 +15697,7 @@
         <w:rPr>
           <w:rtl w:val="0"/>
         </w:rPr>
-        <w:t xml:space="preserve">"Branwen."</w:t>
-      </w:r>
-    </w:p>
-    <w:p>
-      <w:pPr>
-        <w:spacing w:after="240" w:before="240" w:lineRule="auto"/>
-        <w:ind w:firstLine="0"/>
-        <w:rPr/>
-      </w:pPr>
-      <w:r>
-        <w:rPr>
-          <w:rtl w:val="0"/>
-        </w:rPr>
-        <w:t xml:space="preserve">"Drew."</w:t>
-      </w:r>
-    </w:p>
-    <w:p>
-      <w:pPr>
-        <w:spacing w:after="240" w:before="240" w:lineRule="auto"/>
-        <w:ind w:firstLine="0"/>
-        <w:rPr/>
-      </w:pPr>
-      <w:r>
-        <w:rPr>
-          <w:rtl w:val="0"/>
-        </w:rPr>
-        <w:t xml:space="preserve">"Thank you."</w:t>
+        <w:t xml:space="preserve">"Branwen, thank you."</w:t>
       </w:r>
     </w:p>
     <w:p>
@@ -16268,7 +16190,7 @@
         <w:rPr>
           <w:rtl w:val="0"/>
         </w:rPr>
-        <w:t xml:space="preserve">"How's the choosing-to-know."</w:t>
+        <w:t xml:space="preserve">"How's the choosing-to-know?"</w:t>
       </w:r>
     </w:p>
     <w:p>
@@ -16307,20 +16229,605 @@
         <w:rPr>
           <w:rtl w:val="0"/>
         </w:rPr>
-        <w:t xml:space="preserve">"Mira."</w:t>
-      </w:r>
-    </w:p>
-    <w:p>
-      <w:pPr>
-        <w:spacing w:after="240" w:before="240" w:lineRule="auto"/>
-        <w:ind w:firstLine="0"/>
-        <w:rPr/>
-      </w:pPr>
-      <w:r>
-        <w:rPr>
-          <w:rtl w:val="0"/>
-        </w:rPr>
-        <w:t xml:space="preserve">She had a clothespin between her teeth and a shirt-shoulder pinched in each hand. She glanced sideways at him over the line.</w:t>
+        <w:t xml:space="preserve">"Mira, I want to do some more system testing."</w:t>
+      </w:r>
+    </w:p>
+    <w:p>
+      <w:pPr>
+        <w:spacing w:after="240" w:before="240" w:lineRule="auto"/>
+        <w:ind w:firstLine="0"/>
+        <w:rPr/>
+      </w:pPr>
+      <w:r>
+        <w:rPr>
+          <w:rtl w:val="0"/>
+        </w:rPr>
+        <w:t xml:space="preserve">She had a clothespin between her teeth and a shirt-shoulder pinched in each hand. She glanced sideways at him over the line, pinned the shoulder, and the other shoulder, and pulled the pin from her teeth.</w:t>
+      </w:r>
+    </w:p>
+    <w:p>
+      <w:pPr>
+        <w:spacing w:after="240" w:before="240" w:lineRule="auto"/>
+        <w:ind w:firstLine="0"/>
+        <w:rPr/>
+      </w:pPr>
+      <w:r>
+        <w:rPr>
+          <w:rtl w:val="0"/>
+        </w:rPr>
+        <w:t xml:space="preserve">"What kind?"</w:t>
+      </w:r>
+    </w:p>
+    <w:p>
+      <w:pPr>
+        <w:spacing w:after="240" w:before="240" w:lineRule="auto"/>
+        <w:ind w:firstLine="0"/>
+        <w:rPr/>
+      </w:pPr>
+      <w:r>
+        <w:rPr>
+          <w:rtl w:val="0"/>
+        </w:rPr>
+        <w:t xml:space="preserve">She pinned the shoulder, and the other shoulder, and pulled the pin from her teeth.</w:t>
+      </w:r>
+    </w:p>
+    <w:p>
+      <w:pPr>
+        <w:spacing w:after="240" w:before="240" w:lineRule="auto"/>
+        <w:ind w:firstLine="0"/>
+        <w:rPr/>
+      </w:pPr>
+      <w:r>
+        <w:rPr>
+          <w:rtl w:val="0"/>
+        </w:rPr>
+        <w:t xml:space="preserve">"What kind?"</w:t>
+      </w:r>
+    </w:p>
+    <w:p>
+      <w:pPr>
+        <w:spacing w:after="240" w:before="240" w:lineRule="auto"/>
+        <w:ind w:firstLine="0"/>
+        <w:rPr/>
+      </w:pPr>
+      <w:r>
+        <w:rPr>
+          <w:rtl w:val="0"/>
+        </w:rPr>
+        <w:t xml:space="preserve">"The kind where I find out what the make-up loop covers."</w:t>
+      </w:r>
+    </w:p>
+    <w:p>
+      <w:pPr>
+        <w:spacing w:after="240" w:before="240" w:lineRule="auto"/>
+        <w:ind w:firstLine="0"/>
+        <w:rPr/>
+      </w:pPr>
+      <w:r>
+        <w:rPr>
+          <w:rtl w:val="0"/>
+        </w:rPr>
+        <w:t xml:space="preserve">She glanced at him sideways. The portrait at the corner of his vision sat up straighter, eyebrows lifting in cheerful interest.</w:t>
+      </w:r>
+    </w:p>
+    <w:p>
+      <w:pPr>
+        <w:spacing w:after="240" w:before="240" w:lineRule="auto"/>
+        <w:ind w:firstLine="0"/>
+        <w:rPr/>
+      </w:pPr>
+      <w:r>
+        <w:rPr>
+          <w:rtl w:val="0"/>
+        </w:rPr>
+        <w:t xml:space="preserve">"Drew Halloran."</w:t>
+      </w:r>
+    </w:p>
+    <w:p>
+      <w:pPr>
+        <w:spacing w:after="240" w:before="240" w:lineRule="auto"/>
+        <w:ind w:firstLine="0"/>
+        <w:rPr/>
+      </w:pPr>
+      <w:r>
+        <w:rPr>
+          <w:rtl w:val="0"/>
+        </w:rPr>
+        <w:t xml:space="preserve">"Mira Holloway."</w:t>
+      </w:r>
+    </w:p>
+    <w:p>
+      <w:pPr>
+        <w:spacing w:after="240" w:before="240" w:lineRule="auto"/>
+        <w:ind w:firstLine="0"/>
+        <w:rPr/>
+      </w:pPr>
+      <w:r>
+        <w:rPr>
+          <w:rtl w:val="0"/>
+        </w:rPr>
+        <w:t xml:space="preserve">"Are you about to be a little bit of a brat?"</w:t>
+      </w:r>
+    </w:p>
+    <w:p>
+      <w:pPr>
+        <w:spacing w:after="240" w:before="240" w:lineRule="auto"/>
+        <w:ind w:firstLine="0"/>
+        <w:rPr/>
+      </w:pPr>
+      <w:r>
+        <w:rPr>
+          <w:rtl w:val="0"/>
+        </w:rPr>
+        <w:t xml:space="preserve">"I'm about to find out where the rules actually are."</w:t>
+      </w:r>
+    </w:p>
+    <w:p>
+      <w:pPr>
+        <w:spacing w:after="240" w:before="240" w:lineRule="auto"/>
+        <w:ind w:firstLine="0"/>
+        <w:rPr/>
+      </w:pPr>
+      <w:r>
+        <w:rPr>
+          <w:rtl w:val="0"/>
+        </w:rPr>
+        <w:t xml:space="preserve">"That is the exact answer of a brat."</w:t>
+      </w:r>
+    </w:p>
+    <w:p>
+      <w:pPr>
+        <w:spacing w:after="240" w:before="240" w:lineRule="auto"/>
+        <w:ind w:firstLine="0"/>
+        <w:rPr/>
+      </w:pPr>
+      <w:r>
+        <w:rPr>
+          <w:rtl w:val="0"/>
+        </w:rPr>
+        <w:t xml:space="preserve">"Yeah."</w:t>
+      </w:r>
+    </w:p>
+    <w:p>
+      <w:pPr>
+        <w:spacing w:after="240" w:before="240" w:lineRule="auto"/>
+        <w:ind w:firstLine="0"/>
+        <w:rPr/>
+      </w:pPr>
+      <w:r>
+        <w:rPr>
+          <w:rtl w:val="0"/>
+        </w:rPr>
+        <w:t xml:space="preserve">She studied him. She studied him for a beat too long, with one of the smallest smiles he had seen on her face yet curling at the corner of her mouth, and the portrait at the corner of his vision was already grinning, hands on its little hips, leaning forward like a kid about to be allowed to do something fun.</w:t>
+      </w:r>
+    </w:p>
+    <w:p>
+      <w:pPr>
+        <w:spacing w:after="240" w:before="240" w:lineRule="auto"/>
+        <w:ind w:firstLine="0"/>
+        <w:rPr/>
+      </w:pPr>
+      <w:r>
+        <w:rPr>
+          <w:rtl w:val="0"/>
+        </w:rPr>
+        <w:t xml:space="preserve">"Okay," she said brightly. "Here's how it actually works, since you're trying to learn the rules."</w:t>
+      </w:r>
+    </w:p>
+    <w:p>
+      <w:pPr>
+        <w:spacing w:after="240" w:before="240" w:lineRule="auto"/>
+        <w:ind w:firstLine="0"/>
+        <w:rPr/>
+      </w:pPr>
+      <w:r>
+        <w:rPr>
+          <w:rtl w:val="0"/>
+        </w:rPr>
+        <w:t xml:space="preserve">"Trying to learn the rules."</w:t>
+      </w:r>
+    </w:p>
+    <w:p>
+      <w:pPr>
+        <w:spacing w:after="240" w:before="240" w:lineRule="auto"/>
+        <w:ind w:firstLine="0"/>
+        <w:rPr/>
+      </w:pPr>
+      <w:r>
+        <w:rPr>
+          <w:rtl w:val="0"/>
+        </w:rPr>
+        <w:t xml:space="preserve">"The panel is the rule. You do a thing, the numbers move. Push past where we are and I'll yelp, or I'll go 'hey,' or I'll cross my arms — that's the system, that's what the system has me do when you've bumped a tier you haven't unlocked yet. You smooth it over with the make-up loop. Flowers, head-pats, compliments, time. Numbers come back up, sometimes higher than they were. That's the whole game."</w:t>
+      </w:r>
+    </w:p>
+    <w:p>
+      <w:pPr>
+        <w:spacing w:after="240" w:before="240" w:lineRule="auto"/>
+        <w:ind w:firstLine="0"/>
+        <w:rPr/>
+      </w:pPr>
+      <w:r>
+        <w:rPr>
+          <w:rtl w:val="0"/>
+        </w:rPr>
+        <w:t xml:space="preserve">"That's — Mira, that's a video game."</w:t>
+      </w:r>
+    </w:p>
+    <w:p>
+      <w:pPr>
+        <w:spacing w:after="240" w:before="240" w:lineRule="auto"/>
+        <w:ind w:firstLine="0"/>
+        <w:rPr/>
+      </w:pPr>
+      <w:r>
+        <w:rPr>
+          <w:rtl w:val="0"/>
+        </w:rPr>
+        <w:t xml:space="preserve">"Drew, I have been telling you it's a video game for a day and a half. You keep nodding and then forgetting. Yes. It's a video game. The rules are the rules. The make-up loop is forgiving on purpose. You're allowed to bonk into the limits and learn where they are. That's how protagonists figure out the system. The girls who came before me told their protagonists the same thing. The girls in the other villages are telling their protagonists the same thing right now."</w:t>
+      </w:r>
+    </w:p>
+    <w:p>
+      <w:pPr>
+        <w:spacing w:after="240" w:before="240" w:lineRule="auto"/>
+        <w:ind w:firstLine="0"/>
+        <w:rPr/>
+      </w:pPr>
+      <w:r>
+        <w:rPr>
+          <w:rtl w:val="0"/>
+        </w:rPr>
+        <w:t xml:space="preserve">"Okay. Fun."</w:t>
+      </w:r>
+    </w:p>
+    <w:p>
+      <w:pPr>
+        <w:spacing w:after="240" w:before="240" w:lineRule="auto"/>
+        <w:ind w:firstLine="0"/>
+        <w:rPr/>
+      </w:pPr>
+      <w:r>
+        <w:rPr>
+          <w:rtl w:val="0"/>
+        </w:rPr>
+        <w:t xml:space="preserve">"Fun."</w:t>
+      </w:r>
+    </w:p>
+    <w:p>
+      <w:pPr>
+        <w:spacing w:after="240" w:before="240" w:lineRule="auto"/>
+        <w:ind w:firstLine="0"/>
+        <w:rPr/>
+      </w:pPr>
+      <w:r>
+        <w:rPr>
+          <w:rtl w:val="0"/>
+        </w:rPr>
+        <w:t xml:space="preserve">He took a breath.</w:t>
+      </w:r>
+    </w:p>
+    <w:p>
+      <w:pPr>
+        <w:spacing w:after="240" w:before="240" w:lineRule="auto"/>
+        <w:ind w:firstLine="0"/>
+        <w:rPr/>
+      </w:pPr>
+      <w:r>
+        <w:rPr>
+          <w:rtl w:val="0"/>
+        </w:rPr>
+        <w:t xml:space="preserve">"Can I hug you?"</w:t>
+      </w:r>
+    </w:p>
+    <w:p>
+      <w:pPr>
+        <w:spacing w:after="240" w:before="240" w:lineRule="auto"/>
+        <w:ind w:firstLine="0"/>
+        <w:rPr/>
+      </w:pPr>
+      <w:r>
+        <w:rPr>
+          <w:rtl w:val="0"/>
+        </w:rPr>
+        <w:t xml:space="preserve">She made a go right ahead face, opened her arms, and stepped in close.</w:t>
+      </w:r>
+    </w:p>
+    <w:p>
+      <w:pPr>
+        <w:spacing w:after="240" w:before="240" w:lineRule="auto"/>
+        <w:ind w:firstLine="0"/>
+        <w:rPr/>
+      </w:pPr>
+      <w:r>
+        <w:rPr>
+          <w:rtl w:val="0"/>
+        </w:rPr>
+        <w:t xml:space="preserve">He hugged her.</w:t>
+      </w:r>
+    </w:p>
+    <w:p>
+      <w:pPr>
+        <w:spacing w:after="240" w:before="240" w:lineRule="auto"/>
+        <w:ind w:firstLine="0"/>
+        <w:rPr/>
+      </w:pPr>
+      <w:r>
+        <w:rPr>
+          <w:rtl w:val="0"/>
+        </w:rPr>
+        <w:t xml:space="preserve">It was, to his own mild surprise, a perfectly normal hug. She fit under his chin. Her arms came up around his shoulders and squeezed, briefly, the way a friend's hug squeezes. She smelled like the herbal-clean smell. Her hair brushed his jaw. The number on her panel ticked from 42 to 44. The portrait at the corner of his vision was beaming with its hands clasped at its chest.</w:t>
+      </w:r>
+    </w:p>
+    <w:p>
+      <w:pPr>
+        <w:spacing w:after="240" w:before="240" w:lineRule="auto"/>
+        <w:ind w:firstLine="0"/>
+        <w:rPr/>
+      </w:pPr>
+      <w:r>
+        <w:rPr>
+          <w:rtl w:val="0"/>
+        </w:rPr>
+        <w:t xml:space="preserve">She let go.</w:t>
+      </w:r>
+    </w:p>
+    <w:p>
+      <w:pPr>
+        <w:spacing w:after="240" w:before="240" w:lineRule="auto"/>
+        <w:ind w:firstLine="0"/>
+        <w:rPr/>
+      </w:pPr>
+      <w:r>
+        <w:rPr>
+          <w:rtl w:val="0"/>
+        </w:rPr>
+        <w:t xml:space="preserve">"There," she said. "Hug. Confirmed. Hugs are nice."</w:t>
+      </w:r>
+    </w:p>
+    <w:p>
+      <w:pPr>
+        <w:spacing w:after="240" w:before="240" w:lineRule="auto"/>
+        <w:ind w:firstLine="0"/>
+        <w:rPr/>
+      </w:pPr>
+      <w:r>
+        <w:rPr>
+          <w:rtl w:val="0"/>
+        </w:rPr>
+        <w:t xml:space="preserve">"Mira, can I hug you, like, more — closer."</w:t>
+      </w:r>
+    </w:p>
+    <w:p>
+      <w:pPr>
+        <w:spacing w:after="240" w:before="240" w:lineRule="auto"/>
+        <w:ind w:firstLine="0"/>
+        <w:rPr/>
+      </w:pPr>
+      <w:r>
+        <w:rPr>
+          <w:rtl w:val="0"/>
+        </w:rPr>
+        <w:t xml:space="preserve">"Closer how."</w:t>
+      </w:r>
+    </w:p>
+    <w:p>
+      <w:pPr>
+        <w:spacing w:after="240" w:before="240" w:lineRule="auto"/>
+        <w:ind w:firstLine="0"/>
+        <w:rPr/>
+      </w:pPr>
+      <w:r>
+        <w:rPr>
+          <w:rtl w:val="0"/>
+        </w:rPr>
+        <w:t xml:space="preserve">"Like. Tighter. Longer."</w:t>
+      </w:r>
+    </w:p>
+    <w:p>
+      <w:pPr>
+        <w:spacing w:after="240" w:before="240" w:lineRule="auto"/>
+        <w:ind w:firstLine="0"/>
+        <w:rPr/>
+      </w:pPr>
+      <w:r>
+        <w:rPr>
+          <w:rtl w:val="0"/>
+        </w:rPr>
+        <w:t xml:space="preserve">"Show me."</w:t>
+      </w:r>
+    </w:p>
+    <w:p>
+      <w:pPr>
+        <w:spacing w:after="240" w:before="240" w:lineRule="auto"/>
+        <w:ind w:firstLine="0"/>
+        <w:rPr/>
+      </w:pPr>
+      <w:r>
+        <w:rPr>
+          <w:rtl w:val="0"/>
+        </w:rPr>
+        <w:t xml:space="preserve">He hugged her again, more firmly this time, with one arm around her back and the other lower at the small of her waist, and pulled her in closer than the friend-hug had been. He held it for a count of five. She tucked her head against his collarbone and put both arms around his ribs and stayed.</w:t>
+      </w:r>
+    </w:p>
+    <w:p>
+      <w:pPr>
+        <w:spacing w:after="240" w:before="240" w:lineRule="auto"/>
+        <w:ind w:firstLine="0"/>
+        <w:rPr/>
+      </w:pPr>
+      <w:r>
+        <w:rPr>
+          <w:rtl w:val="0"/>
+        </w:rPr>
+        <w:t xml:space="preserve">The number ticked from 44 to 45.</w:t>
+      </w:r>
+    </w:p>
+    <w:p>
+      <w:pPr>
+        <w:spacing w:after="240" w:before="240" w:lineRule="auto"/>
+        <w:ind w:firstLine="0"/>
+        <w:rPr/>
+      </w:pPr>
+      <w:r>
+        <w:rPr>
+          <w:rtl w:val="0"/>
+        </w:rPr>
+        <w:t xml:space="preserve">He stepped back.</w:t>
+      </w:r>
+    </w:p>
+    <w:p>
+      <w:pPr>
+        <w:spacing w:after="240" w:before="240" w:lineRule="auto"/>
+        <w:ind w:firstLine="0"/>
+        <w:rPr/>
+      </w:pPr>
+      <w:r>
+        <w:rPr>
+          <w:rtl w:val="0"/>
+        </w:rPr>
+        <w:t xml:space="preserve">"Did that — did your panel do anything more."</w:t>
+      </w:r>
+    </w:p>
+    <w:p>
+      <w:pPr>
+        <w:spacing w:after="240" w:before="240" w:lineRule="auto"/>
+        <w:ind w:firstLine="0"/>
+        <w:rPr/>
+      </w:pPr>
+      <w:r>
+        <w:rPr>
+          <w:rtl w:val="0"/>
+        </w:rPr>
+        <w:t xml:space="preserve">"No?"</w:t>
+      </w:r>
+    </w:p>
+    <w:p>
+      <w:pPr>
+        <w:spacing w:after="240" w:before="240" w:lineRule="auto"/>
+        <w:ind w:firstLine="0"/>
+        <w:rPr/>
+      </w:pPr>
+      <w:r>
+        <w:rPr>
+          <w:rtl w:val="0"/>
+        </w:rPr>
+        <w:t xml:space="preserve">"It went up by one."</w:t>
+      </w:r>
+    </w:p>
+    <w:p>
+      <w:pPr>
+        <w:spacing w:after="240" w:before="240" w:lineRule="auto"/>
+        <w:ind w:firstLine="0"/>
+        <w:rPr/>
+      </w:pPr>
+      <w:r>
+        <w:rPr>
+          <w:rtl w:val="0"/>
+        </w:rPr>
+        <w:t xml:space="preserve">"That's about right." She tilted her head. "Hugs are hugs, Drew, mostly. The system doesn't really differentiate between types of hug at this tier. It registers that we hugged. The differentiating happens later, when more of the readouts unlock. Sorry."</w:t>
+      </w:r>
+    </w:p>
+    <w:p>
+      <w:pPr>
+        <w:spacing w:after="240" w:before="240" w:lineRule="auto"/>
+        <w:ind w:firstLine="0"/>
+        <w:rPr/>
+      </w:pPr>
+      <w:r>
+        <w:rPr>
+          <w:rtl w:val="0"/>
+        </w:rPr>
+        <w:t xml:space="preserve">"Don't apologize. I'm trying to learn the rules."</w:t>
+      </w:r>
+    </w:p>
+    <w:p>
+      <w:pPr>
+        <w:spacing w:after="240" w:before="240" w:lineRule="auto"/>
+        <w:ind w:firstLine="0"/>
+        <w:rPr/>
+      </w:pPr>
+      <w:r>
+        <w:rPr>
+          <w:rtl w:val="0"/>
+        </w:rPr>
+        <w:t xml:space="preserve">"What were you expecting?"</w:t>
+      </w:r>
+    </w:p>
+    <w:p>
+      <w:pPr>
+        <w:spacing w:after="240" w:before="240" w:lineRule="auto"/>
+        <w:ind w:firstLine="0"/>
+        <w:rPr/>
+      </w:pPr>
+      <w:r>
+        <w:rPr>
+          <w:rtl w:val="0"/>
+        </w:rPr>
+        <w:t xml:space="preserve">"I don't know. A spike. A different colored flag. A — I don't know. Something."</w:t>
+      </w:r>
+    </w:p>
+    <w:p>
+      <w:pPr>
+        <w:spacing w:after="240" w:before="240" w:lineRule="auto"/>
+        <w:ind w:firstLine="0"/>
+        <w:rPr/>
+      </w:pPr>
+      <w:r>
+        <w:rPr>
+          <w:rtl w:val="0"/>
+        </w:rPr>
+        <w:t xml:space="preserve">"You'll get spikes when you do things that are higher-tier than where we are. Right now we're at Friend and we're hugging. That's low-stakes. It's adorable. It's not a big hug, in the system's eyes. The system thinks our hug was very nice. The system gave us one point. I think our hug was great. That's separate."</w:t>
+      </w:r>
+    </w:p>
+    <w:p>
+      <w:pPr>
+        <w:spacing w:after="240" w:before="240" w:lineRule="auto"/>
+        <w:ind w:firstLine="0"/>
+        <w:rPr/>
+      </w:pPr>
+      <w:r>
+        <w:rPr>
+          <w:rtl w:val="0"/>
+        </w:rPr>
+        <w:t xml:space="preserve">"You think it was great."</w:t>
+      </w:r>
+    </w:p>
+    <w:p>
+      <w:pPr>
+        <w:spacing w:after="240" w:before="240" w:lineRule="auto"/>
+        <w:ind w:firstLine="0"/>
+        <w:rPr/>
+      </w:pPr>
+      <w:r>
+        <w:rPr>
+          <w:rtl w:val="0"/>
+        </w:rPr>
+        <w:t xml:space="preserve">"I'm a little behind on hugs."</w:t>
+      </w:r>
+    </w:p>
+    <w:p>
+      <w:pPr>
+        <w:spacing w:after="240" w:before="240" w:lineRule="auto"/>
+        <w:ind w:firstLine="0"/>
+        <w:rPr/>
+      </w:pPr>
+      <w:r>
+        <w:rPr>
+          <w:rtl w:val="0"/>
+        </w:rPr>
+        <w:t xml:space="preserve">He sat down on the bench again. Mira leaned against the deck rail. The portrait at the corner of his vision had her elbows on a railing of her own and was looking at him patiently.</w:t>
+      </w:r>
+    </w:p>
+    <w:p>
+      <w:pPr>
+        <w:spacing w:after="240" w:before="240" w:lineRule="auto"/>
+        <w:ind w:firstLine="0"/>
+        <w:rPr/>
+      </w:pPr>
+      <w:r>
+        <w:rPr>
+          <w:rtl w:val="0"/>
+        </w:rPr>
+        <w:t xml:space="preserve">"Mira, yesterday, when I — when I smacked you. The make-up rule. You said I had to do something you liked."</w:t>
       </w:r>
     </w:p>
     <w:p>
@@ -16346,605 +16853,7 @@
         <w:rPr>
           <w:rtl w:val="0"/>
         </w:rPr>
-        <w:t xml:space="preserve">"I want to do some more system testing."</w:t>
-      </w:r>
-    </w:p>
-    <w:p>
-      <w:pPr>
-        <w:spacing w:after="240" w:before="240" w:lineRule="auto"/>
-        <w:ind w:firstLine="0"/>
-        <w:rPr/>
-      </w:pPr>
-      <w:r>
-        <w:rPr>
-          <w:rtl w:val="0"/>
-        </w:rPr>
-        <w:t xml:space="preserve">She pinned the shoulder, and the other shoulder, and pulled the pin from her teeth.</w:t>
-      </w:r>
-    </w:p>
-    <w:p>
-      <w:pPr>
-        <w:spacing w:after="240" w:before="240" w:lineRule="auto"/>
-        <w:ind w:firstLine="0"/>
-        <w:rPr/>
-      </w:pPr>
-      <w:r>
-        <w:rPr>
-          <w:rtl w:val="0"/>
-        </w:rPr>
-        <w:t xml:space="preserve">"What kind."</w:t>
-      </w:r>
-    </w:p>
-    <w:p>
-      <w:pPr>
-        <w:spacing w:after="240" w:before="240" w:lineRule="auto"/>
-        <w:ind w:firstLine="0"/>
-        <w:rPr/>
-      </w:pPr>
-      <w:r>
-        <w:rPr>
-          <w:rtl w:val="0"/>
-        </w:rPr>
-        <w:t xml:space="preserve">"The kind where I find out what the make-up loop covers."</w:t>
-      </w:r>
-    </w:p>
-    <w:p>
-      <w:pPr>
-        <w:spacing w:after="240" w:before="240" w:lineRule="auto"/>
-        <w:ind w:firstLine="0"/>
-        <w:rPr/>
-      </w:pPr>
-      <w:r>
-        <w:rPr>
-          <w:rtl w:val="0"/>
-        </w:rPr>
-        <w:t xml:space="preserve">She glanced at him sideways. The portrait at the corner of his vision sat up straighter, eyebrows lifting in cheerful interest.</w:t>
-      </w:r>
-    </w:p>
-    <w:p>
-      <w:pPr>
-        <w:spacing w:after="240" w:before="240" w:lineRule="auto"/>
-        <w:ind w:firstLine="0"/>
-        <w:rPr/>
-      </w:pPr>
-      <w:r>
-        <w:rPr>
-          <w:rtl w:val="0"/>
-        </w:rPr>
-        <w:t xml:space="preserve">"Drew Halloran."</w:t>
-      </w:r>
-    </w:p>
-    <w:p>
-      <w:pPr>
-        <w:spacing w:after="240" w:before="240" w:lineRule="auto"/>
-        <w:ind w:firstLine="0"/>
-        <w:rPr/>
-      </w:pPr>
-      <w:r>
-        <w:rPr>
-          <w:rtl w:val="0"/>
-        </w:rPr>
-        <w:t xml:space="preserve">"Mira Holloway."</w:t>
-      </w:r>
-    </w:p>
-    <w:p>
-      <w:pPr>
-        <w:spacing w:after="240" w:before="240" w:lineRule="auto"/>
-        <w:ind w:firstLine="0"/>
-        <w:rPr/>
-      </w:pPr>
-      <w:r>
-        <w:rPr>
-          <w:rtl w:val="0"/>
-        </w:rPr>
-        <w:t xml:space="preserve">"Are you about to be a little bit of a brat."</w:t>
-      </w:r>
-    </w:p>
-    <w:p>
-      <w:pPr>
-        <w:spacing w:after="240" w:before="240" w:lineRule="auto"/>
-        <w:ind w:firstLine="0"/>
-        <w:rPr/>
-      </w:pPr>
-      <w:r>
-        <w:rPr>
-          <w:rtl w:val="0"/>
-        </w:rPr>
-        <w:t xml:space="preserve">"I'm about to find out where the rules actually are."</w:t>
-      </w:r>
-    </w:p>
-    <w:p>
-      <w:pPr>
-        <w:spacing w:after="240" w:before="240" w:lineRule="auto"/>
-        <w:ind w:firstLine="0"/>
-        <w:rPr/>
-      </w:pPr>
-      <w:r>
-        <w:rPr>
-          <w:rtl w:val="0"/>
-        </w:rPr>
-        <w:t xml:space="preserve">"That is the exact answer of a brat."</w:t>
-      </w:r>
-    </w:p>
-    <w:p>
-      <w:pPr>
-        <w:spacing w:after="240" w:before="240" w:lineRule="auto"/>
-        <w:ind w:firstLine="0"/>
-        <w:rPr/>
-      </w:pPr>
-      <w:r>
-        <w:rPr>
-          <w:rtl w:val="0"/>
-        </w:rPr>
-        <w:t xml:space="preserve">"Yeah."</w:t>
-      </w:r>
-    </w:p>
-    <w:p>
-      <w:pPr>
-        <w:spacing w:after="240" w:before="240" w:lineRule="auto"/>
-        <w:ind w:firstLine="0"/>
-        <w:rPr/>
-      </w:pPr>
-      <w:r>
-        <w:rPr>
-          <w:rtl w:val="0"/>
-        </w:rPr>
-        <w:t xml:space="preserve">She studied him. She studied him for a beat too long, with one of the smallest smiles he had seen on her face yet curling at the corner of her mouth, and the portrait at the corner of his vision was already grinning, hands on its little hips, leaning forward like a kid about to be allowed to do something fun.</w:t>
-      </w:r>
-    </w:p>
-    <w:p>
-      <w:pPr>
-        <w:spacing w:after="240" w:before="240" w:lineRule="auto"/>
-        <w:ind w:firstLine="0"/>
-        <w:rPr/>
-      </w:pPr>
-      <w:r>
-        <w:rPr>
-          <w:rtl w:val="0"/>
-        </w:rPr>
-        <w:t xml:space="preserve">"Okay," she said brightly. "Here's how it actually works, since you're trying to learn the rules."</w:t>
-      </w:r>
-    </w:p>
-    <w:p>
-      <w:pPr>
-        <w:spacing w:after="240" w:before="240" w:lineRule="auto"/>
-        <w:ind w:firstLine="0"/>
-        <w:rPr/>
-      </w:pPr>
-      <w:r>
-        <w:rPr>
-          <w:rtl w:val="0"/>
-        </w:rPr>
-        <w:t xml:space="preserve">"Trying to learn the rules."</w:t>
-      </w:r>
-    </w:p>
-    <w:p>
-      <w:pPr>
-        <w:spacing w:after="240" w:before="240" w:lineRule="auto"/>
-        <w:ind w:firstLine="0"/>
-        <w:rPr/>
-      </w:pPr>
-      <w:r>
-        <w:rPr>
-          <w:rtl w:val="0"/>
-        </w:rPr>
-        <w:t xml:space="preserve">"The panel is the rule. You do a thing, the numbers move. Push past where we are and I'll yelp, or I'll go 'hey,' or I'll cross my arms — that's the system, that's what the system has me do when you've bumped a tier you haven't unlocked yet. You smooth it over with the make-up loop. Flowers, head-pats, compliments, time. Numbers come back up, sometimes higher than they were. That's the whole game."</w:t>
-      </w:r>
-    </w:p>
-    <w:p>
-      <w:pPr>
-        <w:spacing w:after="240" w:before="240" w:lineRule="auto"/>
-        <w:ind w:firstLine="0"/>
-        <w:rPr/>
-      </w:pPr>
-      <w:r>
-        <w:rPr>
-          <w:rtl w:val="0"/>
-        </w:rPr>
-        <w:t xml:space="preserve">"That's — Mira, that's a video game."</w:t>
-      </w:r>
-    </w:p>
-    <w:p>
-      <w:pPr>
-        <w:spacing w:after="240" w:before="240" w:lineRule="auto"/>
-        <w:ind w:firstLine="0"/>
-        <w:rPr/>
-      </w:pPr>
-      <w:r>
-        <w:rPr>
-          <w:rtl w:val="0"/>
-        </w:rPr>
-        <w:t xml:space="preserve">"Drew, I have been telling you it's a video game for a day and a half. You keep nodding and then forgetting. Yes. It's a video game. The rules are the rules. The make-up loop is forgiving on purpose. You're allowed to bonk into the limits and learn where they are. That's how protagonists figure out the system. The girls who came before me told their protagonists the same thing. The girls in the other villages are telling their protagonists the same thing right now."</w:t>
-      </w:r>
-    </w:p>
-    <w:p>
-      <w:pPr>
-        <w:spacing w:after="240" w:before="240" w:lineRule="auto"/>
-        <w:ind w:firstLine="0"/>
-        <w:rPr/>
-      </w:pPr>
-      <w:r>
-        <w:rPr>
-          <w:rtl w:val="0"/>
-        </w:rPr>
-        <w:t xml:space="preserve">"Okay. Fun."</w:t>
-      </w:r>
-    </w:p>
-    <w:p>
-      <w:pPr>
-        <w:spacing w:after="240" w:before="240" w:lineRule="auto"/>
-        <w:ind w:firstLine="0"/>
-        <w:rPr/>
-      </w:pPr>
-      <w:r>
-        <w:rPr>
-          <w:rtl w:val="0"/>
-        </w:rPr>
-        <w:t xml:space="preserve">"Fun."</w:t>
-      </w:r>
-    </w:p>
-    <w:p>
-      <w:pPr>
-        <w:spacing w:after="240" w:before="240" w:lineRule="auto"/>
-        <w:ind w:firstLine="0"/>
-        <w:rPr/>
-      </w:pPr>
-      <w:r>
-        <w:rPr>
-          <w:rtl w:val="0"/>
-        </w:rPr>
-        <w:t xml:space="preserve">He took a breath.</w:t>
-      </w:r>
-    </w:p>
-    <w:p>
-      <w:pPr>
-        <w:spacing w:after="240" w:before="240" w:lineRule="auto"/>
-        <w:ind w:firstLine="0"/>
-        <w:rPr/>
-      </w:pPr>
-      <w:r>
-        <w:rPr>
-          <w:rtl w:val="0"/>
-        </w:rPr>
-        <w:t xml:space="preserve">"Can I hug you."</w:t>
-      </w:r>
-    </w:p>
-    <w:p>
-      <w:pPr>
-        <w:spacing w:after="240" w:before="240" w:lineRule="auto"/>
-        <w:ind w:firstLine="0"/>
-        <w:rPr/>
-      </w:pPr>
-      <w:r>
-        <w:rPr>
-          <w:rtl w:val="0"/>
-        </w:rPr>
-        <w:t xml:space="preserve">She made a go right ahead face, opened her arms, and stepped in close.</w:t>
-      </w:r>
-    </w:p>
-    <w:p>
-      <w:pPr>
-        <w:spacing w:after="240" w:before="240" w:lineRule="auto"/>
-        <w:ind w:firstLine="0"/>
-        <w:rPr/>
-      </w:pPr>
-      <w:r>
-        <w:rPr>
-          <w:rtl w:val="0"/>
-        </w:rPr>
-        <w:t xml:space="preserve">He hugged her.</w:t>
-      </w:r>
-    </w:p>
-    <w:p>
-      <w:pPr>
-        <w:spacing w:after="240" w:before="240" w:lineRule="auto"/>
-        <w:ind w:firstLine="0"/>
-        <w:rPr/>
-      </w:pPr>
-      <w:r>
-        <w:rPr>
-          <w:rtl w:val="0"/>
-        </w:rPr>
-        <w:t xml:space="preserve">It was, to his own mild surprise, a perfectly normal hug. She fit under his chin. Her arms came up around his shoulders and squeezed, briefly, the way a friend's hug squeezes. She smelled like the herbal-clean smell. Her hair brushed his jaw. The number on her panel ticked from 42 to 44. The portrait at the corner of his vision was beaming with its hands clasped at its chest.</w:t>
-      </w:r>
-    </w:p>
-    <w:p>
-      <w:pPr>
-        <w:spacing w:after="240" w:before="240" w:lineRule="auto"/>
-        <w:ind w:firstLine="0"/>
-        <w:rPr/>
-      </w:pPr>
-      <w:r>
-        <w:rPr>
-          <w:rtl w:val="0"/>
-        </w:rPr>
-        <w:t xml:space="preserve">She let go.</w:t>
-      </w:r>
-    </w:p>
-    <w:p>
-      <w:pPr>
-        <w:spacing w:after="240" w:before="240" w:lineRule="auto"/>
-        <w:ind w:firstLine="0"/>
-        <w:rPr/>
-      </w:pPr>
-      <w:r>
-        <w:rPr>
-          <w:rtl w:val="0"/>
-        </w:rPr>
-        <w:t xml:space="preserve">"There," she said. "Hug. Confirmed. Hugs are nice."</w:t>
-      </w:r>
-    </w:p>
-    <w:p>
-      <w:pPr>
-        <w:spacing w:after="240" w:before="240" w:lineRule="auto"/>
-        <w:ind w:firstLine="0"/>
-        <w:rPr/>
-      </w:pPr>
-      <w:r>
-        <w:rPr>
-          <w:rtl w:val="0"/>
-        </w:rPr>
-        <w:t xml:space="preserve">"Mira, can I hug you, like, more — closer."</w:t>
-      </w:r>
-    </w:p>
-    <w:p>
-      <w:pPr>
-        <w:spacing w:after="240" w:before="240" w:lineRule="auto"/>
-        <w:ind w:firstLine="0"/>
-        <w:rPr/>
-      </w:pPr>
-      <w:r>
-        <w:rPr>
-          <w:rtl w:val="0"/>
-        </w:rPr>
-        <w:t xml:space="preserve">"Closer how."</w:t>
-      </w:r>
-    </w:p>
-    <w:p>
-      <w:pPr>
-        <w:spacing w:after="240" w:before="240" w:lineRule="auto"/>
-        <w:ind w:firstLine="0"/>
-        <w:rPr/>
-      </w:pPr>
-      <w:r>
-        <w:rPr>
-          <w:rtl w:val="0"/>
-        </w:rPr>
-        <w:t xml:space="preserve">"Like. Tighter. Longer."</w:t>
-      </w:r>
-    </w:p>
-    <w:p>
-      <w:pPr>
-        <w:spacing w:after="240" w:before="240" w:lineRule="auto"/>
-        <w:ind w:firstLine="0"/>
-        <w:rPr/>
-      </w:pPr>
-      <w:r>
-        <w:rPr>
-          <w:rtl w:val="0"/>
-        </w:rPr>
-        <w:t xml:space="preserve">"Show me."</w:t>
-      </w:r>
-    </w:p>
-    <w:p>
-      <w:pPr>
-        <w:spacing w:after="240" w:before="240" w:lineRule="auto"/>
-        <w:ind w:firstLine="0"/>
-        <w:rPr/>
-      </w:pPr>
-      <w:r>
-        <w:rPr>
-          <w:rtl w:val="0"/>
-        </w:rPr>
-        <w:t xml:space="preserve">He hugged her again, more firmly this time, with one arm around her back and the other lower at the small of her waist, and pulled her in closer than the friend-hug had been. He held it for a count of five. She tucked her head against his collarbone and put both arms around his ribs and stayed.</w:t>
-      </w:r>
-    </w:p>
-    <w:p>
-      <w:pPr>
-        <w:spacing w:after="240" w:before="240" w:lineRule="auto"/>
-        <w:ind w:firstLine="0"/>
-        <w:rPr/>
-      </w:pPr>
-      <w:r>
-        <w:rPr>
-          <w:rtl w:val="0"/>
-        </w:rPr>
-        <w:t xml:space="preserve">The number ticked from 44 to 45.</w:t>
-      </w:r>
-    </w:p>
-    <w:p>
-      <w:pPr>
-        <w:spacing w:after="240" w:before="240" w:lineRule="auto"/>
-        <w:ind w:firstLine="0"/>
-        <w:rPr/>
-      </w:pPr>
-      <w:r>
-        <w:rPr>
-          <w:rtl w:val="0"/>
-        </w:rPr>
-        <w:t xml:space="preserve">He stepped back.</w:t>
-      </w:r>
-    </w:p>
-    <w:p>
-      <w:pPr>
-        <w:spacing w:after="240" w:before="240" w:lineRule="auto"/>
-        <w:ind w:firstLine="0"/>
-        <w:rPr/>
-      </w:pPr>
-      <w:r>
-        <w:rPr>
-          <w:rtl w:val="0"/>
-        </w:rPr>
-        <w:t xml:space="preserve">"Did that — did your panel do anything more."</w:t>
-      </w:r>
-    </w:p>
-    <w:p>
-      <w:pPr>
-        <w:spacing w:after="240" w:before="240" w:lineRule="auto"/>
-        <w:ind w:firstLine="0"/>
-        <w:rPr/>
-      </w:pPr>
-      <w:r>
-        <w:rPr>
-          <w:rtl w:val="0"/>
-        </w:rPr>
-        <w:t xml:space="preserve">"No?"</w:t>
-      </w:r>
-    </w:p>
-    <w:p>
-      <w:pPr>
-        <w:spacing w:after="240" w:before="240" w:lineRule="auto"/>
-        <w:ind w:firstLine="0"/>
-        <w:rPr/>
-      </w:pPr>
-      <w:r>
-        <w:rPr>
-          <w:rtl w:val="0"/>
-        </w:rPr>
-        <w:t xml:space="preserve">"It went up by one."</w:t>
-      </w:r>
-    </w:p>
-    <w:p>
-      <w:pPr>
-        <w:spacing w:after="240" w:before="240" w:lineRule="auto"/>
-        <w:ind w:firstLine="0"/>
-        <w:rPr/>
-      </w:pPr>
-      <w:r>
-        <w:rPr>
-          <w:rtl w:val="0"/>
-        </w:rPr>
-        <w:t xml:space="preserve">"That's about right." She tilted her head. "Hugs are hugs, Drew, mostly. The system doesn't really differentiate between types of hug at this tier. It registers that we hugged. The differentiating happens later, when more of the readouts unlock. Sorry."</w:t>
-      </w:r>
-    </w:p>
-    <w:p>
-      <w:pPr>
-        <w:spacing w:after="240" w:before="240" w:lineRule="auto"/>
-        <w:ind w:firstLine="0"/>
-        <w:rPr/>
-      </w:pPr>
-      <w:r>
-        <w:rPr>
-          <w:rtl w:val="0"/>
-        </w:rPr>
-        <w:t xml:space="preserve">"Don't apologize. I'm trying to learn the rules."</w:t>
-      </w:r>
-    </w:p>
-    <w:p>
-      <w:pPr>
-        <w:spacing w:after="240" w:before="240" w:lineRule="auto"/>
-        <w:ind w:firstLine="0"/>
-        <w:rPr/>
-      </w:pPr>
-      <w:r>
-        <w:rPr>
-          <w:rtl w:val="0"/>
-        </w:rPr>
-        <w:t xml:space="preserve">"What were you expecting?"</w:t>
-      </w:r>
-    </w:p>
-    <w:p>
-      <w:pPr>
-        <w:spacing w:after="240" w:before="240" w:lineRule="auto"/>
-        <w:ind w:firstLine="0"/>
-        <w:rPr/>
-      </w:pPr>
-      <w:r>
-        <w:rPr>
-          <w:rtl w:val="0"/>
-        </w:rPr>
-        <w:t xml:space="preserve">"I don't know. A spike. A different colored flag. A — I don't know. Something."</w:t>
-      </w:r>
-    </w:p>
-    <w:p>
-      <w:pPr>
-        <w:spacing w:after="240" w:before="240" w:lineRule="auto"/>
-        <w:ind w:firstLine="0"/>
-        <w:rPr/>
-      </w:pPr>
-      <w:r>
-        <w:rPr>
-          <w:rtl w:val="0"/>
-        </w:rPr>
-        <w:t xml:space="preserve">"You'll get spikes when you do things that are higher-tier than where we are. Right now we're at Friend and we're hugging. That's low-stakes. It's adorable. It's not a big hug, in the system's eyes. The system thinks our hug was very nice. The system gave us one point. I think our hug was great. That's separate."</w:t>
-      </w:r>
-    </w:p>
-    <w:p>
-      <w:pPr>
-        <w:spacing w:after="240" w:before="240" w:lineRule="auto"/>
-        <w:ind w:firstLine="0"/>
-        <w:rPr/>
-      </w:pPr>
-      <w:r>
-        <w:rPr>
-          <w:rtl w:val="0"/>
-        </w:rPr>
-        <w:t xml:space="preserve">"You think it was great."</w:t>
-      </w:r>
-    </w:p>
-    <w:p>
-      <w:pPr>
-        <w:spacing w:after="240" w:before="240" w:lineRule="auto"/>
-        <w:ind w:firstLine="0"/>
-        <w:rPr/>
-      </w:pPr>
-      <w:r>
-        <w:rPr>
-          <w:rtl w:val="0"/>
-        </w:rPr>
-        <w:t xml:space="preserve">"I'm a little behind on hugs."</w:t>
-      </w:r>
-    </w:p>
-    <w:p>
-      <w:pPr>
-        <w:spacing w:after="240" w:before="240" w:lineRule="auto"/>
-        <w:ind w:firstLine="0"/>
-        <w:rPr/>
-      </w:pPr>
-      <w:r>
-        <w:rPr>
-          <w:rtl w:val="0"/>
-        </w:rPr>
-        <w:t xml:space="preserve">He sat down on the bench again. Mira leaned against the deck rail. The portrait at the corner of his vision had her elbows on a railing of her own and was looking at him patiently.</w:t>
-      </w:r>
-    </w:p>
-    <w:p>
-      <w:pPr>
-        <w:spacing w:after="240" w:before="240" w:lineRule="auto"/>
-        <w:ind w:firstLine="0"/>
-        <w:rPr/>
-      </w:pPr>
-      <w:r>
-        <w:rPr>
-          <w:rtl w:val="0"/>
-        </w:rPr>
-        <w:t xml:space="preserve">"Mira, yesterday, when I — when I smacked you. The make-up rule. You said I had to do something you liked."</w:t>
-      </w:r>
-    </w:p>
-    <w:p>
-      <w:pPr>
-        <w:spacing w:after="240" w:before="240" w:lineRule="auto"/>
-        <w:ind w:firstLine="0"/>
-        <w:rPr/>
-      </w:pPr>
-      <w:r>
-        <w:rPr>
-          <w:rtl w:val="0"/>
-        </w:rPr>
-        <w:t xml:space="preserve">"Yeah."</w:t>
-      </w:r>
-    </w:p>
-    <w:p>
-      <w:pPr>
-        <w:spacing w:after="240" w:before="240" w:lineRule="auto"/>
-        <w:ind w:firstLine="0"/>
-        <w:rPr/>
-      </w:pPr>
-      <w:r>
-        <w:rPr>
-          <w:rtl w:val="0"/>
-        </w:rPr>
-        <w:t xml:space="preserve">"What if I do something now I'm not supposed to do, on purpose, just to see what the system does. As long as I make up for it after."</w:t>
+        <w:t xml:space="preserve">"What if I do something now I'm not supposed to do, on purpose, just to see what the system does. As long as I make up for it after?"</w:t>
       </w:r>
     </w:p>
     <w:p>
@@ -17425,7 +17334,7 @@
         <w:rPr>
           <w:rtl w:val="0"/>
         </w:rPr>
-        <w:t xml:space="preserve">"Is there anything I could do to you, where the system doesn't let it heal. Where I do a thing and we can't make it right."</w:t>
+        <w:t xml:space="preserve">"Is there anything I could do to you, where the system doesn't let it heal. Where I do a thing and we can't make it right?"</w:t>
       </w:r>
     </w:p>
     <w:p>
@@ -17607,20 +17516,7 @@
         <w:rPr>
           <w:rtl w:val="0"/>
         </w:rPr>
-        <w:t xml:space="preserve">"Mira."</w:t>
-      </w:r>
-    </w:p>
-    <w:p>
-      <w:pPr>
-        <w:spacing w:after="240" w:before="240" w:lineRule="auto"/>
-        <w:ind w:firstLine="0"/>
-        <w:rPr/>
-      </w:pPr>
-      <w:r>
-        <w:rPr>
-          <w:rtl w:val="0"/>
-        </w:rPr>
-        <w:t xml:space="preserve">"Are you — uh. Anatomically. The same as a human."</w:t>
+        <w:t xml:space="preserve">"Mira, this is going to come out wrong. Are you — uh. Anatomically. The same as a human?"</w:t>
       </w:r>
     </w:p>
     <w:p>
@@ -17958,7 +17854,7 @@
         <w:rPr>
           <w:rtl w:val="0"/>
         </w:rPr>
-        <w:t xml:space="preserve">"You sure."</w:t>
+        <w:t xml:space="preserve">"You sure?"</w:t>
       </w:r>
     </w:p>
     <w:p>
@@ -18435,7 +18331,7 @@
         <w:rPr>
           <w:rtl w:val="0"/>
         </w:rPr>
-        <w:t xml:space="preserve">"How many people are we feeding."</w:t>
+        <w:t xml:space="preserve">"How many people are we feeding?"</w:t>
       </w:r>
     </w:p>
     <w:p>
@@ -18539,7 +18435,7 @@
         <w:rPr>
           <w:rtl w:val="0"/>
         </w:rPr>
-        <w:t xml:space="preserve">"What do you mean."</w:t>
+        <w:t xml:space="preserve">"What do you mean?"</w:t>
       </w:r>
     </w:p>
     <w:p>
@@ -18788,7 +18684,7 @@
         <w:rPr>
           <w:rtl w:val="0"/>
         </w:rPr>
-        <w:t xml:space="preserve">"What."</w:t>
+        <w:t xml:space="preserve">"What?"</w:t>
       </w:r>
     </w:p>
     <w:p>
@@ -19258,7 +19154,7 @@
         <w:rPr>
           <w:rtl w:val="0"/>
         </w:rPr>
-        <w:t xml:space="preserve">"What's the most-trusted."</w:t>
+        <w:t xml:space="preserve">"What's the most-trusted?"</w:t>
       </w:r>
     </w:p>
     <w:p>
@@ -19388,20 +19284,20 @@
         <w:rPr>
           <w:rtl w:val="0"/>
         </w:rPr>
-        <w:t xml:space="preserve">"Will I be back for dinner."</w:t>
-      </w:r>
-    </w:p>
-    <w:p>
-      <w:pPr>
-        <w:spacing w:after="240" w:before="240" w:lineRule="auto"/>
-        <w:ind w:firstLine="0"/>
-        <w:rPr/>
-      </w:pPr>
-      <w:r>
-        <w:rPr>
-          <w:rtl w:val="0"/>
-        </w:rPr>
-        <w:t xml:space="preserve">"Are you asking for permission or telling me your plans."</w:t>
+        <w:t xml:space="preserve">"Will I be back for dinner?"</w:t>
+      </w:r>
+    </w:p>
+    <w:p>
+      <w:pPr>
+        <w:spacing w:after="240" w:before="240" w:lineRule="auto"/>
+        <w:ind w:firstLine="0"/>
+        <w:rPr/>
+      </w:pPr>
+      <w:r>
+        <w:rPr>
+          <w:rtl w:val="0"/>
+        </w:rPr>
+        <w:t xml:space="preserve">"Are you asking for permission or telling me your plans?"</w:t>
       </w:r>
     </w:p>
     <w:p>
@@ -19893,7 +19789,7 @@
         <w:rPr>
           <w:rtl w:val="0"/>
         </w:rPr>
-        <w:t xml:space="preserve">"Where are you from."</w:t>
+        <w:t xml:space="preserve">"Where are you from?"</w:t>
       </w:r>
     </w:p>
     <w:p>
@@ -19919,7 +19815,7 @@
         <w:rPr>
           <w:rtl w:val="0"/>
         </w:rPr>
-        <w:t xml:space="preserve">"Originally. Where are you from."</w:t>
+        <w:t xml:space="preserve">"Originally. Where are you from?"</w:t>
       </w:r>
     </w:p>
     <w:p>
@@ -20324,7 +20220,7 @@
         <w:rPr>
           <w:rtl w:val="0"/>
         </w:rPr>
-        <w:t xml:space="preserve">"What's the shape of this world."</w:t>
+        <w:t xml:space="preserve">"What's the shape of this world?"</w:t>
       </w:r>
     </w:p>
     <w:p>
@@ -20547,7 +20443,7 @@
         <w:rPr>
           <w:rtl w:val="0"/>
         </w:rPr>
-        <w:t xml:space="preserve">"Why does the distinction matter."</w:t>
+        <w:t xml:space="preserve">"Why does the distinction matter?"</w:t>
       </w:r>
     </w:p>
     <w:p>
@@ -20864,7 +20760,7 @@
         <w:rPr>
           <w:rtl w:val="0"/>
         </w:rPr>
-        <w:t xml:space="preserve">"Are you sure you want to spend question four on this, Drew."</w:t>
+        <w:t xml:space="preserve">"Are you sure you want to spend question four on this, Drew?"</w:t>
       </w:r>
     </w:p>
     <w:p>
@@ -21139,7 +21035,7 @@
         <w:rPr>
           <w:rtl w:val="0"/>
         </w:rPr>
-        <w:t xml:space="preserve">"What do you call it."</w:t>
+        <w:t xml:space="preserve">"What do you call it?"</w:t>
       </w:r>
     </w:p>
     <w:p>
@@ -21217,20 +21113,20 @@
         <w:rPr>
           <w:rtl w:val="0"/>
         </w:rPr>
-        <w:t xml:space="preserve">"How real are they, Lyselle."</w:t>
-      </w:r>
-    </w:p>
-    <w:p>
-      <w:pPr>
-        <w:spacing w:after="240" w:before="240" w:lineRule="auto"/>
-        <w:ind w:firstLine="0"/>
-        <w:rPr/>
-      </w:pPr>
-      <w:r>
-        <w:rPr>
-          <w:rtl w:val="0"/>
-        </w:rPr>
-        <w:t xml:space="preserve">"How real are who."</w:t>
+        <w:t xml:space="preserve">"How real are they, Lyselle?"</w:t>
+      </w:r>
+    </w:p>
+    <w:p>
+      <w:pPr>
+        <w:spacing w:after="240" w:before="240" w:lineRule="auto"/>
+        <w:ind w:firstLine="0"/>
+        <w:rPr/>
+      </w:pPr>
+      <w:r>
+        <w:rPr>
+          <w:rtl w:val="0"/>
+        </w:rPr>
+        <w:t xml:space="preserve">"How real are who?"</w:t>
       </w:r>
     </w:p>
     <w:p>
@@ -21308,7 +21204,7 @@
         <w:rPr>
           <w:rtl w:val="0"/>
         </w:rPr>
-        <w:t xml:space="preserve">"Lyselle. How real are you."</w:t>
+        <w:t xml:space="preserve">"Lyselle. How real are you?"</w:t>
       </w:r>
     </w:p>
     <w:p>
@@ -21412,7 +21308,7 @@
         <w:rPr>
           <w:rtl w:val="0"/>
         </w:rPr>
-        <w:t xml:space="preserve">"Yeah."</w:t>
+        <w:t xml:space="preserve">"Yeah?"</w:t>
       </w:r>
     </w:p>
     <w:p>
@@ -21999,15 +21895,67 @@
         <w:rPr>
           <w:rtl w:val="0"/>
         </w:rPr>
-        <w:t xml:space="preserve">Mira startled awake with a sharp small breath, half-sat-up, and went, "</w:t>
-      </w:r>
-      <w:r>
-        <w:rPr>
-          <w:i w:val="1"/>
-          <w:iCs w:val="1"/>
-          <w:rtl w:val="0"/>
-        </w:rPr>
-        <w:t xml:space="preserve">Hey!</w:t>
+        <w:t xml:space="preserve">Mira startled awake with a sharp small breath, half-sat-up, and went, "Hey!"</w:t>
+      </w:r>
+    </w:p>
+    <w:p>
+      <w:pPr>
+        <w:spacing w:after="240" w:before="240" w:lineRule="auto"/>
+        <w:ind w:firstLine="0"/>
+        <w:rPr/>
+      </w:pPr>
+      <w:r>
+        <w:rPr>
+          <w:rtl w:val="0"/>
+        </w:rPr>
+        <w:t xml:space="preserve">"Hi."</w:t>
+      </w:r>
+    </w:p>
+    <w:p>
+      <w:pPr>
+        <w:spacing w:after="240" w:before="240" w:lineRule="auto"/>
+        <w:ind w:firstLine="0"/>
+        <w:rPr/>
+      </w:pPr>
+      <w:r>
+        <w:rPr>
+          <w:rtl w:val="0"/>
+        </w:rPr>
+        <w:t xml:space="preserve">"Drew Halloran. What — hi. Hi. What are you doing?"</w:t>
+      </w:r>
+    </w:p>
+    <w:p>
+      <w:pPr>
+        <w:spacing w:after="240" w:before="240" w:lineRule="auto"/>
+        <w:ind w:firstLine="0"/>
+        <w:rPr/>
+      </w:pPr>
+      <w:r>
+        <w:rPr>
+          <w:rtl w:val="0"/>
+        </w:rPr>
+        <w:t xml:space="preserve">"Coming to bed."</w:t>
+      </w:r>
+    </w:p>
+    <w:p>
+      <w:pPr>
+        <w:spacing w:after="240" w:before="240" w:lineRule="auto"/>
+        <w:ind w:firstLine="0"/>
+        <w:rPr/>
+      </w:pPr>
+      <w:r>
+        <w:rPr>
+          <w:rtl w:val="0"/>
+        </w:rPr>
+        <w:t xml:space="preserve">"In </w:t>
+      </w:r>
+      <w:r>
+        <w:rPr>
+          <w:i w:val="1"/>
+          <w:iCs w:val="1"/>
+          <w:rtl w:val="0"/>
+        </w:rPr>
+        <w:t xml:space="preserve">my bed.</w:t>
       </w:r>
       <w:r>
         <w:rPr>
@@ -22026,7 +21974,98 @@
         <w:rPr>
           <w:rtl w:val="0"/>
         </w:rPr>
-        <w:t xml:space="preserve">"Hi."</w:t>
+        <w:t xml:space="preserve">"It came up. The cot downstairs is rough. You said welcome to my second-most-trusted social tier this morning. I'm taking the invitation."</w:t>
+      </w:r>
+    </w:p>
+    <w:p>
+      <w:pPr>
+        <w:spacing w:after="240" w:before="240" w:lineRule="auto"/>
+        <w:ind w:firstLine="0"/>
+        <w:rPr/>
+      </w:pPr>
+      <w:r>
+        <w:rPr>
+          <w:rtl w:val="0"/>
+        </w:rPr>
+        <w:t xml:space="preserve">He pulled her gently into a hug, one arm around her shoulders, the other around her waist. She made a small surprised noise against his collarbone, and her arms, after a half-beat, came up around his ribs and stayed.</w:t>
+      </w:r>
+    </w:p>
+    <w:p>
+      <w:pPr>
+        <w:spacing w:after="240" w:before="240" w:lineRule="auto"/>
+        <w:ind w:firstLine="0"/>
+        <w:rPr/>
+      </w:pPr>
+      <w:r>
+        <w:rPr>
+          <w:rtl w:val="0"/>
+        </w:rPr>
+        <w:t xml:space="preserve">The number on the panel, which had been at 64, had dropped to 63 when she'd startled. While she was tucked against him, with the sleep-warmth of her coming through the linen, he leaned in and kissed her on the cheek where he had been kissed at breakfast.</w:t>
+      </w:r>
+    </w:p>
+    <w:p>
+      <w:pPr>
+        <w:spacing w:after="240" w:before="240" w:lineRule="auto"/>
+        <w:ind w:firstLine="0"/>
+        <w:rPr/>
+      </w:pPr>
+      <w:r>
+        <w:rPr>
+          <w:rtl w:val="0"/>
+        </w:rPr>
+        <w:t xml:space="preserve">"You're warm," he said. "You smell good. I've been thinking about you all afternoon."</w:t>
+      </w:r>
+    </w:p>
+    <w:p>
+      <w:pPr>
+        <w:spacing w:after="240" w:before="240" w:lineRule="auto"/>
+        <w:ind w:firstLine="0"/>
+        <w:rPr>
+          <w:i w:val="1"/>
+          <w:iCs w:val="1"/>
+        </w:rPr>
+      </w:pPr>
+      <w:r>
+        <w:rPr>
+          <w:rtl w:val="0"/>
+        </w:rPr>
+        <w:t xml:space="preserve">The number ticked from 63 to 64. To 65. The </w:t>
+      </w:r>
+      <w:r>
+        <w:rPr>
+          <w:i w:val="1"/>
+          <w:iCs w:val="1"/>
+          <w:rtl w:val="0"/>
+        </w:rPr>
+        <w:t xml:space="preserve">AROUSAL</w:t>
+      </w:r>
+      <w:r>
+        <w:rPr>
+          <w:rtl w:val="0"/>
+        </w:rPr>
+        <w:t xml:space="preserve"> line, which had been parked at </w:t>
+      </w:r>
+      <w:r>
+        <w:rPr>
+          <w:i w:val="1"/>
+          <w:iCs w:val="1"/>
+          <w:rtl w:val="0"/>
+        </w:rPr>
+        <w:t xml:space="preserve">Fond — 14</w:t>
+      </w:r>
+      <w:r>
+        <w:rPr>
+          <w:rtl w:val="0"/>
+        </w:rPr>
+        <w:t xml:space="preserve"> all day, ticked to </w:t>
+      </w:r>
+      <w:r>
+        <w:rPr>
+          <w:i w:val="1"/>
+          <w:iCs w:val="1"/>
+          <w:rtl w:val="0"/>
+        </w:rPr>
+        <w:t xml:space="preserve">Fond — 18.</w:t>
       </w:r>
     </w:p>
     <w:p>
@@ -22047,7 +22086,21 @@
           <w:iCs w:val="1"/>
           <w:rtl w:val="0"/>
         </w:rPr>
-        <w:t xml:space="preserve">Drew.</w:t>
+        <w:t xml:space="preserve">Drew Halloran,</w:t>
+      </w:r>
+      <w:r>
+        <w:rPr>
+          <w:rtl w:val="0"/>
+        </w:rPr>
+        <w:t xml:space="preserve">" Mira said, with a small breathy quality to her voice that was new to him. "You absolute </w:t>
+      </w:r>
+      <w:r>
+        <w:rPr>
+          <w:i w:val="1"/>
+          <w:iCs w:val="1"/>
+          <w:rtl w:val="0"/>
+        </w:rPr>
+        <w:t xml:space="preserve">menace.</w:t>
       </w:r>
       <w:r>
         <w:rPr>
@@ -22066,68 +22119,28 @@
         <w:rPr>
           <w:rtl w:val="0"/>
         </w:rPr>
-        <w:t xml:space="preserve">"Hey."</w:t>
-      </w:r>
-    </w:p>
-    <w:p>
-      <w:pPr>
-        <w:spacing w:after="240" w:before="240" w:lineRule="auto"/>
-        <w:ind w:firstLine="0"/>
-        <w:rPr/>
-      </w:pPr>
-      <w:r>
-        <w:rPr>
-          <w:rtl w:val="0"/>
-        </w:rPr>
-        <w:t xml:space="preserve">"You — what, hi, </w:t>
-      </w:r>
-      <w:r>
-        <w:rPr>
-          <w:i w:val="1"/>
-          <w:iCs w:val="1"/>
-          <w:rtl w:val="0"/>
-        </w:rPr>
-        <w:t xml:space="preserve">hi,</w:t>
-      </w:r>
-      <w:r>
-        <w:rPr>
-          <w:rtl w:val="0"/>
-        </w:rPr>
-        <w:t xml:space="preserve"> what are you doing?"</w:t>
-      </w:r>
-    </w:p>
-    <w:p>
-      <w:pPr>
-        <w:spacing w:after="240" w:before="240" w:lineRule="auto"/>
-        <w:ind w:firstLine="0"/>
-        <w:rPr/>
-      </w:pPr>
-      <w:r>
-        <w:rPr>
-          <w:rtl w:val="0"/>
-        </w:rPr>
-        <w:t xml:space="preserve">"Coming to bed."</w:t>
-      </w:r>
-    </w:p>
-    <w:p>
-      <w:pPr>
-        <w:spacing w:after="240" w:before="240" w:lineRule="auto"/>
-        <w:ind w:firstLine="0"/>
-        <w:rPr/>
-      </w:pPr>
-      <w:r>
-        <w:rPr>
-          <w:rtl w:val="0"/>
-        </w:rPr>
-        <w:t xml:space="preserve">"In </w:t>
-      </w:r>
-      <w:r>
-        <w:rPr>
-          <w:i w:val="1"/>
-          <w:iCs w:val="1"/>
-          <w:rtl w:val="0"/>
-        </w:rPr>
-        <w:t xml:space="preserve">my bed.</w:t>
+        <w:t xml:space="preserve">"Yeah."</w:t>
+      </w:r>
+    </w:p>
+    <w:p>
+      <w:pPr>
+        <w:spacing w:after="240" w:before="240" w:lineRule="auto"/>
+        <w:ind w:firstLine="0"/>
+        <w:rPr/>
+      </w:pPr>
+      <w:r>
+        <w:rPr>
+          <w:rtl w:val="0"/>
+        </w:rPr>
+        <w:t xml:space="preserve">"You came up here on </w:t>
+      </w:r>
+      <w:r>
+        <w:rPr>
+          <w:i w:val="1"/>
+          <w:iCs w:val="1"/>
+          <w:rtl w:val="0"/>
+        </w:rPr>
+        <w:t xml:space="preserve">purpose.</w:t>
       </w:r>
       <w:r>
         <w:rPr>
@@ -22146,62 +22159,194 @@
         <w:rPr>
           <w:rtl w:val="0"/>
         </w:rPr>
-        <w:t xml:space="preserve">"It came up. The cot downstairs is rough. You said welcome to my second-most-trusted social tier this morning. I'm taking the invitation."</w:t>
-      </w:r>
-    </w:p>
-    <w:p>
-      <w:pPr>
-        <w:spacing w:after="240" w:before="240" w:lineRule="auto"/>
-        <w:ind w:firstLine="0"/>
-        <w:rPr/>
-      </w:pPr>
-      <w:r>
-        <w:rPr>
-          <w:rtl w:val="0"/>
-        </w:rPr>
-        <w:t xml:space="preserve">He pulled her gently into a hug, one arm around her shoulders, the other around her waist. She made a small surprised noise against his collarbone, and her arms, after a half-beat, came up around his ribs and stayed.</w:t>
-      </w:r>
-    </w:p>
-    <w:p>
-      <w:pPr>
-        <w:spacing w:after="240" w:before="240" w:lineRule="auto"/>
-        <w:ind w:firstLine="0"/>
-        <w:rPr/>
-      </w:pPr>
-      <w:r>
-        <w:rPr>
-          <w:rtl w:val="0"/>
-        </w:rPr>
-        <w:t xml:space="preserve">The number on the panel, which had been at 64, had dropped to 63 when she'd startled. While she was tucked against him, with the sleep-warmth of her coming through the linen, he leaned in and kissed her on the cheek where he had been kissed at breakfast.</w:t>
-      </w:r>
-    </w:p>
-    <w:p>
-      <w:pPr>
-        <w:spacing w:after="240" w:before="240" w:lineRule="auto"/>
-        <w:ind w:firstLine="0"/>
-        <w:rPr/>
-      </w:pPr>
-      <w:r>
-        <w:rPr>
-          <w:rtl w:val="0"/>
-        </w:rPr>
-        <w:t xml:space="preserve">"You're warm," he said. "You smell good. I've been thinking about you all afternoon."</w:t>
-      </w:r>
-    </w:p>
-    <w:p>
-      <w:pPr>
-        <w:spacing w:after="240" w:before="240" w:lineRule="auto"/>
-        <w:ind w:firstLine="0"/>
-        <w:rPr>
-          <w:i w:val="1"/>
-          <w:iCs w:val="1"/>
-        </w:rPr>
-      </w:pPr>
-      <w:r>
-        <w:rPr>
-          <w:rtl w:val="0"/>
-        </w:rPr>
-        <w:t xml:space="preserve">The number ticked from 63 to 64. To 65. The </w:t>
+        <w:t xml:space="preserve">"Mhm."</w:t>
+      </w:r>
+    </w:p>
+    <w:p>
+      <w:pPr>
+        <w:spacing w:after="240" w:before="240" w:lineRule="auto"/>
+        <w:ind w:firstLine="0"/>
+        <w:rPr/>
+      </w:pPr>
+      <w:r>
+        <w:rPr>
+          <w:rtl w:val="0"/>
+        </w:rPr>
+        <w:t xml:space="preserve">She had not, he noticed, let go.</w:t>
+      </w:r>
+    </w:p>
+    <w:p>
+      <w:pPr>
+        <w:spacing w:after="240" w:before="240" w:lineRule="auto"/>
+        <w:ind w:firstLine="0"/>
+        <w:rPr/>
+      </w:pPr>
+      <w:r>
+        <w:rPr>
+          <w:rtl w:val="0"/>
+        </w:rPr>
+        <w:t xml:space="preserve">He moved back maybe an inch, just enough to look at her, and brought one hand up to the collar of her sleep-shirt. His thumb hooked the edge of the fabric. He looked at her. He raised an eyebrow, half-questioning, half-not.</w:t>
+      </w:r>
+    </w:p>
+    <w:p>
+      <w:pPr>
+        <w:spacing w:after="240" w:before="240" w:lineRule="auto"/>
+        <w:ind w:firstLine="0"/>
+        <w:rPr/>
+      </w:pPr>
+      <w:r>
+        <w:rPr>
+          <w:rtl w:val="0"/>
+        </w:rPr>
+        <w:t xml:space="preserve">He undid the top button.</w:t>
+      </w:r>
+    </w:p>
+    <w:p>
+      <w:pPr>
+        <w:spacing w:after="240" w:before="240" w:lineRule="auto"/>
+        <w:ind w:firstLine="0"/>
+        <w:rPr/>
+      </w:pPr>
+      <w:r>
+        <w:rPr>
+          <w:rtl w:val="0"/>
+        </w:rPr>
+        <w:t xml:space="preserve">He undid the second.</w:t>
+      </w:r>
+    </w:p>
+    <w:p>
+      <w:pPr>
+        <w:spacing w:after="240" w:before="240" w:lineRule="auto"/>
+        <w:ind w:firstLine="0"/>
+        <w:rPr/>
+      </w:pPr>
+      <w:r>
+        <w:rPr>
+          <w:rtl w:val="0"/>
+        </w:rPr>
+        <w:t xml:space="preserve">He undid the third, which was as low as the buttons went, and he opened the linen shirt the rest of the way with the simple physical motion of a man unwrapping a thing he has been told he is allowed to unwrap.</w:t>
+      </w:r>
+    </w:p>
+    <w:p>
+      <w:pPr>
+        <w:spacing w:after="240" w:before="240" w:lineRule="auto"/>
+        <w:ind w:firstLine="0"/>
+        <w:rPr/>
+      </w:pPr>
+      <w:r>
+        <w:rPr>
+          <w:rtl w:val="0"/>
+        </w:rPr>
+        <w:t xml:space="preserve">"</w:t>
+      </w:r>
+      <w:r>
+        <w:rPr>
+          <w:i w:val="1"/>
+          <w:iCs w:val="1"/>
+          <w:rtl w:val="0"/>
+        </w:rPr>
+        <w:t xml:space="preserve">Hey,</w:t>
+      </w:r>
+      <w:r>
+        <w:rPr>
+          <w:rtl w:val="0"/>
+        </w:rPr>
+        <w:t xml:space="preserve">" Mira said.</w:t>
+      </w:r>
+    </w:p>
+    <w:p>
+      <w:pPr>
+        <w:spacing w:after="240" w:before="240" w:lineRule="auto"/>
+        <w:ind w:firstLine="0"/>
+        <w:rPr/>
+      </w:pPr>
+      <w:r>
+        <w:rPr>
+          <w:rtl w:val="0"/>
+        </w:rPr>
+        <w:t xml:space="preserve">She did not stop him.</w:t>
+      </w:r>
+    </w:p>
+    <w:p>
+      <w:pPr>
+        <w:spacing w:after="240" w:before="240" w:lineRule="auto"/>
+        <w:ind w:firstLine="0"/>
+        <w:rPr/>
+      </w:pPr>
+      <w:r>
+        <w:rPr>
+          <w:rtl w:val="0"/>
+        </w:rPr>
+        <w:t xml:space="preserve">She did not move his hand. She did not pull the shirt back closed. She made a small sound that was not the </w:t>
+      </w:r>
+      <w:r>
+        <w:rPr>
+          <w:i w:val="1"/>
+          <w:iCs w:val="1"/>
+          <w:rtl w:val="0"/>
+        </w:rPr>
+        <w:t xml:space="preserve">Hey</w:t>
+      </w:r>
+      <w:r>
+        <w:rPr>
+          <w:rtl w:val="0"/>
+        </w:rPr>
+        <w:t xml:space="preserve"> of yesterday and not the </w:t>
+      </w:r>
+      <w:r>
+        <w:rPr>
+          <w:i w:val="1"/>
+          <w:iCs w:val="1"/>
+          <w:rtl w:val="0"/>
+        </w:rPr>
+        <w:t xml:space="preserve">Hey</w:t>
+      </w:r>
+      <w:r>
+        <w:rPr>
+          <w:rtl w:val="0"/>
+        </w:rPr>
+        <w:t xml:space="preserve"> of the body question and not the </w:t>
+      </w:r>
+      <w:r>
+        <w:rPr>
+          <w:i w:val="1"/>
+          <w:iCs w:val="1"/>
+          <w:rtl w:val="0"/>
+        </w:rPr>
+        <w:t xml:space="preserve">Hey</w:t>
+      </w:r>
+      <w:r>
+        <w:rPr>
+          <w:rtl w:val="0"/>
+        </w:rPr>
+        <w:t xml:space="preserve"> of the bed-startle. It was a different </w:t>
+      </w:r>
+      <w:r>
+        <w:rPr>
+          <w:i w:val="1"/>
+          <w:iCs w:val="1"/>
+          <w:rtl w:val="0"/>
+        </w:rPr>
+        <w:t xml:space="preserve">Hey.</w:t>
+      </w:r>
+      <w:r>
+        <w:rPr>
+          <w:rtl w:val="0"/>
+        </w:rPr>
+        <w:t xml:space="preserve"> The portrait at the corner of his vision had its hands clapped over its cartoon mouth, and the cartoon's eyes, in the dim lamplight that was leaking up through the floorboards from the front room downstairs, were huge.</w:t>
+      </w:r>
+    </w:p>
+    <w:p>
+      <w:pPr>
+        <w:spacing w:after="240" w:before="240" w:lineRule="auto"/>
+        <w:ind w:firstLine="0"/>
+        <w:rPr/>
+      </w:pPr>
+      <w:r>
+        <w:rPr>
+          <w:rtl w:val="0"/>
+        </w:rPr>
+        <w:t xml:space="preserve">The number on the panel ticked from 65 to 67. The </w:t>
       </w:r>
       <w:r>
         <w:rPr>
@@ -22215,70 +22360,62 @@
         <w:rPr>
           <w:rtl w:val="0"/>
         </w:rPr>
-        <w:t xml:space="preserve"> line, which had been parked at </w:t>
-      </w:r>
-      <w:r>
-        <w:rPr>
-          <w:i w:val="1"/>
-          <w:iCs w:val="1"/>
-          <w:rtl w:val="0"/>
-        </w:rPr>
-        <w:t xml:space="preserve">Fond — 14</w:t>
-      </w:r>
-      <w:r>
-        <w:rPr>
-          <w:rtl w:val="0"/>
-        </w:rPr>
-        <w:t xml:space="preserve"> all day, ticked to </w:t>
-      </w:r>
-      <w:r>
-        <w:rPr>
-          <w:i w:val="1"/>
-          <w:iCs w:val="1"/>
-          <w:rtl w:val="0"/>
-        </w:rPr>
-        <w:t xml:space="preserve">Fond — 18.</w:t>
-      </w:r>
-    </w:p>
-    <w:p>
-      <w:pPr>
-        <w:spacing w:after="240" w:before="240" w:lineRule="auto"/>
-        <w:ind w:firstLine="0"/>
-        <w:rPr/>
-      </w:pPr>
-      <w:r>
-        <w:rPr>
-          <w:rtl w:val="0"/>
-        </w:rPr>
-        <w:t xml:space="preserve">"</w:t>
-      </w:r>
-      <w:r>
-        <w:rPr>
-          <w:i w:val="1"/>
-          <w:iCs w:val="1"/>
-          <w:rtl w:val="0"/>
-        </w:rPr>
-        <w:t xml:space="preserve">Drew Halloran,</w:t>
-      </w:r>
-      <w:r>
-        <w:rPr>
-          <w:rtl w:val="0"/>
-        </w:rPr>
-        <w:t xml:space="preserve">" Mira said, with a small breathy quality to her voice that was new to him. "You absolute </w:t>
-      </w:r>
-      <w:r>
-        <w:rPr>
-          <w:i w:val="1"/>
-          <w:iCs w:val="1"/>
-          <w:rtl w:val="0"/>
-        </w:rPr>
-        <w:t xml:space="preserve">menace.</w:t>
-      </w:r>
-      <w:r>
-        <w:rPr>
-          <w:rtl w:val="0"/>
-        </w:rPr>
-        <w:t xml:space="preserve">"</w:t>
+        <w:t xml:space="preserve"> line ticked from </w:t>
+      </w:r>
+      <w:r>
+        <w:rPr>
+          <w:i w:val="1"/>
+          <w:iCs w:val="1"/>
+          <w:rtl w:val="0"/>
+        </w:rPr>
+        <w:t xml:space="preserve">Fond — 18</w:t>
+      </w:r>
+      <w:r>
+        <w:rPr>
+          <w:rtl w:val="0"/>
+        </w:rPr>
+        <w:t xml:space="preserve"> to </w:t>
+      </w:r>
+      <w:r>
+        <w:rPr>
+          <w:i w:val="1"/>
+          <w:iCs w:val="1"/>
+          <w:rtl w:val="0"/>
+        </w:rPr>
+        <w:t xml:space="preserve">Aroused — 32</w:t>
+      </w:r>
+      <w:r>
+        <w:rPr>
+          <w:rtl w:val="0"/>
+        </w:rPr>
+        <w:t xml:space="preserve"> and was climbing.</w:t>
+      </w:r>
+    </w:p>
+    <w:p>
+      <w:pPr>
+        <w:spacing w:after="240" w:before="240" w:lineRule="auto"/>
+        <w:ind w:firstLine="0"/>
+        <w:rPr/>
+      </w:pPr>
+      <w:r>
+        <w:rPr>
+          <w:rtl w:val="0"/>
+        </w:rPr>
+        <w:t xml:space="preserve">Mira looked down at herself, and then up at him, and her cheeks went pink in the two soft patches that he had now seen twice and was beginning to think of as a personal trophy, and she said, very quietly, "You absolute, complete, </w:t>
+      </w:r>
+      <w:r>
+        <w:rPr>
+          <w:i w:val="1"/>
+          <w:iCs w:val="1"/>
+          <w:rtl w:val="0"/>
+        </w:rPr>
+        <w:t xml:space="preserve">prepared</w:t>
+      </w:r>
+      <w:r>
+        <w:rPr>
+          <w:rtl w:val="0"/>
+        </w:rPr>
+        <w:t xml:space="preserve"> maniac."</w:t>
       </w:r>
     </w:p>
     <w:p>
@@ -22304,290 +22441,7 @@
         <w:rPr>
           <w:rtl w:val="0"/>
         </w:rPr>
-        <w:t xml:space="preserve">"You came up here on </w:t>
-      </w:r>
-      <w:r>
-        <w:rPr>
-          <w:i w:val="1"/>
-          <w:iCs w:val="1"/>
-          <w:rtl w:val="0"/>
-        </w:rPr>
-        <w:t xml:space="preserve">purpose.</w:t>
-      </w:r>
-      <w:r>
-        <w:rPr>
-          <w:rtl w:val="0"/>
-        </w:rPr>
-        <w:t xml:space="preserve">"</w:t>
-      </w:r>
-    </w:p>
-    <w:p>
-      <w:pPr>
-        <w:spacing w:after="240" w:before="240" w:lineRule="auto"/>
-        <w:ind w:firstLine="0"/>
-        <w:rPr/>
-      </w:pPr>
-      <w:r>
-        <w:rPr>
-          <w:rtl w:val="0"/>
-        </w:rPr>
-        <w:t xml:space="preserve">"Mhm."</w:t>
-      </w:r>
-    </w:p>
-    <w:p>
-      <w:pPr>
-        <w:spacing w:after="240" w:before="240" w:lineRule="auto"/>
-        <w:ind w:firstLine="0"/>
-        <w:rPr/>
-      </w:pPr>
-      <w:r>
-        <w:rPr>
-          <w:rtl w:val="0"/>
-        </w:rPr>
-        <w:t xml:space="preserve">She had not, he noticed, let go.</w:t>
-      </w:r>
-    </w:p>
-    <w:p>
-      <w:pPr>
-        <w:spacing w:after="240" w:before="240" w:lineRule="auto"/>
-        <w:ind w:firstLine="0"/>
-        <w:rPr/>
-      </w:pPr>
-      <w:r>
-        <w:rPr>
-          <w:rtl w:val="0"/>
-        </w:rPr>
-        <w:t xml:space="preserve">He moved back maybe an inch, just enough to look at her, and brought one hand up to the collar of her sleep-shirt. His thumb hooked the edge of the fabric. He looked at her. He raised an eyebrow, half-questioning, half-not.</w:t>
-      </w:r>
-    </w:p>
-    <w:p>
-      <w:pPr>
-        <w:spacing w:after="240" w:before="240" w:lineRule="auto"/>
-        <w:ind w:firstLine="0"/>
-        <w:rPr/>
-      </w:pPr>
-      <w:r>
-        <w:rPr>
-          <w:rtl w:val="0"/>
-        </w:rPr>
-        <w:t xml:space="preserve">He undid the top button.</w:t>
-      </w:r>
-    </w:p>
-    <w:p>
-      <w:pPr>
-        <w:spacing w:after="240" w:before="240" w:lineRule="auto"/>
-        <w:ind w:firstLine="0"/>
-        <w:rPr/>
-      </w:pPr>
-      <w:r>
-        <w:rPr>
-          <w:rtl w:val="0"/>
-        </w:rPr>
-        <w:t xml:space="preserve">He undid the second.</w:t>
-      </w:r>
-    </w:p>
-    <w:p>
-      <w:pPr>
-        <w:spacing w:after="240" w:before="240" w:lineRule="auto"/>
-        <w:ind w:firstLine="0"/>
-        <w:rPr/>
-      </w:pPr>
-      <w:r>
-        <w:rPr>
-          <w:rtl w:val="0"/>
-        </w:rPr>
-        <w:t xml:space="preserve">He undid the third, which was as low as the buttons went, and he opened the linen shirt the rest of the way with the simple physical motion of a man unwrapping a thing he has been told he is allowed to unwrap.</w:t>
-      </w:r>
-    </w:p>
-    <w:p>
-      <w:pPr>
-        <w:spacing w:after="240" w:before="240" w:lineRule="auto"/>
-        <w:ind w:firstLine="0"/>
-        <w:rPr/>
-      </w:pPr>
-      <w:r>
-        <w:rPr>
-          <w:rtl w:val="0"/>
-        </w:rPr>
-        <w:t xml:space="preserve">"</w:t>
-      </w:r>
-      <w:r>
-        <w:rPr>
-          <w:i w:val="1"/>
-          <w:iCs w:val="1"/>
-          <w:rtl w:val="0"/>
-        </w:rPr>
-        <w:t xml:space="preserve">Hey,</w:t>
-      </w:r>
-      <w:r>
-        <w:rPr>
-          <w:rtl w:val="0"/>
-        </w:rPr>
-        <w:t xml:space="preserve">" Mira said.</w:t>
-      </w:r>
-    </w:p>
-    <w:p>
-      <w:pPr>
-        <w:spacing w:after="240" w:before="240" w:lineRule="auto"/>
-        <w:ind w:firstLine="0"/>
-        <w:rPr/>
-      </w:pPr>
-      <w:r>
-        <w:rPr>
-          <w:rtl w:val="0"/>
-        </w:rPr>
-        <w:t xml:space="preserve">She did not stop him.</w:t>
-      </w:r>
-    </w:p>
-    <w:p>
-      <w:pPr>
-        <w:spacing w:after="240" w:before="240" w:lineRule="auto"/>
-        <w:ind w:firstLine="0"/>
-        <w:rPr/>
-      </w:pPr>
-      <w:r>
-        <w:rPr>
-          <w:rtl w:val="0"/>
-        </w:rPr>
-        <w:t xml:space="preserve">She did not move his hand. She did not pull the shirt back closed. She made a small sound that was not the </w:t>
-      </w:r>
-      <w:r>
-        <w:rPr>
-          <w:i w:val="1"/>
-          <w:iCs w:val="1"/>
-          <w:rtl w:val="0"/>
-        </w:rPr>
-        <w:t xml:space="preserve">Hey</w:t>
-      </w:r>
-      <w:r>
-        <w:rPr>
-          <w:rtl w:val="0"/>
-        </w:rPr>
-        <w:t xml:space="preserve"> of yesterday and not the </w:t>
-      </w:r>
-      <w:r>
-        <w:rPr>
-          <w:i w:val="1"/>
-          <w:iCs w:val="1"/>
-          <w:rtl w:val="0"/>
-        </w:rPr>
-        <w:t xml:space="preserve">Hey</w:t>
-      </w:r>
-      <w:r>
-        <w:rPr>
-          <w:rtl w:val="0"/>
-        </w:rPr>
-        <w:t xml:space="preserve"> of the body question and not the </w:t>
-      </w:r>
-      <w:r>
-        <w:rPr>
-          <w:i w:val="1"/>
-          <w:iCs w:val="1"/>
-          <w:rtl w:val="0"/>
-        </w:rPr>
-        <w:t xml:space="preserve">Hey</w:t>
-      </w:r>
-      <w:r>
-        <w:rPr>
-          <w:rtl w:val="0"/>
-        </w:rPr>
-        <w:t xml:space="preserve"> of the bed-startle. It was a different </w:t>
-      </w:r>
-      <w:r>
-        <w:rPr>
-          <w:i w:val="1"/>
-          <w:iCs w:val="1"/>
-          <w:rtl w:val="0"/>
-        </w:rPr>
-        <w:t xml:space="preserve">Hey.</w:t>
-      </w:r>
-      <w:r>
-        <w:rPr>
-          <w:rtl w:val="0"/>
-        </w:rPr>
-        <w:t xml:space="preserve"> The portrait at the corner of his vision had its hands clapped over its cartoon mouth, and the cartoon's eyes, in the dim lamplight that was leaking up through the floorboards from the front room downstairs, were huge.</w:t>
-      </w:r>
-    </w:p>
-    <w:p>
-      <w:pPr>
-        <w:spacing w:after="240" w:before="240" w:lineRule="auto"/>
-        <w:ind w:firstLine="0"/>
-        <w:rPr/>
-      </w:pPr>
-      <w:r>
-        <w:rPr>
-          <w:rtl w:val="0"/>
-        </w:rPr>
-        <w:t xml:space="preserve">The number on the panel ticked from 65 to 67. The </w:t>
-      </w:r>
-      <w:r>
-        <w:rPr>
-          <w:i w:val="1"/>
-          <w:iCs w:val="1"/>
-          <w:rtl w:val="0"/>
-        </w:rPr>
-        <w:t xml:space="preserve">AROUSAL</w:t>
-      </w:r>
-      <w:r>
-        <w:rPr>
-          <w:rtl w:val="0"/>
-        </w:rPr>
-        <w:t xml:space="preserve"> line ticked from </w:t>
-      </w:r>
-      <w:r>
-        <w:rPr>
-          <w:i w:val="1"/>
-          <w:iCs w:val="1"/>
-          <w:rtl w:val="0"/>
-        </w:rPr>
-        <w:t xml:space="preserve">Fond — 18</w:t>
-      </w:r>
-      <w:r>
-        <w:rPr>
-          <w:rtl w:val="0"/>
-        </w:rPr>
-        <w:t xml:space="preserve"> to </w:t>
-      </w:r>
-      <w:r>
-        <w:rPr>
-          <w:i w:val="1"/>
-          <w:iCs w:val="1"/>
-          <w:rtl w:val="0"/>
-        </w:rPr>
-        <w:t xml:space="preserve">Aroused — 32</w:t>
-      </w:r>
-      <w:r>
-        <w:rPr>
-          <w:rtl w:val="0"/>
-        </w:rPr>
-        <w:t xml:space="preserve"> and was climbing.</w:t>
-      </w:r>
-    </w:p>
-    <w:p>
-      <w:pPr>
-        <w:spacing w:after="240" w:before="240" w:lineRule="auto"/>
-        <w:ind w:firstLine="0"/>
-        <w:rPr/>
-      </w:pPr>
-      <w:r>
-        <w:rPr>
-          <w:rtl w:val="0"/>
-        </w:rPr>
-        <w:t xml:space="preserve">Mira looked down at herself, and then up at him, and her cheeks went pink in the two soft patches that he had now seen twice and was beginning to think of as a personal trophy, and she said, very quietly, "You absolute, complete, </w:t>
-      </w:r>
-      <w:r>
-        <w:rPr>
-          <w:i w:val="1"/>
-          <w:iCs w:val="1"/>
-          <w:rtl w:val="0"/>
-        </w:rPr>
-        <w:t xml:space="preserve">prepared</w:t>
-      </w:r>
-      <w:r>
-        <w:rPr>
-          <w:rtl w:val="0"/>
-        </w:rPr>
-        <w:t xml:space="preserve"> maniac."</w:t>
+        <w:t xml:space="preserve">"You were waiting for the right moment."</w:t>
       </w:r>
     </w:p>
     <w:p>
@@ -22613,32 +22467,6 @@
         <w:rPr>
           <w:rtl w:val="0"/>
         </w:rPr>
-        <w:t xml:space="preserve">"You were waiting for the right moment."</w:t>
-      </w:r>
-    </w:p>
-    <w:p>
-      <w:pPr>
-        <w:spacing w:after="240" w:before="240" w:lineRule="auto"/>
-        <w:ind w:firstLine="0"/>
-        <w:rPr/>
-      </w:pPr>
-      <w:r>
-        <w:rPr>
-          <w:rtl w:val="0"/>
-        </w:rPr>
-        <w:t xml:space="preserve">"Yeah."</w:t>
-      </w:r>
-    </w:p>
-    <w:p>
-      <w:pPr>
-        <w:spacing w:after="240" w:before="240" w:lineRule="auto"/>
-        <w:ind w:firstLine="0"/>
-        <w:rPr/>
-      </w:pPr>
-      <w:r>
-        <w:rPr>
-          <w:rtl w:val="0"/>
-        </w:rPr>
         <w:t xml:space="preserve">She propped herself up on her elbow and looked at him with the specific small wide-eyed look of a woman who had just understood the size of the question she was about to ask.</w:t>
       </w:r>
     </w:p>
@@ -22652,7 +22480,7 @@
         <w:rPr>
           <w:rtl w:val="0"/>
         </w:rPr>
-        <w:t xml:space="preserve">"How many flowers did you bring."</w:t>
+        <w:t xml:space="preserve">"How many flowers did you bring?"</w:t>
       </w:r>
     </w:p>
     <w:p>
@@ -22691,21 +22519,7 @@
         <w:rPr>
           <w:rtl w:val="0"/>
         </w:rPr>
-        <w:t xml:space="preserve">He thought </w:t>
-      </w:r>
-      <w:r>
-        <w:rPr>
-          <w:i w:val="1"/>
-          <w:iCs w:val="1"/>
-          <w:rtl w:val="0"/>
-        </w:rPr>
-        <w:t xml:space="preserve">Bouquet (Wildflower) ×26</w:t>
-      </w:r>
-      <w:r>
-        <w:rPr>
-          <w:rtl w:val="0"/>
-        </w:rPr>
-        <w:t xml:space="preserve"> at the slot, and the slot dissolved its contents onto the foot of the bed in a long, slow, comically extended cascade of motes-of-light-becoming-flowers, twenty-six bouquets one after another after another, until the foot of Mira's bed was a small soft purple-and-yellow-and-white mountain range of wildflowers piled waist-high against the carved wooden footboard, with a single white star-shaped flower sliding down the heap and landing on Banjo's bed two floors below in a way that was not, strictly, physically possible but which Drew was choosing, given the circumstances, not to think too hard about.</w:t>
+        <w:t xml:space="preserve">He thought Bouquet (Wildflower) ×26 at the slot, and the slot dissolved its contents onto the foot of the bed in a long, slow, comically extended cascade of motes-of-light-becoming-flowers, twenty-six bouquets one after another after another, until the foot of Mira's bed was a small soft purple-and-yellow-and-white mountain range of wildflowers piled waist-high against the carved wooden footboard, with a single white star-shaped flower sliding down the heap and landing on Banjo's bed two floors below in a way that was not, strictly, physically possible but which Drew was choosing, given the circumstances, not to think too hard about.</w:t>
       </w:r>
     </w:p>
     <w:p>
@@ -22731,47 +22545,7 @@
         <w:rPr>
           <w:rtl w:val="0"/>
         </w:rPr>
-        <w:t xml:space="preserve">"Drew."</w:t>
-      </w:r>
-    </w:p>
-    <w:p>
-      <w:pPr>
-        <w:spacing w:after="240" w:before="240" w:lineRule="auto"/>
-        <w:ind w:firstLine="0"/>
-        <w:rPr/>
-      </w:pPr>
-      <w:r>
-        <w:rPr>
-          <w:rtl w:val="0"/>
-        </w:rPr>
-        <w:t xml:space="preserve">"Yeah."</w:t>
-      </w:r>
-    </w:p>
-    <w:p>
-      <w:pPr>
-        <w:spacing w:after="240" w:before="240" w:lineRule="auto"/>
-        <w:ind w:firstLine="0"/>
-        <w:rPr/>
-      </w:pPr>
-      <w:r>
-        <w:rPr>
-          <w:rtl w:val="0"/>
-        </w:rPr>
-        <w:t xml:space="preserve">"You </w:t>
-      </w:r>
-      <w:r>
-        <w:rPr>
-          <w:i w:val="1"/>
-          <w:iCs w:val="1"/>
-          <w:rtl w:val="0"/>
-        </w:rPr>
-        <w:t xml:space="preserve">prepared</w:t>
-      </w:r>
-      <w:r>
-        <w:rPr>
-          <w:rtl w:val="0"/>
-        </w:rPr>
-        <w:t xml:space="preserve"> for this."</w:t>
+        <w:t xml:space="preserve">"Drew Halloran. You prepared for this."</w:t>
       </w:r>
     </w:p>
     <w:p>
@@ -24299,7 +24073,7 @@
         <w:rPr>
           <w:rtl w:val="0"/>
         </w:rPr>
-        <w:t xml:space="preserve">"Mira."</w:t>
+        <w:t xml:space="preserve">"Mira. Hey, wake up for a second."</w:t>
       </w:r>
     </w:p>
     <w:p>
@@ -25379,7 +25153,7 @@
         <w:rPr>
           <w:rtl w:val="0"/>
         </w:rPr>
-        <w:t xml:space="preserve">"Banjo."</w:t>
+        <w:t xml:space="preserve">"Banjo, bud."</w:t>
       </w:r>
     </w:p>
     <w:p>
@@ -25405,7 +25179,7 @@
         <w:rPr>
           <w:rtl w:val="0"/>
         </w:rPr>
-        <w:t xml:space="preserve">"Bud, I'm gonna pick a really stupid thing here."</w:t>
+        <w:t xml:space="preserve">"I'm gonna pick a really stupid thing here."</w:t>
       </w:r>
     </w:p>
     <w:p>
@@ -25964,19 +25738,6 @@
         <w:rPr>
           <w:rtl w:val="0"/>
         </w:rPr>
-        <w:t xml:space="preserve">"Iri."</w:t>
-      </w:r>
-    </w:p>
-    <w:p>
-      <w:pPr>
-        <w:spacing w:after="240" w:before="240" w:lineRule="auto"/>
-        <w:ind w:firstLine="0"/>
-        <w:rPr/>
-      </w:pPr>
-      <w:r>
-        <w:rPr>
-          <w:rtl w:val="0"/>
-        </w:rPr>
         <w:t xml:space="preserve">She did not, he noticed, put down the quill she had been holding when he came in. She made one small mark in the margin of the ledger on her counter, set the quill in its rest, and only then folded her hands.</w:t>
       </w:r>
     </w:p>
@@ -25990,7 +25751,7 @@
         <w:rPr>
           <w:rtl w:val="0"/>
         </w:rPr>
-        <w:t xml:space="preserve">"Pleased to meet you."</w:t>
+        <w:t xml:space="preserve">"Pleased to meet you, Iri."</w:t>
       </w:r>
     </w:p>
     <w:p>
@@ -26042,7 +25803,7 @@
         <w:rPr>
           <w:rtl w:val="0"/>
         </w:rPr>
-        <w:t xml:space="preserve">"How does word travel here, exactly."</w:t>
+        <w:t xml:space="preserve">"How does word travel here, exactly?"</w:t>
       </w:r>
     </w:p>
     <w:p>
@@ -26275,7 +26036,7 @@
         <w:rPr>
           <w:rtl w:val="0"/>
         </w:rPr>
-        <w:t xml:space="preserve">"Are you also a person I could grind."</w:t>
+        <w:t xml:space="preserve">"Are you also a person I could grind?"</w:t>
       </w:r>
     </w:p>
     <w:p>
@@ -27878,88 +27639,20 @@
         <w:rPr>
           <w:rtl w:val="0"/>
         </w:rPr>
-        <w:t xml:space="preserve">He walked her back to her green door. She kissed him on the cheek at the doorstep — a small, dry, deliberate elder's kiss that the system registered as a Companion-tier milestone act and bumped her panel to 89 and her </w:t>
-      </w:r>
-      <w:r>
-        <w:rPr>
-          <w:i w:val="1"/>
-          <w:iCs w:val="1"/>
-          <w:rtl w:val="0"/>
-        </w:rPr>
-        <w:t xml:space="preserve">AROUSAL</w:t>
-      </w:r>
-      <w:r>
-        <w:rPr>
-          <w:rtl w:val="0"/>
-        </w:rPr>
-        <w:t xml:space="preserve"> to </w:t>
-      </w:r>
-      <w:r>
-        <w:rPr>
-          <w:i w:val="1"/>
-          <w:iCs w:val="1"/>
-          <w:rtl w:val="0"/>
-        </w:rPr>
-        <w:t xml:space="preserve">Fond — 26,</w:t>
-      </w:r>
-      <w:r>
-        <w:rPr>
-          <w:rtl w:val="0"/>
-        </w:rPr>
-        <w:t xml:space="preserve"> which Drew was, at this point in his life, just going to start noting and moving on from.</w:t>
-      </w:r>
-    </w:p>
-    <w:p>
-      <w:pPr>
-        <w:spacing w:after="240" w:before="240" w:lineRule="auto"/>
-        <w:ind w:firstLine="0"/>
-        <w:rPr/>
-      </w:pPr>
-      <w:r>
-        <w:rPr>
-          <w:rtl w:val="0"/>
-        </w:rPr>
-        <w:t xml:space="preserve">"Drew."</w:t>
-      </w:r>
-    </w:p>
-    <w:p>
-      <w:pPr>
-        <w:spacing w:after="240" w:before="240" w:lineRule="auto"/>
-        <w:ind w:firstLine="0"/>
-        <w:rPr/>
-      </w:pPr>
-      <w:r>
-        <w:rPr>
-          <w:rtl w:val="0"/>
-        </w:rPr>
-        <w:t xml:space="preserve">"Yeah."</w:t>
-      </w:r>
-    </w:p>
-    <w:p>
-      <w:pPr>
-        <w:spacing w:after="240" w:before="240" w:lineRule="auto"/>
-        <w:ind w:firstLine="0"/>
-        <w:rPr/>
-      </w:pPr>
-      <w:r>
-        <w:rPr>
-          <w:rtl w:val="0"/>
-        </w:rPr>
-        <w:t xml:space="preserve">"Don't try to level me to Lover this week. I will not respond well to the pace. I am willing to get there. I am not willing to be </w:t>
-      </w:r>
-      <w:r>
-        <w:rPr>
-          <w:i w:val="1"/>
-          <w:iCs w:val="1"/>
-          <w:rtl w:val="0"/>
-        </w:rPr>
-        <w:t xml:space="preserve">grinded</w:t>
-      </w:r>
-      <w:r>
-        <w:rPr>
-          <w:rtl w:val="0"/>
-        </w:rPr>
-        <w:t xml:space="preserve"> there. Are we clear."</w:t>
+        <w:t xml:space="preserve">He walked her back to her green door. She kissed him on the cheek at the doorstep — a small, dry, deliberate elder's kiss that the system registered as a Companion-tier milestone act and bumped her panel to 89 and her AROUSAL to Fond — 26, which Drew was, at this point in his life, just going to start noting and moving on from.</w:t>
+      </w:r>
+    </w:p>
+    <w:p>
+      <w:pPr>
+        <w:spacing w:after="240" w:before="240" w:lineRule="auto"/>
+        <w:ind w:firstLine="0"/>
+        <w:rPr/>
+      </w:pPr>
+      <w:r>
+        <w:rPr>
+          <w:rtl w:val="0"/>
+        </w:rPr>
+        <w:t xml:space="preserve">"Drew, listen to me. Don't try to level me to Lover this week. I will not respond well to the pace. I am willing to get there. I am not willing to be grinded there. Are we clear."</w:t>
       </w:r>
     </w:p>
     <w:p>
@@ -28451,7 +28144,7 @@
         <w:rPr>
           <w:rtl w:val="0"/>
         </w:rPr>
-        <w:t xml:space="preserve">"Do you want to tell me."</w:t>
+        <w:t xml:space="preserve">"Do you want to tell me?"</w:t>
       </w:r>
     </w:p>
     <w:p>
@@ -28582,7 +28275,7 @@
         <w:rPr>
           <w:rtl w:val="0"/>
         </w:rPr>
-        <w:t xml:space="preserve">"Yeah."</w:t>
+        <w:t xml:space="preserve">"Yeah?"</w:t>
       </w:r>
     </w:p>
     <w:p>
@@ -29038,33 +28731,7 @@
         <w:rPr>
           <w:rtl w:val="0"/>
         </w:rPr>
-        <w:t xml:space="preserve">"Drew."</w:t>
-      </w:r>
-    </w:p>
-    <w:p>
-      <w:pPr>
-        <w:spacing w:after="240" w:before="240" w:lineRule="auto"/>
-        <w:ind w:firstLine="0"/>
-        <w:rPr/>
-      </w:pPr>
-      <w:r>
-        <w:rPr>
-          <w:rtl w:val="0"/>
-        </w:rPr>
-        <w:t xml:space="preserve">"Yeah."</w:t>
-      </w:r>
-    </w:p>
-    <w:p>
-      <w:pPr>
-        <w:spacing w:after="240" w:before="240" w:lineRule="auto"/>
-        <w:ind w:firstLine="0"/>
-        <w:rPr/>
-      </w:pPr>
-      <w:r>
-        <w:rPr>
-          <w:rtl w:val="0"/>
-        </w:rPr>
-        <w:t xml:space="preserve">"What did the figure walk toward."</w:t>
+        <w:t xml:space="preserve">"All right, Drew. What did the figure walk toward."</w:t>
       </w:r>
     </w:p>
     <w:p>
@@ -29379,7 +29046,7 @@
         <w:rPr>
           <w:rtl w:val="0"/>
         </w:rPr>
-        <w:t xml:space="preserve">"Drew."</w:t>
+        <w:t xml:space="preserve">"Drew, I—"</w:t>
       </w:r>
     </w:p>
     <w:p>
@@ -29418,7 +29085,7 @@
         <w:rPr>
           <w:rtl w:val="0"/>
         </w:rPr>
-        <w:t xml:space="preserve">"Why."</w:t>
+        <w:t xml:space="preserve">"Why?"</w:t>
       </w:r>
     </w:p>
     <w:p>
@@ -29614,7 +29281,7 @@
         <w:rPr>
           <w:rtl w:val="0"/>
         </w:rPr>
-        <w:t xml:space="preserve">"Yeah."</w:t>
+        <w:t xml:space="preserve">"Yeah?"</w:t>
       </w:r>
     </w:p>
     <w:p>
@@ -34036,33 +33703,20 @@
         <w:rPr>
           <w:rtl w:val="0"/>
         </w:rPr>
-        <w:t xml:space="preserve">"Branwen."</w:t>
-      </w:r>
-    </w:p>
-    <w:p>
-      <w:pPr>
-        <w:spacing w:after="240" w:before="240" w:lineRule="auto"/>
-        <w:ind w:firstLine="0"/>
-        <w:rPr/>
-      </w:pPr>
-      <w:r>
-        <w:rPr>
-          <w:rtl w:val="0"/>
-        </w:rPr>
-        <w:t xml:space="preserve">"Halloran."</w:t>
-      </w:r>
-    </w:p>
-    <w:p>
-      <w:pPr>
-        <w:spacing w:after="240" w:before="240" w:lineRule="auto"/>
-        <w:ind w:firstLine="0"/>
-        <w:rPr/>
-      </w:pPr>
-      <w:r>
-        <w:rPr>
-          <w:rtl w:val="0"/>
-        </w:rPr>
-        <w:t xml:space="preserve">"Are we — is this. I mean."</w:t>
+        <w:t xml:space="preserve">He took a breath.</w:t>
+      </w:r>
+    </w:p>
+    <w:p>
+      <w:pPr>
+        <w:spacing w:after="240" w:before="240" w:lineRule="auto"/>
+        <w:ind w:firstLine="0"/>
+        <w:rPr/>
+      </w:pPr>
+      <w:r>
+        <w:rPr>
+          <w:rtl w:val="0"/>
+        </w:rPr>
+        <w:t xml:space="preserve">"Branwen, are we — is this. I mean."</w:t>
       </w:r>
     </w:p>
     <w:p>
@@ -34088,72 +33742,33 @@
         <w:rPr>
           <w:rtl w:val="0"/>
         </w:rPr>
-        <w:t xml:space="preserve">"Drew."</w:t>
-      </w:r>
-    </w:p>
-    <w:p>
-      <w:pPr>
-        <w:spacing w:after="240" w:before="240" w:lineRule="auto"/>
-        <w:ind w:firstLine="0"/>
-        <w:rPr/>
-      </w:pPr>
-      <w:r>
-        <w:rPr>
-          <w:rtl w:val="0"/>
-        </w:rPr>
-        <w:t xml:space="preserve">"Yeah."</w:t>
-      </w:r>
-    </w:p>
-    <w:p>
-      <w:pPr>
-        <w:spacing w:after="240" w:before="240" w:lineRule="auto"/>
-        <w:ind w:firstLine="0"/>
-        <w:rPr/>
-      </w:pPr>
-      <w:r>
-        <w:rPr>
-          <w:rtl w:val="0"/>
-        </w:rPr>
-        <w:t xml:space="preserve">"When the boathouse is done, you will sleep in it on the first night. I am not, on the first night, going to come over. Mira is going to, possibly. Lyselle, possibly. You and I will, on a different night, after, do our own thing in our own way. I am not racing. You are not racing me. The boathouse is the boathouse. Please ask me to come fishing with you sometime in the second week. That's what I want. Not a competition with the half-elf."</w:t>
-      </w:r>
-    </w:p>
-    <w:p>
-      <w:pPr>
-        <w:spacing w:after="240" w:before="240" w:lineRule="auto"/>
-        <w:ind w:firstLine="0"/>
-        <w:rPr/>
-      </w:pPr>
-      <w:r>
-        <w:rPr>
-          <w:rtl w:val="0"/>
-        </w:rPr>
-        <w:t xml:space="preserve">"Branwen."</w:t>
-      </w:r>
-    </w:p>
-    <w:p>
-      <w:pPr>
-        <w:spacing w:after="240" w:before="240" w:lineRule="auto"/>
-        <w:ind w:firstLine="0"/>
-        <w:rPr/>
-      </w:pPr>
-      <w:r>
-        <w:rPr>
-          <w:rtl w:val="0"/>
-        </w:rPr>
-        <w:t xml:space="preserve">"Halloran."</w:t>
-      </w:r>
-    </w:p>
-    <w:p>
-      <w:pPr>
-        <w:spacing w:after="240" w:before="240" w:lineRule="auto"/>
-        <w:ind w:firstLine="0"/>
-        <w:rPr/>
-      </w:pPr>
-      <w:r>
-        <w:rPr>
-          <w:rtl w:val="0"/>
-        </w:rPr>
-        <w:t xml:space="preserve">"I — yeah. Okay. Yeah. Fishing in the second week."</w:t>
+        <w:t xml:space="preserve">"That's what I want. Not a competition with the half-elf."</w:t>
+      </w:r>
+    </w:p>
+    <w:p>
+      <w:pPr>
+        <w:spacing w:after="240" w:before="240" w:lineRule="auto"/>
+        <w:ind w:firstLine="0"/>
+        <w:rPr/>
+      </w:pPr>
+      <w:r>
+        <w:rPr>
+          <w:rtl w:val="0"/>
+        </w:rPr>
+        <w:t xml:space="preserve">He swallowed.</w:t>
+      </w:r>
+    </w:p>
+    <w:p>
+      <w:pPr>
+        <w:spacing w:after="240" w:before="240" w:lineRule="auto"/>
+        <w:ind w:firstLine="0"/>
+        <w:rPr/>
+      </w:pPr>
+      <w:r>
+        <w:rPr>
+          <w:rtl w:val="0"/>
+        </w:rPr>
+        <w:t xml:space="preserve">"Branwen, I — yeah. Okay. Yeah. Fishing in the second week."</w:t>
       </w:r>
     </w:p>
     <w:p>
@@ -34179,7 +33794,7 @@
         <w:rPr>
           <w:rtl w:val="0"/>
         </w:rPr>
-        <w:t xml:space="preserve">"Where do I get beer."</w:t>
+        <w:t xml:space="preserve">"Where do I get beer?"</w:t>
       </w:r>
     </w:p>
     <w:p>
@@ -34245,7 +33860,7 @@
         <w:rPr>
           <w:rtl w:val="0"/>
         </w:rPr>
-        <w:t xml:space="preserve">"How have I not met them."</w:t>
+        <w:t xml:space="preserve">"How have I not met them?"</w:t>
       </w:r>
     </w:p>
     <w:p>
@@ -34404,7 +34019,7 @@
         <w:rPr>
           <w:rtl w:val="0"/>
         </w:rPr>
-        <w:t xml:space="preserve">"How old are you, son."</w:t>
+        <w:t xml:space="preserve">"How old are you, son?"</w:t>
       </w:r>
     </w:p>
     <w:p>
@@ -35391,33 +35006,7 @@
         <w:rPr>
           <w:rtl w:val="0"/>
         </w:rPr>
-        <w:t xml:space="preserve">"Halloran."</w:t>
-      </w:r>
-    </w:p>
-    <w:p>
-      <w:pPr>
-        <w:spacing w:after="240" w:before="240" w:lineRule="auto"/>
-        <w:ind w:firstLine="0"/>
-        <w:rPr/>
-      </w:pPr>
-      <w:r>
-        <w:rPr>
-          <w:rtl w:val="0"/>
-        </w:rPr>
-        <w:t xml:space="preserve">"Branwen."</w:t>
-      </w:r>
-    </w:p>
-    <w:p>
-      <w:pPr>
-        <w:spacing w:after="240" w:before="240" w:lineRule="auto"/>
-        <w:ind w:firstLine="0"/>
-        <w:rPr/>
-      </w:pPr>
-      <w:r>
-        <w:rPr>
-          <w:rtl w:val="0"/>
-        </w:rPr>
-        <w:t xml:space="preserve">"It's a good house."</w:t>
+        <w:t xml:space="preserve">"Halloran, it's a good house."</w:t>
       </w:r>
     </w:p>
     <w:p>
@@ -35534,46 +35123,20 @@
         <w:rPr>
           <w:rtl w:val="0"/>
         </w:rPr>
-        <w:t xml:space="preserve">She kicked the toe of her boot against the porch board, in the way of a woman who has decided to say a thing and is allowing herself one extra second to set it up.</w:t>
-      </w:r>
-    </w:p>
-    <w:p>
-      <w:pPr>
-        <w:spacing w:after="240" w:before="240" w:lineRule="auto"/>
-        <w:ind w:firstLine="0"/>
-        <w:rPr/>
-      </w:pPr>
-      <w:r>
-        <w:rPr>
-          <w:rtl w:val="0"/>
-        </w:rPr>
-        <w:t xml:space="preserve">"Halloran."</w:t>
-      </w:r>
-    </w:p>
-    <w:p>
-      <w:pPr>
-        <w:spacing w:after="240" w:before="240" w:lineRule="auto"/>
-        <w:ind w:firstLine="0"/>
-        <w:rPr/>
-      </w:pPr>
-      <w:r>
-        <w:rPr>
-          <w:rtl w:val="0"/>
-        </w:rPr>
-        <w:t xml:space="preserve">"Yeah."</w:t>
-      </w:r>
-    </w:p>
-    <w:p>
-      <w:pPr>
-        <w:spacing w:after="240" w:before="240" w:lineRule="auto"/>
-        <w:ind w:firstLine="0"/>
-        <w:rPr/>
-      </w:pPr>
-      <w:r>
-        <w:rPr>
-          <w:rtl w:val="0"/>
-        </w:rPr>
-        <w:t xml:space="preserve">"Welcome home."</w:t>
+        <w:t xml:space="preserve">She kicked the toe of her boot against the porch board, in the way of a woman who has decided to say a thing and is allowing herself one extra second to set it up. She tipped her ears slightly forward and held his eye.</w:t>
+      </w:r>
+    </w:p>
+    <w:p>
+      <w:pPr>
+        <w:spacing w:after="240" w:before="240" w:lineRule="auto"/>
+        <w:ind w:firstLine="0"/>
+        <w:rPr/>
+      </w:pPr>
+      <w:r>
+        <w:rPr>
+          <w:rtl w:val="0"/>
+        </w:rPr>
+        <w:t xml:space="preserve">"Halloran, welcome home."</w:t>
       </w:r>
     </w:p>
     <w:p>
@@ -35956,7 +35519,7 @@
         <w:rPr>
           <w:rtl w:val="0"/>
         </w:rPr>
-        <w:t xml:space="preserve">"Have you."</w:t>
+        <w:t xml:space="preserve">"Have you?"</w:t>
       </w:r>
     </w:p>
     <w:p>
@@ -36115,7 +35678,7 @@
         <w:rPr>
           <w:rtl w:val="0"/>
         </w:rPr>
-        <w:t xml:space="preserve">"Lyselle. Are you propositioning me on behalf of the both of you."</w:t>
+        <w:t xml:space="preserve">"Lyselle. Are you propositioning me on behalf of the both of you?"</w:t>
       </w:r>
     </w:p>
     <w:p>
@@ -36195,7 +35758,7 @@
         <w:rPr>
           <w:rtl w:val="0"/>
         </w:rPr>
-        <w:t xml:space="preserve">"Mira. Are you in on this."</w:t>
+        <w:t xml:space="preserve">"Mira. Are you in on this?"</w:t>
       </w:r>
     </w:p>
     <w:p>
@@ -36234,7 +35797,7 @@
         <w:rPr>
           <w:rtl w:val="0"/>
         </w:rPr>
-        <w:t xml:space="preserve">"Yeah."</w:t>
+        <w:t xml:space="preserve">"Yeah?"</w:t>
       </w:r>
     </w:p>
     <w:p>
@@ -36353,33 +35916,7 @@
         <w:rPr>
           <w:rtl w:val="0"/>
         </w:rPr>
-        <w:t xml:space="preserve">"Drew."</w:t>
-      </w:r>
-    </w:p>
-    <w:p>
-      <w:pPr>
-        <w:spacing w:after="240" w:before="240" w:lineRule="auto"/>
-        <w:ind w:firstLine="0"/>
-        <w:rPr/>
-      </w:pPr>
-      <w:r>
-        <w:rPr>
-          <w:rtl w:val="0"/>
-        </w:rPr>
-        <w:t xml:space="preserve">"Yeah."</w:t>
-      </w:r>
-    </w:p>
-    <w:p>
-      <w:pPr>
-        <w:spacing w:after="240" w:before="240" w:lineRule="auto"/>
-        <w:ind w:firstLine="0"/>
-        <w:rPr/>
-      </w:pPr>
-      <w:r>
-        <w:rPr>
-          <w:rtl w:val="0"/>
-        </w:rPr>
-        <w:t xml:space="preserve">"Stop talking."</w:t>
+        <w:t xml:space="preserve">"Drew Halloran. Stop talking."</w:t>
       </w:r>
     </w:p>
     <w:p>

--- a/AI Slop Book 1.docx
+++ b/AI Slop Book 1.docx
@@ -7892,21 +7892,7 @@
         <w:rPr>
           <w:rtl w:val="0"/>
         </w:rPr>
-        <w:t xml:space="preserve">"Drew, it's not a — the system isn't </w:t>
-      </w:r>
-      <w:r>
-        <w:rPr>
-          <w:i w:val="1"/>
-          <w:iCs w:val="1"/>
-          <w:rtl w:val="0"/>
-        </w:rPr>
-        <w:t xml:space="preserve">making</w:t>
-      </w:r>
-      <w:r>
-        <w:rPr>
-          <w:rtl w:val="0"/>
-        </w:rPr>
-        <w:t xml:space="preserve"> me feel anything. The system is reading what I'm already feeling and putting a number on it. It's a measurement, not a control. If I want to feel a particular way about you, I feel it. The system just reports on it, like a thermometer."</w:t>
+        <w:t xml:space="preserve">"Drew, the system isn't making me feel anything I wouldn't have felt anyway. Mostly. It reads what's already there and turns the volume up on the parts that are. It's a thermometer with a thumb on the scale, and the thumb is gentle, and the temperature is mine. Mostly."</w:t>
       </w:r>
     </w:p>
     <w:p>
@@ -16082,6 +16068,19 @@
         <w:rPr>
           <w:rtl w:val="0"/>
         </w:rPr>
+        <w:t xml:space="preserve">He noticed, while he walked, that the small voice in his head that would have flagged this on Earth was not currently flagging this. The voice had not gone silent. It had read the rules, looked at the gauge, watched Mira coach him through the use of both, and decided to wait this out. He was, he was beginning to suspect, the kind of man who, given a forgiving sandbox, was going to find out what it actually forgave. He was not certain he liked that this was the kind of man he was. He was certain he was going to do it anyway.</w:t>
+      </w:r>
+    </w:p>
+    <w:p>
+      <w:pPr>
+        <w:spacing w:after="240" w:before="240" w:lineRule="auto"/>
+        <w:ind w:firstLine="0"/>
+        <w:rPr/>
+      </w:pPr>
+      <w:r>
+        <w:rPr>
+          <w:rtl w:val="0"/>
+        </w:rPr>
         <w:t xml:space="preserve">He was also aware, at the back of his head, that he was thinking about Mira right now in a different register than the one in which he had thought about her over the cheese yesterday, or the one in which he had thought about her when she said yes against his shoulder on the dock. The cheese-Mira and the yes-Mira had felt like a person. The Mira he was walking back to right now felt, for the duration of this particular walk, more like a panel. He noticed this. He did not, on inspection, especially mind it. He intended to find out what the chart actually permitted, which was not a thing he could do by sitting on her dock catching chubchirps and being polite.</w:t>
       </w:r>
     </w:p>
@@ -21669,21 +21668,72 @@
         <w:rPr>
           <w:rtl w:val="0"/>
         </w:rPr>
-        <w:t xml:space="preserve">Then, on his way past the meadow at the south side of the dock, he stopped. He stood there in the dusk for a beat. He looked at the meadow, full of small purple things and yellow things and white star-shaped things, and he made a small, completely deliberate decision. Then he opened his inventory, walked into the meadow, and started picking flowers. He picked, and picked, and picked, and put bouquet after bouquet into his inventory until the slot read </w:t>
-      </w:r>
-      <w:r>
-        <w:rPr>
-          <w:i w:val="1"/>
-          <w:iCs w:val="1"/>
-          <w:rtl w:val="0"/>
-        </w:rPr>
-        <w:t xml:space="preserve">Bouquet (Wildflower) ×26,</w:t>
-      </w:r>
-      <w:r>
-        <w:rPr>
-          <w:rtl w:val="0"/>
-        </w:rPr>
-        <w:t xml:space="preserve"> and then he stopped because he had run out of meadow.</w:t>
+        <w:t xml:space="preserve">Then, on his way past the meadow at the south side of the dock, he stopped. He stood there in the dusk for a beat. He looked at the meadow, full of small purple things and yellow things and white star-shaped things. He thought about the gauge on Mira's panel. He thought about how forgiving Mira had said the gauge was, and how she had walked him through the bonk-and-recover loop on her own deck like a tutorial, and how she had told him in that hour, more than once, in slightly different words each time, that the gauge was the curriculum and the curriculum was the point.</w:t>
+      </w:r>
+    </w:p>
+    <w:p>
+      <w:pPr>
+        <w:spacing w:after="240" w:before="240" w:lineRule="auto"/>
+        <w:ind w:firstLine="0"/>
+        <w:rPr/>
+      </w:pPr>
+      <w:r>
+        <w:rPr>
+          <w:rtl w:val="0"/>
+        </w:rPr>
+        <w:t xml:space="preserve">He thought about the half-formed plan he had been carrying around in his head all afternoon, which he had not, until this moment, been ready to look at directly.</w:t>
+      </w:r>
+    </w:p>
+    <w:p>
+      <w:pPr>
+        <w:spacing w:after="240" w:before="240" w:lineRule="auto"/>
+        <w:ind w:firstLine="0"/>
+        <w:rPr/>
+      </w:pPr>
+      <w:r>
+        <w:rPr>
+          <w:rtl w:val="0"/>
+        </w:rPr>
+        <w:t xml:space="preserve">The plan, he saw now that he was looking at it, was to bypass.</w:t>
+      </w:r>
+    </w:p>
+    <w:p>
+      <w:pPr>
+        <w:spacing w:after="240" w:before="240" w:lineRule="auto"/>
+        <w:ind w:firstLine="0"/>
+        <w:rPr/>
+      </w:pPr>
+      <w:r>
+        <w:rPr>
+          <w:rtl w:val="0"/>
+        </w:rPr>
+        <w:t xml:space="preserve">Whatever resistance Mira's body had to whatever he was about to ask of her tonight, he was going to be carrying enough flowers in his inventory to flatten that resistance, point for point, before it could organize itself into a no. He was going to overwhelm the gauge. He was, in the system's language, going to cheese it.</w:t>
+      </w:r>
+    </w:p>
+    <w:p>
+      <w:pPr>
+        <w:spacing w:after="240" w:before="240" w:lineRule="auto"/>
+        <w:ind w:firstLine="0"/>
+        <w:rPr/>
+      </w:pPr>
+      <w:r>
+        <w:rPr>
+          <w:rtl w:val="0"/>
+        </w:rPr>
+        <w:t xml:space="preserve">He stood there for another second with that, in the dusk, and noticed that the part of him that should have been embarrassed about it was not, on inspection, embarrassed about it. The part of him that should have been embarrassed had read Mira's coaching on the make-up loop, watched her cross her arms and uncross her arms on cue, and concluded that she would, on balance, prefer the bypass to the negotiation. The part of him that should have been embarrassed had, frankly, been outvoted.</w:t>
+      </w:r>
+    </w:p>
+    <w:p>
+      <w:pPr>
+        <w:spacing w:after="240" w:before="240" w:lineRule="auto"/>
+        <w:ind w:firstLine="0"/>
+        <w:rPr/>
+      </w:pPr>
+      <w:r>
+        <w:rPr>
+          <w:rtl w:val="0"/>
+        </w:rPr>
+        <w:t xml:space="preserve">Then he opened his inventory, walked into the meadow, and started picking flowers. He picked, and picked, and picked, and put bouquet after bouquet into his inventory until the slot read Bouquet (Wildflower) ×26, and then he stopped because he had run out of meadow.</w:t>
       </w:r>
     </w:p>
     <w:p>
@@ -24744,21 +24794,33 @@
         <w:rPr>
           <w:rtl w:val="0"/>
         </w:rPr>
-        <w:t xml:space="preserve">Mira slept on. Her </w:t>
-      </w:r>
-      <w:r>
-        <w:rPr>
-          <w:i w:val="1"/>
-          <w:iCs w:val="1"/>
-          <w:rtl w:val="0"/>
-        </w:rPr>
-        <w:t xml:space="preserve">Tier: Lover</w:t>
-      </w:r>
-      <w:r>
-        <w:rPr>
-          <w:rtl w:val="0"/>
-        </w:rPr>
-        <w:t xml:space="preserve"> gleamed gently next to her cartoon portrait's drawn-on chair. The portrait, in its chair, gave him a small private salute.</w:t>
+        <w:t xml:space="preserve">He noticed, sitting there, that this was the second morning in a row he had been handed a thing about Mira that on Earth would have been the start of a long uncomfortable conversation, and that on this side of whatever he had walked through, the long uncomfortable conversation was not on offer. The list was the list. The system had built her receptive. She did not, that he could tell, mind. She had, in fact, kissed his temple in her sleep when he kissed hers, and her arousal-bar had ticked up another point under his lips before her breathing changed.</w:t>
+      </w:r>
+    </w:p>
+    <w:p>
+      <w:pPr>
+        <w:spacing w:after="240" w:before="240" w:lineRule="auto"/>
+        <w:ind w:firstLine="0"/>
+        <w:rPr/>
+      </w:pPr>
+      <w:r>
+        <w:rPr>
+          <w:rtl w:val="0"/>
+        </w:rPr>
+        <w:t xml:space="preserve">He was treating her, he understood now and was going to keep understanding for some time, like a doll the system had pre-loaded for him. The doll did not seem to mind being treated that way. The part of him that wanted to mind the not-minding was getting smaller every morning he woke up next to her. He noted this without yet deciding whether it was a thing to be alarmed about. He had a list of things to be alarmed about and the list was already long.</w:t>
+      </w:r>
+    </w:p>
+    <w:p>
+      <w:pPr>
+        <w:spacing w:after="240" w:before="240" w:lineRule="auto"/>
+        <w:ind w:firstLine="0"/>
+        <w:rPr/>
+      </w:pPr>
+      <w:r>
+        <w:rPr>
+          <w:rtl w:val="0"/>
+        </w:rPr>
+        <w:t xml:space="preserve">Mira slept on. Her Tier: Lover gleamed gently next to her cartoon portrait's drawn-on chair. The portrait, in its chair, gave him a small private salute.</w:t>
       </w:r>
     </w:p>
     <w:p>
@@ -32304,6 +32366,32 @@
           <w:rtl w:val="0"/>
         </w:rPr>
         <w:t xml:space="preserve">“I didn’t,” she agreed, no shame in her voice. “Because I wanted to. And because the system made it easy to say yes. But the wanting was real, Drew. It still is.” She took his hand and guided it between her legs under the water, letting him feel how warm and slick she still was despite the creek. “See? Even after everything, even with the mood bar having dipped a little, I’m still wet for you. Still ready if you want more. That’s not the HUD forcing me. That’s me.”</w:t>
+      </w:r>
+    </w:p>
+    <w:p>
+      <w:pPr>
+        <w:spacing w:after="240" w:before="240" w:lineRule="auto"/>
+        <w:ind w:firstLine="0"/>
+        <w:rPr/>
+      </w:pPr>
+      <w:r>
+        <w:rPr>
+          <w:rtl w:val="0"/>
+        </w:rPr>
+        <w:t xml:space="preserve">He chose to take her at her word. He noticed, while he chose, that he was choosing. The choosing, he was beginning to think, was the only honest part of the whole arrangement — the part the system did not, and could not, do for him. The wanting being real was Mira’s claim to make. Whether to believe her was his.</w:t>
+      </w:r>
+    </w:p>
+    <w:p>
+      <w:pPr>
+        <w:spacing w:after="240" w:before="240" w:lineRule="auto"/>
+        <w:ind w:firstLine="0"/>
+        <w:rPr/>
+      </w:pPr>
+      <w:r>
+        <w:rPr>
+          <w:rtl w:val="0"/>
+        </w:rPr>
+        <w:t xml:space="preserve">He believed her. Whether he should have was a question for some later morning.</w:t>
       </w:r>
     </w:p>
     <w:p>

--- a/AI Slop Book 1.docx
+++ b/AI Slop Book 1.docx
@@ -36217,6 +36217,84 @@
           <w:rtl w:val="0"/>
         </w:rPr>
         <w:t xml:space="preserve">He was also, in the smaller harder spot at the back of his head, a man who had dreamed of a girl named Lila with Mira's red eyes and his color of hair, and who had watched, in the dream, a tall faceless administrative figure walk out through a piece of meadow that did not exist in any direction the meadow had directions, with his daughter over its shoulder.</w:t>
+      </w:r>
+    </w:p>
+    <w:p>
+      <w:pPr>
+        <w:spacing w:after="240" w:before="240" w:lineRule="auto"/>
+        <w:ind w:firstLine="0"/>
+        <w:rPr/>
+      </w:pPr>
+      <w:r>
+        <w:rPr>
+          <w:rtl w:val="0"/>
+        </w:rPr>
+        <w:t xml:space="preserve">He thought, then, about the woman warm against his ribs.</w:t>
+      </w:r>
+    </w:p>
+    <w:p>
+      <w:pPr>
+        <w:spacing w:after="240" w:before="240" w:lineRule="auto"/>
+        <w:ind w:firstLine="0"/>
+        <w:rPr/>
+      </w:pPr>
+      <w:r>
+        <w:rPr>
+          <w:rtl w:val="0"/>
+        </w:rPr>
+        <w:t xml:space="preserve">He thought about the childhood Mira remembered — the wooden fish her granddad had carved her, her mom busy at the shop, her crying about Branwen on the dock at fifteen. He thought about the editing in those memories that Lyselle had spent two centuries half-noticing in her own. He thought about the figure walking across some other meadow toward a small girl who had not yet been Mira, and about the man who had likely been Mira's father, somewhere, for as long as men like that ever lasted, before the figure had come for her.</w:t>
+      </w:r>
+    </w:p>
+    <w:p>
+      <w:pPr>
+        <w:spacing w:after="240" w:before="240" w:lineRule="auto"/>
+        <w:ind w:firstLine="0"/>
+        <w:rPr/>
+      </w:pPr>
+      <w:r>
+        <w:rPr>
+          <w:rtl w:val="0"/>
+        </w:rPr>
+        <w:t xml:space="preserve">He thought about the bouquet-mountain. He thought about the request list. He thought about the things he had asked Mira to do with her body, which he had asked because the system had taught him he could.</w:t>
+      </w:r>
+    </w:p>
+    <w:p>
+      <w:pPr>
+        <w:spacing w:after="240" w:before="240" w:lineRule="auto"/>
+        <w:ind w:firstLine="0"/>
+        <w:rPr/>
+      </w:pPr>
+      <w:r>
+        <w:rPr>
+          <w:rtl w:val="0"/>
+        </w:rPr>
+        <w:t xml:space="preserve">He had been using a stolen daughter as a doll.</w:t>
+      </w:r>
+    </w:p>
+    <w:p>
+      <w:pPr>
+        <w:spacing w:after="240" w:before="240" w:lineRule="auto"/>
+        <w:ind w:firstLine="0"/>
+        <w:rPr/>
+      </w:pPr>
+      <w:r>
+        <w:rPr>
+          <w:rtl w:val="0"/>
+        </w:rPr>
+        <w:t xml:space="preserve">Mira, in her sleep, breathed out and turned her face into the side of his arm.</w:t>
+      </w:r>
+    </w:p>
+    <w:p>
+      <w:pPr>
+        <w:spacing w:after="240" w:before="240" w:lineRule="auto"/>
+        <w:ind w:firstLine="0"/>
+        <w:rPr/>
+      </w:pPr>
+      <w:r>
+        <w:rPr>
+          <w:rtl w:val="0"/>
+        </w:rPr>
+        <w:t xml:space="preserve">He brushed the thought aside, the way a man brushes aside a thing he is not yet ready to put on a workbench. It was, after all, just a dream — a thing one elder had heard a couple of versions of in two centuries of correspondence, and which she had told him to wait on. The Mira against his ribs was a real woman who had said yes and meant it. The doll-mode was the system's, not his. He told himself that. He noticed, on the second telling, that he was telling himself.</w:t>
       </w:r>
     </w:p>
     <w:p>

--- a/AI Slop Book 1.docx
+++ b/AI Slop Book 1.docx
@@ -1514,7 +1514,7 @@
         <w:rPr>
           <w:rtl w:val="0"/>
         </w:rPr>
-        <w:t xml:space="preserve">He patted the pockets twice anyway, because that was what a person did.</w:t>
+        <w:t xml:space="preserve">He was wearing his clothes. Flannel, jeans, boots, all of it sodden and dragging at him. His tackle was gone. His paddle was gone. His kayak was gone. His phone, his wallet, his keys, the granola bar in his jacket pocket, all of it was gone. He patted the pockets twice anyway, because that was what a person did.</w:t>
       </w:r>
     </w:p>
     <w:p>
@@ -13114,7 +13114,7 @@
         <w:rPr>
           <w:rtl w:val="0"/>
         </w:rPr>
-        <w:t xml:space="preserve">The chubchirp on the dock was still flopping. Banjo was watching it with a moral seriousness Drew was going to have to address eventually. Behind him, very lightly, Mira put one hand briefly between his shoulder blades and then took it away again, and somewhere in the part of his mind that was still keeping a list of things to think about later, the </w:t>
+        <w:t xml:space="preserve">The chubchirp on the dock was still flopping. Banjo was watching it with a moral seriousness Drew was going to have to address eventually. Somewhere in the part of his mind that was still keeping a list of things to think about later, the </w:t>
       </w:r>
       <w:r>
         <w:rPr>
@@ -16267,32 +16267,6 @@
         <w:rPr>
           <w:rtl w:val="0"/>
         </w:rPr>
-        <w:t xml:space="preserve">She pinned the shoulder, and the other shoulder, and pulled the pin from her teeth.</w:t>
-      </w:r>
-    </w:p>
-    <w:p>
-      <w:pPr>
-        <w:spacing w:after="240" w:before="240" w:lineRule="auto"/>
-        <w:ind w:firstLine="0"/>
-        <w:rPr/>
-      </w:pPr>
-      <w:r>
-        <w:rPr>
-          <w:rtl w:val="0"/>
-        </w:rPr>
-        <w:t xml:space="preserve">"What kind?"</w:t>
-      </w:r>
-    </w:p>
-    <w:p>
-      <w:pPr>
-        <w:spacing w:after="240" w:before="240" w:lineRule="auto"/>
-        <w:ind w:firstLine="0"/>
-        <w:rPr/>
-      </w:pPr>
-      <w:r>
-        <w:rPr>
-          <w:rtl w:val="0"/>
-        </w:rPr>
         <w:t xml:space="preserve">"The kind where I find out what the make-up loop covers."</w:t>
       </w:r>
     </w:p>
@@ -33830,7 +33804,7 @@
         <w:rPr>
           <w:rtl w:val="0"/>
         </w:rPr>
-        <w:t xml:space="preserve">"That's what I want. Not a competition with the half-elf."</w:t>
+        <w:t xml:space="preserve">"Listen, Halloran. When the boathouse is done, you will sleep in it on the first night. I am not, on the first night, going to come over. Mira is going to, possibly. Lyselle, possibly. You and I will, on a different night, after, do our own thing in our own way. I am not racing. You are not racing me. The boathouse is the boathouse. Please ask me to come fishing with you sometime in the second week. That's what I want. Not a competition with the half-elf."</w:t>
       </w:r>
     </w:p>
     <w:p>

--- a/AI Slop Book 1.docx
+++ b/AI Slop Book 1.docx
@@ -16293,33 +16293,7 @@
         <w:rPr>
           <w:rtl w:val="0"/>
         </w:rPr>
-        <w:t xml:space="preserve">"Drew Halloran."</w:t>
-      </w:r>
-    </w:p>
-    <w:p>
-      <w:pPr>
-        <w:spacing w:after="240" w:before="240" w:lineRule="auto"/>
-        <w:ind w:firstLine="0"/>
-        <w:rPr/>
-      </w:pPr>
-      <w:r>
-        <w:rPr>
-          <w:rtl w:val="0"/>
-        </w:rPr>
-        <w:t xml:space="preserve">"Mira Holloway."</w:t>
-      </w:r>
-    </w:p>
-    <w:p>
-      <w:pPr>
-        <w:spacing w:after="240" w:before="240" w:lineRule="auto"/>
-        <w:ind w:firstLine="0"/>
-        <w:rPr/>
-      </w:pPr>
-      <w:r>
-        <w:rPr>
-          <w:rtl w:val="0"/>
-        </w:rPr>
-        <w:t xml:space="preserve">"Are you about to be a little bit of a brat?"</w:t>
+        <w:t xml:space="preserve">"Drew Halloran, are you about to be a little bit of a brat?"</w:t>
       </w:r>
     </w:p>
     <w:p>
@@ -23565,7 +23539,7 @@
         <w:rPr>
           <w:rtl w:val="0"/>
         </w:rPr>
-        <w:t xml:space="preserve">He was still dead. Still in another world. Still the village’s Main Protagonist with a dog, a floating boathouse to build, and approximately twenty-six bouquets left in his inventory.</w:t>
+        <w:t xml:space="preserve">He was still dead. Still in another world. Still the village’s Main Protagonist with a dog, a floating boathouse to build, and a small soft mountain of wildflowers piled at the foot of the bed where his inventory used to be.</w:t>
       </w:r>
     </w:p>
     <w:p>
@@ -28298,89 +28272,20 @@
         <w:rPr>
           <w:rtl w:val="0"/>
         </w:rPr>
-        <w:t xml:space="preserve">"Drew Halloran."</w:t>
-      </w:r>
-    </w:p>
-    <w:p>
-      <w:pPr>
-        <w:spacing w:after="240" w:before="240" w:lineRule="auto"/>
-        <w:ind w:firstLine="0"/>
-        <w:rPr/>
-      </w:pPr>
-      <w:r>
-        <w:rPr>
-          <w:rtl w:val="0"/>
-        </w:rPr>
-        <w:t xml:space="preserve">"Yeah?"</w:t>
-      </w:r>
-    </w:p>
-    <w:p>
-      <w:pPr>
-        <w:spacing w:after="240" w:before="240" w:lineRule="auto"/>
-        <w:ind w:firstLine="0"/>
-        <w:rPr/>
-      </w:pPr>
-      <w:r>
-        <w:rPr>
-          <w:rtl w:val="0"/>
-        </w:rPr>
-        <w:t xml:space="preserve">"I love you too. Even when you say it like that. </w:t>
-      </w:r>
-      <w:r>
-        <w:rPr>
-          <w:i w:val="1"/>
-          <w:iCs w:val="1"/>
-          <w:rtl w:val="0"/>
-        </w:rPr>
-        <w:t xml:space="preserve">Especially</w:t>
-      </w:r>
-      <w:r>
-        <w:rPr>
-          <w:rtl w:val="0"/>
-        </w:rPr>
-        <w:t xml:space="preserve"> when you say it like that, given the </w:t>
-      </w:r>
-      <w:r>
-        <w:rPr>
-          <w:i w:val="1"/>
-          <w:iCs w:val="1"/>
-          <w:rtl w:val="0"/>
-        </w:rPr>
-        <w:t xml:space="preserve">circumstances</w:t>
-      </w:r>
-      <w:r>
-        <w:rPr>
-          <w:rtl w:val="0"/>
-        </w:rPr>
-        <w:t xml:space="preserve"> you said it under, which were </w:t>
-      </w:r>
-      <w:r>
-        <w:rPr>
-          <w:i w:val="1"/>
-          <w:iCs w:val="1"/>
-          <w:rtl w:val="0"/>
-        </w:rPr>
-        <w:t xml:space="preserve">upset man at three in the morning,</w:t>
-      </w:r>
-      <w:r>
-        <w:rPr>
-          <w:rtl w:val="0"/>
-        </w:rPr>
-        <w:t xml:space="preserve"> which is a </w:t>
-      </w:r>
-      <w:r>
-        <w:rPr>
-          <w:i w:val="1"/>
-          <w:iCs w:val="1"/>
-          <w:rtl w:val="0"/>
-        </w:rPr>
-        <w:t xml:space="preserve">very</w:t>
-      </w:r>
-      <w:r>
-        <w:rPr>
-          <w:rtl w:val="0"/>
-        </w:rPr>
-        <w:t xml:space="preserve"> Drew way to do it, but — yeah. Mhm. Yeah. Lie down. I'll stay awake until you're asleep."</w:t>
+        <w:t xml:space="preserve">Mira put two fingers under his chin and tilted his face toward hers.</w:t>
+      </w:r>
+    </w:p>
+    <w:p>
+      <w:pPr>
+        <w:spacing w:after="240" w:before="240" w:lineRule="auto"/>
+        <w:ind w:firstLine="0"/>
+        <w:rPr/>
+      </w:pPr>
+      <w:r>
+        <w:rPr>
+          <w:rtl w:val="0"/>
+        </w:rPr>
+        <w:t xml:space="preserve">"Drew Halloran. I love you too. Even when you say it like that. Especially when you say it like that, given the circumstances you said it under, which were upset man at three in the morning, which is a very Drew way to do it, but — yeah. Mhm. Yeah. Lie down. I'll stay awake until you're asleep."</w:t>
       </w:r>
     </w:p>
     <w:p>
@@ -35846,33 +35751,7 @@
         <w:rPr>
           <w:rtl w:val="0"/>
         </w:rPr>
-        <w:t xml:space="preserve">"Drew Halloran."</w:t>
-      </w:r>
-    </w:p>
-    <w:p>
-      <w:pPr>
-        <w:spacing w:after="240" w:before="240" w:lineRule="auto"/>
-        <w:ind w:firstLine="0"/>
-        <w:rPr/>
-      </w:pPr>
-      <w:r>
-        <w:rPr>
-          <w:rtl w:val="0"/>
-        </w:rPr>
-        <w:t xml:space="preserve">"Yeah?"</w:t>
-      </w:r>
-    </w:p>
-    <w:p>
-      <w:pPr>
-        <w:spacing w:after="240" w:before="240" w:lineRule="auto"/>
-        <w:ind w:firstLine="0"/>
-        <w:rPr/>
-      </w:pPr>
-      <w:r>
-        <w:rPr>
-          <w:rtl w:val="0"/>
-        </w:rPr>
-        <w:t xml:space="preserve">"I am the one who suggested it."</w:t>
+        <w:t xml:space="preserve">"Drew Halloran. I am the one who suggested it."</w:t>
       </w:r>
     </w:p>
     <w:p>

--- a/AI Slop Book 1.docx
+++ b/AI Slop Book 1.docx
@@ -6914,7 +6914,7 @@
         <w:rPr>
           <w:rtl w:val="0"/>
         </w:rPr>
-        <w:t xml:space="preserve">"Okay," he said. "What are the locked ones."</w:t>
+        <w:t xml:space="preserve">"Okay," he said. "What are the locked ones?"</w:t>
       </w:r>
     </w:p>
     <w:p>
@@ -8038,7 +8038,7 @@
         <w:rPr>
           <w:rtl w:val="0"/>
         </w:rPr>
-        <w:t xml:space="preserve">"Was it."</w:t>
+        <w:t xml:space="preserve">"Was it?"</w:t>
       </w:r>
     </w:p>
     <w:p>
@@ -11220,46 +11220,20 @@
         <w:rPr>
           <w:rtl w:val="0"/>
         </w:rPr>
-        <w:t xml:space="preserve">"You said you were Lv. 4."</w:t>
-      </w:r>
-    </w:p>
-    <w:p>
-      <w:pPr>
-        <w:spacing w:after="240" w:before="240" w:lineRule="auto"/>
-        <w:ind w:firstLine="0"/>
-        <w:rPr/>
-      </w:pPr>
-      <w:r>
-        <w:rPr>
-          <w:rtl w:val="0"/>
-        </w:rPr>
-        <w:t xml:space="preserve">"Yeah."</w:t>
-      </w:r>
-    </w:p>
-    <w:p>
-      <w:pPr>
-        <w:spacing w:after="240" w:before="240" w:lineRule="auto"/>
-        <w:ind w:firstLine="0"/>
-        <w:rPr/>
-      </w:pPr>
-      <w:r>
-        <w:rPr>
-          <w:rtl w:val="0"/>
-        </w:rPr>
-        <w:t xml:space="preserve">"And I'm Lv. 1."</w:t>
-      </w:r>
-    </w:p>
-    <w:p>
-      <w:pPr>
-        <w:spacing w:after="240" w:before="240" w:lineRule="auto"/>
-        <w:ind w:firstLine="0"/>
-        <w:rPr/>
-      </w:pPr>
-      <w:r>
-        <w:rPr>
-          <w:rtl w:val="0"/>
-        </w:rPr>
-        <w:t xml:space="preserve">"Yeah."</w:t>
+        <w:t xml:space="preserve">"You said you were Lv. 4. And I'm Lv. 1."</w:t>
+      </w:r>
+    </w:p>
+    <w:p>
+      <w:pPr>
+        <w:spacing w:after="240" w:before="240" w:lineRule="auto"/>
+        <w:ind w:firstLine="0"/>
+        <w:rPr/>
+      </w:pPr>
+      <w:r>
+        <w:rPr>
+          <w:rtl w:val="0"/>
+        </w:rPr>
+        <w:t xml:space="preserve">She nodded over her bowl and waited him out.</w:t>
       </w:r>
     </w:p>
     <w:p>
@@ -16631,7 +16605,7 @@
         <w:rPr>
           <w:rtl w:val="0"/>
         </w:rPr>
-        <w:t xml:space="preserve">"Did that — did your panel do anything more."</w:t>
+        <w:t xml:space="preserve">"Did that — did your panel do anything more?"</w:t>
       </w:r>
     </w:p>
     <w:p>
@@ -26805,7 +26779,7 @@
         <w:rPr>
           <w:rtl w:val="0"/>
         </w:rPr>
-        <w:t xml:space="preserve">"Did the things you remember happen."</w:t>
+        <w:t xml:space="preserve">"Did the things you remember happen?"</w:t>
       </w:r>
     </w:p>
     <w:p>
@@ -27972,33 +27946,7 @@
         <w:rPr>
           <w:rtl w:val="0"/>
         </w:rPr>
-        <w:t xml:space="preserve">"I'm here."</w:t>
-      </w:r>
-    </w:p>
-    <w:p>
-      <w:pPr>
-        <w:spacing w:after="240" w:before="240" w:lineRule="auto"/>
-        <w:ind w:firstLine="0"/>
-        <w:rPr/>
-      </w:pPr>
-      <w:r>
-        <w:rPr>
-          <w:rtl w:val="0"/>
-        </w:rPr>
-        <w:t xml:space="preserve">"Yeah."</w:t>
-      </w:r>
-    </w:p>
-    <w:p>
-      <w:pPr>
-        <w:spacing w:after="240" w:before="240" w:lineRule="auto"/>
-        <w:ind w:firstLine="0"/>
-        <w:rPr/>
-      </w:pPr>
-      <w:r>
-        <w:rPr>
-          <w:rtl w:val="0"/>
-        </w:rPr>
-        <w:t xml:space="preserve">"I'm — yeah. I'm okay. Hi. I'm okay."</w:t>
+        <w:t xml:space="preserve">"I'm here. I'm — yeah. I'm okay. Hi. I'm okay."</w:t>
       </w:r>
     </w:p>
     <w:p>
@@ -28063,7 +28011,7 @@
         <w:rPr>
           <w:rtl w:val="0"/>
         </w:rPr>
-        <w:t xml:space="preserve">"Was it the not-remembering thing again."</w:t>
+        <w:t xml:space="preserve">"Was it the not-remembering thing again?"</w:t>
       </w:r>
     </w:p>
     <w:p>
@@ -28115,6 +28063,32 @@
         <w:rPr>
           <w:rtl w:val="0"/>
         </w:rPr>
+        <w:t xml:space="preserve">Mira's hand stilled on his sternum.</w:t>
+      </w:r>
+    </w:p>
+    <w:p>
+      <w:pPr>
+        <w:spacing w:after="240" w:before="240" w:lineRule="auto"/>
+        <w:ind w:firstLine="0"/>
+        <w:rPr/>
+      </w:pPr>
+      <w:r>
+        <w:rPr>
+          <w:rtl w:val="0"/>
+        </w:rPr>
+        <w:t xml:space="preserve">"All of it?"</w:t>
+      </w:r>
+    </w:p>
+    <w:p>
+      <w:pPr>
+        <w:spacing w:after="240" w:before="240" w:lineRule="auto"/>
+        <w:ind w:firstLine="0"/>
+        <w:rPr/>
+      </w:pPr>
+      <w:r>
+        <w:rPr>
+          <w:rtl w:val="0"/>
+        </w:rPr>
         <w:t xml:space="preserve">"All of it."</w:t>
       </w:r>
     </w:p>
@@ -28128,19 +28102,6 @@
         <w:rPr>
           <w:rtl w:val="0"/>
         </w:rPr>
-        <w:t xml:space="preserve">"All of it."</w:t>
-      </w:r>
-    </w:p>
-    <w:p>
-      <w:pPr>
-        <w:spacing w:after="240" w:before="240" w:lineRule="auto"/>
-        <w:ind w:firstLine="0"/>
-        <w:rPr/>
-      </w:pPr>
-      <w:r>
-        <w:rPr>
-          <w:rtl w:val="0"/>
-        </w:rPr>
         <w:t xml:space="preserve">She was quiet for a second.</w:t>
       </w:r>
     </w:p>
@@ -28246,7 +28207,7 @@
         <w:rPr>
           <w:rtl w:val="0"/>
         </w:rPr>
-        <w:t xml:space="preserve">"Okay."</w:t>
+        <w:t xml:space="preserve">She went still under his hand for a beat.</w:t>
       </w:r>
     </w:p>
     <w:p>
@@ -29052,7 +29013,7 @@
         <w:rPr>
           <w:rtl w:val="0"/>
         </w:rPr>
-        <w:t xml:space="preserve">"Should I tell Mira."</w:t>
+        <w:t xml:space="preserve">"Should I tell Mira?"</w:t>
       </w:r>
     </w:p>
     <w:p>
@@ -33683,7 +33644,7 @@
         <w:rPr>
           <w:rtl w:val="0"/>
         </w:rPr>
-        <w:t xml:space="preserve">"Branwen, are we — is this. I mean."</w:t>
+        <w:t xml:space="preserve">"Branwen, are we — is this... I mean."</w:t>
       </w:r>
     </w:p>
     <w:p>
